--- a/K/C projects (1 semester)/labs_tasks.docx
+++ b/K/C projects (1 semester)/labs_tasks.docx
@@ -4,1679 +4,6 @@
   <w:body>
     <w:p>
       <w:pPr>
-        <w:pStyle w:val="Default"/>
-        <w:spacing w:line="360" w:lineRule="auto"/>
-        <w:jc w:val="center"/>
-        <w:rPr>
-          <w:color w:val="auto"/>
-        </w:rPr>
-      </w:pPr>
-      <w:r>
-        <w:rPr>
-          <w:color w:val="auto"/>
-        </w:rPr>
-        <w:t>МИНИСТЕРСТВО НАУКИ И ВЫСШЕГО ОБРАЗОВАНИЯ</w:t>
-      </w:r>
-    </w:p>
-    <w:p>
-      <w:pPr>
-        <w:pStyle w:val="Default"/>
-        <w:spacing w:line="360" w:lineRule="auto"/>
-        <w:jc w:val="center"/>
-        <w:rPr>
-          <w:color w:val="auto"/>
-        </w:rPr>
-      </w:pPr>
-      <w:r>
-        <w:rPr>
-          <w:color w:val="auto"/>
-        </w:rPr>
-        <w:t>РОССИЙСКОЙ ФЕДЕРАЦИИ</w:t>
-      </w:r>
-    </w:p>
-    <w:p>
-      <w:pPr>
-        <w:pStyle w:val="Default"/>
-        <w:spacing w:line="360" w:lineRule="auto"/>
-        <w:jc w:val="center"/>
-        <w:rPr>
-          <w:color w:val="auto"/>
-        </w:rPr>
-      </w:pPr>
-      <w:r>
-        <w:rPr>
-          <w:color w:val="auto"/>
-        </w:rPr>
-        <w:t>Федеральное государственное автономное образовательное учреждение высшего образования «Балтийский федеральный университет имени Иммануила Канта»</w:t>
-      </w:r>
-    </w:p>
-    <w:p>
-      <w:pPr>
-        <w:spacing w:after="0" w:line="25" w:lineRule="atLeast"/>
-        <w:jc w:val="both"/>
-        <w:rPr>
-          <w:rFonts w:ascii="Times New Roman" w:hAnsi="Times New Roman" w:cs="Times New Roman"/>
-          <w:sz w:val="24"/>
-          <w:szCs w:val="24"/>
-        </w:rPr>
-      </w:pPr>
-    </w:p>
-    <w:p>
-      <w:pPr>
-        <w:spacing w:after="0" w:line="25" w:lineRule="atLeast"/>
-        <w:jc w:val="center"/>
-        <w:rPr>
-          <w:rFonts w:ascii="Times New Roman" w:hAnsi="Times New Roman" w:cs="Times New Roman"/>
-          <w:sz w:val="24"/>
-          <w:szCs w:val="24"/>
-        </w:rPr>
-      </w:pPr>
-      <w:r>
-        <w:rPr>
-          <w:rFonts w:ascii="Times New Roman" w:hAnsi="Times New Roman" w:cs="Times New Roman"/>
-          <w:sz w:val="24"/>
-          <w:szCs w:val="24"/>
-        </w:rPr>
-        <w:t>ОНК «Институт высоких технологий»</w:t>
-      </w:r>
-    </w:p>
-    <w:p>
-      <w:pPr>
-        <w:spacing w:after="0" w:line="25" w:lineRule="atLeast"/>
-        <w:jc w:val="both"/>
-        <w:rPr>
-          <w:rFonts w:ascii="Times New Roman" w:hAnsi="Times New Roman" w:cs="Times New Roman"/>
-          <w:sz w:val="24"/>
-          <w:szCs w:val="24"/>
-        </w:rPr>
-      </w:pPr>
-    </w:p>
-    <w:p>
-      <w:pPr>
-        <w:spacing w:after="0" w:line="25" w:lineRule="atLeast"/>
-        <w:jc w:val="both"/>
-        <w:rPr>
-          <w:rFonts w:ascii="Times New Roman" w:hAnsi="Times New Roman" w:cs="Times New Roman"/>
-          <w:sz w:val="24"/>
-          <w:szCs w:val="24"/>
-        </w:rPr>
-      </w:pPr>
-    </w:p>
-    <w:p>
-      <w:pPr>
-        <w:spacing w:after="0" w:line="25" w:lineRule="atLeast"/>
-        <w:jc w:val="both"/>
-        <w:rPr>
-          <w:rFonts w:ascii="Times New Roman" w:hAnsi="Times New Roman" w:cs="Times New Roman"/>
-          <w:sz w:val="24"/>
-          <w:szCs w:val="24"/>
-        </w:rPr>
-      </w:pPr>
-    </w:p>
-    <w:p>
-      <w:pPr>
-        <w:spacing w:after="0" w:line="25" w:lineRule="atLeast"/>
-        <w:jc w:val="both"/>
-        <w:rPr>
-          <w:rFonts w:ascii="Times New Roman" w:hAnsi="Times New Roman" w:cs="Times New Roman"/>
-          <w:sz w:val="24"/>
-          <w:szCs w:val="24"/>
-        </w:rPr>
-      </w:pPr>
-    </w:p>
-    <w:p>
-      <w:pPr>
-        <w:spacing w:after="0" w:line="25" w:lineRule="atLeast"/>
-        <w:jc w:val="both"/>
-        <w:rPr>
-          <w:rFonts w:ascii="Times New Roman" w:hAnsi="Times New Roman" w:cs="Times New Roman"/>
-          <w:sz w:val="24"/>
-          <w:szCs w:val="24"/>
-        </w:rPr>
-      </w:pPr>
-    </w:p>
-    <w:p>
-      <w:pPr>
-        <w:spacing w:after="0" w:line="25" w:lineRule="atLeast"/>
-        <w:jc w:val="center"/>
-        <w:rPr>
-          <w:rFonts w:ascii="Times New Roman" w:hAnsi="Times New Roman" w:cs="Times New Roman"/>
-          <w:sz w:val="24"/>
-          <w:szCs w:val="24"/>
-        </w:rPr>
-      </w:pPr>
-      <w:commentRangeStart w:id="0"/>
-      <w:r>
-        <w:rPr>
-          <w:rFonts w:ascii="Times New Roman" w:hAnsi="Times New Roman" w:cs="Times New Roman"/>
-          <w:sz w:val="24"/>
-          <w:szCs w:val="24"/>
-        </w:rPr>
-        <w:t>ОТЧЁТ О ПРОХОЖДЕНИИ</w:t>
-      </w:r>
-    </w:p>
-    <w:p>
-      <w:pPr>
-        <w:spacing w:after="0" w:line="360" w:lineRule="auto"/>
-        <w:jc w:val="center"/>
-        <w:rPr>
-          <w:rFonts w:ascii="Times New Roman" w:hAnsi="Times New Roman" w:cs="Times New Roman"/>
-          <w:sz w:val="24"/>
-          <w:szCs w:val="24"/>
-        </w:rPr>
-      </w:pPr>
-      <w:r>
-        <w:rPr>
-          <w:rFonts w:ascii="Times New Roman" w:hAnsi="Times New Roman" w:cs="Times New Roman"/>
-          <w:sz w:val="24"/>
-          <w:szCs w:val="24"/>
-        </w:rPr>
-        <w:t>УЧЕБНО-ТЕХНОЛОГИЧЕСКОЙ (ПРОЕКТНО-ТЕХНОЛОГИЧЕСКОЙ) ПРАКТИКИ</w:t>
-      </w:r>
-      <w:commentRangeEnd w:id="0"/>
-      <w:r>
-        <w:rPr>
-          <w:rStyle w:val="ab"/>
-        </w:rPr>
-        <w:commentReference w:id="0"/>
-      </w:r>
-    </w:p>
-    <w:p>
-      <w:pPr>
-        <w:spacing w:after="0" w:line="360" w:lineRule="auto"/>
-        <w:jc w:val="both"/>
-        <w:rPr>
-          <w:rFonts w:ascii="Times New Roman" w:hAnsi="Times New Roman" w:cs="Times New Roman"/>
-          <w:sz w:val="24"/>
-          <w:szCs w:val="24"/>
-        </w:rPr>
-      </w:pPr>
-    </w:p>
-    <w:p>
-      <w:pPr>
-        <w:spacing w:after="0" w:line="360" w:lineRule="auto"/>
-        <w:jc w:val="center"/>
-        <w:rPr>
-          <w:rFonts w:ascii="Times New Roman" w:hAnsi="Times New Roman" w:cs="Times New Roman"/>
-          <w:sz w:val="24"/>
-          <w:szCs w:val="24"/>
-        </w:rPr>
-      </w:pPr>
-      <w:r>
-        <w:rPr>
-          <w:rFonts w:ascii="Times New Roman" w:hAnsi="Times New Roman" w:cs="Times New Roman"/>
-          <w:sz w:val="24"/>
-          <w:szCs w:val="24"/>
-        </w:rPr>
-        <w:t xml:space="preserve">на базе </w:t>
-      </w:r>
-      <w:r>
-        <w:rPr>
-          <w:rFonts w:ascii="Times New Roman" w:hAnsi="Times New Roman" w:cs="Times New Roman"/>
-          <w:sz w:val="24"/>
-          <w:szCs w:val="24"/>
-        </w:rPr>
-        <w:t>Высшей школы компьютерных наук и прикладной математики</w:t>
-      </w:r>
-    </w:p>
-    <w:p>
-      <w:pPr>
-        <w:spacing w:after="0" w:line="25" w:lineRule="atLeast"/>
-        <w:jc w:val="both"/>
-        <w:rPr>
-          <w:rFonts w:ascii="Times New Roman" w:hAnsi="Times New Roman" w:cs="Times New Roman"/>
-          <w:sz w:val="24"/>
-          <w:szCs w:val="24"/>
-        </w:rPr>
-      </w:pPr>
-    </w:p>
-    <w:p>
-      <w:pPr>
-        <w:spacing w:after="0" w:line="25" w:lineRule="atLeast"/>
-        <w:jc w:val="both"/>
-        <w:rPr>
-          <w:rFonts w:ascii="Times New Roman" w:hAnsi="Times New Roman" w:cs="Times New Roman"/>
-          <w:sz w:val="24"/>
-          <w:szCs w:val="24"/>
-        </w:rPr>
-      </w:pPr>
-    </w:p>
-    <w:p>
-      <w:pPr>
-        <w:spacing w:after="0" w:line="25" w:lineRule="atLeast"/>
-        <w:jc w:val="both"/>
-        <w:rPr>
-          <w:rFonts w:ascii="Times New Roman" w:hAnsi="Times New Roman" w:cs="Times New Roman"/>
-          <w:sz w:val="24"/>
-          <w:szCs w:val="24"/>
-        </w:rPr>
-      </w:pPr>
-    </w:p>
-    <w:p>
-      <w:pPr>
-        <w:spacing w:after="0" w:line="25" w:lineRule="atLeast"/>
-        <w:jc w:val="both"/>
-        <w:rPr>
-          <w:rFonts w:ascii="Times New Roman" w:hAnsi="Times New Roman" w:cs="Times New Roman"/>
-          <w:sz w:val="24"/>
-          <w:szCs w:val="24"/>
-        </w:rPr>
-      </w:pPr>
-      <w:r>
-        <w:rPr>
-          <w:rFonts w:ascii="Times New Roman" w:hAnsi="Times New Roman" w:cs="Times New Roman"/>
-          <w:sz w:val="24"/>
-          <w:szCs w:val="24"/>
-        </w:rPr>
-        <w:t>Выполнил</w:t>
-      </w:r>
-      <w:r>
-        <w:rPr>
-          <w:rFonts w:ascii="Times New Roman" w:hAnsi="Times New Roman" w:cs="Times New Roman"/>
-          <w:color w:val="FF0000"/>
-          <w:sz w:val="24"/>
-          <w:szCs w:val="24"/>
-        </w:rPr>
-        <w:t xml:space="preserve"> </w:t>
-      </w:r>
-      <w:r>
-        <w:rPr>
-          <w:rFonts w:ascii="Times New Roman" w:hAnsi="Times New Roman" w:cs="Times New Roman"/>
-          <w:color w:val="000000" w:themeColor="text1"/>
-          <w:sz w:val="24"/>
-          <w:szCs w:val="24"/>
-        </w:rPr>
-        <w:t>Пилипенко Александр Леонидович</w:t>
-      </w:r>
-      <w:r>
-        <w:rPr>
-          <w:rFonts w:ascii="Times New Roman" w:hAnsi="Times New Roman" w:cs="Times New Roman"/>
-          <w:sz w:val="24"/>
-          <w:szCs w:val="24"/>
-        </w:rPr>
-        <w:tab/>
-      </w:r>
-      <w:r>
-        <w:rPr>
-          <w:rFonts w:ascii="Times New Roman" w:hAnsi="Times New Roman" w:cs="Times New Roman"/>
-          <w:sz w:val="24"/>
-          <w:szCs w:val="24"/>
-        </w:rPr>
-        <w:tab/>
-      </w:r>
-      <w:r>
-        <w:rPr>
-          <w:rFonts w:ascii="Times New Roman" w:hAnsi="Times New Roman" w:cs="Times New Roman"/>
-          <w:sz w:val="24"/>
-          <w:szCs w:val="24"/>
-        </w:rPr>
-        <w:tab/>
-      </w:r>
-      <w:r>
-        <w:rPr>
-          <w:rFonts w:ascii="Times New Roman" w:hAnsi="Times New Roman" w:cs="Times New Roman"/>
-          <w:sz w:val="24"/>
-          <w:szCs w:val="24"/>
-        </w:rPr>
-        <w:tab/>
-      </w:r>
-      <w:commentRangeStart w:id="1"/>
-      <w:r>
-        <w:rPr>
-          <w:rFonts w:ascii="Times New Roman" w:hAnsi="Times New Roman" w:cs="Times New Roman"/>
-          <w:sz w:val="24"/>
-          <w:szCs w:val="24"/>
-        </w:rPr>
-        <w:t>________________________</w:t>
-      </w:r>
-    </w:p>
-    <w:commentRangeEnd w:id="1"/>
-    <w:p>
-      <w:pPr>
-        <w:spacing w:after="0" w:line="25" w:lineRule="atLeast"/>
-        <w:jc w:val="both"/>
-        <w:rPr>
-          <w:rFonts w:ascii="Times New Roman" w:hAnsi="Times New Roman" w:cs="Times New Roman"/>
-          <w:sz w:val="24"/>
-          <w:szCs w:val="24"/>
-        </w:rPr>
-      </w:pPr>
-      <w:r>
-        <w:rPr>
-          <w:rStyle w:val="ab"/>
-        </w:rPr>
-        <w:commentReference w:id="1"/>
-      </w:r>
-    </w:p>
-    <w:p>
-      <w:pPr>
-        <w:spacing w:after="0" w:line="25" w:lineRule="atLeast"/>
-        <w:ind w:left="1416"/>
-        <w:jc w:val="both"/>
-        <w:rPr>
-          <w:rFonts w:ascii="Times New Roman" w:eastAsia="Times New Roman" w:hAnsi="Times New Roman" w:cs="Times New Roman"/>
-          <w:sz w:val="24"/>
-          <w:szCs w:val="24"/>
-          <w:lang w:eastAsia="ru-RU"/>
-        </w:rPr>
-      </w:pPr>
-      <w:r>
-        <w:rPr>
-          <w:rFonts w:ascii="Times New Roman" w:hAnsi="Times New Roman" w:cs="Times New Roman"/>
-          <w:sz w:val="24"/>
-          <w:szCs w:val="24"/>
-        </w:rPr>
-        <w:t>студент</w:t>
-      </w:r>
-      <w:r>
-        <w:rPr>
-          <w:rFonts w:ascii="Times New Roman" w:hAnsi="Times New Roman" w:cs="Times New Roman"/>
-          <w:color w:val="FF0000"/>
-          <w:sz w:val="24"/>
-          <w:szCs w:val="24"/>
-        </w:rPr>
-        <w:t xml:space="preserve"> </w:t>
-      </w:r>
-      <w:r>
-        <w:rPr>
-          <w:rFonts w:ascii="Times New Roman" w:hAnsi="Times New Roman" w:cs="Times New Roman"/>
-          <w:sz w:val="24"/>
-          <w:szCs w:val="24"/>
-        </w:rPr>
-        <w:t>очной формы обучения 1 курса</w:t>
-      </w:r>
-    </w:p>
-    <w:p>
-      <w:pPr>
-        <w:spacing w:after="0" w:line="25" w:lineRule="atLeast"/>
-        <w:ind w:left="1416"/>
-        <w:jc w:val="both"/>
-        <w:rPr>
-          <w:rFonts w:ascii="Times New Roman" w:hAnsi="Times New Roman" w:cs="Times New Roman"/>
-          <w:sz w:val="24"/>
-          <w:szCs w:val="24"/>
-        </w:rPr>
-      </w:pPr>
-      <w:r>
-        <w:rPr>
-          <w:rFonts w:ascii="Times New Roman" w:hAnsi="Times New Roman" w:cs="Times New Roman"/>
-          <w:sz w:val="24"/>
-          <w:szCs w:val="24"/>
-        </w:rPr>
-        <w:t>направления подготовки 01.03.02 Прикладная математика и информатика</w:t>
-      </w:r>
-    </w:p>
-    <w:p>
-      <w:pPr>
-        <w:spacing w:after="0" w:line="25" w:lineRule="atLeast"/>
-        <w:ind w:left="1416"/>
-        <w:jc w:val="both"/>
-        <w:rPr>
-          <w:rFonts w:ascii="Times New Roman" w:hAnsi="Times New Roman" w:cs="Times New Roman"/>
-          <w:sz w:val="24"/>
-          <w:szCs w:val="24"/>
-        </w:rPr>
-      </w:pPr>
-      <w:r>
-        <w:rPr>
-          <w:rFonts w:ascii="Times New Roman" w:hAnsi="Times New Roman" w:cs="Times New Roman"/>
-          <w:sz w:val="24"/>
-          <w:szCs w:val="24"/>
-        </w:rPr>
-        <w:t>профиль обучения «</w:t>
-      </w:r>
-      <w:r>
-        <w:rPr>
-          <w:rFonts w:ascii="Times New Roman" w:hAnsi="Times New Roman" w:cs="Times New Roman"/>
-          <w:sz w:val="24"/>
-          <w:szCs w:val="24"/>
-        </w:rPr>
-        <w:t>Анализ данных и машинное обучение</w:t>
-      </w:r>
-      <w:r>
-        <w:rPr>
-          <w:rFonts w:ascii="Times New Roman" w:hAnsi="Times New Roman" w:cs="Times New Roman"/>
-          <w:sz w:val="24"/>
-          <w:szCs w:val="24"/>
-        </w:rPr>
-        <w:t>»</w:t>
-      </w:r>
-    </w:p>
-    <w:p>
-      <w:pPr>
-        <w:spacing w:after="0" w:line="25" w:lineRule="atLeast"/>
-        <w:jc w:val="both"/>
-        <w:rPr>
-          <w:rFonts w:ascii="Times New Roman" w:hAnsi="Times New Roman" w:cs="Times New Roman"/>
-          <w:sz w:val="24"/>
-          <w:szCs w:val="24"/>
-        </w:rPr>
-      </w:pPr>
-    </w:p>
-    <w:p>
-      <w:pPr>
-        <w:spacing w:after="0" w:line="25" w:lineRule="atLeast"/>
-        <w:jc w:val="both"/>
-        <w:rPr>
-          <w:rFonts w:ascii="Times New Roman" w:hAnsi="Times New Roman" w:cs="Times New Roman"/>
-          <w:sz w:val="24"/>
-          <w:szCs w:val="24"/>
-        </w:rPr>
-      </w:pPr>
-    </w:p>
-    <w:p>
-      <w:pPr>
-        <w:spacing w:after="0" w:line="25" w:lineRule="atLeast"/>
-        <w:jc w:val="both"/>
-        <w:rPr>
-          <w:rFonts w:ascii="Times New Roman" w:hAnsi="Times New Roman" w:cs="Times New Roman"/>
-          <w:sz w:val="24"/>
-          <w:szCs w:val="24"/>
-        </w:rPr>
-      </w:pPr>
-    </w:p>
-    <w:p>
-      <w:pPr>
-        <w:spacing w:after="0" w:line="25" w:lineRule="atLeast"/>
-        <w:jc w:val="both"/>
-        <w:rPr>
-          <w:rFonts w:ascii="Times New Roman" w:hAnsi="Times New Roman" w:cs="Times New Roman"/>
-          <w:sz w:val="24"/>
-          <w:szCs w:val="24"/>
-        </w:rPr>
-      </w:pPr>
-      <w:r>
-        <w:rPr>
-          <w:rFonts w:ascii="Times New Roman" w:hAnsi="Times New Roman" w:cs="Times New Roman"/>
-          <w:sz w:val="24"/>
-          <w:szCs w:val="24"/>
-        </w:rPr>
-        <w:t>Руководитель практики</w:t>
-      </w:r>
-    </w:p>
-    <w:p>
-      <w:pPr>
-        <w:spacing w:after="0" w:line="25" w:lineRule="atLeast"/>
-        <w:jc w:val="both"/>
-        <w:rPr>
-          <w:rFonts w:ascii="Times New Roman" w:hAnsi="Times New Roman" w:cs="Times New Roman"/>
-          <w:sz w:val="24"/>
-          <w:szCs w:val="24"/>
-        </w:rPr>
-      </w:pPr>
-      <w:r>
-        <w:rPr>
-          <w:rFonts w:ascii="Times New Roman" w:hAnsi="Times New Roman" w:cs="Times New Roman"/>
-          <w:sz w:val="24"/>
-          <w:szCs w:val="24"/>
-        </w:rPr>
-        <w:t>Доцент</w:t>
-      </w:r>
-      <w:r>
-        <w:rPr>
-          <w:rFonts w:ascii="Times New Roman" w:hAnsi="Times New Roman" w:cs="Times New Roman"/>
-          <w:sz w:val="24"/>
-          <w:szCs w:val="24"/>
-        </w:rPr>
-        <w:t>, к.ф.-м.н</w:t>
-      </w:r>
-      <w:r>
-        <w:rPr>
-          <w:rFonts w:ascii="Times New Roman" w:hAnsi="Times New Roman" w:cs="Times New Roman"/>
-          <w:sz w:val="24"/>
-          <w:szCs w:val="24"/>
-        </w:rPr>
-        <w:t>.</w:t>
-      </w:r>
-      <w:r>
-        <w:rPr>
-          <w:rFonts w:ascii="Times New Roman" w:hAnsi="Times New Roman" w:cs="Times New Roman"/>
-          <w:sz w:val="24"/>
-          <w:szCs w:val="24"/>
-        </w:rPr>
-        <w:tab/>
-      </w:r>
-      <w:r>
-        <w:rPr>
-          <w:rFonts w:ascii="Times New Roman" w:hAnsi="Times New Roman" w:cs="Times New Roman"/>
-          <w:sz w:val="24"/>
-          <w:szCs w:val="24"/>
-        </w:rPr>
-        <w:tab/>
-      </w:r>
-      <w:r>
-        <w:rPr>
-          <w:rFonts w:ascii="Times New Roman" w:hAnsi="Times New Roman" w:cs="Times New Roman"/>
-          <w:sz w:val="24"/>
-          <w:szCs w:val="24"/>
-        </w:rPr>
-        <w:t>________________________</w:t>
-      </w:r>
-      <w:r>
-        <w:rPr>
-          <w:rFonts w:ascii="Times New Roman" w:hAnsi="Times New Roman" w:cs="Times New Roman"/>
-          <w:sz w:val="24"/>
-          <w:szCs w:val="24"/>
-        </w:rPr>
-        <w:tab/>
-      </w:r>
-      <w:r>
-        <w:rPr>
-          <w:rFonts w:ascii="Times New Roman" w:hAnsi="Times New Roman" w:cs="Times New Roman"/>
-          <w:sz w:val="24"/>
-          <w:szCs w:val="24"/>
-        </w:rPr>
-        <w:t>Копытов Г. В.</w:t>
-      </w:r>
-    </w:p>
-    <w:p>
-      <w:pPr>
-        <w:spacing w:after="0" w:line="25" w:lineRule="atLeast"/>
-        <w:jc w:val="both"/>
-        <w:rPr>
-          <w:rFonts w:ascii="Times New Roman" w:hAnsi="Times New Roman" w:cs="Times New Roman"/>
-          <w:sz w:val="24"/>
-          <w:szCs w:val="24"/>
-        </w:rPr>
-      </w:pPr>
-    </w:p>
-    <w:p>
-      <w:pPr>
-        <w:spacing w:after="0" w:line="25" w:lineRule="atLeast"/>
-        <w:jc w:val="both"/>
-        <w:rPr>
-          <w:rFonts w:ascii="Times New Roman" w:hAnsi="Times New Roman" w:cs="Times New Roman"/>
-          <w:sz w:val="24"/>
-          <w:szCs w:val="24"/>
-        </w:rPr>
-      </w:pPr>
-    </w:p>
-    <w:p>
-      <w:pPr>
-        <w:spacing w:after="0" w:line="25" w:lineRule="atLeast"/>
-        <w:jc w:val="both"/>
-        <w:rPr>
-          <w:rFonts w:ascii="Times New Roman" w:hAnsi="Times New Roman" w:cs="Times New Roman"/>
-          <w:sz w:val="24"/>
-          <w:szCs w:val="24"/>
-        </w:rPr>
-      </w:pPr>
-    </w:p>
-    <w:p>
-      <w:pPr>
-        <w:spacing w:after="0" w:line="25" w:lineRule="atLeast"/>
-        <w:jc w:val="both"/>
-        <w:rPr>
-          <w:rFonts w:ascii="Times New Roman" w:hAnsi="Times New Roman" w:cs="Times New Roman"/>
-          <w:sz w:val="24"/>
-          <w:szCs w:val="24"/>
-        </w:rPr>
-      </w:pPr>
-    </w:p>
-    <w:p>
-      <w:pPr>
-        <w:spacing w:after="0" w:line="25" w:lineRule="atLeast"/>
-        <w:jc w:val="both"/>
-        <w:rPr>
-          <w:rFonts w:ascii="Times New Roman" w:hAnsi="Times New Roman" w:cs="Times New Roman"/>
-          <w:sz w:val="24"/>
-          <w:szCs w:val="24"/>
-        </w:rPr>
-      </w:pPr>
-    </w:p>
-    <w:p>
-      <w:pPr>
-        <w:spacing w:after="0" w:line="25" w:lineRule="atLeast"/>
-        <w:jc w:val="both"/>
-        <w:rPr>
-          <w:rFonts w:ascii="Times New Roman" w:hAnsi="Times New Roman" w:cs="Times New Roman"/>
-          <w:sz w:val="24"/>
-          <w:szCs w:val="24"/>
-        </w:rPr>
-      </w:pPr>
-    </w:p>
-    <w:p>
-      <w:pPr>
-        <w:spacing w:after="0" w:line="25" w:lineRule="atLeast"/>
-        <w:jc w:val="both"/>
-        <w:rPr>
-          <w:rFonts w:ascii="Times New Roman" w:hAnsi="Times New Roman" w:cs="Times New Roman"/>
-          <w:sz w:val="24"/>
-          <w:szCs w:val="24"/>
-        </w:rPr>
-      </w:pPr>
-    </w:p>
-    <w:p>
-      <w:pPr>
-        <w:spacing w:after="0" w:line="25" w:lineRule="atLeast"/>
-        <w:jc w:val="both"/>
-        <w:rPr>
-          <w:rFonts w:ascii="Times New Roman" w:hAnsi="Times New Roman" w:cs="Times New Roman"/>
-          <w:sz w:val="24"/>
-          <w:szCs w:val="24"/>
-        </w:rPr>
-      </w:pPr>
-    </w:p>
-    <w:p>
-      <w:pPr>
-        <w:spacing w:after="0" w:line="25" w:lineRule="atLeast"/>
-        <w:jc w:val="both"/>
-        <w:rPr>
-          <w:rFonts w:ascii="Times New Roman" w:hAnsi="Times New Roman" w:cs="Times New Roman"/>
-          <w:sz w:val="24"/>
-          <w:szCs w:val="24"/>
-        </w:rPr>
-      </w:pPr>
-    </w:p>
-    <w:p>
-      <w:pPr>
-        <w:spacing w:after="0" w:line="25" w:lineRule="atLeast"/>
-        <w:jc w:val="both"/>
-        <w:rPr>
-          <w:rFonts w:ascii="Times New Roman" w:hAnsi="Times New Roman" w:cs="Times New Roman"/>
-          <w:sz w:val="24"/>
-          <w:szCs w:val="24"/>
-        </w:rPr>
-      </w:pPr>
-    </w:p>
-    <w:p>
-      <w:pPr>
-        <w:spacing w:after="0" w:line="25" w:lineRule="atLeast"/>
-        <w:jc w:val="both"/>
-        <w:rPr>
-          <w:rFonts w:ascii="Times New Roman" w:hAnsi="Times New Roman" w:cs="Times New Roman"/>
-          <w:sz w:val="24"/>
-          <w:szCs w:val="24"/>
-        </w:rPr>
-      </w:pPr>
-    </w:p>
-    <w:p>
-      <w:pPr>
-        <w:spacing w:after="0" w:line="25" w:lineRule="atLeast"/>
-        <w:jc w:val="both"/>
-        <w:rPr>
-          <w:rFonts w:ascii="Times New Roman" w:hAnsi="Times New Roman" w:cs="Times New Roman"/>
-          <w:sz w:val="24"/>
-          <w:szCs w:val="24"/>
-        </w:rPr>
-      </w:pPr>
-    </w:p>
-    <w:p>
-      <w:pPr>
-        <w:spacing w:after="0" w:line="25" w:lineRule="atLeast"/>
-        <w:jc w:val="both"/>
-        <w:rPr>
-          <w:rFonts w:ascii="Times New Roman" w:hAnsi="Times New Roman" w:cs="Times New Roman"/>
-          <w:sz w:val="24"/>
-          <w:szCs w:val="24"/>
-        </w:rPr>
-      </w:pPr>
-    </w:p>
-    <w:p>
-      <w:pPr>
-        <w:spacing w:after="0" w:line="25" w:lineRule="atLeast"/>
-        <w:jc w:val="both"/>
-        <w:rPr>
-          <w:rFonts w:ascii="Times New Roman" w:hAnsi="Times New Roman" w:cs="Times New Roman"/>
-          <w:sz w:val="24"/>
-          <w:szCs w:val="24"/>
-        </w:rPr>
-      </w:pPr>
-    </w:p>
-    <w:p>
-      <w:pPr>
-        <w:spacing w:after="0" w:line="25" w:lineRule="atLeast"/>
-        <w:jc w:val="both"/>
-        <w:rPr>
-          <w:rFonts w:ascii="Times New Roman" w:hAnsi="Times New Roman" w:cs="Times New Roman"/>
-          <w:sz w:val="24"/>
-          <w:szCs w:val="24"/>
-        </w:rPr>
-      </w:pPr>
-    </w:p>
-    <w:p>
-      <w:pPr>
-        <w:jc w:val="center"/>
-        <w:rPr>
-          <w:rFonts w:ascii="Times New Roman" w:hAnsi="Times New Roman" w:cs="Times New Roman"/>
-          <w:sz w:val="24"/>
-          <w:szCs w:val="24"/>
-        </w:rPr>
-      </w:pPr>
-      <w:r>
-        <w:rPr>
-          <w:rFonts w:ascii="Times New Roman" w:hAnsi="Times New Roman" w:cs="Times New Roman"/>
-          <w:sz w:val="24"/>
-          <w:szCs w:val="24"/>
-        </w:rPr>
-        <w:t>г. Калининград 2022 г.</w:t>
-      </w:r>
-      <w:r>
-        <w:rPr>
-          <w:rFonts w:ascii="Times New Roman" w:hAnsi="Times New Roman" w:cs="Times New Roman"/>
-          <w:sz w:val="24"/>
-          <w:szCs w:val="24"/>
-        </w:rPr>
-        <w:br w:type="page"/>
-      </w:r>
-    </w:p>
-    <w:sdt>
-      <w:sdtPr>
-        <w:rPr>
-          <w:rFonts w:ascii="Times New Roman" w:eastAsiaTheme="minorEastAsia" w:hAnsi="Times New Roman" w:cs="Times New Roman"/>
-          <w:color w:val="auto"/>
-          <w:sz w:val="24"/>
-          <w:szCs w:val="24"/>
-        </w:rPr>
-        <w:id w:val="-1080445047"/>
-        <w:docPartObj>
-          <w:docPartGallery w:val="Table of Contents"/>
-          <w:docPartUnique/>
-        </w:docPartObj>
-      </w:sdtPr>
-      <w:sdtEndPr/>
-      <w:sdtContent>
-        <w:p>
-          <w:pPr>
-            <w:pStyle w:val="a7"/>
-            <w:spacing w:line="480" w:lineRule="auto"/>
-            <w:jc w:val="center"/>
-            <w:rPr>
-              <w:rFonts w:ascii="Times New Roman" w:hAnsi="Times New Roman" w:cs="Times New Roman"/>
-              <w:b/>
-              <w:bCs/>
-              <w:color w:val="auto"/>
-              <w:sz w:val="24"/>
-              <w:szCs w:val="24"/>
-            </w:rPr>
-          </w:pPr>
-          <w:r>
-            <w:rPr>
-              <w:rFonts w:ascii="Times New Roman" w:hAnsi="Times New Roman" w:cs="Times New Roman"/>
-              <w:b/>
-              <w:bCs/>
-              <w:color w:val="auto"/>
-              <w:sz w:val="24"/>
-              <w:szCs w:val="24"/>
-            </w:rPr>
-            <w:t>СОДЕРЖАНИЕ</w:t>
-          </w:r>
-        </w:p>
-        <w:p>
-          <w:pPr>
-            <w:pStyle w:val="11"/>
-            <w:rPr>
-              <w:rFonts w:ascii="Times New Roman" w:hAnsi="Times New Roman"/>
-              <w:sz w:val="24"/>
-              <w:szCs w:val="24"/>
-            </w:rPr>
-          </w:pPr>
-          <w:r>
-            <w:rPr>
-              <w:rFonts w:ascii="Times New Roman" w:hAnsi="Times New Roman"/>
-              <w:sz w:val="24"/>
-              <w:szCs w:val="24"/>
-            </w:rPr>
-            <w:t>Введение</w:t>
-          </w:r>
-        </w:p>
-        <w:p>
-          <w:pPr>
-            <w:pStyle w:val="11"/>
-            <w:rPr>
-              <w:rFonts w:ascii="Times New Roman" w:hAnsi="Times New Roman"/>
-              <w:sz w:val="24"/>
-              <w:szCs w:val="24"/>
-            </w:rPr>
-          </w:pPr>
-          <w:r>
-            <w:rPr>
-              <w:rFonts w:ascii="Times New Roman" w:hAnsi="Times New Roman"/>
-              <w:sz w:val="24"/>
-              <w:szCs w:val="24"/>
-            </w:rPr>
-            <w:t xml:space="preserve">Глава 1. </w:t>
-          </w:r>
-          <w:r>
-            <w:rPr>
-              <w:rFonts w:ascii="Times New Roman" w:hAnsi="Times New Roman"/>
-              <w:sz w:val="24"/>
-              <w:szCs w:val="24"/>
-            </w:rPr>
-            <w:t>Базовые понятия</w:t>
-          </w:r>
-          <w:r>
-            <w:rPr>
-              <w:rFonts w:ascii="Times New Roman" w:hAnsi="Times New Roman"/>
-              <w:sz w:val="24"/>
-              <w:szCs w:val="24"/>
-            </w:rPr>
-            <w:t xml:space="preserve"> </w:t>
-          </w:r>
-          <w:r>
-            <w:rPr>
-              <w:rFonts w:ascii="Times New Roman" w:hAnsi="Times New Roman"/>
-              <w:sz w:val="24"/>
-              <w:szCs w:val="24"/>
-            </w:rPr>
-            <w:t>языка Си</w:t>
-          </w:r>
-          <w:r>
-            <w:rPr>
-              <w:rFonts w:ascii="Times New Roman" w:hAnsi="Times New Roman"/>
-              <w:sz w:val="24"/>
-              <w:szCs w:val="24"/>
-            </w:rPr>
-            <w:ptab w:relativeTo="margin" w:alignment="right" w:leader="dot"/>
-          </w:r>
-          <w:r>
-            <w:rPr>
-              <w:rFonts w:ascii="Times New Roman" w:hAnsi="Times New Roman"/>
-              <w:sz w:val="24"/>
-              <w:szCs w:val="24"/>
-            </w:rPr>
-            <w:t>4</w:t>
-          </w:r>
-        </w:p>
-        <w:p>
-          <w:pPr>
-            <w:pStyle w:val="11"/>
-            <w:numPr>
-              <w:ilvl w:val="0"/>
-              <w:numId w:val="19"/>
-            </w:numPr>
-            <w:ind w:left="851"/>
-            <w:rPr>
-              <w:rFonts w:ascii="Times New Roman" w:hAnsi="Times New Roman"/>
-              <w:sz w:val="24"/>
-              <w:szCs w:val="24"/>
-            </w:rPr>
-          </w:pPr>
-          <w:r>
-            <w:rPr>
-              <w:rFonts w:ascii="Times New Roman" w:hAnsi="Times New Roman"/>
-              <w:sz w:val="24"/>
-              <w:szCs w:val="24"/>
-            </w:rPr>
-            <w:t>Базовые типы данных</w:t>
-          </w:r>
-          <w:r>
-            <w:rPr>
-              <w:rFonts w:ascii="Times New Roman" w:hAnsi="Times New Roman"/>
-              <w:sz w:val="24"/>
-              <w:szCs w:val="24"/>
-            </w:rPr>
-            <w:ptab w:relativeTo="margin" w:alignment="right" w:leader="dot"/>
-          </w:r>
-          <w:r>
-            <w:rPr>
-              <w:rFonts w:ascii="Times New Roman" w:hAnsi="Times New Roman"/>
-              <w:sz w:val="24"/>
-              <w:szCs w:val="24"/>
-            </w:rPr>
-            <w:t>4</w:t>
-          </w:r>
-        </w:p>
-        <w:p>
-          <w:pPr>
-            <w:pStyle w:val="11"/>
-            <w:numPr>
-              <w:ilvl w:val="0"/>
-              <w:numId w:val="19"/>
-            </w:numPr>
-            <w:ind w:left="851"/>
-            <w:rPr>
-              <w:rFonts w:ascii="Times New Roman" w:hAnsi="Times New Roman"/>
-              <w:sz w:val="24"/>
-              <w:szCs w:val="24"/>
-            </w:rPr>
-          </w:pPr>
-          <w:r>
-            <w:rPr>
-              <w:rFonts w:ascii="Times New Roman" w:hAnsi="Times New Roman"/>
-              <w:sz w:val="24"/>
-              <w:szCs w:val="24"/>
-            </w:rPr>
-            <w:t>Условные операторы и циклы</w:t>
-          </w:r>
-          <w:r>
-            <w:rPr>
-              <w:rFonts w:ascii="Times New Roman" w:hAnsi="Times New Roman"/>
-              <w:sz w:val="24"/>
-              <w:szCs w:val="24"/>
-            </w:rPr>
-            <w:ptab w:relativeTo="margin" w:alignment="right" w:leader="dot"/>
-          </w:r>
-          <w:r>
-            <w:rPr>
-              <w:rFonts w:ascii="Times New Roman" w:hAnsi="Times New Roman"/>
-              <w:color w:val="FF0000"/>
-              <w:sz w:val="24"/>
-              <w:szCs w:val="24"/>
-              <w:lang w:val="en-US"/>
-            </w:rPr>
-            <w:t>l</w:t>
-          </w:r>
-        </w:p>
-        <w:p>
-          <w:pPr>
-            <w:pStyle w:val="11"/>
-            <w:numPr>
-              <w:ilvl w:val="0"/>
-              <w:numId w:val="19"/>
-            </w:numPr>
-            <w:ind w:left="851"/>
-            <w:rPr>
-              <w:rFonts w:ascii="Times New Roman" w:hAnsi="Times New Roman"/>
-              <w:sz w:val="24"/>
-              <w:szCs w:val="24"/>
-            </w:rPr>
-          </w:pPr>
-          <w:r>
-            <w:rPr>
-              <w:rFonts w:ascii="Times New Roman" w:hAnsi="Times New Roman"/>
-              <w:sz w:val="24"/>
-              <w:szCs w:val="24"/>
-            </w:rPr>
-            <w:t>Массивы и указатели. Функции</w:t>
-          </w:r>
-          <w:r>
-            <w:rPr>
-              <w:rFonts w:ascii="Times New Roman" w:hAnsi="Times New Roman"/>
-              <w:sz w:val="24"/>
-              <w:szCs w:val="24"/>
-            </w:rPr>
-            <w:ptab w:relativeTo="margin" w:alignment="right" w:leader="dot"/>
-          </w:r>
-          <w:r>
-            <w:rPr>
-              <w:rFonts w:ascii="Times New Roman" w:hAnsi="Times New Roman"/>
-              <w:color w:val="FF0000"/>
-              <w:sz w:val="24"/>
-              <w:szCs w:val="24"/>
-              <w:lang w:val="en-US"/>
-            </w:rPr>
-            <w:t>m</w:t>
-          </w:r>
-        </w:p>
-        <w:p>
-          <w:pPr>
-            <w:pStyle w:val="11"/>
-            <w:rPr>
-              <w:rFonts w:ascii="Times New Roman" w:hAnsi="Times New Roman"/>
-              <w:sz w:val="24"/>
-              <w:szCs w:val="24"/>
-              <w:lang w:val="en-US"/>
-            </w:rPr>
-          </w:pPr>
-          <w:r>
-            <w:rPr>
-              <w:rFonts w:ascii="Times New Roman" w:hAnsi="Times New Roman"/>
-              <w:sz w:val="24"/>
-              <w:szCs w:val="24"/>
-            </w:rPr>
-            <w:t xml:space="preserve">Глава </w:t>
-          </w:r>
-          <w:r>
-            <w:rPr>
-              <w:rFonts w:ascii="Times New Roman" w:hAnsi="Times New Roman"/>
-              <w:sz w:val="24"/>
-              <w:szCs w:val="24"/>
-              <w:lang w:val="en-US"/>
-            </w:rPr>
-            <w:t>2</w:t>
-          </w:r>
-          <w:r>
-            <w:rPr>
-              <w:rFonts w:ascii="Times New Roman" w:hAnsi="Times New Roman"/>
-              <w:sz w:val="24"/>
-              <w:szCs w:val="24"/>
-            </w:rPr>
-            <w:t>. Задани</w:t>
-          </w:r>
-          <w:r>
-            <w:rPr>
-              <w:rFonts w:ascii="Times New Roman" w:hAnsi="Times New Roman"/>
-              <w:sz w:val="24"/>
-              <w:szCs w:val="24"/>
-            </w:rPr>
-            <w:t>я</w:t>
-          </w:r>
-          <w:r>
-            <w:rPr>
-              <w:rFonts w:ascii="Times New Roman" w:hAnsi="Times New Roman"/>
-              <w:sz w:val="24"/>
-              <w:szCs w:val="24"/>
-            </w:rPr>
-            <w:t xml:space="preserve"> на практику</w:t>
-          </w:r>
-          <w:r>
-            <w:rPr>
-              <w:rFonts w:ascii="Times New Roman" w:hAnsi="Times New Roman"/>
-              <w:sz w:val="24"/>
-              <w:szCs w:val="24"/>
-            </w:rPr>
-            <w:ptab w:relativeTo="margin" w:alignment="right" w:leader="dot"/>
-          </w:r>
-          <w:r>
-            <w:rPr>
-              <w:rFonts w:ascii="Times New Roman" w:hAnsi="Times New Roman"/>
-              <w:color w:val="FF0000"/>
-              <w:sz w:val="24"/>
-              <w:szCs w:val="24"/>
-              <w:lang w:val="en-US"/>
-            </w:rPr>
-            <w:t>n</w:t>
-          </w:r>
-        </w:p>
-        <w:p>
-          <w:pPr>
-            <w:pStyle w:val="2"/>
-            <w:numPr>
-              <w:ilvl w:val="0"/>
-              <w:numId w:val="8"/>
-            </w:numPr>
-            <w:ind w:left="851"/>
-            <w:rPr>
-              <w:rFonts w:ascii="Times New Roman" w:hAnsi="Times New Roman"/>
-              <w:sz w:val="24"/>
-              <w:szCs w:val="24"/>
-            </w:rPr>
-          </w:pPr>
-          <w:r>
-            <w:rPr>
-              <w:rFonts w:ascii="Times New Roman" w:hAnsi="Times New Roman"/>
-              <w:sz w:val="24"/>
-              <w:szCs w:val="24"/>
-            </w:rPr>
-            <w:t>Задача</w:t>
-          </w:r>
-          <w:r>
-            <w:rPr>
-              <w:rFonts w:ascii="Times New Roman" w:hAnsi="Times New Roman"/>
-              <w:sz w:val="24"/>
-              <w:szCs w:val="24"/>
-            </w:rPr>
-            <w:t xml:space="preserve"> 1</w:t>
-          </w:r>
-          <w:r>
-            <w:rPr>
-              <w:rFonts w:ascii="Times New Roman" w:hAnsi="Times New Roman"/>
-              <w:sz w:val="24"/>
-              <w:szCs w:val="24"/>
-            </w:rPr>
-            <w:ptab w:relativeTo="margin" w:alignment="right" w:leader="dot"/>
-          </w:r>
-          <w:r>
-            <w:rPr>
-              <w:rFonts w:ascii="Times New Roman" w:hAnsi="Times New Roman"/>
-              <w:color w:val="FF0000"/>
-              <w:sz w:val="24"/>
-              <w:szCs w:val="24"/>
-              <w:lang w:val="en-US"/>
-            </w:rPr>
-            <w:t>n</w:t>
-          </w:r>
-        </w:p>
-        <w:p>
-          <w:pPr>
-            <w:pStyle w:val="2"/>
-            <w:numPr>
-              <w:ilvl w:val="0"/>
-              <w:numId w:val="8"/>
-            </w:numPr>
-            <w:ind w:left="851"/>
-            <w:rPr>
-              <w:rFonts w:ascii="Times New Roman" w:hAnsi="Times New Roman"/>
-              <w:sz w:val="24"/>
-              <w:szCs w:val="24"/>
-            </w:rPr>
-          </w:pPr>
-          <w:r>
-            <w:rPr>
-              <w:rFonts w:ascii="Times New Roman" w:hAnsi="Times New Roman"/>
-              <w:sz w:val="24"/>
-              <w:szCs w:val="24"/>
-            </w:rPr>
-            <w:t>Задача</w:t>
-          </w:r>
-          <w:r>
-            <w:rPr>
-              <w:rFonts w:ascii="Times New Roman" w:hAnsi="Times New Roman"/>
-              <w:sz w:val="24"/>
-              <w:szCs w:val="24"/>
-            </w:rPr>
-            <w:t xml:space="preserve"> 2</w:t>
-          </w:r>
-          <w:r>
-            <w:rPr>
-              <w:rFonts w:ascii="Times New Roman" w:hAnsi="Times New Roman"/>
-              <w:sz w:val="24"/>
-              <w:szCs w:val="24"/>
-            </w:rPr>
-            <w:ptab w:relativeTo="margin" w:alignment="right" w:leader="dot"/>
-          </w:r>
-          <w:r>
-            <w:rPr>
-              <w:rFonts w:ascii="Times New Roman" w:hAnsi="Times New Roman"/>
-              <w:color w:val="FF0000"/>
-              <w:sz w:val="24"/>
-              <w:szCs w:val="24"/>
-              <w:lang w:val="en-US"/>
-            </w:rPr>
-            <w:t>n</w:t>
-          </w:r>
-        </w:p>
-        <w:p>
-          <w:pPr>
-            <w:pStyle w:val="2"/>
-            <w:numPr>
-              <w:ilvl w:val="0"/>
-              <w:numId w:val="8"/>
-            </w:numPr>
-            <w:ind w:left="851"/>
-            <w:rPr>
-              <w:rFonts w:ascii="Times New Roman" w:hAnsi="Times New Roman"/>
-              <w:sz w:val="24"/>
-              <w:szCs w:val="24"/>
-            </w:rPr>
-          </w:pPr>
-          <w:r>
-            <w:rPr>
-              <w:rFonts w:ascii="Times New Roman" w:hAnsi="Times New Roman"/>
-              <w:sz w:val="24"/>
-              <w:szCs w:val="24"/>
-            </w:rPr>
-            <w:t>Задача</w:t>
-          </w:r>
-          <w:r>
-            <w:rPr>
-              <w:rFonts w:ascii="Times New Roman" w:hAnsi="Times New Roman"/>
-              <w:sz w:val="24"/>
-              <w:szCs w:val="24"/>
-            </w:rPr>
-            <w:t xml:space="preserve"> 3</w:t>
-          </w:r>
-          <w:r>
-            <w:rPr>
-              <w:rFonts w:ascii="Times New Roman" w:hAnsi="Times New Roman"/>
-              <w:sz w:val="24"/>
-              <w:szCs w:val="24"/>
-            </w:rPr>
-            <w:ptab w:relativeTo="margin" w:alignment="right" w:leader="dot"/>
-          </w:r>
-          <w:r>
-            <w:rPr>
-              <w:rFonts w:ascii="Times New Roman" w:hAnsi="Times New Roman"/>
-              <w:color w:val="FF0000"/>
-              <w:sz w:val="24"/>
-              <w:szCs w:val="24"/>
-              <w:lang w:val="en-US"/>
-            </w:rPr>
-            <w:t>n</w:t>
-          </w:r>
-        </w:p>
-        <w:p>
-          <w:pPr>
-            <w:pStyle w:val="2"/>
-            <w:numPr>
-              <w:ilvl w:val="0"/>
-              <w:numId w:val="8"/>
-            </w:numPr>
-            <w:ind w:left="851"/>
-            <w:rPr>
-              <w:rFonts w:ascii="Times New Roman" w:hAnsi="Times New Roman"/>
-              <w:sz w:val="24"/>
-              <w:szCs w:val="24"/>
-            </w:rPr>
-          </w:pPr>
-          <w:r>
-            <w:rPr>
-              <w:rFonts w:ascii="Times New Roman" w:hAnsi="Times New Roman"/>
-              <w:sz w:val="24"/>
-              <w:szCs w:val="24"/>
-            </w:rPr>
-            <w:t>Задача 4</w:t>
-          </w:r>
-          <w:r>
-            <w:rPr>
-              <w:rFonts w:ascii="Times New Roman" w:hAnsi="Times New Roman"/>
-              <w:sz w:val="24"/>
-              <w:szCs w:val="24"/>
-            </w:rPr>
-            <w:t xml:space="preserve"> </w:t>
-          </w:r>
-          <w:r>
-            <w:rPr>
-              <w:rFonts w:ascii="Times New Roman" w:hAnsi="Times New Roman"/>
-              <w:sz w:val="24"/>
-              <w:szCs w:val="24"/>
-            </w:rPr>
-            <w:ptab w:relativeTo="margin" w:alignment="right" w:leader="dot"/>
-          </w:r>
-          <w:r>
-            <w:rPr>
-              <w:rFonts w:ascii="Times New Roman" w:hAnsi="Times New Roman"/>
-              <w:color w:val="FF0000"/>
-              <w:sz w:val="24"/>
-              <w:szCs w:val="24"/>
-              <w:lang w:val="en-US"/>
-            </w:rPr>
-            <w:t>n</w:t>
-          </w:r>
-        </w:p>
-        <w:p>
-          <w:pPr>
-            <w:pStyle w:val="2"/>
-            <w:numPr>
-              <w:ilvl w:val="0"/>
-              <w:numId w:val="8"/>
-            </w:numPr>
-            <w:ind w:left="851"/>
-            <w:rPr>
-              <w:rFonts w:ascii="Times New Roman" w:hAnsi="Times New Roman"/>
-              <w:sz w:val="24"/>
-              <w:szCs w:val="24"/>
-            </w:rPr>
-          </w:pPr>
-          <w:r>
-            <w:rPr>
-              <w:rFonts w:ascii="Times New Roman" w:hAnsi="Times New Roman"/>
-              <w:sz w:val="24"/>
-              <w:szCs w:val="24"/>
-            </w:rPr>
-            <w:t>Задача 5</w:t>
-          </w:r>
-          <w:r>
-            <w:rPr>
-              <w:rFonts w:ascii="Times New Roman" w:hAnsi="Times New Roman"/>
-              <w:sz w:val="24"/>
-              <w:szCs w:val="24"/>
-            </w:rPr>
-            <w:t xml:space="preserve"> </w:t>
-          </w:r>
-          <w:r>
-            <w:rPr>
-              <w:rFonts w:ascii="Times New Roman" w:hAnsi="Times New Roman"/>
-              <w:sz w:val="24"/>
-              <w:szCs w:val="24"/>
-            </w:rPr>
-            <w:ptab w:relativeTo="margin" w:alignment="right" w:leader="dot"/>
-          </w:r>
-          <w:r>
-            <w:rPr>
-              <w:rFonts w:ascii="Times New Roman" w:hAnsi="Times New Roman"/>
-              <w:color w:val="FF0000"/>
-              <w:sz w:val="24"/>
-              <w:szCs w:val="24"/>
-              <w:lang w:val="en-US"/>
-            </w:rPr>
-            <w:t>n+1</w:t>
-          </w:r>
-        </w:p>
-        <w:p>
-          <w:pPr>
-            <w:pStyle w:val="11"/>
-            <w:rPr>
-              <w:rFonts w:ascii="Times New Roman" w:hAnsi="Times New Roman"/>
-              <w:sz w:val="24"/>
-              <w:szCs w:val="24"/>
-            </w:rPr>
-          </w:pPr>
-          <w:r>
-            <w:rPr>
-              <w:rFonts w:ascii="Times New Roman" w:hAnsi="Times New Roman"/>
-              <w:sz w:val="24"/>
-              <w:szCs w:val="24"/>
-            </w:rPr>
-            <w:t xml:space="preserve">Глава </w:t>
-          </w:r>
-          <w:r>
-            <w:rPr>
-              <w:rFonts w:ascii="Times New Roman" w:hAnsi="Times New Roman"/>
-              <w:sz w:val="24"/>
-              <w:szCs w:val="24"/>
-            </w:rPr>
-            <w:t>3</w:t>
-          </w:r>
-          <w:r>
-            <w:rPr>
-              <w:rFonts w:ascii="Times New Roman" w:hAnsi="Times New Roman"/>
-              <w:sz w:val="24"/>
-              <w:szCs w:val="24"/>
-            </w:rPr>
-            <w:t>.</w:t>
-          </w:r>
-          <w:r>
-            <w:rPr>
-              <w:rFonts w:ascii="Times New Roman" w:hAnsi="Times New Roman"/>
-              <w:sz w:val="24"/>
-              <w:szCs w:val="24"/>
-            </w:rPr>
-            <w:t xml:space="preserve"> Выполнение зада</w:t>
-          </w:r>
-          <w:r>
-            <w:rPr>
-              <w:rFonts w:ascii="Times New Roman" w:hAnsi="Times New Roman"/>
-              <w:sz w:val="24"/>
-              <w:szCs w:val="24"/>
-            </w:rPr>
-            <w:t>ний на практику</w:t>
-          </w:r>
-          <w:r>
-            <w:rPr>
-              <w:rFonts w:ascii="Times New Roman" w:hAnsi="Times New Roman"/>
-              <w:sz w:val="24"/>
-              <w:szCs w:val="24"/>
-            </w:rPr>
-            <w:ptab w:relativeTo="margin" w:alignment="right" w:leader="dot"/>
-          </w:r>
-          <w:r>
-            <w:rPr>
-              <w:rFonts w:ascii="Times New Roman" w:hAnsi="Times New Roman"/>
-              <w:color w:val="FF0000"/>
-              <w:sz w:val="24"/>
-              <w:szCs w:val="24"/>
-              <w:lang w:val="en-US"/>
-            </w:rPr>
-            <w:t>n</w:t>
-          </w:r>
-          <w:r>
-            <w:rPr>
-              <w:rFonts w:ascii="Times New Roman" w:hAnsi="Times New Roman"/>
-              <w:color w:val="FF0000"/>
-              <w:sz w:val="24"/>
-              <w:szCs w:val="24"/>
-            </w:rPr>
-            <w:t>+2</w:t>
-          </w:r>
-        </w:p>
-        <w:p>
-          <w:pPr>
-            <w:pStyle w:val="11"/>
-            <w:numPr>
-              <w:ilvl w:val="0"/>
-              <w:numId w:val="9"/>
-            </w:numPr>
-            <w:ind w:left="851"/>
-            <w:rPr>
-              <w:rFonts w:ascii="Times New Roman" w:hAnsi="Times New Roman"/>
-              <w:sz w:val="24"/>
-              <w:szCs w:val="24"/>
-            </w:rPr>
-          </w:pPr>
-          <w:r>
-            <w:rPr>
-              <w:rFonts w:ascii="Times New Roman" w:hAnsi="Times New Roman"/>
-              <w:sz w:val="24"/>
-              <w:szCs w:val="24"/>
-            </w:rPr>
-            <w:t>Лабораторная работа №1</w:t>
-          </w:r>
-          <w:r>
-            <w:rPr>
-              <w:rFonts w:ascii="Times New Roman" w:hAnsi="Times New Roman"/>
-              <w:sz w:val="24"/>
-              <w:szCs w:val="24"/>
-            </w:rPr>
-            <w:ptab w:relativeTo="margin" w:alignment="right" w:leader="dot"/>
-          </w:r>
-          <w:r>
-            <w:rPr>
-              <w:rFonts w:ascii="Times New Roman" w:hAnsi="Times New Roman"/>
-              <w:color w:val="FF0000"/>
-              <w:sz w:val="24"/>
-              <w:szCs w:val="24"/>
-              <w:lang w:val="en-US"/>
-            </w:rPr>
-            <w:t>n+2</w:t>
-          </w:r>
-        </w:p>
-        <w:p>
-          <w:pPr>
-            <w:pStyle w:val="11"/>
-            <w:numPr>
-              <w:ilvl w:val="0"/>
-              <w:numId w:val="9"/>
-            </w:numPr>
-            <w:ind w:left="851"/>
-            <w:rPr>
-              <w:rFonts w:ascii="Times New Roman" w:hAnsi="Times New Roman"/>
-              <w:sz w:val="24"/>
-              <w:szCs w:val="24"/>
-            </w:rPr>
-          </w:pPr>
-          <w:r>
-            <w:rPr>
-              <w:rFonts w:ascii="Times New Roman" w:hAnsi="Times New Roman"/>
-              <w:sz w:val="24"/>
-              <w:szCs w:val="24"/>
-            </w:rPr>
-            <w:t>Лабораторная работа №2</w:t>
-          </w:r>
-          <w:r>
-            <w:rPr>
-              <w:rFonts w:ascii="Times New Roman" w:hAnsi="Times New Roman"/>
-              <w:sz w:val="24"/>
-              <w:szCs w:val="24"/>
-            </w:rPr>
-            <w:ptab w:relativeTo="margin" w:alignment="right" w:leader="dot"/>
-          </w:r>
-          <w:r>
-            <w:rPr>
-              <w:rFonts w:ascii="Times New Roman" w:hAnsi="Times New Roman"/>
-              <w:color w:val="FF0000"/>
-              <w:sz w:val="24"/>
-              <w:szCs w:val="24"/>
-              <w:lang w:val="en-US"/>
-            </w:rPr>
-            <w:t>n+2</w:t>
-          </w:r>
-        </w:p>
-        <w:p>
-          <w:pPr>
-            <w:pStyle w:val="11"/>
-            <w:numPr>
-              <w:ilvl w:val="0"/>
-              <w:numId w:val="9"/>
-            </w:numPr>
-            <w:ind w:left="851"/>
-            <w:rPr>
-              <w:rFonts w:ascii="Times New Roman" w:hAnsi="Times New Roman"/>
-              <w:sz w:val="24"/>
-              <w:szCs w:val="24"/>
-            </w:rPr>
-          </w:pPr>
-          <w:r>
-            <w:rPr>
-              <w:rFonts w:ascii="Times New Roman" w:hAnsi="Times New Roman"/>
-              <w:sz w:val="24"/>
-              <w:szCs w:val="24"/>
-            </w:rPr>
-            <w:t>Лабораторная работа №3</w:t>
-          </w:r>
-          <w:r>
-            <w:rPr>
-              <w:rFonts w:ascii="Times New Roman" w:hAnsi="Times New Roman"/>
-              <w:sz w:val="24"/>
-              <w:szCs w:val="24"/>
-            </w:rPr>
-            <w:ptab w:relativeTo="margin" w:alignment="right" w:leader="dot"/>
-          </w:r>
-          <w:r>
-            <w:rPr>
-              <w:rFonts w:ascii="Times New Roman" w:hAnsi="Times New Roman"/>
-              <w:color w:val="FF0000"/>
-              <w:sz w:val="24"/>
-              <w:szCs w:val="24"/>
-              <w:lang w:val="en-US"/>
-            </w:rPr>
-            <w:t>n+2</w:t>
-          </w:r>
-        </w:p>
-        <w:p>
-          <w:pPr>
-            <w:pStyle w:val="11"/>
-            <w:numPr>
-              <w:ilvl w:val="0"/>
-              <w:numId w:val="9"/>
-            </w:numPr>
-            <w:ind w:left="851"/>
-            <w:rPr>
-              <w:rFonts w:ascii="Times New Roman" w:hAnsi="Times New Roman"/>
-              <w:sz w:val="24"/>
-              <w:szCs w:val="24"/>
-            </w:rPr>
-          </w:pPr>
-          <w:r>
-            <w:rPr>
-              <w:rFonts w:ascii="Times New Roman" w:hAnsi="Times New Roman"/>
-              <w:sz w:val="24"/>
-              <w:szCs w:val="24"/>
-            </w:rPr>
-            <w:t>Лабораторная работа №4</w:t>
-          </w:r>
-          <w:r>
-            <w:rPr>
-              <w:rFonts w:ascii="Times New Roman" w:hAnsi="Times New Roman"/>
-              <w:sz w:val="24"/>
-              <w:szCs w:val="24"/>
-            </w:rPr>
-            <w:ptab w:relativeTo="margin" w:alignment="right" w:leader="dot"/>
-          </w:r>
-          <w:r>
-            <w:rPr>
-              <w:rFonts w:ascii="Times New Roman" w:hAnsi="Times New Roman"/>
-              <w:color w:val="FF0000"/>
-              <w:sz w:val="24"/>
-              <w:szCs w:val="24"/>
-              <w:lang w:val="en-US"/>
-            </w:rPr>
-            <w:t>n+2</w:t>
-          </w:r>
-        </w:p>
-        <w:p>
-          <w:pPr>
-            <w:pStyle w:val="11"/>
-            <w:numPr>
-              <w:ilvl w:val="0"/>
-              <w:numId w:val="9"/>
-            </w:numPr>
-            <w:ind w:left="851"/>
-            <w:rPr>
-              <w:rFonts w:ascii="Times New Roman" w:hAnsi="Times New Roman"/>
-              <w:sz w:val="24"/>
-              <w:szCs w:val="24"/>
-            </w:rPr>
-          </w:pPr>
-          <w:r>
-            <w:rPr>
-              <w:rFonts w:ascii="Times New Roman" w:hAnsi="Times New Roman"/>
-              <w:sz w:val="24"/>
-              <w:szCs w:val="24"/>
-            </w:rPr>
-            <w:t>Лабораторная работа №</w:t>
-          </w:r>
-          <w:r>
-            <w:rPr>
-              <w:rFonts w:ascii="Times New Roman" w:hAnsi="Times New Roman"/>
-              <w:sz w:val="24"/>
-              <w:szCs w:val="24"/>
-            </w:rPr>
-            <w:t>5</w:t>
-          </w:r>
-          <w:r>
-            <w:rPr>
-              <w:rFonts w:ascii="Times New Roman" w:hAnsi="Times New Roman"/>
-              <w:sz w:val="24"/>
-              <w:szCs w:val="24"/>
-            </w:rPr>
-            <w:ptab w:relativeTo="margin" w:alignment="right" w:leader="dot"/>
-          </w:r>
-          <w:r>
-            <w:rPr>
-              <w:rFonts w:ascii="Times New Roman" w:hAnsi="Times New Roman"/>
-              <w:color w:val="FF0000"/>
-              <w:sz w:val="24"/>
-              <w:szCs w:val="24"/>
-              <w:lang w:val="en-US"/>
-            </w:rPr>
-            <w:t>n+2</w:t>
-          </w:r>
-        </w:p>
-        <w:p>
-          <w:pPr>
-            <w:pStyle w:val="11"/>
-            <w:rPr>
-              <w:rFonts w:ascii="Times New Roman" w:hAnsi="Times New Roman"/>
-              <w:sz w:val="24"/>
-              <w:szCs w:val="24"/>
-              <w:lang w:val="en-US"/>
-            </w:rPr>
-          </w:pPr>
-          <w:r>
-            <w:rPr>
-              <w:rFonts w:ascii="Times New Roman" w:hAnsi="Times New Roman"/>
-              <w:sz w:val="24"/>
-              <w:szCs w:val="24"/>
-            </w:rPr>
-            <w:t>Заключение</w:t>
-          </w:r>
-        </w:p>
-        <w:p>
-          <w:pPr>
-            <w:pStyle w:val="11"/>
-            <w:rPr>
-              <w:rFonts w:ascii="Times New Roman" w:hAnsi="Times New Roman"/>
-              <w:sz w:val="24"/>
-              <w:szCs w:val="24"/>
-              <w:lang w:val="en-US"/>
-            </w:rPr>
-          </w:pPr>
-          <w:r>
-            <w:rPr>
-              <w:rFonts w:ascii="Times New Roman" w:hAnsi="Times New Roman"/>
-              <w:sz w:val="24"/>
-              <w:szCs w:val="24"/>
-            </w:rPr>
-            <w:t>Список литературы</w:t>
-          </w:r>
-        </w:p>
-        <w:p>
-          <w:pPr>
-            <w:pStyle w:val="11"/>
-          </w:pPr>
-          <w:r>
-            <w:rPr>
-              <w:rFonts w:ascii="Times New Roman" w:hAnsi="Times New Roman"/>
-              <w:sz w:val="24"/>
-              <w:szCs w:val="24"/>
-            </w:rPr>
-            <w:t>Приложения</w:t>
-          </w:r>
-        </w:p>
-      </w:sdtContent>
-    </w:sdt>
-    <w:p>
-      <w:pPr>
-        <w:spacing w:after="160"/>
-        <w:rPr>
-          <w:rFonts w:ascii="Times New Roman" w:hAnsi="Times New Roman" w:cs="Times New Roman"/>
-          <w:sz w:val="24"/>
-          <w:szCs w:val="24"/>
-        </w:rPr>
-      </w:pPr>
-      <w:r>
-        <w:rPr>
-          <w:rFonts w:ascii="Times New Roman" w:hAnsi="Times New Roman" w:cs="Times New Roman"/>
-          <w:sz w:val="24"/>
-          <w:szCs w:val="24"/>
-        </w:rPr>
-        <w:br w:type="page"/>
-      </w:r>
-    </w:p>
-    <w:p>
-      <w:pPr>
         <w:spacing w:line="480" w:lineRule="auto"/>
         <w:jc w:val="center"/>
         <w:rPr>
@@ -1686,7 +13,6 @@
           <w:caps/>
           <w:sz w:val="24"/>
           <w:szCs w:val="24"/>
-          <w:lang w:eastAsia="ru-RU"/>
         </w:rPr>
       </w:pPr>
       <w:r>
@@ -1697,435 +23,7 @@
           <w:caps/>
           <w:sz w:val="24"/>
           <w:szCs w:val="24"/>
-          <w:lang w:eastAsia="ru-RU"/>
-        </w:rPr>
-        <w:lastRenderedPageBreak/>
-        <w:t>Введение</w:t>
-      </w:r>
-    </w:p>
-    <w:p>
-      <w:pPr>
-        <w:jc w:val="both"/>
-        <w:rPr>
-          <w:rFonts w:ascii="Times New Roman" w:hAnsi="Times New Roman" w:cs="Times New Roman"/>
-          <w:sz w:val="24"/>
-          <w:szCs w:val="24"/>
-          <w:lang w:eastAsia="ru-RU"/>
-        </w:rPr>
-      </w:pPr>
-      <w:r>
-        <w:rPr>
-          <w:rFonts w:ascii="Times New Roman" w:hAnsi="Times New Roman" w:cs="Times New Roman"/>
-          <w:sz w:val="24"/>
-          <w:szCs w:val="24"/>
-          <w:lang w:eastAsia="ru-RU"/>
-        </w:rPr>
-        <w:t>Вид практики</w:t>
-      </w:r>
-      <w:r>
-        <w:rPr>
-          <w:rFonts w:ascii="Times New Roman" w:hAnsi="Times New Roman" w:cs="Times New Roman"/>
-          <w:sz w:val="24"/>
-          <w:szCs w:val="24"/>
-          <w:lang w:eastAsia="ru-RU"/>
-        </w:rPr>
-        <w:t xml:space="preserve"> </w:t>
-      </w:r>
-      <w:r>
-        <w:rPr>
-          <w:rFonts w:ascii="Times New Roman" w:hAnsi="Times New Roman" w:cs="Times New Roman"/>
-          <w:sz w:val="24"/>
-          <w:szCs w:val="24"/>
-          <w:lang w:eastAsia="ru-RU"/>
-        </w:rPr>
-        <w:t>–</w:t>
-      </w:r>
-      <w:r>
-        <w:rPr>
-          <w:rFonts w:ascii="Times New Roman" w:hAnsi="Times New Roman" w:cs="Times New Roman"/>
-          <w:sz w:val="24"/>
-          <w:szCs w:val="24"/>
-          <w:lang w:eastAsia="ru-RU"/>
-        </w:rPr>
-        <w:t xml:space="preserve"> Учебная технологическая (проектно-технологическая) практика</w:t>
-      </w:r>
-      <w:r>
-        <w:rPr>
-          <w:rFonts w:ascii="Times New Roman" w:hAnsi="Times New Roman" w:cs="Times New Roman"/>
-          <w:sz w:val="24"/>
-          <w:szCs w:val="24"/>
-          <w:lang w:eastAsia="ru-RU"/>
-        </w:rPr>
-        <w:t xml:space="preserve"> </w:t>
-      </w:r>
-      <w:r>
-        <w:rPr>
-          <w:rFonts w:ascii="Times New Roman" w:hAnsi="Times New Roman" w:cs="Times New Roman"/>
-          <w:sz w:val="24"/>
-          <w:szCs w:val="24"/>
-          <w:lang w:eastAsia="ru-RU"/>
-        </w:rPr>
-        <w:t>(далее</w:t>
-      </w:r>
-      <w:r>
-        <w:rPr>
-          <w:rFonts w:ascii="Times New Roman" w:hAnsi="Times New Roman" w:cs="Times New Roman"/>
-          <w:sz w:val="24"/>
-          <w:szCs w:val="24"/>
-          <w:lang w:eastAsia="ru-RU"/>
-        </w:rPr>
-        <w:t xml:space="preserve"> </w:t>
-      </w:r>
-      <w:r>
-        <w:rPr>
-          <w:rFonts w:ascii="Times New Roman" w:hAnsi="Times New Roman" w:cs="Times New Roman"/>
-          <w:sz w:val="24"/>
-          <w:szCs w:val="24"/>
-          <w:lang w:eastAsia="ru-RU"/>
-        </w:rPr>
-        <w:t>Учебная практика).</w:t>
-      </w:r>
-    </w:p>
-    <w:p>
-      <w:pPr>
-        <w:jc w:val="both"/>
-        <w:rPr>
-          <w:rFonts w:ascii="Times New Roman" w:hAnsi="Times New Roman" w:cs="Times New Roman"/>
-          <w:sz w:val="24"/>
-          <w:szCs w:val="24"/>
-          <w:lang w:eastAsia="ru-RU"/>
-        </w:rPr>
-      </w:pPr>
-      <w:r>
-        <w:rPr>
-          <w:rFonts w:ascii="Times New Roman" w:hAnsi="Times New Roman" w:cs="Times New Roman"/>
-          <w:sz w:val="24"/>
-          <w:szCs w:val="24"/>
-          <w:lang w:eastAsia="ru-RU"/>
-        </w:rPr>
-        <w:t xml:space="preserve">Цель </w:t>
-      </w:r>
-      <w:r>
-        <w:rPr>
-          <w:rFonts w:ascii="Times New Roman" w:hAnsi="Times New Roman" w:cs="Times New Roman"/>
-          <w:sz w:val="24"/>
-          <w:szCs w:val="24"/>
-          <w:lang w:eastAsia="ru-RU"/>
-        </w:rPr>
-        <w:t>учебной практики: получение первичных профессиональных умений</w:t>
-      </w:r>
-      <w:r>
-        <w:rPr>
-          <w:rFonts w:ascii="Times New Roman" w:hAnsi="Times New Roman" w:cs="Times New Roman"/>
-          <w:sz w:val="24"/>
-          <w:szCs w:val="24"/>
-          <w:lang w:eastAsia="ru-RU"/>
-        </w:rPr>
-        <w:t xml:space="preserve"> </w:t>
-      </w:r>
-      <w:r>
-        <w:rPr>
-          <w:rFonts w:ascii="Times New Roman" w:hAnsi="Times New Roman" w:cs="Times New Roman"/>
-          <w:sz w:val="24"/>
-          <w:szCs w:val="24"/>
-          <w:lang w:eastAsia="ru-RU"/>
-        </w:rPr>
-        <w:t>навыков.</w:t>
-      </w:r>
-    </w:p>
-    <w:p>
-      <w:pPr>
-        <w:jc w:val="both"/>
-        <w:rPr>
-          <w:rFonts w:ascii="Times New Roman" w:hAnsi="Times New Roman" w:cs="Times New Roman"/>
-          <w:sz w:val="24"/>
-          <w:szCs w:val="24"/>
-          <w:lang w:eastAsia="ru-RU"/>
-        </w:rPr>
-      </w:pPr>
-      <w:r>
-        <w:rPr>
-          <w:rFonts w:ascii="Times New Roman" w:hAnsi="Times New Roman" w:cs="Times New Roman"/>
-          <w:sz w:val="24"/>
-          <w:szCs w:val="24"/>
-          <w:lang w:eastAsia="ru-RU"/>
-        </w:rPr>
-        <w:t>Задачи учебной</w:t>
-      </w:r>
-      <w:r>
-        <w:rPr>
-          <w:rFonts w:ascii="Times New Roman" w:hAnsi="Times New Roman" w:cs="Times New Roman"/>
-          <w:sz w:val="24"/>
-          <w:szCs w:val="24"/>
-          <w:lang w:eastAsia="ru-RU"/>
-        </w:rPr>
-        <w:t xml:space="preserve"> практики:</w:t>
-      </w:r>
-    </w:p>
-    <w:p>
-      <w:pPr>
-        <w:pStyle w:val="a8"/>
-        <w:numPr>
-          <w:ilvl w:val="0"/>
-          <w:numId w:val="2"/>
-        </w:numPr>
-        <w:ind w:left="709" w:hanging="283"/>
-        <w:jc w:val="both"/>
-        <w:rPr>
-          <w:rFonts w:ascii="Times New Roman" w:hAnsi="Times New Roman" w:cs="Times New Roman"/>
-          <w:sz w:val="24"/>
-          <w:szCs w:val="24"/>
-          <w:lang w:eastAsia="ru-RU"/>
-        </w:rPr>
-      </w:pPr>
-      <w:r>
-        <w:rPr>
-          <w:rFonts w:ascii="Times New Roman" w:hAnsi="Times New Roman" w:cs="Times New Roman"/>
-          <w:sz w:val="24"/>
-          <w:szCs w:val="24"/>
-          <w:lang w:eastAsia="ru-RU"/>
-        </w:rPr>
-        <w:t>Закрепление и углубление теоретических знаний по программированию;</w:t>
-      </w:r>
-    </w:p>
-    <w:p>
-      <w:pPr>
-        <w:pStyle w:val="a8"/>
-        <w:numPr>
-          <w:ilvl w:val="0"/>
-          <w:numId w:val="2"/>
-        </w:numPr>
-        <w:ind w:left="709" w:hanging="283"/>
-        <w:jc w:val="both"/>
-        <w:rPr>
-          <w:rFonts w:ascii="Times New Roman" w:hAnsi="Times New Roman" w:cs="Times New Roman"/>
-          <w:sz w:val="24"/>
-          <w:szCs w:val="24"/>
-          <w:lang w:eastAsia="ru-RU"/>
-        </w:rPr>
-      </w:pPr>
-      <w:r>
-        <w:rPr>
-          <w:rFonts w:ascii="Times New Roman" w:hAnsi="Times New Roman" w:cs="Times New Roman"/>
-          <w:sz w:val="24"/>
-          <w:szCs w:val="24"/>
-          <w:lang w:eastAsia="ru-RU"/>
-        </w:rPr>
-        <w:t xml:space="preserve">Изучение </w:t>
-      </w:r>
-      <w:r>
-        <w:rPr>
-          <w:rFonts w:ascii="Times New Roman" w:hAnsi="Times New Roman" w:cs="Times New Roman"/>
-          <w:sz w:val="24"/>
-          <w:szCs w:val="24"/>
-          <w:lang w:eastAsia="ru-RU"/>
-        </w:rPr>
-        <w:t xml:space="preserve">основ </w:t>
-      </w:r>
-      <w:r>
-        <w:rPr>
-          <w:rFonts w:ascii="Times New Roman" w:hAnsi="Times New Roman" w:cs="Times New Roman"/>
-          <w:sz w:val="24"/>
-          <w:szCs w:val="24"/>
-          <w:lang w:eastAsia="ru-RU"/>
-        </w:rPr>
-        <w:t>программировани</w:t>
-      </w:r>
-      <w:r>
-        <w:rPr>
-          <w:rFonts w:ascii="Times New Roman" w:hAnsi="Times New Roman" w:cs="Times New Roman"/>
-          <w:sz w:val="24"/>
-          <w:szCs w:val="24"/>
-          <w:lang w:eastAsia="ru-RU"/>
-        </w:rPr>
-        <w:t xml:space="preserve">я </w:t>
-      </w:r>
-      <w:r>
-        <w:rPr>
-          <w:rFonts w:ascii="Times New Roman" w:hAnsi="Times New Roman" w:cs="Times New Roman"/>
-          <w:sz w:val="24"/>
-          <w:szCs w:val="24"/>
-          <w:lang w:eastAsia="ru-RU"/>
-        </w:rPr>
-        <w:t xml:space="preserve">на языке </w:t>
-      </w:r>
-      <w:r>
-        <w:rPr>
-          <w:rFonts w:ascii="Times New Roman" w:hAnsi="Times New Roman" w:cs="Times New Roman"/>
-          <w:sz w:val="24"/>
-          <w:szCs w:val="24"/>
-          <w:lang w:val="en-US" w:eastAsia="ru-RU"/>
-        </w:rPr>
-        <w:t>C</w:t>
-      </w:r>
-      <w:r>
-        <w:rPr>
-          <w:rFonts w:ascii="Times New Roman" w:hAnsi="Times New Roman" w:cs="Times New Roman"/>
-          <w:sz w:val="24"/>
-          <w:szCs w:val="24"/>
-          <w:lang w:eastAsia="ru-RU"/>
-        </w:rPr>
-        <w:t>;</w:t>
-      </w:r>
-    </w:p>
-    <w:p>
-      <w:pPr>
-        <w:pStyle w:val="a8"/>
-        <w:numPr>
-          <w:ilvl w:val="0"/>
-          <w:numId w:val="2"/>
-        </w:numPr>
-        <w:ind w:left="709" w:hanging="283"/>
-        <w:jc w:val="both"/>
-        <w:rPr>
-          <w:rFonts w:ascii="Times New Roman" w:hAnsi="Times New Roman" w:cs="Times New Roman"/>
-          <w:sz w:val="24"/>
-          <w:szCs w:val="24"/>
-          <w:lang w:eastAsia="ru-RU"/>
-        </w:rPr>
-      </w:pPr>
-      <w:r>
-        <w:rPr>
-          <w:rFonts w:ascii="Times New Roman" w:hAnsi="Times New Roman" w:cs="Times New Roman"/>
-          <w:sz w:val="24"/>
-          <w:szCs w:val="24"/>
-          <w:lang w:eastAsia="ru-RU"/>
-        </w:rPr>
-        <w:t>Освоение р</w:t>
-      </w:r>
-      <w:r>
-        <w:rPr>
-          <w:rFonts w:ascii="Times New Roman" w:hAnsi="Times New Roman" w:cs="Times New Roman"/>
-          <w:sz w:val="24"/>
-          <w:szCs w:val="24"/>
-          <w:lang w:eastAsia="ru-RU"/>
-        </w:rPr>
-        <w:t>абот</w:t>
-      </w:r>
-      <w:r>
-        <w:rPr>
-          <w:rFonts w:ascii="Times New Roman" w:hAnsi="Times New Roman" w:cs="Times New Roman"/>
-          <w:sz w:val="24"/>
-          <w:szCs w:val="24"/>
-          <w:lang w:eastAsia="ru-RU"/>
-        </w:rPr>
-        <w:t>ы</w:t>
-      </w:r>
-      <w:r>
-        <w:rPr>
-          <w:rFonts w:ascii="Times New Roman" w:hAnsi="Times New Roman" w:cs="Times New Roman"/>
-          <w:sz w:val="24"/>
-          <w:szCs w:val="24"/>
-          <w:lang w:eastAsia="ru-RU"/>
-        </w:rPr>
-        <w:t xml:space="preserve"> в</w:t>
-      </w:r>
-      <w:r>
-        <w:rPr>
-          <w:rFonts w:ascii="Times New Roman" w:hAnsi="Times New Roman" w:cs="Times New Roman"/>
-          <w:sz w:val="24"/>
-          <w:szCs w:val="24"/>
-          <w:lang w:eastAsia="ru-RU"/>
-        </w:rPr>
-        <w:t>о фреймворке</w:t>
-      </w:r>
-      <w:r>
-        <w:rPr>
-          <w:rFonts w:ascii="Times New Roman" w:hAnsi="Times New Roman" w:cs="Times New Roman"/>
-          <w:sz w:val="24"/>
-          <w:szCs w:val="24"/>
-          <w:lang w:eastAsia="ru-RU"/>
-        </w:rPr>
-        <w:t xml:space="preserve"> Qt</w:t>
-      </w:r>
-      <w:r>
-        <w:rPr>
-          <w:rFonts w:ascii="Times New Roman" w:hAnsi="Times New Roman" w:cs="Times New Roman"/>
-          <w:sz w:val="24"/>
-          <w:szCs w:val="24"/>
-          <w:lang w:eastAsia="ru-RU"/>
-        </w:rPr>
-        <w:t>;</w:t>
-      </w:r>
-    </w:p>
-    <w:p>
-      <w:pPr>
-        <w:pStyle w:val="a8"/>
-        <w:numPr>
-          <w:ilvl w:val="0"/>
-          <w:numId w:val="2"/>
-        </w:numPr>
-        <w:ind w:left="709" w:hanging="283"/>
-        <w:jc w:val="both"/>
-        <w:rPr>
-          <w:rFonts w:ascii="Times New Roman" w:hAnsi="Times New Roman" w:cs="Times New Roman"/>
-          <w:sz w:val="24"/>
-          <w:szCs w:val="24"/>
-          <w:lang w:eastAsia="ru-RU"/>
-        </w:rPr>
-      </w:pPr>
-      <w:r>
-        <w:rPr>
-          <w:rFonts w:ascii="Times New Roman" w:hAnsi="Times New Roman" w:cs="Times New Roman"/>
-          <w:sz w:val="24"/>
-          <w:szCs w:val="24"/>
-          <w:lang w:eastAsia="ru-RU"/>
-        </w:rPr>
-        <w:t>Приобретение и развитие первичных профессиональных навыков и умений по прикладной математике и информатике</w:t>
-      </w:r>
-      <w:r>
-        <w:rPr>
-          <w:rFonts w:ascii="Times New Roman" w:hAnsi="Times New Roman" w:cs="Times New Roman"/>
-          <w:sz w:val="24"/>
-          <w:szCs w:val="24"/>
-          <w:lang w:eastAsia="ru-RU"/>
-        </w:rPr>
-        <w:t>.</w:t>
-      </w:r>
-    </w:p>
-    <w:p>
-      <w:pPr>
-        <w:spacing w:after="160" w:line="259" w:lineRule="auto"/>
-        <w:rPr>
-          <w:rFonts w:ascii="Times New Roman" w:hAnsi="Times New Roman" w:cs="Times New Roman"/>
-          <w:sz w:val="24"/>
-          <w:szCs w:val="24"/>
-          <w:lang w:eastAsia="ru-RU"/>
-        </w:rPr>
-      </w:pPr>
-      <w:r>
-        <w:rPr>
-          <w:rFonts w:ascii="Times New Roman" w:hAnsi="Times New Roman" w:cs="Times New Roman"/>
-          <w:sz w:val="24"/>
-          <w:szCs w:val="24"/>
-          <w:lang w:eastAsia="ru-RU"/>
-        </w:rPr>
-        <w:br w:type="page"/>
-      </w:r>
-    </w:p>
-    <w:p>
-      <w:pPr>
-        <w:spacing w:line="480" w:lineRule="auto"/>
-        <w:jc w:val="center"/>
-        <w:rPr>
-          <w:rFonts w:ascii="Times New Roman" w:hAnsi="Times New Roman" w:cs="Times New Roman"/>
-          <w:b/>
-          <w:bCs/>
-          <w:caps/>
-          <w:sz w:val="24"/>
-          <w:szCs w:val="24"/>
-        </w:rPr>
-      </w:pPr>
-      <w:r>
-        <w:rPr>
-          <w:rFonts w:ascii="Times New Roman" w:hAnsi="Times New Roman" w:cs="Times New Roman"/>
-          <w:b/>
-          <w:bCs/>
-          <w:caps/>
-          <w:sz w:val="24"/>
-          <w:szCs w:val="24"/>
-        </w:rPr>
-        <w:lastRenderedPageBreak/>
+        </w:rPr>
         <w:t xml:space="preserve">Глава </w:t>
       </w:r>
       <w:r>
@@ -2484,6 +382,7 @@
                 <w:szCs w:val="24"/>
               </w:rPr>
             </w:pPr>
+            <w:proofErr w:type="spellStart"/>
             <w:r>
               <w:rPr>
                 <w:sz w:val="24"/>
@@ -2491,6 +390,7 @@
               </w:rPr>
               <w:t>Тип</w:t>
             </w:r>
+            <w:proofErr w:type="spellEnd"/>
           </w:p>
         </w:tc>
         <w:tc>
@@ -2508,6 +408,7 @@
                 <w:szCs w:val="24"/>
               </w:rPr>
             </w:pPr>
+            <w:proofErr w:type="spellStart"/>
             <w:r>
               <w:rPr>
                 <w:sz w:val="24"/>
@@ -2515,6 +416,7 @@
               </w:rPr>
               <w:t>Размер</w:t>
             </w:r>
+            <w:proofErr w:type="spellEnd"/>
           </w:p>
           <w:p>
             <w:pPr>
@@ -2542,12 +444,21 @@
               </w:rPr>
               <w:t xml:space="preserve"> </w:t>
             </w:r>
-            <w:r>
-              <w:rPr>
-                <w:sz w:val="24"/>
-                <w:szCs w:val="24"/>
-              </w:rPr>
-              <w:t>байтах)</w:t>
+            <w:proofErr w:type="spellStart"/>
+            <w:r>
+              <w:rPr>
+                <w:sz w:val="24"/>
+                <w:szCs w:val="24"/>
+              </w:rPr>
+              <w:t>байтах</w:t>
+            </w:r>
+            <w:proofErr w:type="spellEnd"/>
+            <w:r>
+              <w:rPr>
+                <w:sz w:val="24"/>
+                <w:szCs w:val="24"/>
+              </w:rPr>
+              <w:t>)</w:t>
             </w:r>
           </w:p>
         </w:tc>
@@ -2566,6 +477,7 @@
                 <w:szCs w:val="24"/>
               </w:rPr>
             </w:pPr>
+            <w:proofErr w:type="spellStart"/>
             <w:r>
               <w:rPr>
                 <w:sz w:val="24"/>
@@ -2573,6 +485,7 @@
               </w:rPr>
               <w:t>Диапазон</w:t>
             </w:r>
+            <w:proofErr w:type="spellEnd"/>
           </w:p>
         </w:tc>
       </w:tr>
@@ -3024,12 +937,21 @@
               </w:rPr>
               <w:t xml:space="preserve"> </w:t>
             </w:r>
-            <w:r>
-              <w:rPr>
-                <w:sz w:val="24"/>
-                <w:szCs w:val="24"/>
-              </w:rPr>
-              <w:t>разрядов)</w:t>
+            <w:proofErr w:type="spellStart"/>
+            <w:r>
+              <w:rPr>
+                <w:sz w:val="24"/>
+                <w:szCs w:val="24"/>
+              </w:rPr>
+              <w:t>разрядов</w:t>
+            </w:r>
+            <w:proofErr w:type="spellEnd"/>
+            <w:r>
+              <w:rPr>
+                <w:sz w:val="24"/>
+                <w:szCs w:val="24"/>
+              </w:rPr>
+              <w:t>)</w:t>
             </w:r>
           </w:p>
         </w:tc>
@@ -3143,12 +1065,21 @@
               </w:rPr>
               <w:t xml:space="preserve"> </w:t>
             </w:r>
-            <w:r>
-              <w:rPr>
-                <w:sz w:val="24"/>
-                <w:szCs w:val="24"/>
-              </w:rPr>
-              <w:t>разряда)</w:t>
+            <w:proofErr w:type="spellStart"/>
+            <w:r>
+              <w:rPr>
+                <w:sz w:val="24"/>
+                <w:szCs w:val="24"/>
+              </w:rPr>
+              <w:t>разряда</w:t>
+            </w:r>
+            <w:proofErr w:type="spellEnd"/>
+            <w:r>
+              <w:rPr>
+                <w:sz w:val="24"/>
+                <w:szCs w:val="24"/>
+              </w:rPr>
+              <w:t>)</w:t>
             </w:r>
           </w:p>
         </w:tc>
@@ -3262,12 +1193,21 @@
               </w:rPr>
               <w:t xml:space="preserve"> </w:t>
             </w:r>
-            <w:r>
-              <w:rPr>
-                <w:sz w:val="24"/>
-                <w:szCs w:val="24"/>
-              </w:rPr>
-              <w:t>разрядов)</w:t>
+            <w:proofErr w:type="spellStart"/>
+            <w:r>
+              <w:rPr>
+                <w:sz w:val="24"/>
+                <w:szCs w:val="24"/>
+              </w:rPr>
+              <w:t>разрядов</w:t>
+            </w:r>
+            <w:proofErr w:type="spellEnd"/>
+            <w:r>
+              <w:rPr>
+                <w:sz w:val="24"/>
+                <w:szCs w:val="24"/>
+              </w:rPr>
+              <w:t>)</w:t>
             </w:r>
           </w:p>
         </w:tc>
@@ -3396,12 +1336,21 @@
               </w:rPr>
               <w:t xml:space="preserve"> </w:t>
             </w:r>
-            <w:r>
-              <w:rPr>
-                <w:sz w:val="24"/>
-                <w:szCs w:val="24"/>
-              </w:rPr>
-              <w:t>разряда)</w:t>
+            <w:proofErr w:type="spellStart"/>
+            <w:r>
+              <w:rPr>
+                <w:sz w:val="24"/>
+                <w:szCs w:val="24"/>
+              </w:rPr>
+              <w:t>разряда</w:t>
+            </w:r>
+            <w:proofErr w:type="spellEnd"/>
+            <w:r>
+              <w:rPr>
+                <w:sz w:val="24"/>
+                <w:szCs w:val="24"/>
+              </w:rPr>
+              <w:t>)</w:t>
             </w:r>
           </w:p>
         </w:tc>
@@ -3798,6 +1747,7 @@
               </w:rPr>
               <w:t xml:space="preserve"> </w:t>
             </w:r>
+            <w:proofErr w:type="spellStart"/>
             <w:r>
               <w:rPr>
                 <w:sz w:val="24"/>
@@ -3805,6 +1755,7 @@
               </w:rPr>
               <w:t>long</w:t>
             </w:r>
+            <w:proofErr w:type="spellEnd"/>
             <w:r>
               <w:rPr>
                 <w:spacing w:val="76"/>
@@ -3962,6 +1913,7 @@
               </w:rPr>
               <w:t xml:space="preserve"> </w:t>
             </w:r>
+            <w:proofErr w:type="spellStart"/>
             <w:r>
               <w:rPr>
                 <w:sz w:val="24"/>
@@ -3969,6 +1921,7 @@
               </w:rPr>
               <w:t>long</w:t>
             </w:r>
+            <w:proofErr w:type="spellEnd"/>
             <w:r>
               <w:rPr>
                 <w:spacing w:val="78"/>
@@ -4780,6 +2733,7 @@
         </w:rPr>
         <w:t xml:space="preserve"> </w:t>
       </w:r>
+      <w:proofErr w:type="spellStart"/>
       <w:r>
         <w:rPr>
           <w:rFonts w:ascii="Times New Roman" w:hAnsi="Times New Roman" w:cs="Times New Roman"/>
@@ -4790,6 +2744,7 @@
         </w:rPr>
         <w:t>for</w:t>
       </w:r>
+      <w:proofErr w:type="spellEnd"/>
       <w:r>
         <w:rPr>
           <w:rFonts w:ascii="Times New Roman" w:hAnsi="Times New Roman" w:cs="Times New Roman"/>
@@ -4890,13 +2845,33 @@
         </w:rPr>
         <w:t xml:space="preserve"> </w:t>
       </w:r>
-      <w:r>
-        <w:rPr>
-          <w:rFonts w:ascii="Times New Roman" w:hAnsi="Times New Roman" w:cs="Times New Roman"/>
-          <w:sz w:val="24"/>
-          <w:szCs w:val="24"/>
-        </w:rPr>
-        <w:t>for(выражение_1;</w:t>
+      <w:proofErr w:type="spellStart"/>
+      <w:proofErr w:type="gramStart"/>
+      <w:r>
+        <w:rPr>
+          <w:rFonts w:ascii="Times New Roman" w:hAnsi="Times New Roman" w:cs="Times New Roman"/>
+          <w:sz w:val="24"/>
+          <w:szCs w:val="24"/>
+        </w:rPr>
+        <w:t>for</w:t>
+      </w:r>
+      <w:proofErr w:type="spellEnd"/>
+      <w:r>
+        <w:rPr>
+          <w:rFonts w:ascii="Times New Roman" w:hAnsi="Times New Roman" w:cs="Times New Roman"/>
+          <w:sz w:val="24"/>
+          <w:szCs w:val="24"/>
+        </w:rPr>
+        <w:t>(</w:t>
+      </w:r>
+      <w:proofErr w:type="gramEnd"/>
+      <w:r>
+        <w:rPr>
+          <w:rFonts w:ascii="Times New Roman" w:hAnsi="Times New Roman" w:cs="Times New Roman"/>
+          <w:sz w:val="24"/>
+          <w:szCs w:val="24"/>
+        </w:rPr>
+        <w:t>выражение_1;</w:t>
       </w:r>
       <w:r>
         <w:rPr>
@@ -5114,6 +3089,7 @@
         </w:rPr>
         <w:t>-</w:t>
       </w:r>
+      <w:proofErr w:type="gramStart"/>
       <w:r>
         <w:rPr>
           <w:rFonts w:ascii="Times New Roman" w:hAnsi="Times New Roman" w:cs="Times New Roman"/>
@@ -5133,7 +3109,18 @@
           <w:sz w:val="24"/>
           <w:szCs w:val="24"/>
         </w:rPr>
-        <w:t xml:space="preserve">  имеет форму:</w:t>
+        <w:t xml:space="preserve">  имеет</w:t>
+      </w:r>
+      <w:proofErr w:type="gramEnd"/>
+      <w:r>
+        <w:rPr>
+          <w:rFonts w:ascii="Times New Roman" w:hAnsi="Times New Roman" w:cs="Times New Roman"/>
+          <w:bCs/>
+          <w:spacing w:val="-4"/>
+          <w:sz w:val="24"/>
+          <w:szCs w:val="24"/>
+        </w:rPr>
+        <w:t xml:space="preserve"> форму:</w:t>
       </w:r>
     </w:p>
     <w:p>
@@ -5233,7 +3220,27 @@
           <w:szCs w:val="24"/>
           <w:lang w:eastAsia="ru-RU"/>
         </w:rPr>
-        <w:t>Тело цикла составляет либо одна инструкция, либо набор инструкций, заключенных в фигурные скобки. Выражение_1 обычно используется для инициализации начальных значений переменных, которые управляют циклом (управляющие переменные). Выражение_2 определяет условия, при которых тело цикла будет выполняться. Выражение_3 определяет изменение значений управляющих переменных. Цикл for выполняется по следующей схеме:</w:t>
+        <w:t xml:space="preserve">Тело цикла составляет либо одна инструкция, либо набор инструкций, заключенных в фигурные скобки. Выражение_1 обычно используется для инициализации начальных значений переменных, которые управляют циклом (управляющие переменные). Выражение_2 определяет условия, при которых тело цикла будет выполняться. Выражение_3 определяет изменение значений управляющих переменных. Цикл </w:t>
+      </w:r>
+      <w:proofErr w:type="spellStart"/>
+      <w:r>
+        <w:rPr>
+          <w:rFonts w:ascii="Times New Roman" w:hAnsi="Times New Roman" w:cs="Times New Roman"/>
+          <w:sz w:val="24"/>
+          <w:szCs w:val="24"/>
+          <w:lang w:eastAsia="ru-RU"/>
+        </w:rPr>
+        <w:t>for</w:t>
+      </w:r>
+      <w:proofErr w:type="spellEnd"/>
+      <w:r>
+        <w:rPr>
+          <w:rFonts w:ascii="Times New Roman" w:hAnsi="Times New Roman" w:cs="Times New Roman"/>
+          <w:sz w:val="24"/>
+          <w:szCs w:val="24"/>
+          <w:lang w:eastAsia="ru-RU"/>
+        </w:rPr>
+        <w:t xml:space="preserve"> выполняется по следующей схеме:</w:t>
       </w:r>
     </w:p>
     <w:p>
@@ -5326,7 +3333,27 @@
           <w:lang w:eastAsia="ru-RU"/>
         </w:rPr>
         <w:tab/>
-        <w:t>Если значение выражения_2 является истинным (ненулевым), тогда выполняется тело цикла, а затем вычисляется выражение_3 и осуществляется переход к выражению_2. Если же значение выражения_2 является ложным (нулевым), тогда выполнение оператора for завершается. При отсутствии выражения_2 оно подразумевается всегда истинным.</w:t>
+        <w:t xml:space="preserve">Если значение выражения_2 является истинным (ненулевым), тогда выполняется тело цикла, а затем вычисляется выражение_3 и осуществляется переход к выражению_2. Если же значение выражения_2 является ложным (нулевым), тогда выполнение оператора </w:t>
+      </w:r>
+      <w:proofErr w:type="spellStart"/>
+      <w:r>
+        <w:rPr>
+          <w:rFonts w:ascii="Times New Roman" w:hAnsi="Times New Roman" w:cs="Times New Roman"/>
+          <w:sz w:val="24"/>
+          <w:szCs w:val="24"/>
+          <w:lang w:eastAsia="ru-RU"/>
+        </w:rPr>
+        <w:t>for</w:t>
+      </w:r>
+      <w:proofErr w:type="spellEnd"/>
+      <w:r>
+        <w:rPr>
+          <w:rFonts w:ascii="Times New Roman" w:hAnsi="Times New Roman" w:cs="Times New Roman"/>
+          <w:sz w:val="24"/>
+          <w:szCs w:val="24"/>
+          <w:lang w:eastAsia="ru-RU"/>
+        </w:rPr>
+        <w:t xml:space="preserve"> завершается. При отсутствии выражения_2 оно подразумевается всегда истинным.</w:t>
       </w:r>
     </w:p>
     <w:p>
@@ -5348,7 +3375,107 @@
           <w:szCs w:val="24"/>
           <w:lang w:eastAsia="ru-RU"/>
         </w:rPr>
-        <w:t xml:space="preserve">Оператор break позволяет выйти из операторов цикла for, while, do-while и переключателя switch. Данный оператор дает возможность немедленного выхода из самого внутреннего цикла или переключателя. </w:t>
+        <w:t xml:space="preserve">Оператор </w:t>
+      </w:r>
+      <w:proofErr w:type="spellStart"/>
+      <w:r>
+        <w:rPr>
+          <w:rFonts w:ascii="Times New Roman" w:hAnsi="Times New Roman" w:cs="Times New Roman"/>
+          <w:sz w:val="24"/>
+          <w:szCs w:val="24"/>
+          <w:lang w:eastAsia="ru-RU"/>
+        </w:rPr>
+        <w:t>break</w:t>
+      </w:r>
+      <w:proofErr w:type="spellEnd"/>
+      <w:r>
+        <w:rPr>
+          <w:rFonts w:ascii="Times New Roman" w:hAnsi="Times New Roman" w:cs="Times New Roman"/>
+          <w:sz w:val="24"/>
+          <w:szCs w:val="24"/>
+          <w:lang w:eastAsia="ru-RU"/>
+        </w:rPr>
+        <w:t xml:space="preserve"> позволяет выйти из операторов цикла </w:t>
+      </w:r>
+      <w:proofErr w:type="spellStart"/>
+      <w:r>
+        <w:rPr>
+          <w:rFonts w:ascii="Times New Roman" w:hAnsi="Times New Roman" w:cs="Times New Roman"/>
+          <w:sz w:val="24"/>
+          <w:szCs w:val="24"/>
+          <w:lang w:eastAsia="ru-RU"/>
+        </w:rPr>
+        <w:t>for</w:t>
+      </w:r>
+      <w:proofErr w:type="spellEnd"/>
+      <w:r>
+        <w:rPr>
+          <w:rFonts w:ascii="Times New Roman" w:hAnsi="Times New Roman" w:cs="Times New Roman"/>
+          <w:sz w:val="24"/>
+          <w:szCs w:val="24"/>
+          <w:lang w:eastAsia="ru-RU"/>
+        </w:rPr>
+        <w:t xml:space="preserve">, </w:t>
+      </w:r>
+      <w:proofErr w:type="spellStart"/>
+      <w:r>
+        <w:rPr>
+          <w:rFonts w:ascii="Times New Roman" w:hAnsi="Times New Roman" w:cs="Times New Roman"/>
+          <w:sz w:val="24"/>
+          <w:szCs w:val="24"/>
+          <w:lang w:eastAsia="ru-RU"/>
+        </w:rPr>
+        <w:t>while</w:t>
+      </w:r>
+      <w:proofErr w:type="spellEnd"/>
+      <w:r>
+        <w:rPr>
+          <w:rFonts w:ascii="Times New Roman" w:hAnsi="Times New Roman" w:cs="Times New Roman"/>
+          <w:sz w:val="24"/>
+          <w:szCs w:val="24"/>
+          <w:lang w:eastAsia="ru-RU"/>
+        </w:rPr>
+        <w:t xml:space="preserve">, </w:t>
+      </w:r>
+      <w:proofErr w:type="spellStart"/>
+      <w:r>
+        <w:rPr>
+          <w:rFonts w:ascii="Times New Roman" w:hAnsi="Times New Roman" w:cs="Times New Roman"/>
+          <w:sz w:val="24"/>
+          <w:szCs w:val="24"/>
+          <w:lang w:eastAsia="ru-RU"/>
+        </w:rPr>
+        <w:t>do-while</w:t>
+      </w:r>
+      <w:proofErr w:type="spellEnd"/>
+      <w:r>
+        <w:rPr>
+          <w:rFonts w:ascii="Times New Roman" w:hAnsi="Times New Roman" w:cs="Times New Roman"/>
+          <w:sz w:val="24"/>
+          <w:szCs w:val="24"/>
+          <w:lang w:eastAsia="ru-RU"/>
+        </w:rPr>
+        <w:t xml:space="preserve"> и переключателя </w:t>
+      </w:r>
+      <w:proofErr w:type="spellStart"/>
+      <w:r>
+        <w:rPr>
+          <w:rFonts w:ascii="Times New Roman" w:hAnsi="Times New Roman" w:cs="Times New Roman"/>
+          <w:sz w:val="24"/>
+          <w:szCs w:val="24"/>
+          <w:lang w:eastAsia="ru-RU"/>
+        </w:rPr>
+        <w:t>switch</w:t>
+      </w:r>
+      <w:proofErr w:type="spellEnd"/>
+      <w:r>
+        <w:rPr>
+          <w:rFonts w:ascii="Times New Roman" w:hAnsi="Times New Roman" w:cs="Times New Roman"/>
+          <w:sz w:val="24"/>
+          <w:szCs w:val="24"/>
+          <w:lang w:eastAsia="ru-RU"/>
+        </w:rPr>
+        <w:t xml:space="preserve">. Данный оператор дает возможность немедленного выхода из самого внутреннего цикла или переключателя. </w:t>
       </w:r>
     </w:p>
     <w:p>
@@ -5370,7 +3497,107 @@
           <w:szCs w:val="24"/>
           <w:lang w:eastAsia="ru-RU"/>
         </w:rPr>
-        <w:t>Оператор continue вызывает преждевременное завершение выполнения тела цикла с переходом к следующему шагу итерации. Для циклов while и do-while это означает немедленный переход к проверке условия, а для цикла for – переход к выражению_3. Оператор continue действует на самый внутренний цикл.</w:t>
+        <w:t xml:space="preserve">Оператор </w:t>
+      </w:r>
+      <w:proofErr w:type="spellStart"/>
+      <w:r>
+        <w:rPr>
+          <w:rFonts w:ascii="Times New Roman" w:hAnsi="Times New Roman" w:cs="Times New Roman"/>
+          <w:sz w:val="24"/>
+          <w:szCs w:val="24"/>
+          <w:lang w:eastAsia="ru-RU"/>
+        </w:rPr>
+        <w:t>continue</w:t>
+      </w:r>
+      <w:proofErr w:type="spellEnd"/>
+      <w:r>
+        <w:rPr>
+          <w:rFonts w:ascii="Times New Roman" w:hAnsi="Times New Roman" w:cs="Times New Roman"/>
+          <w:sz w:val="24"/>
+          <w:szCs w:val="24"/>
+          <w:lang w:eastAsia="ru-RU"/>
+        </w:rPr>
+        <w:t xml:space="preserve"> вызывает преждевременное завершение выполнения тела цикла с переходом к следующему шагу итерации. Для циклов </w:t>
+      </w:r>
+      <w:proofErr w:type="spellStart"/>
+      <w:r>
+        <w:rPr>
+          <w:rFonts w:ascii="Times New Roman" w:hAnsi="Times New Roman" w:cs="Times New Roman"/>
+          <w:sz w:val="24"/>
+          <w:szCs w:val="24"/>
+          <w:lang w:eastAsia="ru-RU"/>
+        </w:rPr>
+        <w:t>while</w:t>
+      </w:r>
+      <w:proofErr w:type="spellEnd"/>
+      <w:r>
+        <w:rPr>
+          <w:rFonts w:ascii="Times New Roman" w:hAnsi="Times New Roman" w:cs="Times New Roman"/>
+          <w:sz w:val="24"/>
+          <w:szCs w:val="24"/>
+          <w:lang w:eastAsia="ru-RU"/>
+        </w:rPr>
+        <w:t xml:space="preserve"> и </w:t>
+      </w:r>
+      <w:proofErr w:type="spellStart"/>
+      <w:r>
+        <w:rPr>
+          <w:rFonts w:ascii="Times New Roman" w:hAnsi="Times New Roman" w:cs="Times New Roman"/>
+          <w:sz w:val="24"/>
+          <w:szCs w:val="24"/>
+          <w:lang w:eastAsia="ru-RU"/>
+        </w:rPr>
+        <w:t>do-while</w:t>
+      </w:r>
+      <w:proofErr w:type="spellEnd"/>
+      <w:r>
+        <w:rPr>
+          <w:rFonts w:ascii="Times New Roman" w:hAnsi="Times New Roman" w:cs="Times New Roman"/>
+          <w:sz w:val="24"/>
+          <w:szCs w:val="24"/>
+          <w:lang w:eastAsia="ru-RU"/>
+        </w:rPr>
+        <w:t xml:space="preserve"> это означает немедленный переход к проверке условия, а для цикла </w:t>
+      </w:r>
+      <w:proofErr w:type="spellStart"/>
+      <w:r>
+        <w:rPr>
+          <w:rFonts w:ascii="Times New Roman" w:hAnsi="Times New Roman" w:cs="Times New Roman"/>
+          <w:sz w:val="24"/>
+          <w:szCs w:val="24"/>
+          <w:lang w:eastAsia="ru-RU"/>
+        </w:rPr>
+        <w:t>for</w:t>
+      </w:r>
+      <w:proofErr w:type="spellEnd"/>
+      <w:r>
+        <w:rPr>
+          <w:rFonts w:ascii="Times New Roman" w:hAnsi="Times New Roman" w:cs="Times New Roman"/>
+          <w:sz w:val="24"/>
+          <w:szCs w:val="24"/>
+          <w:lang w:eastAsia="ru-RU"/>
+        </w:rPr>
+        <w:t xml:space="preserve"> – переход к выражению_3. Оператор </w:t>
+      </w:r>
+      <w:proofErr w:type="spellStart"/>
+      <w:r>
+        <w:rPr>
+          <w:rFonts w:ascii="Times New Roman" w:hAnsi="Times New Roman" w:cs="Times New Roman"/>
+          <w:sz w:val="24"/>
+          <w:szCs w:val="24"/>
+          <w:lang w:eastAsia="ru-RU"/>
+        </w:rPr>
+        <w:t>continue</w:t>
+      </w:r>
+      <w:proofErr w:type="spellEnd"/>
+      <w:r>
+        <w:rPr>
+          <w:rFonts w:ascii="Times New Roman" w:hAnsi="Times New Roman" w:cs="Times New Roman"/>
+          <w:sz w:val="24"/>
+          <w:szCs w:val="24"/>
+          <w:lang w:eastAsia="ru-RU"/>
+        </w:rPr>
+        <w:t xml:space="preserve"> действует на самый внутренний цикл.</w:t>
       </w:r>
       <w:r>
         <w:rPr>
@@ -5873,7 +4100,25 @@
           <w:sz w:val="24"/>
           <w:szCs w:val="24"/>
         </w:rPr>
-        <w:t>*имя_переменной,</w:t>
+        <w:t>*</w:t>
+      </w:r>
+      <w:proofErr w:type="spellStart"/>
+      <w:r>
+        <w:rPr>
+          <w:rFonts w:ascii="Times New Roman" w:hAnsi="Times New Roman" w:cs="Times New Roman"/>
+          <w:sz w:val="24"/>
+          <w:szCs w:val="24"/>
+        </w:rPr>
+        <w:t>имя_переменной</w:t>
+      </w:r>
+      <w:proofErr w:type="spellEnd"/>
+      <w:r>
+        <w:rPr>
+          <w:rFonts w:ascii="Times New Roman" w:hAnsi="Times New Roman" w:cs="Times New Roman"/>
+          <w:sz w:val="24"/>
+          <w:szCs w:val="24"/>
+        </w:rPr>
+        <w:t>,</w:t>
       </w:r>
     </w:p>
     <w:p>
@@ -5905,6 +4150,7 @@
         </w:rPr>
         <w:t xml:space="preserve"> </w:t>
       </w:r>
+      <w:proofErr w:type="spellStart"/>
       <w:r>
         <w:rPr>
           <w:rFonts w:ascii="Times New Roman" w:hAnsi="Times New Roman" w:cs="Times New Roman"/>
@@ -5913,6 +4159,7 @@
         </w:rPr>
         <w:t>имя_переменной</w:t>
       </w:r>
+      <w:proofErr w:type="spellEnd"/>
       <w:r>
         <w:rPr>
           <w:rFonts w:ascii="Times New Roman" w:hAnsi="Times New Roman" w:cs="Times New Roman"/>
@@ -6187,7 +4434,63 @@
           <w:sz w:val="24"/>
           <w:szCs w:val="24"/>
         </w:rPr>
-        <w:t>грамма на языке Си имеет по крайней мере одну функцию main(), которая автоматически вызывается при запуске программы. Сама функция main() может вызывать другие функции, а те, в свою очередь, сами</w:t>
+        <w:t xml:space="preserve">грамма на языке Си имеет по крайней мере одну функцию </w:t>
+      </w:r>
+      <w:proofErr w:type="spellStart"/>
+      <w:proofErr w:type="gramStart"/>
+      <w:r>
+        <w:rPr>
+          <w:rFonts w:ascii="Times New Roman" w:hAnsi="Times New Roman" w:cs="Times New Roman"/>
+          <w:sz w:val="24"/>
+          <w:szCs w:val="24"/>
+        </w:rPr>
+        <w:t>main</w:t>
+      </w:r>
+      <w:proofErr w:type="spellEnd"/>
+      <w:r>
+        <w:rPr>
+          <w:rFonts w:ascii="Times New Roman" w:hAnsi="Times New Roman" w:cs="Times New Roman"/>
+          <w:sz w:val="24"/>
+          <w:szCs w:val="24"/>
+        </w:rPr>
+        <w:t>(</w:t>
+      </w:r>
+      <w:proofErr w:type="gramEnd"/>
+      <w:r>
+        <w:rPr>
+          <w:rFonts w:ascii="Times New Roman" w:hAnsi="Times New Roman" w:cs="Times New Roman"/>
+          <w:sz w:val="24"/>
+          <w:szCs w:val="24"/>
+        </w:rPr>
+        <w:t xml:space="preserve">), которая автоматически вызывается при запуске программы. Сама функция </w:t>
+      </w:r>
+      <w:proofErr w:type="spellStart"/>
+      <w:proofErr w:type="gramStart"/>
+      <w:r>
+        <w:rPr>
+          <w:rFonts w:ascii="Times New Roman" w:hAnsi="Times New Roman" w:cs="Times New Roman"/>
+          <w:sz w:val="24"/>
+          <w:szCs w:val="24"/>
+        </w:rPr>
+        <w:t>main</w:t>
+      </w:r>
+      <w:proofErr w:type="spellEnd"/>
+      <w:r>
+        <w:rPr>
+          <w:rFonts w:ascii="Times New Roman" w:hAnsi="Times New Roman" w:cs="Times New Roman"/>
+          <w:sz w:val="24"/>
+          <w:szCs w:val="24"/>
+        </w:rPr>
+        <w:t>(</w:t>
+      </w:r>
+      <w:proofErr w:type="gramEnd"/>
+      <w:r>
+        <w:rPr>
+          <w:rFonts w:ascii="Times New Roman" w:hAnsi="Times New Roman" w:cs="Times New Roman"/>
+          <w:sz w:val="24"/>
+          <w:szCs w:val="24"/>
+        </w:rPr>
+        <w:t>) может вызывать другие функции, а те, в свою очередь, сами</w:t>
       </w:r>
       <w:r>
         <w:rPr>
@@ -6652,13 +4955,23 @@
         </w:rPr>
         <w:t xml:space="preserve"> </w:t>
       </w:r>
-      <w:r>
-        <w:rPr>
-          <w:rFonts w:ascii="Times New Roman" w:hAnsi="Times New Roman" w:cs="Times New Roman"/>
-          <w:sz w:val="24"/>
-          <w:szCs w:val="24"/>
-        </w:rPr>
-        <w:t>void.</w:t>
+      <w:proofErr w:type="spellStart"/>
+      <w:r>
+        <w:rPr>
+          <w:rFonts w:ascii="Times New Roman" w:hAnsi="Times New Roman" w:cs="Times New Roman"/>
+          <w:sz w:val="24"/>
+          <w:szCs w:val="24"/>
+        </w:rPr>
+        <w:t>void</w:t>
+      </w:r>
+      <w:proofErr w:type="spellEnd"/>
+      <w:r>
+        <w:rPr>
+          <w:rFonts w:ascii="Times New Roman" w:hAnsi="Times New Roman" w:cs="Times New Roman"/>
+          <w:sz w:val="24"/>
+          <w:szCs w:val="24"/>
+        </w:rPr>
+        <w:t>.</w:t>
       </w:r>
       <w:r>
         <w:rPr>
@@ -6709,7 +5022,25 @@
           <w:sz w:val="24"/>
           <w:szCs w:val="24"/>
         </w:rPr>
-        <w:t>как void.</w:t>
+        <w:t xml:space="preserve">как </w:t>
+      </w:r>
+      <w:proofErr w:type="spellStart"/>
+      <w:r>
+        <w:rPr>
+          <w:rFonts w:ascii="Times New Roman" w:hAnsi="Times New Roman" w:cs="Times New Roman"/>
+          <w:sz w:val="24"/>
+          <w:szCs w:val="24"/>
+        </w:rPr>
+        <w:t>void</w:t>
+      </w:r>
+      <w:proofErr w:type="spellEnd"/>
+      <w:r>
+        <w:rPr>
+          <w:rFonts w:ascii="Times New Roman" w:hAnsi="Times New Roman" w:cs="Times New Roman"/>
+          <w:sz w:val="24"/>
+          <w:szCs w:val="24"/>
+        </w:rPr>
+        <w:t>.</w:t>
       </w:r>
     </w:p>
     <w:p>
@@ -6866,7 +5197,25 @@
           <w:sz w:val="24"/>
           <w:szCs w:val="24"/>
         </w:rPr>
-        <w:t>инструкции return происходит возврат результата от вызываемой функции к</w:t>
+        <w:t xml:space="preserve">инструкции </w:t>
+      </w:r>
+      <w:proofErr w:type="spellStart"/>
+      <w:r>
+        <w:rPr>
+          <w:rFonts w:ascii="Times New Roman" w:hAnsi="Times New Roman" w:cs="Times New Roman"/>
+          <w:sz w:val="24"/>
+          <w:szCs w:val="24"/>
+        </w:rPr>
+        <w:t>return</w:t>
+      </w:r>
+      <w:proofErr w:type="spellEnd"/>
+      <w:r>
+        <w:rPr>
+          <w:rFonts w:ascii="Times New Roman" w:hAnsi="Times New Roman" w:cs="Times New Roman"/>
+          <w:sz w:val="24"/>
+          <w:szCs w:val="24"/>
+        </w:rPr>
+        <w:t xml:space="preserve"> происходит возврат результата от вызываемой функции к</w:t>
       </w:r>
       <w:r>
         <w:rPr>
@@ -6928,6 +5277,7 @@
         </w:rPr>
         <w:t xml:space="preserve"> </w:t>
       </w:r>
+      <w:proofErr w:type="spellStart"/>
       <w:r>
         <w:rPr>
           <w:rFonts w:ascii="Times New Roman" w:hAnsi="Times New Roman" w:cs="Times New Roman"/>
@@ -6936,6 +5286,7 @@
         </w:rPr>
         <w:t>return</w:t>
       </w:r>
+      <w:proofErr w:type="spellEnd"/>
       <w:r>
         <w:rPr>
           <w:rFonts w:ascii="Times New Roman" w:hAnsi="Times New Roman" w:cs="Times New Roman"/>
@@ -7017,6 +5368,7 @@
           <w:szCs w:val="24"/>
         </w:rPr>
       </w:pPr>
+      <w:proofErr w:type="spellStart"/>
       <w:r>
         <w:rPr>
           <w:rFonts w:ascii="Times New Roman" w:hAnsi="Times New Roman" w:cs="Times New Roman"/>
@@ -7025,6 +5377,7 @@
         </w:rPr>
         <w:t>return</w:t>
       </w:r>
+      <w:proofErr w:type="spellEnd"/>
       <w:r>
         <w:rPr>
           <w:rFonts w:ascii="Times New Roman" w:hAnsi="Times New Roman" w:cs="Times New Roman"/>
@@ -7251,7 +5604,7 @@
                     <pic:cNvPicPr/>
                   </pic:nvPicPr>
                   <pic:blipFill>
-                    <a:blip r:embed="rId12">
+                    <a:blip r:embed="rId8">
                       <a:extLst>
                         <a:ext uri="{28A0092B-C50C-407E-A947-70E740481C1C}">
                           <a14:useLocalDpi xmlns:a14="http://schemas.microsoft.com/office/drawing/2010/main" val="0"/>
@@ -7330,7 +5683,7 @@
                     </pic:cNvPicPr>
                   </pic:nvPicPr>
                   <pic:blipFill>
-                    <a:blip r:embed="rId13">
+                    <a:blip r:embed="rId9">
                       <a:extLst>
                         <a:ext uri="{28A0092B-C50C-407E-A947-70E740481C1C}">
                           <a14:useLocalDpi xmlns:a14="http://schemas.microsoft.com/office/drawing/2010/main" val="0"/>
@@ -7507,7 +5860,7 @@
         <w:tblLook w:val="04A0" w:firstRow="1" w:lastRow="0" w:firstColumn="1" w:lastColumn="0" w:noHBand="0" w:noVBand="1"/>
       </w:tblPr>
       <w:tblGrid>
-        <w:gridCol w:w="7917"/>
+        <w:gridCol w:w="8624"/>
       </w:tblGrid>
       <w:tr>
         <w:tc>
@@ -7532,7 +5885,27 @@
                 <w:szCs w:val="24"/>
                 <w:lang w:val="en-US"/>
               </w:rPr>
-              <w:t>int Calc(char *exp);</w:t>
+              <w:t xml:space="preserve">int </w:t>
+            </w:r>
+            <w:proofErr w:type="gramStart"/>
+            <w:r>
+              <w:rPr>
+                <w:rFonts w:ascii="Times New Roman" w:hAnsi="Times New Roman" w:cs="Times New Roman"/>
+                <w:sz w:val="24"/>
+                <w:szCs w:val="24"/>
+                <w:lang w:val="en-US"/>
+              </w:rPr>
+              <w:t>Calc(</w:t>
+            </w:r>
+            <w:proofErr w:type="gramEnd"/>
+            <w:r>
+              <w:rPr>
+                <w:rFonts w:ascii="Times New Roman" w:hAnsi="Times New Roman" w:cs="Times New Roman"/>
+                <w:sz w:val="24"/>
+                <w:szCs w:val="24"/>
+                <w:lang w:val="en-US"/>
+              </w:rPr>
+              <w:t>char *exp);</w:t>
             </w:r>
           </w:p>
         </w:tc>
@@ -7661,13 +6034,23 @@
         </w:rPr>
         <w:t>Z</w:t>
       </w:r>
-      <w:r>
-        <w:rPr>
-          <w:rFonts w:ascii="Times New Roman" w:hAnsi="Times New Roman" w:cs="Times New Roman"/>
-          <w:sz w:val="24"/>
-          <w:szCs w:val="24"/>
-        </w:rPr>
-        <w:t xml:space="preserve">={0,1,2,4,4,6,7,8,9, </w:t>
+      <w:proofErr w:type="gramStart"/>
+      <w:r>
+        <w:rPr>
+          <w:rFonts w:ascii="Times New Roman" w:hAnsi="Times New Roman" w:cs="Times New Roman"/>
+          <w:sz w:val="24"/>
+          <w:szCs w:val="24"/>
+        </w:rPr>
+        <w:t>={</w:t>
+      </w:r>
+      <w:proofErr w:type="gramEnd"/>
+      <w:r>
+        <w:rPr>
+          <w:rFonts w:ascii="Times New Roman" w:hAnsi="Times New Roman" w:cs="Times New Roman"/>
+          <w:sz w:val="24"/>
+          <w:szCs w:val="24"/>
+        </w:rPr>
+        <w:t xml:space="preserve">0,1,2,4,4,6,7,8,9, </w:t>
       </w:r>
       <w:r>
         <w:rPr>
@@ -7715,13 +6098,23 @@
         </w:rPr>
         <w:t>Ꚛ</w:t>
       </w:r>
-      <w:r>
-        <w:rPr>
-          <w:rFonts w:ascii="Times New Roman" w:hAnsi="Times New Roman" w:cs="Times New Roman"/>
-          <w:sz w:val="24"/>
-          <w:szCs w:val="24"/>
-        </w:rPr>
-        <w:t xml:space="preserve">={+,-,*,/,%,=}. </w:t>
+      <w:proofErr w:type="gramStart"/>
+      <w:r>
+        <w:rPr>
+          <w:rFonts w:ascii="Times New Roman" w:hAnsi="Times New Roman" w:cs="Times New Roman"/>
+          <w:sz w:val="24"/>
+          <w:szCs w:val="24"/>
+        </w:rPr>
+        <w:t>={</w:t>
+      </w:r>
+      <w:proofErr w:type="gramEnd"/>
+      <w:r>
+        <w:rPr>
+          <w:rFonts w:ascii="Times New Roman" w:hAnsi="Times New Roman" w:cs="Times New Roman"/>
+          <w:sz w:val="24"/>
+          <w:szCs w:val="24"/>
+        </w:rPr>
+        <w:t xml:space="preserve">+,-,*,/,%,=}. </w:t>
       </w:r>
       <w:r>
         <w:rPr>
@@ -7806,7 +6199,25 @@
           <w:sz w:val="24"/>
           <w:szCs w:val="24"/>
         </w:rPr>
-        <w:t xml:space="preserve">=64 . Невычислимые выражения типа </w:t>
+        <w:t>=</w:t>
+      </w:r>
+      <w:proofErr w:type="gramStart"/>
+      <w:r>
+        <w:rPr>
+          <w:rFonts w:ascii="Times New Roman" w:hAnsi="Times New Roman" w:cs="Times New Roman"/>
+          <w:sz w:val="24"/>
+          <w:szCs w:val="24"/>
+        </w:rPr>
+        <w:t>64 .</w:t>
+      </w:r>
+      <w:proofErr w:type="gramEnd"/>
+      <w:r>
+        <w:rPr>
+          <w:rFonts w:ascii="Times New Roman" w:hAnsi="Times New Roman" w:cs="Times New Roman"/>
+          <w:sz w:val="24"/>
+          <w:szCs w:val="24"/>
+        </w:rPr>
+        <w:t xml:space="preserve"> Невычислимые выражения типа </w:t>
       </w:r>
       <w:r>
         <w:rPr>
@@ -7930,6 +6341,7 @@
         </w:rPr>
         <w:t>Необходимо продемонстрировать работу функции С</w:t>
       </w:r>
+      <w:proofErr w:type="spellStart"/>
       <w:r>
         <w:rPr>
           <w:rFonts w:ascii="Times New Roman" w:hAnsi="Times New Roman" w:cs="Times New Roman"/>
@@ -7939,6 +6351,7 @@
         </w:rPr>
         <w:t>alc</w:t>
       </w:r>
+      <w:proofErr w:type="spellEnd"/>
       <w:r>
         <w:rPr>
           <w:rFonts w:ascii="Times New Roman" w:hAnsi="Times New Roman" w:cs="Times New Roman"/>
@@ -7983,7 +6396,7 @@
         <w:tblLook w:val="04A0" w:firstRow="1" w:lastRow="0" w:firstColumn="1" w:lastColumn="0" w:noHBand="0" w:noVBand="1"/>
       </w:tblPr>
       <w:tblGrid>
-        <w:gridCol w:w="7917"/>
+        <w:gridCol w:w="8624"/>
       </w:tblGrid>
       <w:tr>
         <w:tc>
@@ -7998,13 +6411,69 @@
                 <w:szCs w:val="24"/>
               </w:rPr>
             </w:pPr>
+            <w:proofErr w:type="spellStart"/>
             <w:r>
               <w:rPr>
                 <w:rFonts w:ascii="Times New Roman" w:hAnsi="Times New Roman" w:cs="Times New Roman"/>
                 <w:sz w:val="24"/>
                 <w:szCs w:val="24"/>
               </w:rPr>
-              <w:t>int main()// +пишем свои примерчики с выводом</w:t>
+              <w:t>int</w:t>
+            </w:r>
+            <w:proofErr w:type="spellEnd"/>
+            <w:r>
+              <w:rPr>
+                <w:rFonts w:ascii="Times New Roman" w:hAnsi="Times New Roman" w:cs="Times New Roman"/>
+                <w:sz w:val="24"/>
+                <w:szCs w:val="24"/>
+              </w:rPr>
+              <w:t xml:space="preserve"> </w:t>
+            </w:r>
+            <w:proofErr w:type="spellStart"/>
+            <w:proofErr w:type="gramStart"/>
+            <w:r>
+              <w:rPr>
+                <w:rFonts w:ascii="Times New Roman" w:hAnsi="Times New Roman" w:cs="Times New Roman"/>
+                <w:sz w:val="24"/>
+                <w:szCs w:val="24"/>
+              </w:rPr>
+              <w:t>main</w:t>
+            </w:r>
+            <w:proofErr w:type="spellEnd"/>
+            <w:r>
+              <w:rPr>
+                <w:rFonts w:ascii="Times New Roman" w:hAnsi="Times New Roman" w:cs="Times New Roman"/>
+                <w:sz w:val="24"/>
+                <w:szCs w:val="24"/>
+              </w:rPr>
+              <w:t>(</w:t>
+            </w:r>
+            <w:proofErr w:type="gramEnd"/>
+            <w:r>
+              <w:rPr>
+                <w:rFonts w:ascii="Times New Roman" w:hAnsi="Times New Roman" w:cs="Times New Roman"/>
+                <w:sz w:val="24"/>
+                <w:szCs w:val="24"/>
+              </w:rPr>
+              <w:t xml:space="preserve">)// +пишем свои </w:t>
+            </w:r>
+            <w:proofErr w:type="spellStart"/>
+            <w:r>
+              <w:rPr>
+                <w:rFonts w:ascii="Times New Roman" w:hAnsi="Times New Roman" w:cs="Times New Roman"/>
+                <w:sz w:val="24"/>
+                <w:szCs w:val="24"/>
+              </w:rPr>
+              <w:t>примерчики</w:t>
+            </w:r>
+            <w:proofErr w:type="spellEnd"/>
+            <w:r>
+              <w:rPr>
+                <w:rFonts w:ascii="Times New Roman" w:hAnsi="Times New Roman" w:cs="Times New Roman"/>
+                <w:sz w:val="24"/>
+                <w:szCs w:val="24"/>
+              </w:rPr>
+              <w:t xml:space="preserve"> с выводом</w:t>
             </w:r>
           </w:p>
           <w:p>
@@ -8101,6 +6570,7 @@
               </w:rPr>
               <w:t>*</w:t>
             </w:r>
+            <w:proofErr w:type="gramStart"/>
             <w:r>
               <w:rPr>
                 <w:rFonts w:ascii="Times New Roman" w:eastAsia="Times New Roman" w:hAnsi="Times New Roman" w:cs="Times New Roman"/>
@@ -8118,7 +6588,17 @@
                 <w:szCs w:val="24"/>
                 <w:lang w:val="en-US" w:eastAsia="ru-RU"/>
               </w:rPr>
-              <w:t>[]</w:t>
+              <w:t>[</w:t>
+            </w:r>
+            <w:proofErr w:type="gramEnd"/>
+            <w:r>
+              <w:rPr>
+                <w:rFonts w:ascii="Times New Roman" w:eastAsia="Times New Roman" w:hAnsi="Times New Roman" w:cs="Times New Roman"/>
+                <w:sz w:val="24"/>
+                <w:szCs w:val="24"/>
+                <w:lang w:val="en-US" w:eastAsia="ru-RU"/>
+              </w:rPr>
+              <w:t>]</w:t>
             </w:r>
             <w:r>
               <w:rPr>
@@ -8515,6 +6995,7 @@
               </w:rPr>
               <w:t xml:space="preserve"> </w:t>
             </w:r>
+            <w:proofErr w:type="spellStart"/>
             <w:r>
               <w:rPr>
                 <w:rFonts w:ascii="Times New Roman" w:eastAsia="Times New Roman" w:hAnsi="Times New Roman" w:cs="Times New Roman"/>
@@ -8525,6 +7006,7 @@
               </w:rPr>
               <w:t>len</w:t>
             </w:r>
+            <w:proofErr w:type="spellEnd"/>
             <w:r>
               <w:rPr>
                 <w:rFonts w:ascii="Times New Roman" w:eastAsia="Times New Roman" w:hAnsi="Times New Roman" w:cs="Times New Roman"/>
@@ -8554,6 +7036,7 @@
               </w:rPr>
               <w:t xml:space="preserve"> </w:t>
             </w:r>
+            <w:proofErr w:type="spellStart"/>
             <w:r>
               <w:rPr>
                 <w:rFonts w:ascii="Times New Roman" w:eastAsia="Times New Roman" w:hAnsi="Times New Roman" w:cs="Times New Roman"/>
@@ -8564,6 +7047,7 @@
               </w:rPr>
               <w:t>sizeof</w:t>
             </w:r>
+            <w:proofErr w:type="spellEnd"/>
             <w:r>
               <w:rPr>
                 <w:rFonts w:ascii="Times New Roman" w:eastAsia="Times New Roman" w:hAnsi="Times New Roman" w:cs="Times New Roman"/>
@@ -8621,6 +7105,8 @@
               </w:rPr>
               <w:t xml:space="preserve"> </w:t>
             </w:r>
+            <w:proofErr w:type="spellStart"/>
+            <w:proofErr w:type="gramStart"/>
             <w:r>
               <w:rPr>
                 <w:rFonts w:ascii="Times New Roman" w:eastAsia="Times New Roman" w:hAnsi="Times New Roman" w:cs="Times New Roman"/>
@@ -8631,6 +7117,7 @@
               </w:rPr>
               <w:t>sizeof</w:t>
             </w:r>
+            <w:proofErr w:type="spellEnd"/>
             <w:r>
               <w:rPr>
                 <w:rFonts w:ascii="Times New Roman" w:eastAsia="Times New Roman" w:hAnsi="Times New Roman" w:cs="Times New Roman"/>
@@ -8640,6 +7127,7 @@
               </w:rPr>
               <w:t>(</w:t>
             </w:r>
+            <w:proofErr w:type="gramEnd"/>
             <w:r>
               <w:rPr>
                 <w:rFonts w:ascii="Times New Roman" w:eastAsia="Times New Roman" w:hAnsi="Times New Roman" w:cs="Times New Roman"/>
@@ -8735,6 +7223,7 @@
               </w:rPr>
               <w:t xml:space="preserve">    </w:t>
             </w:r>
+            <w:proofErr w:type="gramStart"/>
             <w:r>
               <w:rPr>
                 <w:rFonts w:ascii="Times New Roman" w:eastAsia="Times New Roman" w:hAnsi="Times New Roman" w:cs="Times New Roman"/>
@@ -8754,6 +7243,7 @@
               </w:rPr>
               <w:t>(</w:t>
             </w:r>
+            <w:proofErr w:type="gramEnd"/>
             <w:r>
               <w:rPr>
                 <w:rFonts w:ascii="Times New Roman" w:eastAsia="Times New Roman" w:hAnsi="Times New Roman" w:cs="Times New Roman"/>
@@ -8774,6 +7264,7 @@
               </w:rPr>
               <w:t xml:space="preserve"> </w:t>
             </w:r>
+            <w:proofErr w:type="spellStart"/>
             <w:r>
               <w:rPr>
                 <w:rFonts w:ascii="Times New Roman" w:eastAsia="Times New Roman" w:hAnsi="Times New Roman" w:cs="Times New Roman"/>
@@ -8784,6 +7275,7 @@
               </w:rPr>
               <w:t>i</w:t>
             </w:r>
+            <w:proofErr w:type="spellEnd"/>
             <w:r>
               <w:rPr>
                 <w:rFonts w:ascii="Times New Roman" w:eastAsia="Times New Roman" w:hAnsi="Times New Roman" w:cs="Times New Roman"/>
@@ -8822,6 +7314,7 @@
               </w:rPr>
               <w:t xml:space="preserve"> </w:t>
             </w:r>
+            <w:proofErr w:type="spellStart"/>
             <w:r>
               <w:rPr>
                 <w:rFonts w:ascii="Times New Roman" w:eastAsia="Times New Roman" w:hAnsi="Times New Roman" w:cs="Times New Roman"/>
@@ -8832,6 +7325,7 @@
               </w:rPr>
               <w:t>i</w:t>
             </w:r>
+            <w:proofErr w:type="spellEnd"/>
             <w:r>
               <w:rPr>
                 <w:rFonts w:ascii="Times New Roman" w:eastAsia="Times New Roman" w:hAnsi="Times New Roman" w:cs="Times New Roman"/>
@@ -8841,6 +7335,7 @@
               </w:rPr>
               <w:t>&lt;</w:t>
             </w:r>
+            <w:proofErr w:type="spellStart"/>
             <w:r>
               <w:rPr>
                 <w:rFonts w:ascii="Times New Roman" w:eastAsia="Times New Roman" w:hAnsi="Times New Roman" w:cs="Times New Roman"/>
@@ -8851,6 +7346,7 @@
               </w:rPr>
               <w:t>len</w:t>
             </w:r>
+            <w:proofErr w:type="spellEnd"/>
             <w:r>
               <w:rPr>
                 <w:rFonts w:ascii="Times New Roman" w:eastAsia="Times New Roman" w:hAnsi="Times New Roman" w:cs="Times New Roman"/>
@@ -8870,6 +7366,7 @@
               </w:rPr>
               <w:t xml:space="preserve"> </w:t>
             </w:r>
+            <w:proofErr w:type="spellStart"/>
             <w:r>
               <w:rPr>
                 <w:rFonts w:ascii="Times New Roman" w:eastAsia="Times New Roman" w:hAnsi="Times New Roman" w:cs="Times New Roman"/>
@@ -8880,6 +7377,7 @@
               </w:rPr>
               <w:t>i</w:t>
             </w:r>
+            <w:proofErr w:type="spellEnd"/>
             <w:r>
               <w:rPr>
                 <w:rFonts w:ascii="Times New Roman" w:eastAsia="Times New Roman" w:hAnsi="Times New Roman" w:cs="Times New Roman"/>
@@ -8927,6 +7425,8 @@
               </w:rPr>
               <w:t xml:space="preserve">        </w:t>
             </w:r>
+            <w:proofErr w:type="spellStart"/>
+            <w:proofErr w:type="gramStart"/>
             <w:r>
               <w:rPr>
                 <w:rFonts w:ascii="Times New Roman" w:eastAsia="Times New Roman" w:hAnsi="Times New Roman" w:cs="Times New Roman"/>
@@ -8937,6 +7437,7 @@
               </w:rPr>
               <w:t>printf</w:t>
             </w:r>
+            <w:proofErr w:type="spellEnd"/>
             <w:r>
               <w:rPr>
                 <w:rFonts w:ascii="Times New Roman" w:eastAsia="Times New Roman" w:hAnsi="Times New Roman" w:cs="Times New Roman"/>
@@ -8946,6 +7447,7 @@
               </w:rPr>
               <w:t>(</w:t>
             </w:r>
+            <w:proofErr w:type="gramEnd"/>
             <w:r>
               <w:rPr>
                 <w:rFonts w:ascii="Times New Roman" w:eastAsia="Times New Roman" w:hAnsi="Times New Roman" w:cs="Times New Roman"/>
@@ -8974,7 +7476,18 @@
                 <w:szCs w:val="24"/>
                 <w:lang w:val="en-US" w:eastAsia="ru-RU"/>
               </w:rPr>
-              <w:t>x=%d\n"</w:t>
+              <w:t>x=%d\</w:t>
+            </w:r>
+            <w:proofErr w:type="spellStart"/>
+            <w:r>
+              <w:rPr>
+                <w:rFonts w:ascii="Times New Roman" w:eastAsia="Times New Roman" w:hAnsi="Times New Roman" w:cs="Times New Roman"/>
+                <w:color w:val="008000"/>
+                <w:sz w:val="24"/>
+                <w:szCs w:val="24"/>
+                <w:lang w:val="en-US" w:eastAsia="ru-RU"/>
+              </w:rPr>
+              <w:t>n"</w:t>
             </w:r>
             <w:r>
               <w:rPr>
@@ -8995,6 +7508,7 @@
               </w:rPr>
               <w:t>expression</w:t>
             </w:r>
+            <w:proofErr w:type="spellEnd"/>
             <w:r>
               <w:rPr>
                 <w:rFonts w:ascii="Times New Roman" w:eastAsia="Times New Roman" w:hAnsi="Times New Roman" w:cs="Times New Roman"/>
@@ -9004,6 +7518,7 @@
               </w:rPr>
               <w:t>[</w:t>
             </w:r>
+            <w:proofErr w:type="spellStart"/>
             <w:r>
               <w:rPr>
                 <w:rFonts w:ascii="Times New Roman" w:eastAsia="Times New Roman" w:hAnsi="Times New Roman" w:cs="Times New Roman"/>
@@ -9014,6 +7529,7 @@
               </w:rPr>
               <w:t>i</w:t>
             </w:r>
+            <w:proofErr w:type="spellEnd"/>
             <w:r>
               <w:rPr>
                 <w:rFonts w:ascii="Times New Roman" w:eastAsia="Times New Roman" w:hAnsi="Times New Roman" w:cs="Times New Roman"/>
@@ -9071,6 +7587,7 @@
               </w:rPr>
               <w:t>[</w:t>
             </w:r>
+            <w:proofErr w:type="spellStart"/>
             <w:r>
               <w:rPr>
                 <w:rFonts w:ascii="Times New Roman" w:eastAsia="Times New Roman" w:hAnsi="Times New Roman" w:cs="Times New Roman"/>
@@ -9081,6 +7598,7 @@
               </w:rPr>
               <w:t>i</w:t>
             </w:r>
+            <w:proofErr w:type="spellEnd"/>
             <w:r>
               <w:rPr>
                 <w:rFonts w:ascii="Times New Roman" w:eastAsia="Times New Roman" w:hAnsi="Times New Roman" w:cs="Times New Roman"/>
@@ -9184,7 +7702,6 @@
           <w:szCs w:val="24"/>
           <w:lang w:eastAsia="ru-RU"/>
         </w:rPr>
-        <w:lastRenderedPageBreak/>
         <w:t>Задача 3</w:t>
       </w:r>
     </w:p>
@@ -9205,6 +7722,7 @@
           <w:szCs w:val="24"/>
           <w:lang w:val="en-US"/>
         </w:rPr>
+        <w:lastRenderedPageBreak/>
         <w:t>ABBA</w:t>
       </w:r>
       <w:r>
@@ -9233,7 +7751,7 @@
         <w:tblLook w:val="04A0" w:firstRow="1" w:lastRow="0" w:firstColumn="1" w:lastColumn="0" w:noHBand="0" w:noVBand="1"/>
       </w:tblPr>
       <w:tblGrid>
-        <w:gridCol w:w="7917"/>
+        <w:gridCol w:w="8624"/>
       </w:tblGrid>
       <w:tr>
         <w:tc>
@@ -9275,7 +7793,27 @@
                 <w:szCs w:val="24"/>
                 <w:lang w:val="en-US"/>
               </w:rPr>
-              <w:t>[8] ={-1413863686, -1146374827, -1162027246, -1442185216, 184549376, 11534336, 655360, 179026592};</w:t>
+              <w:t xml:space="preserve">[8] </w:t>
+            </w:r>
+            <w:proofErr w:type="gramStart"/>
+            <w:r>
+              <w:rPr>
+                <w:rFonts w:ascii="Times New Roman" w:hAnsi="Times New Roman" w:cs="Times New Roman"/>
+                <w:sz w:val="24"/>
+                <w:szCs w:val="24"/>
+                <w:lang w:val="en-US"/>
+              </w:rPr>
+              <w:t>={</w:t>
+            </w:r>
+            <w:proofErr w:type="gramEnd"/>
+            <w:r>
+              <w:rPr>
+                <w:rFonts w:ascii="Times New Roman" w:hAnsi="Times New Roman" w:cs="Times New Roman"/>
+                <w:sz w:val="24"/>
+                <w:szCs w:val="24"/>
+                <w:lang w:val="en-US"/>
+              </w:rPr>
+              <w:t>-1413863686, -1146374827, -1162027246, -1442185216, 184549376, 11534336, 655360, 179026592};</w:t>
             </w:r>
           </w:p>
         </w:tc>
@@ -9351,7 +7889,7 @@
                     </pic:cNvPicPr>
                   </pic:nvPicPr>
                   <pic:blipFill>
-                    <a:blip r:embed="rId14">
+                    <a:blip r:embed="rId10">
                       <a:extLst>
                         <a:ext uri="{28A0092B-C50C-407E-A947-70E740481C1C}">
                           <a14:useLocalDpi xmlns:a14="http://schemas.microsoft.com/office/drawing/2010/main" val="0"/>
@@ -9419,6 +7957,7 @@
         </w:rPr>
         <w:t xml:space="preserve"> </w:t>
       </w:r>
+      <w:proofErr w:type="gramStart"/>
       <w:r>
         <w:rPr>
           <w:rFonts w:ascii="Times New Roman" w:hAnsi="Times New Roman" w:cs="Times New Roman"/>
@@ -9436,6 +7975,7 @@
         </w:rPr>
         <w:t>(</w:t>
       </w:r>
+      <w:proofErr w:type="gramEnd"/>
       <w:r>
         <w:rPr>
           <w:rFonts w:ascii="Times New Roman" w:hAnsi="Times New Roman" w:cs="Times New Roman"/>
@@ -9502,7 +8042,25 @@
           <w:sz w:val="24"/>
           <w:szCs w:val="24"/>
         </w:rPr>
-        <w:t xml:space="preserve"> можно прочитать по горизонтали или по вертикали или так: вправо-вниз-вниз или так: вправо-вниз-вправо, но не по диагонали. Прочтение из левого верхнего угла вправо-влево не учитывается, так как в этом случае буквы А и В были бы учтены по два раза. Поскольку </w:t>
+        <w:t xml:space="preserve"> можно прочитать по горизонтали или по вертикали или так: вправо-вниз-вниз или так: вправо-вниз-вправо, но не по диагонали. Прочтение из левого верхнего угла вправо-влево не учитывается, так как в этом случае буквы А </w:t>
+      </w:r>
+      <w:proofErr w:type="gramStart"/>
+      <w:r>
+        <w:rPr>
+          <w:rFonts w:ascii="Times New Roman" w:hAnsi="Times New Roman" w:cs="Times New Roman"/>
+          <w:sz w:val="24"/>
+          <w:szCs w:val="24"/>
+        </w:rPr>
+        <w:t>и</w:t>
+      </w:r>
+      <w:proofErr w:type="gramEnd"/>
+      <w:r>
+        <w:rPr>
+          <w:rFonts w:ascii="Times New Roman" w:hAnsi="Times New Roman" w:cs="Times New Roman"/>
+          <w:sz w:val="24"/>
+          <w:szCs w:val="24"/>
+        </w:rPr>
+        <w:t xml:space="preserve"> В были бы учтены по два раза. Поскольку </w:t>
       </w:r>
       <w:r>
         <w:rPr>
@@ -9519,7 +8077,25 @@
           <w:sz w:val="24"/>
           <w:szCs w:val="24"/>
         </w:rPr>
-        <w:t xml:space="preserve"> – слово палиндром, то обратные прочтения учитывать не надо. То есть АВВА прочтенная вниз из левого верхнего угла (0,0),  и </w:t>
+        <w:t xml:space="preserve"> – слово палиндром, то обратные прочтения учитывать не надо. То есть АВВА прочтенная вниз из левого верхнего угла (0,0</w:t>
+      </w:r>
+      <w:proofErr w:type="gramStart"/>
+      <w:r>
+        <w:rPr>
+          <w:rFonts w:ascii="Times New Roman" w:hAnsi="Times New Roman" w:cs="Times New Roman"/>
+          <w:sz w:val="24"/>
+          <w:szCs w:val="24"/>
+        </w:rPr>
+        <w:t>),  и</w:t>
+      </w:r>
+      <w:proofErr w:type="gramEnd"/>
+      <w:r>
+        <w:rPr>
+          <w:rFonts w:ascii="Times New Roman" w:hAnsi="Times New Roman" w:cs="Times New Roman"/>
+          <w:sz w:val="24"/>
+          <w:szCs w:val="24"/>
+        </w:rPr>
+        <w:t xml:space="preserve"> </w:t>
       </w:r>
       <w:r>
         <w:rPr>
@@ -9557,7 +8133,7 @@
         <w:tblLook w:val="04A0" w:firstRow="1" w:lastRow="0" w:firstColumn="1" w:lastColumn="0" w:noHBand="0" w:noVBand="1"/>
       </w:tblPr>
       <w:tblGrid>
-        <w:gridCol w:w="7917"/>
+        <w:gridCol w:w="8624"/>
       </w:tblGrid>
       <w:tr>
         <w:tc>
@@ -9599,8 +8175,19 @@
                 <w:szCs w:val="24"/>
                 <w:lang w:val="en-US"/>
               </w:rPr>
-              <w:t>[8] ={</w:t>
-            </w:r>
+              <w:t xml:space="preserve">[8] </w:t>
+            </w:r>
+            <w:proofErr w:type="gramStart"/>
+            <w:r>
+              <w:rPr>
+                <w:rFonts w:ascii="Times New Roman" w:hAnsi="Times New Roman" w:cs="Times New Roman"/>
+                <w:sz w:val="24"/>
+                <w:szCs w:val="24"/>
+                <w:lang w:val="en-US"/>
+              </w:rPr>
+              <w:t>={</w:t>
+            </w:r>
+            <w:proofErr w:type="gramEnd"/>
             <w:r>
               <w:rPr>
                 <w:rFonts w:ascii="Times New Roman" w:hAnsi="Times New Roman" w:cs="Times New Roman"/>
@@ -9775,7 +8362,7 @@
         <w:tblLook w:val="04A0" w:firstRow="1" w:lastRow="0" w:firstColumn="1" w:lastColumn="0" w:noHBand="0" w:noVBand="1"/>
       </w:tblPr>
       <w:tblGrid>
-        <w:gridCol w:w="8637"/>
+        <w:gridCol w:w="9344"/>
       </w:tblGrid>
       <w:tr>
         <w:tc>
@@ -10003,7 +8590,59 @@
           <w:sz w:val="24"/>
           <w:szCs w:val="24"/>
         </w:rPr>
-        <w:t xml:space="preserve">. Коэффициенты </w:t>
+        <w:t>. Коэффициенты при степенях могут быть положительными и отрицательными целыми числами. Если коэффициент равен нулю, то данный член в выражении отсутствует. Возведение в 1-ю степень также не обозначается как «</w:t>
+      </w:r>
+      <w:r>
+        <w:rPr>
+          <w:rFonts w:ascii="Times New Roman" w:hAnsi="Times New Roman" w:cs="Times New Roman"/>
+          <w:sz w:val="24"/>
+          <w:szCs w:val="24"/>
+          <w:lang w:val="en-US"/>
+        </w:rPr>
+        <w:t>x</w:t>
+      </w:r>
+      <w:r>
+        <w:rPr>
+          <w:rFonts w:ascii="Times New Roman" w:hAnsi="Times New Roman" w:cs="Times New Roman"/>
+          <w:sz w:val="24"/>
+          <w:szCs w:val="24"/>
+        </w:rPr>
+        <w:t>^1», а просто как «х». Между членами многочлена могут стоять любое количество пробелов (0 или более), но сами слагаемые пишутся без пробелов, то есть «</w:t>
+      </w:r>
+      <w:r>
+        <w:rPr>
+          <w:rFonts w:ascii="Times New Roman" w:eastAsia="Times New Roman" w:hAnsi="Times New Roman" w:cs="Times New Roman"/>
+          <w:sz w:val="24"/>
+          <w:szCs w:val="24"/>
+          <w:lang w:eastAsia="ru-RU"/>
+        </w:rPr>
+        <w:t>5*</w:t>
+      </w:r>
+      <w:r>
+        <w:rPr>
+          <w:rFonts w:ascii="Times New Roman" w:eastAsia="Times New Roman" w:hAnsi="Times New Roman" w:cs="Times New Roman"/>
+          <w:sz w:val="24"/>
+          <w:szCs w:val="24"/>
+          <w:lang w:val="en-US" w:eastAsia="ru-RU"/>
+        </w:rPr>
+        <w:t>x</w:t>
+      </w:r>
+      <w:r>
+        <w:rPr>
+          <w:rFonts w:ascii="Times New Roman" w:eastAsia="Times New Roman" w:hAnsi="Times New Roman" w:cs="Times New Roman"/>
+          <w:sz w:val="24"/>
+          <w:szCs w:val="24"/>
+          <w:lang w:eastAsia="ru-RU"/>
+        </w:rPr>
+        <w:t>^3</w:t>
+      </w:r>
+      <w:r>
+        <w:rPr>
+          <w:rFonts w:ascii="Times New Roman" w:hAnsi="Times New Roman" w:cs="Times New Roman"/>
+          <w:sz w:val="24"/>
+          <w:szCs w:val="24"/>
+        </w:rPr>
+        <w:t xml:space="preserve">», но не «5 </w:t>
       </w:r>
       <w:r>
         <w:rPr>
@@ -10012,8 +8651,9 @@
           <w:szCs w:val="24"/>
         </w:rPr>
         <w:lastRenderedPageBreak/>
-        <w:t>при степенях могут быть положительными и отрицательными целыми числами. Если коэффициент равен нулю, то данный член в выражении отсутствует. Возведение в 1-ю степень также не обозначается как «</w:t>
-      </w:r>
+        <w:t>*</w:t>
+      </w:r>
+      <w:proofErr w:type="gramStart"/>
       <w:r>
         <w:rPr>
           <w:rFonts w:ascii="Times New Roman" w:hAnsi="Times New Roman" w:cs="Times New Roman"/>
@@ -10029,59 +8669,16 @@
           <w:sz w:val="24"/>
           <w:szCs w:val="24"/>
         </w:rPr>
-        <w:t>^1», а просто как «х». Между членами многочлена могут стоять любое количество пробелов (0 или более), но сами слагаемые пишутся без пробелов, то есть «</w:t>
-      </w:r>
-      <w:r>
-        <w:rPr>
-          <w:rFonts w:ascii="Times New Roman" w:eastAsia="Times New Roman" w:hAnsi="Times New Roman" w:cs="Times New Roman"/>
-          <w:sz w:val="24"/>
-          <w:szCs w:val="24"/>
-          <w:lang w:eastAsia="ru-RU"/>
-        </w:rPr>
-        <w:t>5*</w:t>
-      </w:r>
-      <w:r>
-        <w:rPr>
-          <w:rFonts w:ascii="Times New Roman" w:eastAsia="Times New Roman" w:hAnsi="Times New Roman" w:cs="Times New Roman"/>
-          <w:sz w:val="24"/>
-          <w:szCs w:val="24"/>
-          <w:lang w:val="en-US" w:eastAsia="ru-RU"/>
-        </w:rPr>
-        <w:t>x</w:t>
-      </w:r>
-      <w:r>
-        <w:rPr>
-          <w:rFonts w:ascii="Times New Roman" w:eastAsia="Times New Roman" w:hAnsi="Times New Roman" w:cs="Times New Roman"/>
-          <w:sz w:val="24"/>
-          <w:szCs w:val="24"/>
-          <w:lang w:eastAsia="ru-RU"/>
-        </w:rPr>
-        <w:t>^3</w:t>
-      </w:r>
-      <w:r>
-        <w:rPr>
-          <w:rFonts w:ascii="Times New Roman" w:hAnsi="Times New Roman" w:cs="Times New Roman"/>
-          <w:sz w:val="24"/>
-          <w:szCs w:val="24"/>
-        </w:rPr>
-        <w:t>», но не «5 *</w:t>
-      </w:r>
-      <w:r>
-        <w:rPr>
-          <w:rFonts w:ascii="Times New Roman" w:hAnsi="Times New Roman" w:cs="Times New Roman"/>
-          <w:sz w:val="24"/>
-          <w:szCs w:val="24"/>
-          <w:lang w:val="en-US"/>
-        </w:rPr>
-        <w:t>x</w:t>
-      </w:r>
-      <w:r>
-        <w:rPr>
-          <w:rFonts w:ascii="Times New Roman" w:hAnsi="Times New Roman" w:cs="Times New Roman"/>
-          <w:sz w:val="24"/>
-          <w:szCs w:val="24"/>
-        </w:rPr>
-        <w:t xml:space="preserve">  ^3» Если коэффициент равен 1, то знак умножения и сам коэффициент опускаются, то есть пишется «-</w:t>
+        <w:t xml:space="preserve">  ^</w:t>
+      </w:r>
+      <w:proofErr w:type="gramEnd"/>
+      <w:r>
+        <w:rPr>
+          <w:rFonts w:ascii="Times New Roman" w:hAnsi="Times New Roman" w:cs="Times New Roman"/>
+          <w:sz w:val="24"/>
+          <w:szCs w:val="24"/>
+        </w:rPr>
+        <w:t>3» Если коэффициент равен 1, то знак умножения и сам коэффициент опускаются, то есть пишется «-</w:t>
       </w:r>
       <w:r>
         <w:rPr>
@@ -10142,7 +8739,7 @@
         <w:tblLook w:val="04A0" w:firstRow="1" w:lastRow="0" w:firstColumn="1" w:lastColumn="0" w:noHBand="0" w:noVBand="1"/>
       </w:tblPr>
       <w:tblGrid>
-        <w:gridCol w:w="8637"/>
+        <w:gridCol w:w="9344"/>
       </w:tblGrid>
       <w:tr>
         <w:tc>
@@ -10165,7 +8762,38 @@
                 <w:szCs w:val="24"/>
                 <w:lang w:val="en-US"/>
               </w:rPr>
-              <w:t>double polynom(char *expr, double x)</w:t>
+              <w:t xml:space="preserve">double </w:t>
+            </w:r>
+            <w:proofErr w:type="spellStart"/>
+            <w:proofErr w:type="gramStart"/>
+            <w:r>
+              <w:rPr>
+                <w:rFonts w:ascii="Times New Roman" w:hAnsi="Times New Roman" w:cs="Times New Roman"/>
+                <w:sz w:val="24"/>
+                <w:szCs w:val="24"/>
+                <w:lang w:val="en-US"/>
+              </w:rPr>
+              <w:t>polynom</w:t>
+            </w:r>
+            <w:proofErr w:type="spellEnd"/>
+            <w:r>
+              <w:rPr>
+                <w:rFonts w:ascii="Times New Roman" w:hAnsi="Times New Roman" w:cs="Times New Roman"/>
+                <w:sz w:val="24"/>
+                <w:szCs w:val="24"/>
+                <w:lang w:val="en-US"/>
+              </w:rPr>
+              <w:t>(</w:t>
+            </w:r>
+            <w:proofErr w:type="gramEnd"/>
+            <w:r>
+              <w:rPr>
+                <w:rFonts w:ascii="Times New Roman" w:hAnsi="Times New Roman" w:cs="Times New Roman"/>
+                <w:sz w:val="24"/>
+                <w:szCs w:val="24"/>
+                <w:lang w:val="en-US"/>
+              </w:rPr>
+              <w:t>char *expr, double x)</w:t>
             </w:r>
           </w:p>
         </w:tc>
@@ -10564,7 +9192,7 @@
         <w:tblLook w:val="04A0" w:firstRow="1" w:lastRow="0" w:firstColumn="1" w:lastColumn="0" w:noHBand="0" w:noVBand="1"/>
       </w:tblPr>
       <w:tblGrid>
-        <w:gridCol w:w="8637"/>
+        <w:gridCol w:w="9344"/>
       </w:tblGrid>
       <w:tr>
         <w:tc>
@@ -10619,6 +9247,7 @@
               </w:rPr>
               <w:t xml:space="preserve"> </w:t>
             </w:r>
+            <w:proofErr w:type="gramStart"/>
             <w:r>
               <w:rPr>
                 <w:rFonts w:ascii="Times New Roman" w:eastAsia="Times New Roman" w:hAnsi="Times New Roman" w:cs="Times New Roman"/>
@@ -10638,7 +9267,17 @@
                 <w:szCs w:val="24"/>
                 <w:lang w:val="en-US" w:eastAsia="ru-RU"/>
               </w:rPr>
-              <w:t>()</w:t>
+              <w:t>(</w:t>
+            </w:r>
+            <w:proofErr w:type="gramEnd"/>
+            <w:r>
+              <w:rPr>
+                <w:rFonts w:ascii="Times New Roman" w:eastAsia="Times New Roman" w:hAnsi="Times New Roman" w:cs="Times New Roman"/>
+                <w:sz w:val="24"/>
+                <w:szCs w:val="24"/>
+                <w:lang w:val="en-US" w:eastAsia="ru-RU"/>
+              </w:rPr>
+              <w:t>)</w:t>
             </w:r>
             <w:r>
               <w:rPr>
@@ -10727,6 +9366,7 @@
               </w:rPr>
               <w:t>*</w:t>
             </w:r>
+            <w:proofErr w:type="gramStart"/>
             <w:r>
               <w:rPr>
                 <w:rFonts w:ascii="Times New Roman" w:eastAsia="Times New Roman" w:hAnsi="Times New Roman" w:cs="Times New Roman"/>
@@ -10735,7 +9375,18 @@
                 <w:szCs w:val="24"/>
                 <w:lang w:val="en-US" w:eastAsia="ru-RU"/>
               </w:rPr>
-              <w:t>expr[]</w:t>
+              <w:t>expr[</w:t>
+            </w:r>
+            <w:proofErr w:type="gramEnd"/>
+            <w:r>
+              <w:rPr>
+                <w:rFonts w:ascii="Times New Roman" w:eastAsia="Times New Roman" w:hAnsi="Times New Roman" w:cs="Times New Roman"/>
+                <w:color w:val="092E64"/>
+                <w:sz w:val="24"/>
+                <w:szCs w:val="24"/>
+                <w:lang w:val="en-US" w:eastAsia="ru-RU"/>
+              </w:rPr>
+              <w:t>]</w:t>
             </w:r>
             <w:r>
               <w:rPr>
@@ -10861,7 +9512,58 @@
                 <w:szCs w:val="24"/>
                 <w:lang w:val="en-US" w:eastAsia="ru-RU"/>
               </w:rPr>
-              <w:t xml:space="preserve">    int size = sizeof(expr)/sizeof(char *);</w:t>
+              <w:t xml:space="preserve">    int size = </w:t>
+            </w:r>
+            <w:proofErr w:type="spellStart"/>
+            <w:r>
+              <w:rPr>
+                <w:rFonts w:ascii="Times New Roman" w:eastAsia="Times New Roman" w:hAnsi="Times New Roman" w:cs="Times New Roman"/>
+                <w:sz w:val="24"/>
+                <w:szCs w:val="24"/>
+                <w:lang w:val="en-US" w:eastAsia="ru-RU"/>
+              </w:rPr>
+              <w:t>sizeof</w:t>
+            </w:r>
+            <w:proofErr w:type="spellEnd"/>
+            <w:r>
+              <w:rPr>
+                <w:rFonts w:ascii="Times New Roman" w:eastAsia="Times New Roman" w:hAnsi="Times New Roman" w:cs="Times New Roman"/>
+                <w:sz w:val="24"/>
+                <w:szCs w:val="24"/>
+                <w:lang w:val="en-US" w:eastAsia="ru-RU"/>
+              </w:rPr>
+              <w:t>(expr)/</w:t>
+            </w:r>
+            <w:proofErr w:type="spellStart"/>
+            <w:proofErr w:type="gramStart"/>
+            <w:r>
+              <w:rPr>
+                <w:rFonts w:ascii="Times New Roman" w:eastAsia="Times New Roman" w:hAnsi="Times New Roman" w:cs="Times New Roman"/>
+                <w:sz w:val="24"/>
+                <w:szCs w:val="24"/>
+                <w:lang w:val="en-US" w:eastAsia="ru-RU"/>
+              </w:rPr>
+              <w:t>sizeof</w:t>
+            </w:r>
+            <w:proofErr w:type="spellEnd"/>
+            <w:r>
+              <w:rPr>
+                <w:rFonts w:ascii="Times New Roman" w:eastAsia="Times New Roman" w:hAnsi="Times New Roman" w:cs="Times New Roman"/>
+                <w:sz w:val="24"/>
+                <w:szCs w:val="24"/>
+                <w:lang w:val="en-US" w:eastAsia="ru-RU"/>
+              </w:rPr>
+              <w:t>(</w:t>
+            </w:r>
+            <w:proofErr w:type="gramEnd"/>
+            <w:r>
+              <w:rPr>
+                <w:rFonts w:ascii="Times New Roman" w:eastAsia="Times New Roman" w:hAnsi="Times New Roman" w:cs="Times New Roman"/>
+                <w:sz w:val="24"/>
+                <w:szCs w:val="24"/>
+                <w:lang w:val="en-US" w:eastAsia="ru-RU"/>
+              </w:rPr>
+              <w:t>char *);</w:t>
             </w:r>
           </w:p>
           <w:p>
@@ -11015,7 +9717,87 @@
                 <w:szCs w:val="24"/>
                 <w:lang w:val="en-US" w:eastAsia="ru-RU"/>
               </w:rPr>
-              <w:t xml:space="preserve">    for(int i=0; i&lt;size; i++) </w:t>
+              <w:t xml:space="preserve">    </w:t>
+            </w:r>
+            <w:proofErr w:type="gramStart"/>
+            <w:r>
+              <w:rPr>
+                <w:rFonts w:ascii="Times New Roman" w:eastAsia="Times New Roman" w:hAnsi="Times New Roman" w:cs="Times New Roman"/>
+                <w:sz w:val="24"/>
+                <w:szCs w:val="24"/>
+                <w:lang w:val="en-US" w:eastAsia="ru-RU"/>
+              </w:rPr>
+              <w:t>for(</w:t>
+            </w:r>
+            <w:proofErr w:type="gramEnd"/>
+            <w:r>
+              <w:rPr>
+                <w:rFonts w:ascii="Times New Roman" w:eastAsia="Times New Roman" w:hAnsi="Times New Roman" w:cs="Times New Roman"/>
+                <w:sz w:val="24"/>
+                <w:szCs w:val="24"/>
+                <w:lang w:val="en-US" w:eastAsia="ru-RU"/>
+              </w:rPr>
+              <w:t xml:space="preserve">int </w:t>
+            </w:r>
+            <w:proofErr w:type="spellStart"/>
+            <w:r>
+              <w:rPr>
+                <w:rFonts w:ascii="Times New Roman" w:eastAsia="Times New Roman" w:hAnsi="Times New Roman" w:cs="Times New Roman"/>
+                <w:sz w:val="24"/>
+                <w:szCs w:val="24"/>
+                <w:lang w:val="en-US" w:eastAsia="ru-RU"/>
+              </w:rPr>
+              <w:t>i</w:t>
+            </w:r>
+            <w:proofErr w:type="spellEnd"/>
+            <w:r>
+              <w:rPr>
+                <w:rFonts w:ascii="Times New Roman" w:eastAsia="Times New Roman" w:hAnsi="Times New Roman" w:cs="Times New Roman"/>
+                <w:sz w:val="24"/>
+                <w:szCs w:val="24"/>
+                <w:lang w:val="en-US" w:eastAsia="ru-RU"/>
+              </w:rPr>
+              <w:t xml:space="preserve">=0; </w:t>
+            </w:r>
+            <w:proofErr w:type="spellStart"/>
+            <w:r>
+              <w:rPr>
+                <w:rFonts w:ascii="Times New Roman" w:eastAsia="Times New Roman" w:hAnsi="Times New Roman" w:cs="Times New Roman"/>
+                <w:sz w:val="24"/>
+                <w:szCs w:val="24"/>
+                <w:lang w:val="en-US" w:eastAsia="ru-RU"/>
+              </w:rPr>
+              <w:t>i</w:t>
+            </w:r>
+            <w:proofErr w:type="spellEnd"/>
+            <w:r>
+              <w:rPr>
+                <w:rFonts w:ascii="Times New Roman" w:eastAsia="Times New Roman" w:hAnsi="Times New Roman" w:cs="Times New Roman"/>
+                <w:sz w:val="24"/>
+                <w:szCs w:val="24"/>
+                <w:lang w:val="en-US" w:eastAsia="ru-RU"/>
+              </w:rPr>
+              <w:t xml:space="preserve">&lt;size; </w:t>
+            </w:r>
+            <w:proofErr w:type="spellStart"/>
+            <w:r>
+              <w:rPr>
+                <w:rFonts w:ascii="Times New Roman" w:eastAsia="Times New Roman" w:hAnsi="Times New Roman" w:cs="Times New Roman"/>
+                <w:sz w:val="24"/>
+                <w:szCs w:val="24"/>
+                <w:lang w:val="en-US" w:eastAsia="ru-RU"/>
+              </w:rPr>
+              <w:t>i</w:t>
+            </w:r>
+            <w:proofErr w:type="spellEnd"/>
+            <w:r>
+              <w:rPr>
+                <w:rFonts w:ascii="Times New Roman" w:eastAsia="Times New Roman" w:hAnsi="Times New Roman" w:cs="Times New Roman"/>
+                <w:sz w:val="24"/>
+                <w:szCs w:val="24"/>
+                <w:lang w:val="en-US" w:eastAsia="ru-RU"/>
+              </w:rPr>
+              <w:t xml:space="preserve">++) </w:t>
             </w:r>
           </w:p>
           <w:p>
@@ -11056,15 +9838,28 @@
               </w:rPr>
               <w:t xml:space="preserve">        </w:t>
             </w:r>
-            <w:r>
-              <w:rPr>
-                <w:rFonts w:ascii="Times New Roman" w:eastAsia="Times New Roman" w:hAnsi="Times New Roman" w:cs="Times New Roman"/>
-                <w:sz w:val="24"/>
-                <w:szCs w:val="24"/>
-                <w:lang w:val="en-US" w:eastAsia="ru-RU"/>
-              </w:rPr>
-              <w:t>printf(</w:t>
-            </w:r>
+            <w:proofErr w:type="spellStart"/>
+            <w:proofErr w:type="gramStart"/>
+            <w:r>
+              <w:rPr>
+                <w:rFonts w:ascii="Times New Roman" w:eastAsia="Times New Roman" w:hAnsi="Times New Roman" w:cs="Times New Roman"/>
+                <w:sz w:val="24"/>
+                <w:szCs w:val="24"/>
+                <w:lang w:val="en-US" w:eastAsia="ru-RU"/>
+              </w:rPr>
+              <w:t>printf</w:t>
+            </w:r>
+            <w:proofErr w:type="spellEnd"/>
+            <w:r>
+              <w:rPr>
+                <w:rFonts w:ascii="Times New Roman" w:eastAsia="Times New Roman" w:hAnsi="Times New Roman" w:cs="Times New Roman"/>
+                <w:sz w:val="24"/>
+                <w:szCs w:val="24"/>
+                <w:lang w:val="en-US" w:eastAsia="ru-RU"/>
+              </w:rPr>
+              <w:t>(</w:t>
+            </w:r>
+            <w:proofErr w:type="gramEnd"/>
             <w:r>
               <w:rPr>
                 <w:rFonts w:ascii="Times New Roman" w:eastAsia="Times New Roman" w:hAnsi="Times New Roman" w:cs="Times New Roman"/>
@@ -11163,14 +9958,25 @@
               </w:rPr>
               <w:t xml:space="preserve"> </w:t>
             </w:r>
-            <w:r>
-              <w:rPr>
-                <w:rFonts w:ascii="Times New Roman" w:eastAsia="Times New Roman" w:hAnsi="Times New Roman" w:cs="Times New Roman"/>
-                <w:sz w:val="24"/>
-                <w:szCs w:val="24"/>
-                <w:lang w:val="en-US" w:eastAsia="ru-RU"/>
-              </w:rPr>
-              <w:t>polynom(</w:t>
+            <w:proofErr w:type="spellStart"/>
+            <w:r>
+              <w:rPr>
+                <w:rFonts w:ascii="Times New Roman" w:eastAsia="Times New Roman" w:hAnsi="Times New Roman" w:cs="Times New Roman"/>
+                <w:sz w:val="24"/>
+                <w:szCs w:val="24"/>
+                <w:lang w:val="en-US" w:eastAsia="ru-RU"/>
+              </w:rPr>
+              <w:t>polynom</w:t>
+            </w:r>
+            <w:proofErr w:type="spellEnd"/>
+            <w:r>
+              <w:rPr>
+                <w:rFonts w:ascii="Times New Roman" w:eastAsia="Times New Roman" w:hAnsi="Times New Roman" w:cs="Times New Roman"/>
+                <w:sz w:val="24"/>
+                <w:szCs w:val="24"/>
+                <w:lang w:val="en-US" w:eastAsia="ru-RU"/>
+              </w:rPr>
+              <w:t>(</w:t>
             </w:r>
             <w:r>
               <w:rPr>
@@ -11357,6 +10163,193 @@
         </w:rPr>
         <w:t xml:space="preserve"> </w:t>
       </w:r>
+      <w:proofErr w:type="spellStart"/>
+      <w:proofErr w:type="gramStart"/>
+      <w:r>
+        <w:rPr>
+          <w:rFonts w:ascii="Times New Roman" w:hAnsi="Times New Roman" w:cs="Times New Roman"/>
+          <w:sz w:val="24"/>
+          <w:szCs w:val="24"/>
+        </w:rPr>
+        <w:t>coord</w:t>
+      </w:r>
+      <w:proofErr w:type="spellEnd"/>
+      <w:r>
+        <w:rPr>
+          <w:rFonts w:ascii="Times New Roman" w:hAnsi="Times New Roman" w:cs="Times New Roman"/>
+          <w:sz w:val="24"/>
+          <w:szCs w:val="24"/>
+        </w:rPr>
+        <w:t>[</w:t>
+      </w:r>
+      <w:proofErr w:type="gramEnd"/>
+      <w:r>
+        <w:rPr>
+          <w:rFonts w:ascii="Times New Roman" w:hAnsi="Times New Roman" w:cs="Times New Roman"/>
+          <w:sz w:val="24"/>
+          <w:szCs w:val="24"/>
+        </w:rPr>
+        <w:t>]={0,0,1,0,0,1} задает треугольник с координатами вершин  A(0,0) B(1,0) C(0,1). Требуется   написать функцию с сигнатурой «</w:t>
+      </w:r>
+      <w:r>
+        <w:rPr>
+          <w:rFonts w:ascii="Times New Roman" w:hAnsi="Times New Roman" w:cs="Times New Roman"/>
+          <w:sz w:val="24"/>
+          <w:szCs w:val="24"/>
+          <w:lang w:val="en-US"/>
+        </w:rPr>
+        <w:t>float</w:t>
+      </w:r>
+      <w:r>
+        <w:rPr>
+          <w:rFonts w:ascii="Times New Roman" w:hAnsi="Times New Roman" w:cs="Times New Roman"/>
+          <w:sz w:val="24"/>
+          <w:szCs w:val="24"/>
+        </w:rPr>
+        <w:t xml:space="preserve"> </w:t>
+      </w:r>
+      <w:r>
+        <w:rPr>
+          <w:rFonts w:ascii="Times New Roman" w:hAnsi="Times New Roman" w:cs="Times New Roman"/>
+          <w:sz w:val="24"/>
+          <w:szCs w:val="24"/>
+          <w:lang w:val="en-US"/>
+        </w:rPr>
+        <w:t>traverse</w:t>
+      </w:r>
+      <w:r>
+        <w:rPr>
+          <w:rFonts w:ascii="Times New Roman" w:hAnsi="Times New Roman" w:cs="Times New Roman"/>
+          <w:sz w:val="24"/>
+          <w:szCs w:val="24"/>
+        </w:rPr>
+        <w:t>_</w:t>
+      </w:r>
+      <w:proofErr w:type="gramStart"/>
+      <w:r>
+        <w:rPr>
+          <w:rFonts w:ascii="Times New Roman" w:hAnsi="Times New Roman" w:cs="Times New Roman"/>
+          <w:sz w:val="24"/>
+          <w:szCs w:val="24"/>
+          <w:lang w:val="en-US"/>
+        </w:rPr>
+        <w:t>clockwise</w:t>
+      </w:r>
+      <w:r>
+        <w:rPr>
+          <w:rFonts w:ascii="Times New Roman" w:hAnsi="Times New Roman" w:cs="Times New Roman"/>
+          <w:sz w:val="24"/>
+          <w:szCs w:val="24"/>
+        </w:rPr>
+        <w:t>(</w:t>
+      </w:r>
+      <w:proofErr w:type="gramEnd"/>
+      <w:r>
+        <w:rPr>
+          <w:rFonts w:ascii="Times New Roman" w:hAnsi="Times New Roman" w:cs="Times New Roman"/>
+          <w:sz w:val="24"/>
+          <w:szCs w:val="24"/>
+          <w:lang w:val="en-US"/>
+        </w:rPr>
+        <w:t>float</w:t>
+      </w:r>
+      <w:r>
+        <w:rPr>
+          <w:rFonts w:ascii="Times New Roman" w:hAnsi="Times New Roman" w:cs="Times New Roman"/>
+          <w:sz w:val="24"/>
+          <w:szCs w:val="24"/>
+        </w:rPr>
+        <w:t xml:space="preserve"> </w:t>
+      </w:r>
+      <w:proofErr w:type="spellStart"/>
+      <w:r>
+        <w:rPr>
+          <w:rFonts w:ascii="Times New Roman" w:hAnsi="Times New Roman" w:cs="Times New Roman"/>
+          <w:sz w:val="24"/>
+          <w:szCs w:val="24"/>
+          <w:lang w:val="en-US"/>
+        </w:rPr>
+        <w:t>coord</w:t>
+      </w:r>
+      <w:proofErr w:type="spellEnd"/>
+      <w:r>
+        <w:rPr>
+          <w:rFonts w:ascii="Times New Roman" w:hAnsi="Times New Roman" w:cs="Times New Roman"/>
+          <w:sz w:val="24"/>
+          <w:szCs w:val="24"/>
+        </w:rPr>
+        <w:t>[],</w:t>
+      </w:r>
+      <w:r>
+        <w:rPr>
+          <w:rFonts w:ascii="Times New Roman" w:hAnsi="Times New Roman" w:cs="Times New Roman"/>
+          <w:sz w:val="24"/>
+          <w:szCs w:val="24"/>
+          <w:lang w:val="en-US"/>
+        </w:rPr>
+        <w:t>int</w:t>
+      </w:r>
+      <w:r>
+        <w:rPr>
+          <w:rFonts w:ascii="Times New Roman" w:hAnsi="Times New Roman" w:cs="Times New Roman"/>
+          <w:sz w:val="24"/>
+          <w:szCs w:val="24"/>
+        </w:rPr>
+        <w:t xml:space="preserve"> </w:t>
+      </w:r>
+      <w:r>
+        <w:rPr>
+          <w:rFonts w:ascii="Times New Roman" w:hAnsi="Times New Roman" w:cs="Times New Roman"/>
+          <w:sz w:val="24"/>
+          <w:szCs w:val="24"/>
+          <w:lang w:val="en-US"/>
+        </w:rPr>
+        <w:t>n</w:t>
+      </w:r>
+      <w:r>
+        <w:rPr>
+          <w:rFonts w:ascii="Times New Roman" w:hAnsi="Times New Roman" w:cs="Times New Roman"/>
+          <w:sz w:val="24"/>
+          <w:szCs w:val="24"/>
+        </w:rPr>
+        <w:t xml:space="preserve">)»,  где </w:t>
+      </w:r>
+      <w:proofErr w:type="spellStart"/>
+      <w:r>
+        <w:rPr>
+          <w:rFonts w:ascii="Times New Roman" w:hAnsi="Times New Roman" w:cs="Times New Roman"/>
+          <w:sz w:val="24"/>
+          <w:szCs w:val="24"/>
+          <w:lang w:val="en-US"/>
+        </w:rPr>
+        <w:t>coord</w:t>
+      </w:r>
+      <w:proofErr w:type="spellEnd"/>
+      <w:r>
+        <w:rPr>
+          <w:rFonts w:ascii="Times New Roman" w:hAnsi="Times New Roman" w:cs="Times New Roman"/>
+          <w:sz w:val="24"/>
+          <w:szCs w:val="24"/>
+        </w:rPr>
+        <w:t xml:space="preserve"> - массив координат вершин, а n - число вершин (то есть размерность массива равна 2*n) , которая обходит вершины по часовой стрелке и возвращает длину периметра. Необходимо продемонстрировать работу программы на 3-х примерах: 1) прямоугольник 2) звезда 3) почти правильный 9-угольник. Все вершины задаются в </w:t>
+      </w:r>
+      <w:r>
+        <w:rPr>
+          <w:rFonts w:ascii="Times New Roman" w:hAnsi="Times New Roman" w:cs="Times New Roman"/>
+          <w:b/>
+          <w:sz w:val="24"/>
+          <w:szCs w:val="24"/>
+        </w:rPr>
+        <w:t xml:space="preserve">произвольном </w:t>
+      </w:r>
+      <w:r>
+        <w:rPr>
+          <w:rFonts w:ascii="Times New Roman" w:hAnsi="Times New Roman" w:cs="Times New Roman"/>
+          <w:sz w:val="24"/>
+          <w:szCs w:val="24"/>
+        </w:rPr>
+        <w:t xml:space="preserve">порядке. Представление координат, указанное </w:t>
+      </w:r>
       <w:r>
         <w:rPr>
           <w:rFonts w:ascii="Times New Roman" w:hAnsi="Times New Roman" w:cs="Times New Roman"/>
@@ -11364,160 +10357,7 @@
           <w:szCs w:val="24"/>
         </w:rPr>
         <w:lastRenderedPageBreak/>
-        <w:t>coord[]={0,0,1,0,0,1} задает треугольник с координатами вершин  A(0,0) B(1,0) C(0,1). Требуется   написать функцию с сигнатурой «</w:t>
-      </w:r>
-      <w:r>
-        <w:rPr>
-          <w:rFonts w:ascii="Times New Roman" w:hAnsi="Times New Roman" w:cs="Times New Roman"/>
-          <w:sz w:val="24"/>
-          <w:szCs w:val="24"/>
-          <w:lang w:val="en-US"/>
-        </w:rPr>
-        <w:t>float</w:t>
-      </w:r>
-      <w:r>
-        <w:rPr>
-          <w:rFonts w:ascii="Times New Roman" w:hAnsi="Times New Roman" w:cs="Times New Roman"/>
-          <w:sz w:val="24"/>
-          <w:szCs w:val="24"/>
-        </w:rPr>
-        <w:t xml:space="preserve"> </w:t>
-      </w:r>
-      <w:r>
-        <w:rPr>
-          <w:rFonts w:ascii="Times New Roman" w:hAnsi="Times New Roman" w:cs="Times New Roman"/>
-          <w:sz w:val="24"/>
-          <w:szCs w:val="24"/>
-          <w:lang w:val="en-US"/>
-        </w:rPr>
-        <w:t>traverse</w:t>
-      </w:r>
-      <w:r>
-        <w:rPr>
-          <w:rFonts w:ascii="Times New Roman" w:hAnsi="Times New Roman" w:cs="Times New Roman"/>
-          <w:sz w:val="24"/>
-          <w:szCs w:val="24"/>
-        </w:rPr>
-        <w:t>_</w:t>
-      </w:r>
-      <w:r>
-        <w:rPr>
-          <w:rFonts w:ascii="Times New Roman" w:hAnsi="Times New Roman" w:cs="Times New Roman"/>
-          <w:sz w:val="24"/>
-          <w:szCs w:val="24"/>
-          <w:lang w:val="en-US"/>
-        </w:rPr>
-        <w:t>clockwise</w:t>
-      </w:r>
-      <w:r>
-        <w:rPr>
-          <w:rFonts w:ascii="Times New Roman" w:hAnsi="Times New Roman" w:cs="Times New Roman"/>
-          <w:sz w:val="24"/>
-          <w:szCs w:val="24"/>
-        </w:rPr>
-        <w:t>(</w:t>
-      </w:r>
-      <w:r>
-        <w:rPr>
-          <w:rFonts w:ascii="Times New Roman" w:hAnsi="Times New Roman" w:cs="Times New Roman"/>
-          <w:sz w:val="24"/>
-          <w:szCs w:val="24"/>
-          <w:lang w:val="en-US"/>
-        </w:rPr>
-        <w:t>float</w:t>
-      </w:r>
-      <w:r>
-        <w:rPr>
-          <w:rFonts w:ascii="Times New Roman" w:hAnsi="Times New Roman" w:cs="Times New Roman"/>
-          <w:sz w:val="24"/>
-          <w:szCs w:val="24"/>
-        </w:rPr>
-        <w:t xml:space="preserve"> </w:t>
-      </w:r>
-      <w:r>
-        <w:rPr>
-          <w:rFonts w:ascii="Times New Roman" w:hAnsi="Times New Roman" w:cs="Times New Roman"/>
-          <w:sz w:val="24"/>
-          <w:szCs w:val="24"/>
-          <w:lang w:val="en-US"/>
-        </w:rPr>
-        <w:t>coord</w:t>
-      </w:r>
-      <w:r>
-        <w:rPr>
-          <w:rFonts w:ascii="Times New Roman" w:hAnsi="Times New Roman" w:cs="Times New Roman"/>
-          <w:sz w:val="24"/>
-          <w:szCs w:val="24"/>
-        </w:rPr>
-        <w:t>[],</w:t>
-      </w:r>
-      <w:r>
-        <w:rPr>
-          <w:rFonts w:ascii="Times New Roman" w:hAnsi="Times New Roman" w:cs="Times New Roman"/>
-          <w:sz w:val="24"/>
-          <w:szCs w:val="24"/>
-          <w:lang w:val="en-US"/>
-        </w:rPr>
-        <w:t>int</w:t>
-      </w:r>
-      <w:r>
-        <w:rPr>
-          <w:rFonts w:ascii="Times New Roman" w:hAnsi="Times New Roman" w:cs="Times New Roman"/>
-          <w:sz w:val="24"/>
-          <w:szCs w:val="24"/>
-        </w:rPr>
-        <w:t xml:space="preserve"> </w:t>
-      </w:r>
-      <w:r>
-        <w:rPr>
-          <w:rFonts w:ascii="Times New Roman" w:hAnsi="Times New Roman" w:cs="Times New Roman"/>
-          <w:sz w:val="24"/>
-          <w:szCs w:val="24"/>
-          <w:lang w:val="en-US"/>
-        </w:rPr>
-        <w:t>n</w:t>
-      </w:r>
-      <w:r>
-        <w:rPr>
-          <w:rFonts w:ascii="Times New Roman" w:hAnsi="Times New Roman" w:cs="Times New Roman"/>
-          <w:sz w:val="24"/>
-          <w:szCs w:val="24"/>
-        </w:rPr>
-        <w:t xml:space="preserve">)»,  где </w:t>
-      </w:r>
-      <w:r>
-        <w:rPr>
-          <w:rFonts w:ascii="Times New Roman" w:hAnsi="Times New Roman" w:cs="Times New Roman"/>
-          <w:sz w:val="24"/>
-          <w:szCs w:val="24"/>
-          <w:lang w:val="en-US"/>
-        </w:rPr>
-        <w:t>coord</w:t>
-      </w:r>
-      <w:r>
-        <w:rPr>
-          <w:rFonts w:ascii="Times New Roman" w:hAnsi="Times New Roman" w:cs="Times New Roman"/>
-          <w:sz w:val="24"/>
-          <w:szCs w:val="24"/>
-        </w:rPr>
-        <w:t xml:space="preserve"> - массив координат вершин, а n - число вершин (то есть размерность массива равна 2*n) , которая обходит вершины по часовой стрелке и возвращает длину периметра. Необходимо продемонстрировать работу программы на 3-х примерах: 1) прямоугольник 2) звезда 3) почти правильный 9-угольник. Все вершины задаются в </w:t>
-      </w:r>
-      <w:r>
-        <w:rPr>
-          <w:rFonts w:ascii="Times New Roman" w:hAnsi="Times New Roman" w:cs="Times New Roman"/>
-          <w:b/>
-          <w:sz w:val="24"/>
-          <w:szCs w:val="24"/>
-        </w:rPr>
-        <w:t xml:space="preserve">произвольном </w:t>
-      </w:r>
-      <w:r>
-        <w:rPr>
-          <w:rFonts w:ascii="Times New Roman" w:hAnsi="Times New Roman" w:cs="Times New Roman"/>
-          <w:sz w:val="24"/>
-          <w:szCs w:val="24"/>
-        </w:rPr>
-        <w:t xml:space="preserve">порядке. Представление координат, указанное выше требуется только для головной функции </w:t>
+        <w:t xml:space="preserve">выше требуется только для головной функции </w:t>
       </w:r>
       <w:r>
         <w:rPr>
@@ -11662,7 +10502,38 @@
           <w:szCs w:val="24"/>
           <w:lang w:val="en-US"/>
         </w:rPr>
-        <w:t>float rect[] = {1,5,7,1,7,5,1,1};</w:t>
+        <w:t xml:space="preserve">float </w:t>
+      </w:r>
+      <w:proofErr w:type="spellStart"/>
+      <w:proofErr w:type="gramStart"/>
+      <w:r>
+        <w:rPr>
+          <w:rFonts w:ascii="Times New Roman" w:hAnsi="Times New Roman" w:cs="Times New Roman"/>
+          <w:sz w:val="24"/>
+          <w:szCs w:val="24"/>
+          <w:lang w:val="en-US"/>
+        </w:rPr>
+        <w:t>rect</w:t>
+      </w:r>
+      <w:proofErr w:type="spellEnd"/>
+      <w:r>
+        <w:rPr>
+          <w:rFonts w:ascii="Times New Roman" w:hAnsi="Times New Roman" w:cs="Times New Roman"/>
+          <w:sz w:val="24"/>
+          <w:szCs w:val="24"/>
+          <w:lang w:val="en-US"/>
+        </w:rPr>
+        <w:t>[</w:t>
+      </w:r>
+      <w:proofErr w:type="gramEnd"/>
+      <w:r>
+        <w:rPr>
+          <w:rFonts w:ascii="Times New Roman" w:hAnsi="Times New Roman" w:cs="Times New Roman"/>
+          <w:sz w:val="24"/>
+          <w:szCs w:val="24"/>
+          <w:lang w:val="en-US"/>
+        </w:rPr>
+        <w:t>] = {1,5,7,1,7,5,1,1};</w:t>
       </w:r>
     </w:p>
     <w:p>
@@ -11686,7 +10557,27 @@
           <w:szCs w:val="24"/>
           <w:lang w:val="en-US"/>
         </w:rPr>
-        <w:t>float star[] = {3.97, 0.82, 2.26, 3.69, 5.39, 2.16, 2.03, 2.11, 5.36, 4.06};</w:t>
+        <w:t xml:space="preserve">float </w:t>
+      </w:r>
+      <w:proofErr w:type="gramStart"/>
+      <w:r>
+        <w:rPr>
+          <w:rFonts w:ascii="Times New Roman" w:hAnsi="Times New Roman" w:cs="Times New Roman"/>
+          <w:sz w:val="24"/>
+          <w:szCs w:val="24"/>
+          <w:lang w:val="en-US"/>
+        </w:rPr>
+        <w:t>star[</w:t>
+      </w:r>
+      <w:proofErr w:type="gramEnd"/>
+      <w:r>
+        <w:rPr>
+          <w:rFonts w:ascii="Times New Roman" w:hAnsi="Times New Roman" w:cs="Times New Roman"/>
+          <w:sz w:val="24"/>
+          <w:szCs w:val="24"/>
+          <w:lang w:val="en-US"/>
+        </w:rPr>
+        <w:t>] = {3.97, 0.82, 2.26, 3.69, 5.39, 2.16, 2.03, 2.11, 5.36, 4.06};</w:t>
       </w:r>
     </w:p>
     <w:p>
@@ -11710,7 +10601,27 @@
           <w:szCs w:val="24"/>
           <w:lang w:val="en-US"/>
         </w:rPr>
-        <w:t>float enneagon[] ={</w:t>
+        <w:t xml:space="preserve">float </w:t>
+      </w:r>
+      <w:proofErr w:type="gramStart"/>
+      <w:r>
+        <w:rPr>
+          <w:rFonts w:ascii="Times New Roman" w:hAnsi="Times New Roman" w:cs="Times New Roman"/>
+          <w:sz w:val="24"/>
+          <w:szCs w:val="24"/>
+          <w:lang w:val="en-US"/>
+        </w:rPr>
+        <w:t>enneagon[</w:t>
+      </w:r>
+      <w:proofErr w:type="gramEnd"/>
+      <w:r>
+        <w:rPr>
+          <w:rFonts w:ascii="Times New Roman" w:hAnsi="Times New Roman" w:cs="Times New Roman"/>
+          <w:sz w:val="24"/>
+          <w:szCs w:val="24"/>
+          <w:lang w:val="en-US"/>
+        </w:rPr>
+        <w:t>] ={</w:t>
       </w:r>
       <w:r>
         <w:rPr>
@@ -11747,4335 +10658,12 @@
         <w:t>Для первой фигуры периметр можно легко вычислить в уме, третья фигура задает почти правильный девятиугольник, вписанный в окружность радиусом 50, и формулу периметра можно легко найти в интернете. Вторая фигура – это звезда неправильной формы. Первую и третью фигуру можно использовать для оценки правильности работы своей программы.</w:t>
       </w:r>
     </w:p>
-    <w:p>
-      <w:pPr>
-        <w:spacing w:after="160" w:line="259" w:lineRule="auto"/>
-        <w:rPr>
-          <w:rFonts w:ascii="Times New Roman" w:hAnsi="Times New Roman" w:cs="Times New Roman"/>
-          <w:sz w:val="24"/>
-          <w:szCs w:val="24"/>
-          <w:lang w:eastAsia="ru-RU"/>
-        </w:rPr>
-      </w:pPr>
-      <w:r>
-        <w:rPr>
-          <w:rFonts w:ascii="Times New Roman" w:hAnsi="Times New Roman" w:cs="Times New Roman"/>
-          <w:sz w:val="24"/>
-          <w:szCs w:val="24"/>
-          <w:lang w:eastAsia="ru-RU"/>
-        </w:rPr>
-        <w:br w:type="page"/>
-      </w:r>
-    </w:p>
-    <w:p>
-      <w:pPr>
-        <w:spacing w:line="480" w:lineRule="auto"/>
-        <w:jc w:val="center"/>
-        <w:rPr>
-          <w:rFonts w:ascii="Times New Roman" w:hAnsi="Times New Roman" w:cs="Times New Roman"/>
-          <w:b/>
-          <w:bCs/>
-          <w:caps/>
-          <w:sz w:val="24"/>
-          <w:szCs w:val="24"/>
-        </w:rPr>
-      </w:pPr>
-      <w:commentRangeStart w:id="2"/>
-      <w:r>
-        <w:rPr>
-          <w:rFonts w:ascii="Times New Roman" w:hAnsi="Times New Roman" w:cs="Times New Roman"/>
-          <w:b/>
-          <w:bCs/>
-          <w:caps/>
-          <w:sz w:val="24"/>
-          <w:szCs w:val="24"/>
-        </w:rPr>
-        <w:lastRenderedPageBreak/>
-        <w:t xml:space="preserve">Глава </w:t>
-      </w:r>
-      <w:r>
-        <w:rPr>
-          <w:rFonts w:ascii="Times New Roman" w:hAnsi="Times New Roman" w:cs="Times New Roman"/>
-          <w:b/>
-          <w:bCs/>
-          <w:caps/>
-          <w:sz w:val="24"/>
-          <w:szCs w:val="24"/>
-        </w:rPr>
-        <w:t>3</w:t>
-      </w:r>
-      <w:r>
-        <w:rPr>
-          <w:rFonts w:ascii="Times New Roman" w:hAnsi="Times New Roman" w:cs="Times New Roman"/>
-          <w:b/>
-          <w:bCs/>
-          <w:caps/>
-          <w:sz w:val="24"/>
-          <w:szCs w:val="24"/>
-        </w:rPr>
-        <w:t xml:space="preserve">. </w:t>
-      </w:r>
-      <w:r>
-        <w:rPr>
-          <w:rFonts w:ascii="Times New Roman" w:hAnsi="Times New Roman" w:cs="Times New Roman"/>
-          <w:b/>
-          <w:bCs/>
-          <w:caps/>
-          <w:sz w:val="24"/>
-          <w:szCs w:val="24"/>
-        </w:rPr>
-        <w:t>Выполнение заданий на практику</w:t>
-      </w:r>
-      <w:commentRangeEnd w:id="2"/>
-      <w:r>
-        <w:rPr>
-          <w:rStyle w:val="ab"/>
-        </w:rPr>
-        <w:commentReference w:id="2"/>
-      </w:r>
-    </w:p>
-    <w:p>
-      <w:pPr>
-        <w:ind w:firstLine="709"/>
-        <w:jc w:val="both"/>
-        <w:rPr>
-          <w:rFonts w:ascii="Times New Roman" w:hAnsi="Times New Roman" w:cs="Times New Roman"/>
-          <w:b/>
-          <w:bCs/>
-          <w:sz w:val="24"/>
-          <w:szCs w:val="24"/>
-          <w:lang w:eastAsia="ru-RU"/>
-        </w:rPr>
-      </w:pPr>
-      <w:r>
-        <w:rPr>
-          <w:rFonts w:ascii="Times New Roman" w:hAnsi="Times New Roman" w:cs="Times New Roman"/>
-          <w:b/>
-          <w:bCs/>
-          <w:sz w:val="24"/>
-          <w:szCs w:val="24"/>
-          <w:lang w:eastAsia="ru-RU"/>
-        </w:rPr>
-        <w:t>Лабораторная работа №1</w:t>
-      </w:r>
-    </w:p>
-    <w:p>
-      <w:pPr>
-        <w:shd w:val="clear" w:color="auto" w:fill="FBE4D5" w:themeFill="accent2" w:themeFillTint="33"/>
-        <w:ind w:firstLine="709"/>
-        <w:jc w:val="both"/>
-        <w:rPr>
-          <w:rFonts w:ascii="Times New Roman" w:hAnsi="Times New Roman" w:cs="Times New Roman"/>
-          <w:b/>
-          <w:bCs/>
-          <w:sz w:val="24"/>
-          <w:szCs w:val="24"/>
-          <w:lang w:eastAsia="ru-RU"/>
-        </w:rPr>
-      </w:pPr>
-      <w:r>
-        <w:rPr>
-          <w:rFonts w:ascii="Times New Roman" w:hAnsi="Times New Roman" w:cs="Times New Roman"/>
-          <w:b/>
-          <w:bCs/>
-          <w:sz w:val="24"/>
-          <w:szCs w:val="24"/>
-          <w:lang w:eastAsia="ru-RU"/>
-        </w:rPr>
-        <w:t>ПРИМЕР оформления выполнения лабы:</w:t>
-      </w:r>
-    </w:p>
-    <w:p>
-      <w:pPr>
-        <w:shd w:val="clear" w:color="auto" w:fill="FBE4D5" w:themeFill="accent2" w:themeFillTint="33"/>
-        <w:ind w:firstLine="709"/>
-        <w:jc w:val="both"/>
-        <w:rPr>
-          <w:rFonts w:ascii="Times New Roman" w:hAnsi="Times New Roman" w:cs="Times New Roman"/>
-          <w:sz w:val="24"/>
-          <w:szCs w:val="24"/>
-          <w:lang w:eastAsia="ru-RU"/>
-        </w:rPr>
-      </w:pPr>
-      <w:r>
-        <w:rPr>
-          <w:rFonts w:ascii="Times New Roman" w:hAnsi="Times New Roman" w:cs="Times New Roman"/>
-          <w:sz w:val="24"/>
-          <w:szCs w:val="24"/>
-          <w:lang w:eastAsia="ru-RU"/>
-        </w:rPr>
-        <w:t>Части р</w:t>
-      </w:r>
-      <w:r>
-        <w:rPr>
-          <w:rFonts w:ascii="Times New Roman" w:hAnsi="Times New Roman" w:cs="Times New Roman"/>
-          <w:sz w:val="24"/>
-          <w:szCs w:val="24"/>
-          <w:lang w:eastAsia="ru-RU"/>
-        </w:rPr>
-        <w:t>ешения задачи 1, задачи 2 и задачи 3 на</w:t>
-      </w:r>
-      <w:r>
-        <w:rPr>
-          <w:rFonts w:ascii="Times New Roman" w:hAnsi="Times New Roman" w:cs="Times New Roman"/>
-          <w:sz w:val="24"/>
-          <w:szCs w:val="24"/>
-          <w:lang w:eastAsia="ru-RU"/>
-        </w:rPr>
-        <w:t xml:space="preserve"> языке программирования </w:t>
-      </w:r>
-      <w:r>
-        <w:rPr>
-          <w:rFonts w:ascii="Times New Roman" w:hAnsi="Times New Roman" w:cs="Times New Roman"/>
-          <w:sz w:val="24"/>
-          <w:szCs w:val="24"/>
-          <w:lang w:val="en-US" w:eastAsia="ru-RU"/>
-        </w:rPr>
-        <w:t>C</w:t>
-      </w:r>
-      <w:r>
-        <w:rPr>
-          <w:rFonts w:ascii="Times New Roman" w:hAnsi="Times New Roman" w:cs="Times New Roman"/>
-          <w:sz w:val="24"/>
-          <w:szCs w:val="24"/>
-          <w:lang w:eastAsia="ru-RU"/>
-        </w:rPr>
-        <w:t>++</w:t>
-      </w:r>
-      <w:r>
-        <w:rPr>
-          <w:rFonts w:ascii="Times New Roman" w:hAnsi="Times New Roman" w:cs="Times New Roman"/>
-          <w:sz w:val="24"/>
-          <w:szCs w:val="24"/>
-          <w:lang w:eastAsia="ru-RU"/>
-        </w:rPr>
-        <w:t>, написанные с использованием базовых преимуществ ф</w:t>
-      </w:r>
-      <w:r>
-        <w:rPr>
-          <w:rFonts w:ascii="Times New Roman" w:hAnsi="Times New Roman" w:cs="Times New Roman"/>
-          <w:sz w:val="24"/>
-          <w:szCs w:val="24"/>
-          <w:lang w:eastAsia="ru-RU"/>
-        </w:rPr>
-        <w:t>реймворк</w:t>
-      </w:r>
-      <w:r>
-        <w:rPr>
-          <w:rFonts w:ascii="Times New Roman" w:hAnsi="Times New Roman" w:cs="Times New Roman"/>
-          <w:sz w:val="24"/>
-          <w:szCs w:val="24"/>
-          <w:lang w:eastAsia="ru-RU"/>
-        </w:rPr>
-        <w:t xml:space="preserve">а </w:t>
-      </w:r>
-      <w:r>
-        <w:rPr>
-          <w:rFonts w:ascii="Times New Roman" w:hAnsi="Times New Roman" w:cs="Times New Roman"/>
-          <w:sz w:val="24"/>
-          <w:szCs w:val="24"/>
-          <w:lang w:val="en-US" w:eastAsia="ru-RU"/>
-        </w:rPr>
-        <w:t>Qt</w:t>
-      </w:r>
-      <w:r>
-        <w:rPr>
-          <w:rFonts w:ascii="Times New Roman" w:hAnsi="Times New Roman" w:cs="Times New Roman"/>
-          <w:sz w:val="24"/>
-          <w:szCs w:val="24"/>
-          <w:lang w:eastAsia="ru-RU"/>
-        </w:rPr>
-        <w:t xml:space="preserve"> </w:t>
-      </w:r>
-      <w:r>
-        <w:rPr>
-          <w:rFonts w:ascii="Times New Roman" w:hAnsi="Times New Roman" w:cs="Times New Roman"/>
-          <w:sz w:val="24"/>
-          <w:szCs w:val="24"/>
-          <w:lang w:eastAsia="ru-RU"/>
-        </w:rPr>
-        <w:t xml:space="preserve">представлены в приложении 4, приложении 5 и приложении 6, а полные решения по ссылкам: </w:t>
-      </w:r>
-      <w:commentRangeStart w:id="3"/>
-      <w:r>
-        <w:rPr>
-          <w:rFonts w:ascii="Times New Roman" w:hAnsi="Times New Roman" w:cs="Times New Roman"/>
-          <w:color w:val="FF0000"/>
-          <w:sz w:val="24"/>
-          <w:szCs w:val="24"/>
-          <w:lang w:eastAsia="ru-RU"/>
-        </w:rPr>
-        <w:t>https://</w:t>
-      </w:r>
-      <w:r>
-        <w:rPr>
-          <w:rFonts w:ascii="Times New Roman" w:hAnsi="Times New Roman" w:cs="Times New Roman"/>
-          <w:color w:val="FF0000"/>
-          <w:sz w:val="24"/>
-          <w:szCs w:val="24"/>
-          <w:lang w:eastAsia="ru-RU"/>
-        </w:rPr>
-        <w:t>ссылка_</w:t>
-      </w:r>
-      <w:r>
-        <w:rPr>
-          <w:rFonts w:ascii="Times New Roman" w:hAnsi="Times New Roman" w:cs="Times New Roman"/>
-          <w:color w:val="FF0000"/>
-          <w:sz w:val="24"/>
-          <w:szCs w:val="24"/>
-          <w:lang w:eastAsia="ru-RU"/>
-        </w:rPr>
-        <w:t>1</w:t>
-      </w:r>
-      <w:commentRangeEnd w:id="3"/>
-      <w:r>
-        <w:rPr>
-          <w:rStyle w:val="ab"/>
-        </w:rPr>
-        <w:commentReference w:id="3"/>
-      </w:r>
-      <w:r>
-        <w:rPr>
-          <w:rFonts w:ascii="Times New Roman" w:hAnsi="Times New Roman" w:cs="Times New Roman"/>
-          <w:sz w:val="24"/>
-          <w:szCs w:val="24"/>
-          <w:lang w:eastAsia="ru-RU"/>
-        </w:rPr>
-        <w:t xml:space="preserve">, </w:t>
-      </w:r>
-      <w:commentRangeStart w:id="5"/>
-      <w:r>
-        <w:rPr>
-          <w:rFonts w:ascii="Times New Roman" w:hAnsi="Times New Roman" w:cs="Times New Roman"/>
-          <w:color w:val="FF0000"/>
-          <w:sz w:val="24"/>
-          <w:szCs w:val="24"/>
-          <w:lang w:eastAsia="ru-RU"/>
-        </w:rPr>
-        <w:t>https://</w:t>
-      </w:r>
-      <w:r>
-        <w:rPr>
-          <w:rFonts w:ascii="Times New Roman" w:hAnsi="Times New Roman" w:cs="Times New Roman"/>
-          <w:color w:val="FF0000"/>
-          <w:sz w:val="24"/>
-          <w:szCs w:val="24"/>
-          <w:lang w:eastAsia="ru-RU"/>
-        </w:rPr>
-        <w:t>ссылка_</w:t>
-      </w:r>
-      <w:r>
-        <w:rPr>
-          <w:rFonts w:ascii="Times New Roman" w:hAnsi="Times New Roman" w:cs="Times New Roman"/>
-          <w:color w:val="FF0000"/>
-          <w:sz w:val="24"/>
-          <w:szCs w:val="24"/>
-          <w:lang w:eastAsia="ru-RU"/>
-        </w:rPr>
-        <w:t>2</w:t>
-      </w:r>
-      <w:r>
-        <w:rPr>
-          <w:rFonts w:ascii="Times New Roman" w:hAnsi="Times New Roman" w:cs="Times New Roman"/>
-          <w:sz w:val="24"/>
-          <w:szCs w:val="24"/>
-          <w:lang w:eastAsia="ru-RU"/>
-        </w:rPr>
-        <w:t xml:space="preserve"> </w:t>
-      </w:r>
-      <w:commentRangeEnd w:id="5"/>
-      <w:r>
-        <w:rPr>
-          <w:rStyle w:val="ab"/>
-        </w:rPr>
-        <w:commentReference w:id="5"/>
-      </w:r>
-      <w:r>
-        <w:rPr>
-          <w:rFonts w:ascii="Times New Roman" w:hAnsi="Times New Roman" w:cs="Times New Roman"/>
-          <w:sz w:val="24"/>
-          <w:szCs w:val="24"/>
-          <w:lang w:eastAsia="ru-RU"/>
-        </w:rPr>
-        <w:t xml:space="preserve">и </w:t>
-      </w:r>
-      <w:commentRangeStart w:id="6"/>
-      <w:r>
-        <w:rPr>
-          <w:rFonts w:ascii="Times New Roman" w:hAnsi="Times New Roman" w:cs="Times New Roman"/>
-          <w:color w:val="FF0000"/>
-          <w:sz w:val="24"/>
-          <w:szCs w:val="24"/>
-          <w:lang w:eastAsia="ru-RU"/>
-        </w:rPr>
-        <w:t>https://</w:t>
-      </w:r>
-      <w:r>
-        <w:rPr>
-          <w:rFonts w:ascii="Times New Roman" w:hAnsi="Times New Roman" w:cs="Times New Roman"/>
-          <w:color w:val="FF0000"/>
-          <w:sz w:val="24"/>
-          <w:szCs w:val="24"/>
-          <w:lang w:eastAsia="ru-RU"/>
-        </w:rPr>
-        <w:t>ссылка_3</w:t>
-      </w:r>
-      <w:r>
-        <w:rPr>
-          <w:rFonts w:ascii="Times New Roman" w:hAnsi="Times New Roman" w:cs="Times New Roman"/>
-          <w:sz w:val="24"/>
-          <w:szCs w:val="24"/>
-          <w:lang w:eastAsia="ru-RU"/>
-        </w:rPr>
-        <w:t xml:space="preserve"> </w:t>
-      </w:r>
-      <w:commentRangeEnd w:id="6"/>
-      <w:r>
-        <w:rPr>
-          <w:rStyle w:val="ab"/>
-        </w:rPr>
-        <w:commentReference w:id="6"/>
-      </w:r>
-      <w:r>
-        <w:rPr>
-          <w:rFonts w:ascii="Times New Roman" w:hAnsi="Times New Roman" w:cs="Times New Roman"/>
-          <w:sz w:val="24"/>
-          <w:szCs w:val="24"/>
-          <w:lang w:eastAsia="ru-RU"/>
-        </w:rPr>
-        <w:t>соответственно.</w:t>
-      </w:r>
-    </w:p>
-    <w:p>
-      <w:pPr>
-        <w:shd w:val="clear" w:color="auto" w:fill="FBE4D5" w:themeFill="accent2" w:themeFillTint="33"/>
-        <w:ind w:firstLine="709"/>
-        <w:jc w:val="both"/>
-        <w:rPr>
-          <w:rFonts w:ascii="Times New Roman" w:hAnsi="Times New Roman" w:cs="Times New Roman"/>
-          <w:sz w:val="24"/>
-          <w:szCs w:val="24"/>
-          <w:lang w:eastAsia="ru-RU"/>
-        </w:rPr>
-      </w:pPr>
-      <w:r>
-        <w:rPr>
-          <w:rFonts w:ascii="Times New Roman" w:hAnsi="Times New Roman" w:cs="Times New Roman"/>
-          <w:sz w:val="24"/>
-          <w:szCs w:val="24"/>
-          <w:lang w:eastAsia="ru-RU"/>
-        </w:rPr>
-        <w:t xml:space="preserve">Поставленные задачи были решены средствами языка программирования </w:t>
-      </w:r>
-      <w:r>
-        <w:rPr>
-          <w:rFonts w:ascii="Times New Roman" w:hAnsi="Times New Roman" w:cs="Times New Roman"/>
-          <w:sz w:val="24"/>
-          <w:szCs w:val="24"/>
-          <w:lang w:val="en-US" w:eastAsia="ru-RU"/>
-        </w:rPr>
-        <w:t>C</w:t>
-      </w:r>
-      <w:r>
-        <w:rPr>
-          <w:rFonts w:ascii="Times New Roman" w:hAnsi="Times New Roman" w:cs="Times New Roman"/>
-          <w:sz w:val="24"/>
-          <w:szCs w:val="24"/>
-          <w:lang w:eastAsia="ru-RU"/>
-        </w:rPr>
-        <w:t>++</w:t>
-      </w:r>
-      <w:r>
-        <w:rPr>
-          <w:rFonts w:ascii="Times New Roman" w:hAnsi="Times New Roman" w:cs="Times New Roman"/>
-          <w:sz w:val="24"/>
-          <w:szCs w:val="24"/>
-          <w:lang w:eastAsia="ru-RU"/>
-        </w:rPr>
-        <w:t>,</w:t>
-      </w:r>
-      <w:r>
-        <w:rPr>
-          <w:rFonts w:ascii="Times New Roman" w:hAnsi="Times New Roman" w:cs="Times New Roman"/>
-          <w:sz w:val="24"/>
-          <w:szCs w:val="24"/>
-          <w:lang w:eastAsia="ru-RU"/>
-        </w:rPr>
-        <w:t xml:space="preserve"> </w:t>
-      </w:r>
-      <w:r>
-        <w:rPr>
-          <w:rFonts w:ascii="Times New Roman" w:hAnsi="Times New Roman" w:cs="Times New Roman"/>
-          <w:sz w:val="24"/>
-          <w:szCs w:val="24"/>
-          <w:lang w:eastAsia="ru-RU"/>
-        </w:rPr>
-        <w:t>ф</w:t>
-      </w:r>
-      <w:r>
-        <w:rPr>
-          <w:rFonts w:ascii="Times New Roman" w:hAnsi="Times New Roman" w:cs="Times New Roman"/>
-          <w:sz w:val="24"/>
-          <w:szCs w:val="24"/>
-          <w:lang w:eastAsia="ru-RU"/>
-        </w:rPr>
-        <w:t>реймворк</w:t>
-      </w:r>
-      <w:r>
-        <w:rPr>
-          <w:rFonts w:ascii="Times New Roman" w:hAnsi="Times New Roman" w:cs="Times New Roman"/>
-          <w:sz w:val="24"/>
-          <w:szCs w:val="24"/>
-          <w:lang w:eastAsia="ru-RU"/>
-        </w:rPr>
-        <w:t xml:space="preserve">а </w:t>
-      </w:r>
-      <w:r>
-        <w:rPr>
-          <w:rFonts w:ascii="Times New Roman" w:hAnsi="Times New Roman" w:cs="Times New Roman"/>
-          <w:sz w:val="24"/>
-          <w:szCs w:val="24"/>
-          <w:lang w:val="en-US" w:eastAsia="ru-RU"/>
-        </w:rPr>
-        <w:t>Qt</w:t>
-      </w:r>
-      <w:r>
-        <w:rPr>
-          <w:rFonts w:ascii="Times New Roman" w:hAnsi="Times New Roman" w:cs="Times New Roman"/>
-          <w:sz w:val="24"/>
-          <w:szCs w:val="24"/>
-          <w:lang w:eastAsia="ru-RU"/>
-        </w:rPr>
-        <w:t>. Решению задач помогл</w:t>
-      </w:r>
-      <w:r>
-        <w:rPr>
-          <w:rFonts w:ascii="Times New Roman" w:hAnsi="Times New Roman" w:cs="Times New Roman"/>
-          <w:sz w:val="24"/>
-          <w:szCs w:val="24"/>
-          <w:lang w:eastAsia="ru-RU"/>
-        </w:rPr>
-        <w:t>и</w:t>
-      </w:r>
-      <w:r>
-        <w:rPr>
-          <w:rFonts w:ascii="Times New Roman" w:hAnsi="Times New Roman" w:cs="Times New Roman"/>
-          <w:sz w:val="24"/>
-          <w:szCs w:val="24"/>
-          <w:lang w:eastAsia="ru-RU"/>
-        </w:rPr>
-        <w:t xml:space="preserve"> применение алгоритмов, содержащих функции, массивы, указатели, циклы и условные конструкции</w:t>
-      </w:r>
-      <w:r>
-        <w:rPr>
-          <w:rFonts w:ascii="Times New Roman" w:hAnsi="Times New Roman" w:cs="Times New Roman"/>
-          <w:sz w:val="24"/>
-          <w:szCs w:val="24"/>
-          <w:lang w:eastAsia="ru-RU"/>
-        </w:rPr>
-        <w:t xml:space="preserve">, </w:t>
-      </w:r>
-      <w:r>
-        <w:rPr>
-          <w:rFonts w:ascii="Times New Roman" w:hAnsi="Times New Roman" w:cs="Times New Roman"/>
-          <w:sz w:val="24"/>
-          <w:szCs w:val="24"/>
-          <w:lang w:eastAsia="ru-RU"/>
-        </w:rPr>
-        <w:t>проектирование простых классов, getters и setters, простые контейнеры</w:t>
-      </w:r>
-      <w:r>
-        <w:rPr>
-          <w:rFonts w:ascii="Times New Roman" w:hAnsi="Times New Roman" w:cs="Times New Roman"/>
-          <w:sz w:val="24"/>
-          <w:szCs w:val="24"/>
-          <w:lang w:eastAsia="ru-RU"/>
-        </w:rPr>
-        <w:t xml:space="preserve">, </w:t>
-      </w:r>
-      <w:r>
-        <w:rPr>
-          <w:rFonts w:ascii="Times New Roman" w:hAnsi="Times New Roman" w:cs="Times New Roman"/>
-          <w:sz w:val="24"/>
-          <w:szCs w:val="24"/>
-          <w:lang w:eastAsia="ru-RU"/>
-        </w:rPr>
-        <w:t>drag and drop</w:t>
-      </w:r>
-      <w:r>
-        <w:rPr>
-          <w:rFonts w:ascii="Times New Roman" w:hAnsi="Times New Roman" w:cs="Times New Roman"/>
-          <w:sz w:val="24"/>
-          <w:szCs w:val="24"/>
-          <w:lang w:eastAsia="ru-RU"/>
-        </w:rPr>
-        <w:t>.</w:t>
-      </w:r>
-    </w:p>
-    <w:p>
-      <w:pPr>
-        <w:ind w:firstLine="709"/>
-        <w:jc w:val="both"/>
-        <w:rPr>
-          <w:rFonts w:ascii="Times New Roman" w:hAnsi="Times New Roman" w:cs="Times New Roman"/>
-          <w:b/>
-          <w:bCs/>
-          <w:sz w:val="24"/>
-          <w:szCs w:val="24"/>
-          <w:lang w:eastAsia="ru-RU"/>
-        </w:rPr>
-      </w:pPr>
-    </w:p>
-    <w:p>
-      <w:pPr>
-        <w:ind w:firstLine="709"/>
-        <w:jc w:val="both"/>
-        <w:rPr>
-          <w:rFonts w:ascii="Times New Roman" w:hAnsi="Times New Roman" w:cs="Times New Roman"/>
-          <w:b/>
-          <w:bCs/>
-          <w:sz w:val="24"/>
-          <w:szCs w:val="24"/>
-          <w:lang w:eastAsia="ru-RU"/>
-        </w:rPr>
-      </w:pPr>
-      <w:r>
-        <w:rPr>
-          <w:rFonts w:ascii="Times New Roman" w:hAnsi="Times New Roman" w:cs="Times New Roman"/>
-          <w:b/>
-          <w:bCs/>
-          <w:sz w:val="24"/>
-          <w:szCs w:val="24"/>
-          <w:lang w:eastAsia="ru-RU"/>
-        </w:rPr>
-        <w:t>Лабораторная работа №</w:t>
-      </w:r>
-      <w:r>
-        <w:rPr>
-          <w:rFonts w:ascii="Times New Roman" w:hAnsi="Times New Roman" w:cs="Times New Roman"/>
-          <w:b/>
-          <w:bCs/>
-          <w:sz w:val="24"/>
-          <w:szCs w:val="24"/>
-          <w:lang w:eastAsia="ru-RU"/>
-        </w:rPr>
-        <w:t>2</w:t>
-      </w:r>
-    </w:p>
-    <w:p>
-      <w:pPr>
-        <w:shd w:val="clear" w:color="auto" w:fill="FBE4D5" w:themeFill="accent2" w:themeFillTint="33"/>
-        <w:ind w:firstLine="709"/>
-        <w:jc w:val="both"/>
-        <w:rPr>
-          <w:rFonts w:ascii="Times New Roman" w:hAnsi="Times New Roman" w:cs="Times New Roman"/>
-          <w:b/>
-          <w:bCs/>
-          <w:sz w:val="24"/>
-          <w:szCs w:val="24"/>
-          <w:lang w:eastAsia="ru-RU"/>
-        </w:rPr>
-      </w:pPr>
-      <w:r>
-        <w:rPr>
-          <w:rFonts w:ascii="Times New Roman" w:hAnsi="Times New Roman" w:cs="Times New Roman"/>
-          <w:b/>
-          <w:bCs/>
-          <w:sz w:val="24"/>
-          <w:szCs w:val="24"/>
-          <w:lang w:eastAsia="ru-RU"/>
-        </w:rPr>
-        <w:t>Выполнение лабы 2</w:t>
-      </w:r>
-    </w:p>
-    <w:p>
-      <w:pPr>
-        <w:ind w:firstLine="709"/>
-        <w:jc w:val="both"/>
-        <w:rPr>
-          <w:rFonts w:ascii="Times New Roman" w:hAnsi="Times New Roman" w:cs="Times New Roman"/>
-          <w:b/>
-          <w:bCs/>
-          <w:sz w:val="24"/>
-          <w:szCs w:val="24"/>
-          <w:lang w:eastAsia="ru-RU"/>
-        </w:rPr>
-      </w:pPr>
-      <w:r>
-        <w:rPr>
-          <w:rFonts w:ascii="Times New Roman" w:hAnsi="Times New Roman" w:cs="Times New Roman"/>
-          <w:b/>
-          <w:bCs/>
-          <w:sz w:val="24"/>
-          <w:szCs w:val="24"/>
-          <w:lang w:eastAsia="ru-RU"/>
-        </w:rPr>
-        <w:t>Лабораторная работа №</w:t>
-      </w:r>
-      <w:r>
-        <w:rPr>
-          <w:rFonts w:ascii="Times New Roman" w:hAnsi="Times New Roman" w:cs="Times New Roman"/>
-          <w:b/>
-          <w:bCs/>
-          <w:sz w:val="24"/>
-          <w:szCs w:val="24"/>
-          <w:lang w:eastAsia="ru-RU"/>
-        </w:rPr>
-        <w:t>3</w:t>
-      </w:r>
-    </w:p>
-    <w:p>
-      <w:pPr>
-        <w:shd w:val="clear" w:color="auto" w:fill="FBE4D5" w:themeFill="accent2" w:themeFillTint="33"/>
-        <w:ind w:firstLine="709"/>
-        <w:jc w:val="both"/>
-        <w:rPr>
-          <w:rFonts w:ascii="Times New Roman" w:hAnsi="Times New Roman" w:cs="Times New Roman"/>
-          <w:b/>
-          <w:bCs/>
-          <w:sz w:val="24"/>
-          <w:szCs w:val="24"/>
-          <w:lang w:eastAsia="ru-RU"/>
-        </w:rPr>
-      </w:pPr>
-      <w:r>
-        <w:rPr>
-          <w:rFonts w:ascii="Times New Roman" w:hAnsi="Times New Roman" w:cs="Times New Roman"/>
-          <w:b/>
-          <w:bCs/>
-          <w:sz w:val="24"/>
-          <w:szCs w:val="24"/>
-          <w:lang w:eastAsia="ru-RU"/>
-        </w:rPr>
-        <w:t>Выполнение лабы 3</w:t>
-      </w:r>
-    </w:p>
-    <w:p>
-      <w:pPr>
-        <w:ind w:firstLine="709"/>
-        <w:jc w:val="both"/>
-        <w:rPr>
-          <w:rFonts w:ascii="Times New Roman" w:hAnsi="Times New Roman" w:cs="Times New Roman"/>
-          <w:b/>
-          <w:bCs/>
-          <w:sz w:val="24"/>
-          <w:szCs w:val="24"/>
-          <w:lang w:eastAsia="ru-RU"/>
-        </w:rPr>
-      </w:pPr>
-      <w:r>
-        <w:rPr>
-          <w:rFonts w:ascii="Times New Roman" w:hAnsi="Times New Roman" w:cs="Times New Roman"/>
-          <w:b/>
-          <w:bCs/>
-          <w:sz w:val="24"/>
-          <w:szCs w:val="24"/>
-          <w:lang w:eastAsia="ru-RU"/>
-        </w:rPr>
-        <w:t>Лабораторная работа №</w:t>
-      </w:r>
-      <w:r>
-        <w:rPr>
-          <w:rFonts w:ascii="Times New Roman" w:hAnsi="Times New Roman" w:cs="Times New Roman"/>
-          <w:b/>
-          <w:bCs/>
-          <w:sz w:val="24"/>
-          <w:szCs w:val="24"/>
-          <w:lang w:eastAsia="ru-RU"/>
-        </w:rPr>
-        <w:t>4</w:t>
-      </w:r>
-    </w:p>
-    <w:p>
-      <w:pPr>
-        <w:shd w:val="clear" w:color="auto" w:fill="FBE4D5" w:themeFill="accent2" w:themeFillTint="33"/>
-        <w:ind w:firstLine="709"/>
-        <w:jc w:val="both"/>
-        <w:rPr>
-          <w:rFonts w:ascii="Times New Roman" w:hAnsi="Times New Roman" w:cs="Times New Roman"/>
-          <w:b/>
-          <w:bCs/>
-          <w:sz w:val="24"/>
-          <w:szCs w:val="24"/>
-          <w:lang w:eastAsia="ru-RU"/>
-        </w:rPr>
-      </w:pPr>
-      <w:r>
-        <w:rPr>
-          <w:rFonts w:ascii="Times New Roman" w:hAnsi="Times New Roman" w:cs="Times New Roman"/>
-          <w:b/>
-          <w:bCs/>
-          <w:sz w:val="24"/>
-          <w:szCs w:val="24"/>
-          <w:lang w:eastAsia="ru-RU"/>
-        </w:rPr>
-        <w:t>Выполнение лабы 4</w:t>
-      </w:r>
-    </w:p>
-    <w:p>
-      <w:pPr>
-        <w:ind w:firstLine="709"/>
-        <w:jc w:val="both"/>
-        <w:rPr>
-          <w:rFonts w:ascii="Times New Roman" w:hAnsi="Times New Roman" w:cs="Times New Roman"/>
-          <w:b/>
-          <w:bCs/>
-          <w:sz w:val="24"/>
-          <w:szCs w:val="24"/>
-          <w:lang w:eastAsia="ru-RU"/>
-        </w:rPr>
-      </w:pPr>
-      <w:r>
-        <w:rPr>
-          <w:rFonts w:ascii="Times New Roman" w:hAnsi="Times New Roman" w:cs="Times New Roman"/>
-          <w:b/>
-          <w:bCs/>
-          <w:sz w:val="24"/>
-          <w:szCs w:val="24"/>
-          <w:lang w:eastAsia="ru-RU"/>
-        </w:rPr>
-        <w:t>Лабораторная работа №</w:t>
-      </w:r>
-      <w:r>
-        <w:rPr>
-          <w:rFonts w:ascii="Times New Roman" w:hAnsi="Times New Roman" w:cs="Times New Roman"/>
-          <w:b/>
-          <w:bCs/>
-          <w:sz w:val="24"/>
-          <w:szCs w:val="24"/>
-          <w:lang w:eastAsia="ru-RU"/>
-        </w:rPr>
-        <w:t>5</w:t>
-      </w:r>
-    </w:p>
-    <w:p>
-      <w:pPr>
-        <w:shd w:val="clear" w:color="auto" w:fill="FBE4D5" w:themeFill="accent2" w:themeFillTint="33"/>
-        <w:ind w:firstLine="709"/>
-        <w:jc w:val="both"/>
-        <w:rPr>
-          <w:rFonts w:ascii="Times New Roman" w:hAnsi="Times New Roman" w:cs="Times New Roman"/>
-          <w:b/>
-          <w:bCs/>
-          <w:sz w:val="24"/>
-          <w:szCs w:val="24"/>
-          <w:lang w:eastAsia="ru-RU"/>
-        </w:rPr>
-      </w:pPr>
-      <w:r>
-        <w:rPr>
-          <w:rFonts w:ascii="Times New Roman" w:hAnsi="Times New Roman" w:cs="Times New Roman"/>
-          <w:b/>
-          <w:bCs/>
-          <w:sz w:val="24"/>
-          <w:szCs w:val="24"/>
-          <w:lang w:eastAsia="ru-RU"/>
-        </w:rPr>
-        <w:t>Выполнение лабы 5</w:t>
-      </w:r>
-    </w:p>
-    <w:p>
-      <w:pPr>
-        <w:spacing w:after="160" w:line="259" w:lineRule="auto"/>
-        <w:rPr>
-          <w:rFonts w:ascii="Times New Roman" w:hAnsi="Times New Roman" w:cs="Times New Roman"/>
-          <w:sz w:val="24"/>
-          <w:szCs w:val="24"/>
-          <w:lang w:eastAsia="ru-RU"/>
-        </w:rPr>
-      </w:pPr>
-      <w:r>
-        <w:rPr>
-          <w:rFonts w:ascii="Times New Roman" w:hAnsi="Times New Roman" w:cs="Times New Roman"/>
-          <w:sz w:val="24"/>
-          <w:szCs w:val="24"/>
-          <w:lang w:eastAsia="ru-RU"/>
-        </w:rPr>
-        <w:br w:type="page"/>
-      </w:r>
-    </w:p>
-    <w:p>
-      <w:pPr>
-        <w:spacing w:after="160" w:line="259" w:lineRule="auto"/>
-        <w:rPr>
-          <w:rFonts w:ascii="Times New Roman" w:hAnsi="Times New Roman" w:cs="Times New Roman"/>
-          <w:sz w:val="24"/>
-          <w:szCs w:val="24"/>
-          <w:lang w:eastAsia="ru-RU"/>
-        </w:rPr>
-      </w:pPr>
-    </w:p>
-    <w:p>
-      <w:pPr>
-        <w:spacing w:line="480" w:lineRule="auto"/>
-        <w:jc w:val="center"/>
-        <w:rPr>
-          <w:rFonts w:ascii="Times New Roman" w:hAnsi="Times New Roman" w:cs="Times New Roman"/>
-          <w:b/>
-          <w:bCs/>
-          <w:caps/>
-          <w:sz w:val="24"/>
-          <w:szCs w:val="24"/>
-          <w:lang w:eastAsia="ru-RU"/>
-        </w:rPr>
-      </w:pPr>
-      <w:bookmarkStart w:id="7" w:name="_Hlk102465713"/>
-      <w:r>
-        <w:rPr>
-          <w:rFonts w:ascii="Times New Roman" w:hAnsi="Times New Roman" w:cs="Times New Roman"/>
-          <w:b/>
-          <w:bCs/>
-          <w:caps/>
-          <w:sz w:val="24"/>
-          <w:szCs w:val="24"/>
-          <w:lang w:eastAsia="ru-RU"/>
-        </w:rPr>
-        <w:t>Заключение</w:t>
-      </w:r>
-    </w:p>
-    <w:p>
-      <w:pPr>
-        <w:spacing w:after="160" w:line="259" w:lineRule="auto"/>
-        <w:ind w:firstLine="709"/>
-        <w:jc w:val="both"/>
-        <w:rPr>
-          <w:rFonts w:ascii="Times New Roman" w:hAnsi="Times New Roman" w:cs="Times New Roman"/>
-          <w:sz w:val="24"/>
-          <w:szCs w:val="24"/>
-          <w:lang w:eastAsia="ru-RU"/>
-        </w:rPr>
-      </w:pPr>
-      <w:r>
-        <w:rPr>
-          <w:rFonts w:ascii="Times New Roman" w:hAnsi="Times New Roman" w:cs="Times New Roman"/>
-          <w:sz w:val="24"/>
-          <w:szCs w:val="24"/>
-          <w:lang w:eastAsia="ru-RU"/>
-        </w:rPr>
-        <w:t>В ходе практики были изучены основы</w:t>
-      </w:r>
-      <w:r>
-        <w:rPr>
-          <w:rFonts w:ascii="Times New Roman" w:hAnsi="Times New Roman" w:cs="Times New Roman"/>
-          <w:sz w:val="24"/>
-          <w:szCs w:val="24"/>
-          <w:lang w:eastAsia="ru-RU"/>
-        </w:rPr>
-        <w:t xml:space="preserve"> </w:t>
-      </w:r>
-      <w:r>
-        <w:rPr>
-          <w:rFonts w:ascii="Times New Roman" w:hAnsi="Times New Roman" w:cs="Times New Roman"/>
-          <w:sz w:val="24"/>
-          <w:szCs w:val="24"/>
-          <w:lang w:eastAsia="ru-RU"/>
-        </w:rPr>
-        <w:t>программировани</w:t>
-      </w:r>
-      <w:r>
-        <w:rPr>
-          <w:rFonts w:ascii="Times New Roman" w:hAnsi="Times New Roman" w:cs="Times New Roman"/>
-          <w:sz w:val="24"/>
-          <w:szCs w:val="24"/>
-          <w:lang w:eastAsia="ru-RU"/>
-        </w:rPr>
-        <w:t xml:space="preserve">я на языке </w:t>
-      </w:r>
-      <w:r>
-        <w:rPr>
-          <w:rFonts w:ascii="Times New Roman" w:hAnsi="Times New Roman" w:cs="Times New Roman"/>
-          <w:sz w:val="24"/>
-          <w:szCs w:val="24"/>
-          <w:lang w:val="en-US" w:eastAsia="ru-RU"/>
-        </w:rPr>
-        <w:t>C</w:t>
-      </w:r>
-      <w:r>
-        <w:rPr>
-          <w:rFonts w:ascii="Times New Roman" w:hAnsi="Times New Roman" w:cs="Times New Roman"/>
-          <w:sz w:val="24"/>
-          <w:szCs w:val="24"/>
-          <w:lang w:eastAsia="ru-RU"/>
-        </w:rPr>
-        <w:t xml:space="preserve">, освоены базовые принципы работы во фреймворке </w:t>
-      </w:r>
-      <w:r>
-        <w:rPr>
-          <w:rFonts w:ascii="Times New Roman" w:hAnsi="Times New Roman" w:cs="Times New Roman"/>
-          <w:sz w:val="24"/>
-          <w:szCs w:val="24"/>
-          <w:lang w:val="en-US" w:eastAsia="ru-RU"/>
-        </w:rPr>
-        <w:t>Qt</w:t>
-      </w:r>
-      <w:r>
-        <w:rPr>
-          <w:rFonts w:ascii="Times New Roman" w:hAnsi="Times New Roman" w:cs="Times New Roman"/>
-          <w:sz w:val="24"/>
-          <w:szCs w:val="24"/>
-          <w:lang w:eastAsia="ru-RU"/>
-        </w:rPr>
-        <w:t>.</w:t>
-      </w:r>
-    </w:p>
-    <w:p>
-      <w:pPr>
-        <w:shd w:val="clear" w:color="auto" w:fill="FBE4D5" w:themeFill="accent2" w:themeFillTint="33"/>
-        <w:spacing w:after="160" w:line="259" w:lineRule="auto"/>
-        <w:ind w:firstLine="709"/>
-        <w:jc w:val="both"/>
-        <w:rPr>
-          <w:rFonts w:ascii="Times New Roman" w:hAnsi="Times New Roman" w:cs="Times New Roman"/>
-          <w:color w:val="FF0000"/>
-          <w:sz w:val="24"/>
-          <w:szCs w:val="24"/>
-          <w:lang w:eastAsia="ru-RU"/>
-        </w:rPr>
-      </w:pPr>
-      <w:commentRangeStart w:id="8"/>
-      <w:r>
-        <w:rPr>
-          <w:rFonts w:ascii="Times New Roman" w:hAnsi="Times New Roman" w:cs="Times New Roman"/>
-          <w:color w:val="FF0000"/>
-          <w:sz w:val="24"/>
-          <w:szCs w:val="24"/>
-          <w:lang w:eastAsia="ru-RU"/>
-        </w:rPr>
-        <w:t>О</w:t>
-      </w:r>
-      <w:r>
-        <w:rPr>
-          <w:rFonts w:ascii="Times New Roman" w:hAnsi="Times New Roman" w:cs="Times New Roman"/>
-          <w:color w:val="FF0000"/>
-          <w:sz w:val="24"/>
-          <w:szCs w:val="24"/>
-          <w:lang w:eastAsia="ru-RU"/>
-        </w:rPr>
-        <w:t>своенная</w:t>
-      </w:r>
-      <w:r>
-        <w:rPr>
-          <w:rFonts w:ascii="Times New Roman" w:hAnsi="Times New Roman" w:cs="Times New Roman"/>
-          <w:color w:val="FF0000"/>
-          <w:sz w:val="24"/>
-          <w:szCs w:val="24"/>
-          <w:lang w:eastAsia="ru-RU"/>
-        </w:rPr>
-        <w:t xml:space="preserve"> </w:t>
-      </w:r>
-      <w:r>
-        <w:rPr>
-          <w:rFonts w:ascii="Times New Roman" w:hAnsi="Times New Roman" w:cs="Times New Roman"/>
-          <w:color w:val="FF0000"/>
-          <w:sz w:val="24"/>
-          <w:szCs w:val="24"/>
-          <w:lang w:eastAsia="ru-RU"/>
-        </w:rPr>
-        <w:t>теория по С с комментариями по её применению и выводами.</w:t>
-      </w:r>
-      <w:commentRangeEnd w:id="8"/>
-      <w:r>
-        <w:rPr>
-          <w:rStyle w:val="ab"/>
-        </w:rPr>
-        <w:commentReference w:id="8"/>
-      </w:r>
-    </w:p>
-    <w:p>
-      <w:pPr>
-        <w:pStyle w:val="ac"/>
-        <w:shd w:val="clear" w:color="auto" w:fill="FBE4D5" w:themeFill="accent2" w:themeFillTint="33"/>
-      </w:pPr>
-      <w:r>
-        <w:t xml:space="preserve">Кратко*, </w:t>
-      </w:r>
-      <w:r>
-        <w:t>≈</w:t>
-      </w:r>
-      <w:r>
-        <w:t xml:space="preserve"> 3-4 абзаца своих умозаключений в пределах данной страницы</w:t>
-      </w:r>
-    </w:p>
-    <w:p>
-      <w:pPr>
-        <w:spacing w:after="160" w:line="259" w:lineRule="auto"/>
-        <w:ind w:firstLine="709"/>
-        <w:jc w:val="both"/>
-        <w:rPr>
-          <w:rFonts w:ascii="Times New Roman" w:hAnsi="Times New Roman" w:cs="Times New Roman"/>
-          <w:color w:val="FF0000"/>
-          <w:sz w:val="24"/>
-          <w:szCs w:val="24"/>
-          <w:lang w:eastAsia="ru-RU"/>
-        </w:rPr>
-      </w:pPr>
-    </w:p>
-    <w:p>
-      <w:pPr>
-        <w:spacing w:after="160" w:line="259" w:lineRule="auto"/>
-        <w:ind w:firstLine="709"/>
-        <w:jc w:val="both"/>
-        <w:rPr>
-          <w:rFonts w:ascii="Times New Roman" w:hAnsi="Times New Roman" w:cs="Times New Roman"/>
-          <w:sz w:val="24"/>
-          <w:szCs w:val="24"/>
-          <w:lang w:eastAsia="ru-RU"/>
-        </w:rPr>
-      </w:pPr>
-      <w:r>
-        <w:rPr>
-          <w:rFonts w:ascii="Times New Roman" w:hAnsi="Times New Roman" w:cs="Times New Roman"/>
-          <w:sz w:val="24"/>
-          <w:szCs w:val="24"/>
-          <w:lang w:eastAsia="ru-RU"/>
-        </w:rPr>
-        <w:t>В течение практики все задачи были выполнены, а цели достигнуты.</w:t>
-      </w:r>
-    </w:p>
-    <w:bookmarkEnd w:id="7"/>
-    <w:p>
-      <w:pPr>
-        <w:spacing w:after="160" w:line="259" w:lineRule="auto"/>
-        <w:rPr>
-          <w:rFonts w:ascii="Times New Roman" w:hAnsi="Times New Roman" w:cs="Times New Roman"/>
-          <w:sz w:val="24"/>
-          <w:szCs w:val="24"/>
-          <w:lang w:eastAsia="ru-RU"/>
-        </w:rPr>
-      </w:pPr>
-      <w:r>
-        <w:rPr>
-          <w:rFonts w:ascii="Times New Roman" w:hAnsi="Times New Roman" w:cs="Times New Roman"/>
-          <w:sz w:val="24"/>
-          <w:szCs w:val="24"/>
-          <w:lang w:eastAsia="ru-RU"/>
-        </w:rPr>
-        <w:br w:type="page"/>
-      </w:r>
-    </w:p>
-    <w:p>
-      <w:pPr>
-        <w:spacing w:line="480" w:lineRule="auto"/>
-        <w:jc w:val="center"/>
-        <w:rPr>
-          <w:rFonts w:ascii="Times New Roman" w:hAnsi="Times New Roman" w:cs="Times New Roman"/>
-          <w:b/>
-          <w:bCs/>
-          <w:caps/>
-          <w:sz w:val="24"/>
-          <w:szCs w:val="24"/>
-          <w:lang w:eastAsia="ru-RU"/>
-        </w:rPr>
-      </w:pPr>
-      <w:r>
-        <w:rPr>
-          <w:rFonts w:ascii="Times New Roman" w:hAnsi="Times New Roman" w:cs="Times New Roman"/>
-          <w:b/>
-          <w:bCs/>
-          <w:caps/>
-          <w:sz w:val="24"/>
-          <w:szCs w:val="24"/>
-          <w:lang w:eastAsia="ru-RU"/>
-        </w:rPr>
-        <w:lastRenderedPageBreak/>
-        <w:t>Список литературы</w:t>
-      </w:r>
-    </w:p>
-    <w:p>
-      <w:pPr>
-        <w:ind w:firstLine="709"/>
-        <w:jc w:val="both"/>
-        <w:rPr>
-          <w:rFonts w:ascii="Times New Roman" w:hAnsi="Times New Roman" w:cs="Times New Roman"/>
-          <w:b/>
-          <w:bCs/>
-          <w:sz w:val="24"/>
-          <w:szCs w:val="24"/>
-          <w:lang w:eastAsia="ru-RU"/>
-        </w:rPr>
-      </w:pPr>
-      <w:r>
-        <w:rPr>
-          <w:rFonts w:ascii="Times New Roman" w:hAnsi="Times New Roman" w:cs="Times New Roman"/>
-          <w:b/>
-          <w:bCs/>
-          <w:sz w:val="24"/>
-          <w:szCs w:val="24"/>
-          <w:lang w:eastAsia="ru-RU"/>
-        </w:rPr>
-        <w:t>Перечень учебной литературы ресурсов сети «Интернет», необходимой для проведения практики</w:t>
-      </w:r>
-    </w:p>
-    <w:p>
-      <w:pPr>
-        <w:numPr>
-          <w:ilvl w:val="0"/>
-          <w:numId w:val="12"/>
-        </w:numPr>
-        <w:spacing w:after="0"/>
-        <w:ind w:left="709"/>
-        <w:jc w:val="both"/>
-        <w:rPr>
-          <w:rFonts w:ascii="Times New Roman" w:hAnsi="Times New Roman" w:cs="Times New Roman"/>
-          <w:sz w:val="24"/>
-          <w:szCs w:val="24"/>
-        </w:rPr>
-      </w:pPr>
-      <w:r>
-        <w:rPr>
-          <w:rFonts w:ascii="Times New Roman" w:hAnsi="Times New Roman" w:cs="Times New Roman"/>
-          <w:sz w:val="24"/>
-          <w:szCs w:val="24"/>
-        </w:rPr>
-        <w:t>Варфоломеева, Т. Н. Структуры данных и основные алгоритмы их обработки : учебное пособие / Т. Н. Варфоломеева. - Москва : ФЛИНТА, 2017. - 159 с. - ISBN 978-5-9765-3691-3. - Текст : электронный. - URL: https://znanium.com/catalog/product/1860018 (дата обращения: 11.01.2022). – Режим доступа: по подписке.</w:t>
-      </w:r>
-    </w:p>
-    <w:p>
-      <w:pPr>
-        <w:pStyle w:val="20"/>
-        <w:numPr>
-          <w:ilvl w:val="0"/>
-          <w:numId w:val="12"/>
-        </w:numPr>
-        <w:spacing w:line="276" w:lineRule="auto"/>
-        <w:ind w:left="709"/>
-        <w:rPr>
-          <w:szCs w:val="24"/>
-        </w:rPr>
-      </w:pPr>
-      <w:r>
-        <w:rPr>
-          <w:szCs w:val="24"/>
-        </w:rPr>
-        <w:t>Гданский, Н. И. Основы теории и алгоритмы на графах : учебное пособие / Н. И. Гданский. — Москва : ИНФРА-М, 2020. — 206 с. — (Высшее образование: Бакалавриат). - ISBN 978-5-16-014386-6. - Текст : электронный. - URL: https://znanium.com/catalog/product/978686 (дата обращения: 11.01.2022). – Режим доступа: по подписке.</w:t>
-      </w:r>
-    </w:p>
-    <w:p>
-      <w:pPr>
-        <w:numPr>
-          <w:ilvl w:val="0"/>
-          <w:numId w:val="12"/>
-        </w:numPr>
-        <w:spacing w:after="0"/>
-        <w:ind w:left="709"/>
-        <w:jc w:val="both"/>
-        <w:rPr>
-          <w:rFonts w:ascii="Times New Roman" w:hAnsi="Times New Roman" w:cs="Times New Roman"/>
-          <w:sz w:val="24"/>
-          <w:szCs w:val="24"/>
-        </w:rPr>
-      </w:pPr>
-      <w:r>
-        <w:rPr>
-          <w:rFonts w:ascii="Times New Roman" w:hAnsi="Times New Roman" w:cs="Times New Roman"/>
-          <w:sz w:val="24"/>
-          <w:szCs w:val="24"/>
-        </w:rPr>
-        <w:t xml:space="preserve">Затонский, А. В. Программирование и основы алгоритмизации. Теоретические основы и примеры реализации численных методов: учебное пособие / А.В. Затонский, Н.В. Бильфельд. — 2-е изд. — Москва: РИОР : ИНФРА-М, 2022. — 167 с. — (Высшее образование). — DOI: https: //www.dx.doi.org/10.12737/20468. - ISBN 978-5-369-01195-9. - Текст: электронный. - URL: </w:t>
-      </w:r>
-      <w:r>
-        <w:rPr>
-          <w:rFonts w:ascii="Times New Roman" w:hAnsi="Times New Roman" w:cs="Times New Roman"/>
-          <w:sz w:val="24"/>
-          <w:szCs w:val="24"/>
-        </w:rPr>
-        <w:t>https://znanium.com/catalog/product/1860435</w:t>
-      </w:r>
-      <w:r>
-        <w:rPr>
-          <w:rFonts w:ascii="Times New Roman" w:hAnsi="Times New Roman" w:cs="Times New Roman"/>
-          <w:sz w:val="24"/>
-          <w:szCs w:val="24"/>
-        </w:rPr>
-        <w:t xml:space="preserve"> (дата обращения: 16.02.2022). – Режим доступа: по подписке.</w:t>
-      </w:r>
-    </w:p>
-    <w:p>
-      <w:pPr>
-        <w:numPr>
-          <w:ilvl w:val="0"/>
-          <w:numId w:val="12"/>
-        </w:numPr>
-        <w:spacing w:after="0"/>
-        <w:ind w:left="709"/>
-        <w:jc w:val="both"/>
-        <w:rPr>
-          <w:rFonts w:ascii="Times New Roman" w:hAnsi="Times New Roman" w:cs="Times New Roman"/>
-          <w:sz w:val="24"/>
-          <w:szCs w:val="24"/>
-        </w:rPr>
-      </w:pPr>
-      <w:r>
-        <w:rPr>
-          <w:rFonts w:ascii="Times New Roman" w:hAnsi="Times New Roman" w:cs="Times New Roman"/>
-          <w:sz w:val="24"/>
-          <w:szCs w:val="24"/>
-        </w:rPr>
-        <w:t xml:space="preserve">Воронцова, Е. А. Программирование на С++ с погружением: практические задания и примеры кода - Москва: НИЦ ИНФРА-М, 2016. - 80 с. ISBN 978-5-16-105159-7. - Текст: электронный. - URL: </w:t>
-      </w:r>
-      <w:r>
-        <w:rPr>
-          <w:rFonts w:ascii="Times New Roman" w:hAnsi="Times New Roman" w:cs="Times New Roman"/>
-          <w:sz w:val="24"/>
-          <w:szCs w:val="24"/>
-        </w:rPr>
-        <w:t>https://znanium.com/catalog/product/563294</w:t>
-      </w:r>
-      <w:r>
-        <w:rPr>
-          <w:rFonts w:ascii="Times New Roman" w:hAnsi="Times New Roman" w:cs="Times New Roman"/>
-          <w:sz w:val="24"/>
-          <w:szCs w:val="24"/>
-        </w:rPr>
-        <w:t xml:space="preserve"> (дата обращения: 16.02.2022). – Режим доступа: по подписке.</w:t>
-      </w:r>
-    </w:p>
-    <w:p>
-      <w:pPr>
-        <w:spacing w:before="200"/>
-        <w:ind w:firstLine="709"/>
-        <w:jc w:val="both"/>
-        <w:rPr>
-          <w:rFonts w:ascii="Times New Roman" w:hAnsi="Times New Roman" w:cs="Times New Roman"/>
-          <w:b/>
-          <w:bCs/>
-          <w:sz w:val="24"/>
-          <w:szCs w:val="24"/>
-          <w:lang w:eastAsia="ru-RU"/>
-        </w:rPr>
-      </w:pPr>
-      <w:r>
-        <w:rPr>
-          <w:rFonts w:ascii="Times New Roman" w:hAnsi="Times New Roman" w:cs="Times New Roman"/>
-          <w:b/>
-          <w:bCs/>
-          <w:sz w:val="24"/>
-          <w:szCs w:val="24"/>
-          <w:lang w:eastAsia="ru-RU"/>
-        </w:rPr>
-        <w:t>Перечень ресурсов информационно-телекоммуникационной сети «Интернет»</w:t>
-      </w:r>
-    </w:p>
-    <w:p>
-      <w:pPr>
-        <w:pStyle w:val="20"/>
-        <w:numPr>
-          <w:ilvl w:val="0"/>
-          <w:numId w:val="11"/>
-        </w:numPr>
-        <w:spacing w:line="276" w:lineRule="auto"/>
-        <w:ind w:left="709"/>
-        <w:rPr>
-          <w:szCs w:val="24"/>
-        </w:rPr>
-      </w:pPr>
-      <w:r>
-        <w:rPr>
-          <w:szCs w:val="24"/>
-        </w:rPr>
-        <w:t xml:space="preserve">Колдаев, В. Д. Структуры и алгоритмы обработки данных [Электронный ресурс]: учеб. пособие для вузов/ В. Д. Колдаев. - Москва: РИОР; Москва: ИНФРА-М, 2014. - 1 эл. опт. диск (CD-ROM), 294 с.: ил., табл. - (Высшее образование - бакалавриат). - Библиогр.: с. 285. - Лицензия до 23.06.2020 г. - </w:t>
-      </w:r>
-      <w:r>
-        <w:rPr>
-          <w:szCs w:val="24"/>
-          <w:lang w:val="en-US"/>
-        </w:rPr>
-        <w:t>ISBN</w:t>
-      </w:r>
-      <w:r>
-        <w:rPr>
-          <w:szCs w:val="24"/>
-        </w:rPr>
-        <w:t xml:space="preserve"> 978-5-369-01264-2. - </w:t>
-      </w:r>
-      <w:r>
-        <w:rPr>
-          <w:szCs w:val="24"/>
-          <w:lang w:val="en-US"/>
-        </w:rPr>
-        <w:t>ISBN</w:t>
-      </w:r>
-      <w:r>
-        <w:rPr>
-          <w:szCs w:val="24"/>
-        </w:rPr>
-        <w:t xml:space="preserve"> 978-5-16-009012-2: 15100.00 р. Имеются экземпляры в отделах /</w:t>
-      </w:r>
-      <w:r>
-        <w:rPr>
-          <w:szCs w:val="24"/>
-          <w:lang w:val="en-US"/>
-        </w:rPr>
-        <w:t>There</w:t>
-      </w:r>
-      <w:r>
-        <w:rPr>
-          <w:szCs w:val="24"/>
-        </w:rPr>
-        <w:t xml:space="preserve"> </w:t>
-      </w:r>
-      <w:r>
-        <w:rPr>
-          <w:szCs w:val="24"/>
-          <w:lang w:val="en-US"/>
-        </w:rPr>
-        <w:t>are</w:t>
-      </w:r>
-      <w:r>
-        <w:rPr>
-          <w:szCs w:val="24"/>
-        </w:rPr>
-        <w:t xml:space="preserve"> </w:t>
-      </w:r>
-      <w:r>
-        <w:rPr>
-          <w:szCs w:val="24"/>
-          <w:lang w:val="en-US"/>
-        </w:rPr>
-        <w:t>copies</w:t>
-      </w:r>
-      <w:r>
-        <w:rPr>
-          <w:szCs w:val="24"/>
-        </w:rPr>
-        <w:t xml:space="preserve"> </w:t>
-      </w:r>
-      <w:r>
-        <w:rPr>
-          <w:szCs w:val="24"/>
-          <w:lang w:val="en-US"/>
-        </w:rPr>
-        <w:t>in</w:t>
-      </w:r>
-      <w:r>
-        <w:rPr>
-          <w:szCs w:val="24"/>
-        </w:rPr>
-        <w:t xml:space="preserve"> </w:t>
-      </w:r>
-      <w:r>
-        <w:rPr>
-          <w:szCs w:val="24"/>
-          <w:lang w:val="en-US"/>
-        </w:rPr>
-        <w:t>departments</w:t>
-      </w:r>
-      <w:r>
-        <w:rPr>
-          <w:szCs w:val="24"/>
-        </w:rPr>
-        <w:t>: всего /all 2: ЭБС Кантиана(1), ч.з.N1(1) Свободны / free: ЭБС Кантиана(1), ч.з.N1(1)</w:t>
-      </w:r>
-    </w:p>
-    <w:p>
-      <w:pPr>
-        <w:pStyle w:val="a8"/>
-        <w:numPr>
-          <w:ilvl w:val="0"/>
-          <w:numId w:val="11"/>
-        </w:numPr>
-        <w:ind w:left="709"/>
-        <w:jc w:val="both"/>
-        <w:rPr>
-          <w:rFonts w:ascii="Times New Roman" w:hAnsi="Times New Roman" w:cs="Times New Roman"/>
-          <w:sz w:val="24"/>
-          <w:szCs w:val="24"/>
-          <w:lang w:eastAsia="ru-RU"/>
-        </w:rPr>
-      </w:pPr>
-      <w:r>
-        <w:rPr>
-          <w:rFonts w:ascii="Times New Roman" w:hAnsi="Times New Roman" w:cs="Times New Roman"/>
-          <w:sz w:val="24"/>
-          <w:szCs w:val="24"/>
-          <w:lang w:eastAsia="ru-RU"/>
-        </w:rPr>
-        <w:t>О</w:t>
-      </w:r>
-      <w:r>
-        <w:rPr>
-          <w:rFonts w:ascii="Times New Roman" w:hAnsi="Times New Roman" w:cs="Times New Roman"/>
-          <w:sz w:val="24"/>
-          <w:szCs w:val="24"/>
-          <w:lang w:eastAsia="ru-RU"/>
-        </w:rPr>
-        <w:t>сновы программирования. – режим доступа: http://www.intuit.ru/studies/courses/648/504/info</w:t>
-      </w:r>
-    </w:p>
-    <w:p>
-      <w:pPr>
-        <w:pStyle w:val="a8"/>
-        <w:numPr>
-          <w:ilvl w:val="0"/>
-          <w:numId w:val="11"/>
-        </w:numPr>
-        <w:ind w:left="709"/>
-        <w:jc w:val="both"/>
-        <w:rPr>
-          <w:rFonts w:ascii="Times New Roman" w:hAnsi="Times New Roman" w:cs="Times New Roman"/>
-          <w:sz w:val="24"/>
-          <w:szCs w:val="24"/>
-          <w:lang w:eastAsia="ru-RU"/>
-        </w:rPr>
-      </w:pPr>
-      <w:r>
-        <w:rPr>
-          <w:rFonts w:ascii="Times New Roman" w:hAnsi="Times New Roman" w:cs="Times New Roman"/>
-          <w:sz w:val="24"/>
-          <w:szCs w:val="24"/>
-          <w:lang w:eastAsia="ru-RU"/>
-        </w:rPr>
-        <w:t>Видеолекции по курсу «Основы программирования». – режим доступа: http://www.youtube.com/watch?v=pxR3UoO9c9w</w:t>
-      </w:r>
-    </w:p>
-    <w:p>
-      <w:pPr>
-        <w:pStyle w:val="a8"/>
-        <w:numPr>
-          <w:ilvl w:val="0"/>
-          <w:numId w:val="11"/>
-        </w:numPr>
-        <w:ind w:left="709"/>
-        <w:jc w:val="both"/>
-        <w:rPr>
-          <w:rFonts w:ascii="Times New Roman" w:hAnsi="Times New Roman" w:cs="Times New Roman"/>
-          <w:sz w:val="24"/>
-          <w:szCs w:val="24"/>
-          <w:lang w:eastAsia="ru-RU"/>
-        </w:rPr>
-      </w:pPr>
-      <w:r>
-        <w:rPr>
-          <w:rFonts w:ascii="Times New Roman" w:hAnsi="Times New Roman" w:cs="Times New Roman"/>
-          <w:sz w:val="24"/>
-          <w:szCs w:val="24"/>
-          <w:lang w:eastAsia="ru-RU"/>
-        </w:rPr>
-        <w:t>Сайт «Структуры и алгоритмы». – режим доступа: http://www.structur.h1.ru/</w:t>
-      </w:r>
-    </w:p>
-    <w:p>
-      <w:pPr>
-        <w:pStyle w:val="a8"/>
-        <w:numPr>
-          <w:ilvl w:val="0"/>
-          <w:numId w:val="11"/>
-        </w:numPr>
-        <w:ind w:left="709"/>
-        <w:jc w:val="both"/>
-        <w:rPr>
-          <w:rFonts w:ascii="Times New Roman" w:hAnsi="Times New Roman" w:cs="Times New Roman"/>
-          <w:sz w:val="24"/>
-          <w:szCs w:val="24"/>
-          <w:lang w:eastAsia="ru-RU"/>
-        </w:rPr>
-      </w:pPr>
-      <w:r>
-        <w:rPr>
-          <w:rFonts w:ascii="Times New Roman" w:hAnsi="Times New Roman" w:cs="Times New Roman"/>
-          <w:sz w:val="24"/>
-          <w:szCs w:val="24"/>
-          <w:lang w:eastAsia="ru-RU"/>
-        </w:rPr>
-        <w:t>Структуры и алгоритмы обработки данных: Учебное пособие. – режим доступа: http://window.edu.ru/resource/820/44820</w:t>
-      </w:r>
-    </w:p>
-    <w:p>
-      <w:pPr>
-        <w:spacing w:after="160" w:line="259" w:lineRule="auto"/>
-        <w:rPr>
-          <w:rFonts w:ascii="Times New Roman" w:hAnsi="Times New Roman" w:cs="Times New Roman"/>
-          <w:sz w:val="24"/>
-          <w:szCs w:val="24"/>
-          <w:lang w:eastAsia="ru-RU"/>
-        </w:rPr>
-      </w:pPr>
-    </w:p>
-    <w:p>
-      <w:pPr>
-        <w:spacing w:line="480" w:lineRule="auto"/>
-        <w:jc w:val="center"/>
-        <w:rPr>
-          <w:rFonts w:ascii="Times New Roman" w:hAnsi="Times New Roman" w:cs="Times New Roman"/>
-          <w:b/>
-          <w:bCs/>
-          <w:caps/>
-          <w:sz w:val="24"/>
-          <w:szCs w:val="24"/>
-          <w:lang w:val="en-US" w:eastAsia="ru-RU"/>
-        </w:rPr>
-      </w:pPr>
-      <w:r>
-        <w:rPr>
-          <w:rFonts w:ascii="Times New Roman" w:hAnsi="Times New Roman" w:cs="Times New Roman"/>
-          <w:b/>
-          <w:bCs/>
-          <w:caps/>
-          <w:sz w:val="24"/>
-          <w:szCs w:val="24"/>
-          <w:lang w:eastAsia="ru-RU"/>
-        </w:rPr>
-        <w:t>Приложения</w:t>
-      </w:r>
-    </w:p>
-    <w:p>
-      <w:pPr>
-        <w:ind w:firstLine="709"/>
-        <w:jc w:val="both"/>
-        <w:rPr>
-          <w:rFonts w:ascii="Times New Roman" w:hAnsi="Times New Roman" w:cs="Times New Roman"/>
-          <w:b/>
-          <w:bCs/>
-          <w:sz w:val="24"/>
-          <w:szCs w:val="24"/>
-          <w:lang w:val="en-US" w:eastAsia="ru-RU"/>
-        </w:rPr>
-      </w:pPr>
-      <w:r>
-        <w:rPr>
-          <w:rFonts w:ascii="Times New Roman" w:hAnsi="Times New Roman" w:cs="Times New Roman"/>
-          <w:b/>
-          <w:bCs/>
-          <w:sz w:val="24"/>
-          <w:szCs w:val="24"/>
-          <w:lang w:eastAsia="ru-RU"/>
-        </w:rPr>
-        <w:t>Приложение</w:t>
-      </w:r>
-      <w:r>
-        <w:rPr>
-          <w:rFonts w:ascii="Times New Roman" w:hAnsi="Times New Roman" w:cs="Times New Roman"/>
-          <w:b/>
-          <w:bCs/>
-          <w:sz w:val="24"/>
-          <w:szCs w:val="24"/>
-          <w:lang w:val="en-US" w:eastAsia="ru-RU"/>
-        </w:rPr>
-        <w:t xml:space="preserve"> 1</w:t>
-      </w:r>
-    </w:p>
-    <w:p>
-      <w:pPr>
-        <w:pStyle w:val="aa"/>
-        <w:rPr>
-          <w:rFonts w:ascii="Times New Roman" w:hAnsi="Times New Roman" w:cs="Times New Roman"/>
-          <w:color w:val="FF0000"/>
-          <w:sz w:val="24"/>
-          <w:szCs w:val="24"/>
-          <w:lang w:val="en-US" w:eastAsia="ru-RU"/>
-        </w:rPr>
-      </w:pPr>
-      <w:commentRangeStart w:id="9"/>
-      <w:r>
-        <w:rPr>
-          <w:rFonts w:ascii="Times New Roman" w:hAnsi="Times New Roman" w:cs="Times New Roman"/>
-          <w:color w:val="FF0000"/>
-          <w:sz w:val="24"/>
-          <w:szCs w:val="24"/>
-          <w:lang w:val="en-US" w:eastAsia="ru-RU"/>
-        </w:rPr>
-        <w:t xml:space="preserve">class </w:t>
-      </w:r>
-      <w:r>
-        <w:rPr>
-          <w:rFonts w:ascii="Times New Roman" w:hAnsi="Times New Roman" w:cs="Times New Roman"/>
-          <w:color w:val="FF0000"/>
-          <w:sz w:val="24"/>
-          <w:szCs w:val="24"/>
-          <w:lang w:val="en-US" w:eastAsia="ru-RU"/>
-        </w:rPr>
-        <w:t>formatting</w:t>
-      </w:r>
-    </w:p>
-    <w:p>
-      <w:pPr>
-        <w:pStyle w:val="aa"/>
-        <w:rPr>
-          <w:rFonts w:ascii="Times New Roman" w:hAnsi="Times New Roman" w:cs="Times New Roman"/>
-          <w:color w:val="FF0000"/>
-          <w:sz w:val="24"/>
-          <w:szCs w:val="24"/>
-          <w:lang w:val="en-US" w:eastAsia="ru-RU"/>
-        </w:rPr>
-      </w:pPr>
-      <w:r>
-        <w:rPr>
-          <w:rFonts w:ascii="Times New Roman" w:hAnsi="Times New Roman" w:cs="Times New Roman"/>
-          <w:color w:val="FF0000"/>
-          <w:sz w:val="24"/>
-          <w:szCs w:val="24"/>
-          <w:lang w:val="en-US" w:eastAsia="ru-RU"/>
-        </w:rPr>
-        <w:t>{</w:t>
-      </w:r>
-    </w:p>
-    <w:p>
-      <w:pPr>
-        <w:pStyle w:val="aa"/>
-        <w:rPr>
-          <w:rFonts w:ascii="Times New Roman" w:hAnsi="Times New Roman" w:cs="Times New Roman"/>
-          <w:color w:val="FF0000"/>
-          <w:sz w:val="24"/>
-          <w:szCs w:val="24"/>
-          <w:lang w:val="en-US" w:eastAsia="ru-RU"/>
-        </w:rPr>
-      </w:pPr>
-      <w:r>
-        <w:rPr>
-          <w:rFonts w:ascii="Times New Roman" w:hAnsi="Times New Roman" w:cs="Times New Roman"/>
-          <w:color w:val="FF0000"/>
-          <w:sz w:val="24"/>
-          <w:szCs w:val="24"/>
-          <w:lang w:val="en-US" w:eastAsia="ru-RU"/>
-        </w:rPr>
-        <w:t>public:</w:t>
-      </w:r>
-    </w:p>
-    <w:p>
-      <w:pPr>
-        <w:pStyle w:val="aa"/>
-        <w:rPr>
-          <w:rFonts w:ascii="Times New Roman" w:hAnsi="Times New Roman" w:cs="Times New Roman"/>
-          <w:color w:val="FF0000"/>
-          <w:sz w:val="24"/>
-          <w:szCs w:val="24"/>
-          <w:lang w:val="en-US" w:eastAsia="ru-RU"/>
-        </w:rPr>
-      </w:pPr>
-      <w:r>
-        <w:rPr>
-          <w:rFonts w:ascii="Times New Roman" w:hAnsi="Times New Roman" w:cs="Times New Roman"/>
-          <w:color w:val="FF0000"/>
-          <w:sz w:val="24"/>
-          <w:szCs w:val="24"/>
-          <w:lang w:val="en-US" w:eastAsia="ru-RU"/>
-        </w:rPr>
-        <w:t xml:space="preserve">    </w:t>
-      </w:r>
-      <w:r>
-        <w:rPr>
-          <w:rFonts w:ascii="Times New Roman" w:hAnsi="Times New Roman" w:cs="Times New Roman"/>
-          <w:color w:val="FF0000"/>
-          <w:sz w:val="24"/>
-          <w:szCs w:val="24"/>
-          <w:lang w:val="en-US" w:eastAsia="ru-RU"/>
-        </w:rPr>
-        <w:t>char *font = “</w:t>
-      </w:r>
-      <w:r>
-        <w:rPr>
-          <w:rFonts w:ascii="Times New Roman" w:hAnsi="Times New Roman" w:cs="Times New Roman"/>
-          <w:color w:val="FF0000"/>
-          <w:sz w:val="24"/>
-          <w:szCs w:val="24"/>
-          <w:lang w:val="en-US" w:eastAsia="ru-RU"/>
-        </w:rPr>
-        <w:t>Times New Roman</w:t>
-      </w:r>
-      <w:r>
-        <w:rPr>
-          <w:rFonts w:ascii="Times New Roman" w:hAnsi="Times New Roman" w:cs="Times New Roman"/>
-          <w:color w:val="FF0000"/>
-          <w:sz w:val="24"/>
-          <w:szCs w:val="24"/>
-          <w:lang w:val="en-US" w:eastAsia="ru-RU"/>
-        </w:rPr>
-        <w:t>”;</w:t>
-      </w:r>
-    </w:p>
-    <w:p>
-      <w:pPr>
-        <w:pStyle w:val="aa"/>
-        <w:rPr>
-          <w:rFonts w:ascii="Times New Roman" w:hAnsi="Times New Roman" w:cs="Times New Roman"/>
-          <w:color w:val="FF0000"/>
-          <w:sz w:val="24"/>
-          <w:szCs w:val="24"/>
-          <w:lang w:val="en-US" w:eastAsia="ru-RU"/>
-        </w:rPr>
-      </w:pPr>
-      <w:r>
-        <w:rPr>
-          <w:rFonts w:ascii="Times New Roman" w:hAnsi="Times New Roman" w:cs="Times New Roman"/>
-          <w:color w:val="FF0000"/>
-          <w:sz w:val="24"/>
-          <w:szCs w:val="24"/>
-          <w:lang w:val="en-US" w:eastAsia="ru-RU"/>
-        </w:rPr>
-        <w:t xml:space="preserve">    int </w:t>
-      </w:r>
-      <w:r>
-        <w:rPr>
-          <w:rFonts w:ascii="Times New Roman" w:hAnsi="Times New Roman" w:cs="Times New Roman"/>
-          <w:color w:val="FF0000"/>
-          <w:sz w:val="24"/>
-          <w:szCs w:val="24"/>
-          <w:lang w:val="en-US" w:eastAsia="ru-RU"/>
-        </w:rPr>
-        <w:t>size</w:t>
-      </w:r>
-      <w:r>
-        <w:rPr>
-          <w:rFonts w:ascii="Times New Roman" w:hAnsi="Times New Roman" w:cs="Times New Roman"/>
-          <w:color w:val="FF0000"/>
-          <w:sz w:val="24"/>
-          <w:szCs w:val="24"/>
-          <w:lang w:val="en-US" w:eastAsia="ru-RU"/>
-        </w:rPr>
-        <w:t xml:space="preserve"> = 12</w:t>
-      </w:r>
-      <w:r>
-        <w:rPr>
-          <w:rFonts w:ascii="Times New Roman" w:hAnsi="Times New Roman" w:cs="Times New Roman"/>
-          <w:color w:val="FF0000"/>
-          <w:sz w:val="24"/>
-          <w:szCs w:val="24"/>
-          <w:lang w:val="en-US" w:eastAsia="ru-RU"/>
-        </w:rPr>
-        <w:t>;</w:t>
-      </w:r>
-    </w:p>
-    <w:p>
-      <w:pPr>
-        <w:pStyle w:val="aa"/>
-        <w:rPr>
-          <w:rFonts w:ascii="Times New Roman" w:hAnsi="Times New Roman" w:cs="Times New Roman"/>
-          <w:color w:val="FF0000"/>
-          <w:sz w:val="24"/>
-          <w:szCs w:val="24"/>
-          <w:lang w:val="en-US" w:eastAsia="ru-RU"/>
-        </w:rPr>
-      </w:pPr>
-      <w:r>
-        <w:rPr>
-          <w:rFonts w:ascii="Times New Roman" w:hAnsi="Times New Roman" w:cs="Times New Roman"/>
-          <w:color w:val="FF0000"/>
-          <w:sz w:val="24"/>
-          <w:szCs w:val="24"/>
-          <w:lang w:val="en-US" w:eastAsia="ru-RU"/>
-        </w:rPr>
-        <w:t xml:space="preserve">    </w:t>
-      </w:r>
-      <w:r>
-        <w:rPr>
-          <w:rFonts w:ascii="Times New Roman" w:hAnsi="Times New Roman" w:cs="Times New Roman"/>
-          <w:color w:val="FF0000"/>
-          <w:sz w:val="24"/>
-          <w:szCs w:val="24"/>
-          <w:lang w:val="en-US" w:eastAsia="ru-RU"/>
-        </w:rPr>
-        <w:t>int interval_before = 0</w:t>
-      </w:r>
-      <w:r>
-        <w:rPr>
-          <w:rFonts w:ascii="Times New Roman" w:hAnsi="Times New Roman" w:cs="Times New Roman"/>
-          <w:color w:val="FF0000"/>
-          <w:sz w:val="24"/>
-          <w:szCs w:val="24"/>
-          <w:lang w:val="en-US" w:eastAsia="ru-RU"/>
-        </w:rPr>
-        <w:t>;</w:t>
-      </w:r>
-    </w:p>
-    <w:p>
-      <w:pPr>
-        <w:pStyle w:val="aa"/>
-        <w:rPr>
-          <w:rFonts w:ascii="Times New Roman" w:hAnsi="Times New Roman" w:cs="Times New Roman"/>
-          <w:color w:val="FF0000"/>
-          <w:sz w:val="24"/>
-          <w:szCs w:val="24"/>
-          <w:lang w:val="en-US" w:eastAsia="ru-RU"/>
-        </w:rPr>
-      </w:pPr>
-      <w:r>
-        <w:rPr>
-          <w:rFonts w:ascii="Times New Roman" w:hAnsi="Times New Roman" w:cs="Times New Roman"/>
-          <w:color w:val="FF0000"/>
-          <w:sz w:val="24"/>
-          <w:szCs w:val="24"/>
-          <w:lang w:val="en-US" w:eastAsia="ru-RU"/>
-        </w:rPr>
-        <w:t xml:space="preserve">    int interval</w:t>
-      </w:r>
-      <w:r>
-        <w:rPr>
-          <w:rFonts w:ascii="Times New Roman" w:hAnsi="Times New Roman" w:cs="Times New Roman"/>
-          <w:color w:val="FF0000"/>
-          <w:sz w:val="24"/>
-          <w:szCs w:val="24"/>
-          <w:lang w:val="en-US" w:eastAsia="ru-RU"/>
-        </w:rPr>
-        <w:t>_</w:t>
-      </w:r>
-      <w:r>
-        <w:rPr>
-          <w:rFonts w:ascii="Times New Roman" w:hAnsi="Times New Roman" w:cs="Times New Roman"/>
-          <w:color w:val="FF0000"/>
-          <w:sz w:val="24"/>
-          <w:szCs w:val="24"/>
-          <w:lang w:val="en-US" w:eastAsia="ru-RU"/>
-        </w:rPr>
-        <w:t>after</w:t>
-      </w:r>
-      <w:r>
-        <w:rPr>
-          <w:rFonts w:ascii="Times New Roman" w:hAnsi="Times New Roman" w:cs="Times New Roman"/>
-          <w:color w:val="FF0000"/>
-          <w:sz w:val="24"/>
-          <w:szCs w:val="24"/>
-          <w:lang w:val="en-US" w:eastAsia="ru-RU"/>
-        </w:rPr>
-        <w:t xml:space="preserve"> = 0</w:t>
-      </w:r>
-      <w:r>
-        <w:rPr>
-          <w:rFonts w:ascii="Times New Roman" w:hAnsi="Times New Roman" w:cs="Times New Roman"/>
-          <w:color w:val="FF0000"/>
-          <w:sz w:val="24"/>
-          <w:szCs w:val="24"/>
-          <w:lang w:val="en-US" w:eastAsia="ru-RU"/>
-        </w:rPr>
-        <w:t>;</w:t>
-      </w:r>
-    </w:p>
-    <w:p>
-      <w:pPr>
-        <w:pStyle w:val="aa"/>
-        <w:rPr>
-          <w:rFonts w:ascii="Times New Roman" w:hAnsi="Times New Roman" w:cs="Times New Roman"/>
-          <w:color w:val="FF0000"/>
-          <w:sz w:val="24"/>
-          <w:szCs w:val="24"/>
-          <w:lang w:val="en-US" w:eastAsia="ru-RU"/>
-        </w:rPr>
-      </w:pPr>
-      <w:r>
-        <w:rPr>
-          <w:rFonts w:ascii="Times New Roman" w:hAnsi="Times New Roman" w:cs="Times New Roman"/>
-          <w:color w:val="FF0000"/>
-          <w:sz w:val="24"/>
-          <w:szCs w:val="24"/>
-          <w:lang w:val="en-US" w:eastAsia="ru-RU"/>
-        </w:rPr>
-        <w:t>}</w:t>
-      </w:r>
-      <w:commentRangeEnd w:id="9"/>
-      <w:r>
-        <w:rPr>
-          <w:rStyle w:val="ab"/>
-        </w:rPr>
-        <w:commentReference w:id="9"/>
-      </w:r>
-    </w:p>
-    <w:p>
-      <w:pPr>
-        <w:spacing w:after="160" w:line="259" w:lineRule="auto"/>
-        <w:rPr>
-          <w:rFonts w:ascii="Times New Roman" w:hAnsi="Times New Roman" w:cs="Times New Roman"/>
-          <w:sz w:val="24"/>
-          <w:szCs w:val="24"/>
-          <w:lang w:val="en-US" w:eastAsia="ru-RU"/>
-        </w:rPr>
-      </w:pPr>
-      <w:r>
-        <w:rPr>
-          <w:rFonts w:ascii="Times New Roman" w:hAnsi="Times New Roman" w:cs="Times New Roman"/>
-          <w:sz w:val="24"/>
-          <w:szCs w:val="24"/>
-          <w:lang w:val="en-US" w:eastAsia="ru-RU"/>
-        </w:rPr>
-        <w:br w:type="page"/>
-      </w:r>
-    </w:p>
-    <w:p>
-      <w:pPr>
-        <w:ind w:firstLine="709"/>
-        <w:jc w:val="both"/>
-        <w:rPr>
-          <w:rFonts w:ascii="Times New Roman" w:hAnsi="Times New Roman" w:cs="Times New Roman"/>
-          <w:b/>
-          <w:bCs/>
-          <w:sz w:val="24"/>
-          <w:szCs w:val="24"/>
-          <w:lang w:val="en-US" w:eastAsia="ru-RU"/>
-        </w:rPr>
-      </w:pPr>
-      <w:r>
-        <w:rPr>
-          <w:rFonts w:ascii="Times New Roman" w:hAnsi="Times New Roman" w:cs="Times New Roman"/>
-          <w:b/>
-          <w:bCs/>
-          <w:sz w:val="24"/>
-          <w:szCs w:val="24"/>
-          <w:lang w:eastAsia="ru-RU"/>
-        </w:rPr>
-        <w:lastRenderedPageBreak/>
-        <w:t>Приложение</w:t>
-      </w:r>
-      <w:r>
-        <w:rPr>
-          <w:rFonts w:ascii="Times New Roman" w:hAnsi="Times New Roman" w:cs="Times New Roman"/>
-          <w:b/>
-          <w:bCs/>
-          <w:sz w:val="24"/>
-          <w:szCs w:val="24"/>
-          <w:lang w:val="en-US" w:eastAsia="ru-RU"/>
-        </w:rPr>
-        <w:t xml:space="preserve"> </w:t>
-      </w:r>
-      <w:r>
-        <w:rPr>
-          <w:rFonts w:ascii="Times New Roman" w:hAnsi="Times New Roman" w:cs="Times New Roman"/>
-          <w:b/>
-          <w:bCs/>
-          <w:sz w:val="24"/>
-          <w:szCs w:val="24"/>
-          <w:lang w:val="en-US" w:eastAsia="ru-RU"/>
-        </w:rPr>
-        <w:t>2</w:t>
-      </w:r>
-    </w:p>
-    <w:p>
-      <w:pPr>
-        <w:pStyle w:val="aa"/>
-        <w:rPr>
-          <w:rFonts w:ascii="Times New Roman" w:hAnsi="Times New Roman" w:cs="Times New Roman"/>
-          <w:color w:val="FF0000"/>
-          <w:sz w:val="24"/>
-          <w:szCs w:val="24"/>
-          <w:lang w:val="en-US" w:eastAsia="ru-RU"/>
-        </w:rPr>
-      </w:pPr>
-      <w:commentRangeStart w:id="10"/>
-      <w:r>
-        <w:rPr>
-          <w:rFonts w:ascii="Times New Roman" w:hAnsi="Times New Roman" w:cs="Times New Roman"/>
-          <w:color w:val="FF0000"/>
-          <w:sz w:val="24"/>
-          <w:szCs w:val="24"/>
-          <w:lang w:val="en-US" w:eastAsia="ru-RU"/>
-        </w:rPr>
-        <w:t>class formatting</w:t>
-      </w:r>
-    </w:p>
-    <w:p>
-      <w:pPr>
-        <w:pStyle w:val="aa"/>
-        <w:rPr>
-          <w:rFonts w:ascii="Times New Roman" w:hAnsi="Times New Roman" w:cs="Times New Roman"/>
-          <w:color w:val="FF0000"/>
-          <w:sz w:val="24"/>
-          <w:szCs w:val="24"/>
-          <w:lang w:val="en-US" w:eastAsia="ru-RU"/>
-        </w:rPr>
-      </w:pPr>
-      <w:r>
-        <w:rPr>
-          <w:rFonts w:ascii="Times New Roman" w:hAnsi="Times New Roman" w:cs="Times New Roman"/>
-          <w:color w:val="FF0000"/>
-          <w:sz w:val="24"/>
-          <w:szCs w:val="24"/>
-          <w:lang w:val="en-US" w:eastAsia="ru-RU"/>
-        </w:rPr>
-        <w:t>{</w:t>
-      </w:r>
-    </w:p>
-    <w:p>
-      <w:pPr>
-        <w:pStyle w:val="aa"/>
-        <w:rPr>
-          <w:rFonts w:ascii="Times New Roman" w:hAnsi="Times New Roman" w:cs="Times New Roman"/>
-          <w:color w:val="FF0000"/>
-          <w:sz w:val="24"/>
-          <w:szCs w:val="24"/>
-          <w:lang w:val="en-US" w:eastAsia="ru-RU"/>
-        </w:rPr>
-      </w:pPr>
-      <w:r>
-        <w:rPr>
-          <w:rFonts w:ascii="Times New Roman" w:hAnsi="Times New Roman" w:cs="Times New Roman"/>
-          <w:color w:val="FF0000"/>
-          <w:sz w:val="24"/>
-          <w:szCs w:val="24"/>
-          <w:lang w:val="en-US" w:eastAsia="ru-RU"/>
-        </w:rPr>
-        <w:t>public:</w:t>
-      </w:r>
-    </w:p>
-    <w:p>
-      <w:pPr>
-        <w:pStyle w:val="aa"/>
-        <w:rPr>
-          <w:rFonts w:ascii="Times New Roman" w:hAnsi="Times New Roman" w:cs="Times New Roman"/>
-          <w:color w:val="FF0000"/>
-          <w:sz w:val="24"/>
-          <w:szCs w:val="24"/>
-          <w:lang w:val="en-US" w:eastAsia="ru-RU"/>
-        </w:rPr>
-      </w:pPr>
-      <w:r>
-        <w:rPr>
-          <w:rFonts w:ascii="Times New Roman" w:hAnsi="Times New Roman" w:cs="Times New Roman"/>
-          <w:color w:val="FF0000"/>
-          <w:sz w:val="24"/>
-          <w:szCs w:val="24"/>
-          <w:lang w:val="en-US" w:eastAsia="ru-RU"/>
-        </w:rPr>
-        <w:t xml:space="preserve">    char *font = “Times New Roman”;</w:t>
-      </w:r>
-    </w:p>
-    <w:p>
-      <w:pPr>
-        <w:pStyle w:val="aa"/>
-        <w:rPr>
-          <w:rFonts w:ascii="Times New Roman" w:hAnsi="Times New Roman" w:cs="Times New Roman"/>
-          <w:color w:val="FF0000"/>
-          <w:sz w:val="24"/>
-          <w:szCs w:val="24"/>
-          <w:lang w:val="en-US" w:eastAsia="ru-RU"/>
-        </w:rPr>
-      </w:pPr>
-      <w:r>
-        <w:rPr>
-          <w:rFonts w:ascii="Times New Roman" w:hAnsi="Times New Roman" w:cs="Times New Roman"/>
-          <w:color w:val="FF0000"/>
-          <w:sz w:val="24"/>
-          <w:szCs w:val="24"/>
-          <w:lang w:val="en-US" w:eastAsia="ru-RU"/>
-        </w:rPr>
-        <w:t xml:space="preserve">    int size = 12;</w:t>
-      </w:r>
-    </w:p>
-    <w:p>
-      <w:pPr>
-        <w:pStyle w:val="aa"/>
-        <w:rPr>
-          <w:rFonts w:ascii="Times New Roman" w:hAnsi="Times New Roman" w:cs="Times New Roman"/>
-          <w:color w:val="FF0000"/>
-          <w:sz w:val="24"/>
-          <w:szCs w:val="24"/>
-          <w:lang w:val="en-US" w:eastAsia="ru-RU"/>
-        </w:rPr>
-      </w:pPr>
-      <w:r>
-        <w:rPr>
-          <w:rFonts w:ascii="Times New Roman" w:hAnsi="Times New Roman" w:cs="Times New Roman"/>
-          <w:color w:val="FF0000"/>
-          <w:sz w:val="24"/>
-          <w:szCs w:val="24"/>
-          <w:lang w:val="en-US" w:eastAsia="ru-RU"/>
-        </w:rPr>
-        <w:t xml:space="preserve">    int interval_before = 0;</w:t>
-      </w:r>
-    </w:p>
-    <w:p>
-      <w:pPr>
-        <w:pStyle w:val="aa"/>
-        <w:rPr>
-          <w:rFonts w:ascii="Times New Roman" w:hAnsi="Times New Roman" w:cs="Times New Roman"/>
-          <w:color w:val="FF0000"/>
-          <w:sz w:val="24"/>
-          <w:szCs w:val="24"/>
-          <w:lang w:val="en-US" w:eastAsia="ru-RU"/>
-        </w:rPr>
-      </w:pPr>
-      <w:r>
-        <w:rPr>
-          <w:rFonts w:ascii="Times New Roman" w:hAnsi="Times New Roman" w:cs="Times New Roman"/>
-          <w:color w:val="FF0000"/>
-          <w:sz w:val="24"/>
-          <w:szCs w:val="24"/>
-          <w:lang w:val="en-US" w:eastAsia="ru-RU"/>
-        </w:rPr>
-        <w:t xml:space="preserve">    int interval</w:t>
-      </w:r>
-      <w:r>
-        <w:rPr>
-          <w:rFonts w:ascii="Times New Roman" w:hAnsi="Times New Roman" w:cs="Times New Roman"/>
-          <w:color w:val="FF0000"/>
-          <w:sz w:val="24"/>
-          <w:szCs w:val="24"/>
-          <w:lang w:val="en-US" w:eastAsia="ru-RU"/>
-        </w:rPr>
-        <w:t>_</w:t>
-      </w:r>
-      <w:r>
-        <w:rPr>
-          <w:rFonts w:ascii="Times New Roman" w:hAnsi="Times New Roman" w:cs="Times New Roman"/>
-          <w:color w:val="FF0000"/>
-          <w:sz w:val="24"/>
-          <w:szCs w:val="24"/>
-          <w:lang w:val="en-US" w:eastAsia="ru-RU"/>
-        </w:rPr>
-        <w:t>after</w:t>
-      </w:r>
-      <w:r>
-        <w:rPr>
-          <w:rFonts w:ascii="Times New Roman" w:hAnsi="Times New Roman" w:cs="Times New Roman"/>
-          <w:color w:val="FF0000"/>
-          <w:sz w:val="24"/>
-          <w:szCs w:val="24"/>
-          <w:lang w:val="en-US" w:eastAsia="ru-RU"/>
-        </w:rPr>
-        <w:t xml:space="preserve"> = 0</w:t>
-      </w:r>
-      <w:r>
-        <w:rPr>
-          <w:rFonts w:ascii="Times New Roman" w:hAnsi="Times New Roman" w:cs="Times New Roman"/>
-          <w:color w:val="FF0000"/>
-          <w:sz w:val="24"/>
-          <w:szCs w:val="24"/>
-          <w:lang w:val="en-US" w:eastAsia="ru-RU"/>
-        </w:rPr>
-        <w:t>;</w:t>
-      </w:r>
-    </w:p>
-    <w:p>
-      <w:pPr>
-        <w:pStyle w:val="aa"/>
-        <w:rPr>
-          <w:rFonts w:ascii="Times New Roman" w:hAnsi="Times New Roman" w:cs="Times New Roman"/>
-          <w:color w:val="FF0000"/>
-          <w:sz w:val="24"/>
-          <w:szCs w:val="24"/>
-          <w:lang w:val="en-US" w:eastAsia="ru-RU"/>
-        </w:rPr>
-      </w:pPr>
-      <w:r>
-        <w:rPr>
-          <w:rFonts w:ascii="Times New Roman" w:hAnsi="Times New Roman" w:cs="Times New Roman"/>
-          <w:color w:val="FF0000"/>
-          <w:sz w:val="24"/>
-          <w:szCs w:val="24"/>
-          <w:lang w:val="en-US" w:eastAsia="ru-RU"/>
-        </w:rPr>
-        <w:t>}</w:t>
-      </w:r>
-      <w:commentRangeEnd w:id="10"/>
-      <w:r>
-        <w:rPr>
-          <w:rStyle w:val="ab"/>
-        </w:rPr>
-        <w:commentReference w:id="10"/>
-      </w:r>
-    </w:p>
-    <w:p>
-      <w:pPr>
-        <w:spacing w:after="160" w:line="259" w:lineRule="auto"/>
-        <w:rPr>
-          <w:rFonts w:ascii="Times New Roman" w:hAnsi="Times New Roman" w:cs="Times New Roman"/>
-          <w:sz w:val="24"/>
-          <w:szCs w:val="24"/>
-          <w:lang w:val="en-US" w:eastAsia="ru-RU"/>
-        </w:rPr>
-      </w:pPr>
-      <w:r>
-        <w:rPr>
-          <w:rFonts w:ascii="Times New Roman" w:hAnsi="Times New Roman" w:cs="Times New Roman"/>
-          <w:sz w:val="24"/>
-          <w:szCs w:val="24"/>
-          <w:lang w:val="en-US" w:eastAsia="ru-RU"/>
-        </w:rPr>
-        <w:br w:type="page"/>
-      </w:r>
-    </w:p>
-    <w:p>
-      <w:pPr>
-        <w:ind w:firstLine="709"/>
-        <w:jc w:val="both"/>
-        <w:rPr>
-          <w:rFonts w:ascii="Times New Roman" w:hAnsi="Times New Roman" w:cs="Times New Roman"/>
-          <w:b/>
-          <w:bCs/>
-          <w:sz w:val="24"/>
-          <w:szCs w:val="24"/>
-          <w:lang w:val="en-US" w:eastAsia="ru-RU"/>
-        </w:rPr>
-      </w:pPr>
-      <w:r>
-        <w:rPr>
-          <w:rFonts w:ascii="Times New Roman" w:hAnsi="Times New Roman" w:cs="Times New Roman"/>
-          <w:b/>
-          <w:bCs/>
-          <w:sz w:val="24"/>
-          <w:szCs w:val="24"/>
-          <w:lang w:eastAsia="ru-RU"/>
-        </w:rPr>
-        <w:lastRenderedPageBreak/>
-        <w:t>Приложение</w:t>
-      </w:r>
-      <w:r>
-        <w:rPr>
-          <w:rFonts w:ascii="Times New Roman" w:hAnsi="Times New Roman" w:cs="Times New Roman"/>
-          <w:b/>
-          <w:bCs/>
-          <w:sz w:val="24"/>
-          <w:szCs w:val="24"/>
-          <w:lang w:val="en-US" w:eastAsia="ru-RU"/>
-        </w:rPr>
-        <w:t xml:space="preserve"> </w:t>
-      </w:r>
-      <w:r>
-        <w:rPr>
-          <w:rFonts w:ascii="Times New Roman" w:hAnsi="Times New Roman" w:cs="Times New Roman"/>
-          <w:b/>
-          <w:bCs/>
-          <w:sz w:val="24"/>
-          <w:szCs w:val="24"/>
-          <w:lang w:val="en-US" w:eastAsia="ru-RU"/>
-        </w:rPr>
-        <w:t>3</w:t>
-      </w:r>
-    </w:p>
-    <w:p>
-      <w:pPr>
-        <w:pStyle w:val="aa"/>
-        <w:rPr>
-          <w:rFonts w:ascii="Times New Roman" w:hAnsi="Times New Roman" w:cs="Times New Roman"/>
-          <w:color w:val="FF0000"/>
-          <w:sz w:val="24"/>
-          <w:szCs w:val="24"/>
-          <w:lang w:val="en-US" w:eastAsia="ru-RU"/>
-        </w:rPr>
-      </w:pPr>
-      <w:commentRangeStart w:id="11"/>
-      <w:r>
-        <w:rPr>
-          <w:rFonts w:ascii="Times New Roman" w:hAnsi="Times New Roman" w:cs="Times New Roman"/>
-          <w:color w:val="FF0000"/>
-          <w:sz w:val="24"/>
-          <w:szCs w:val="24"/>
-          <w:lang w:val="en-US" w:eastAsia="ru-RU"/>
-        </w:rPr>
-        <w:t>class formatting</w:t>
-      </w:r>
-    </w:p>
-    <w:p>
-      <w:pPr>
-        <w:pStyle w:val="aa"/>
-        <w:rPr>
-          <w:rFonts w:ascii="Times New Roman" w:hAnsi="Times New Roman" w:cs="Times New Roman"/>
-          <w:color w:val="FF0000"/>
-          <w:sz w:val="24"/>
-          <w:szCs w:val="24"/>
-          <w:lang w:val="en-US" w:eastAsia="ru-RU"/>
-        </w:rPr>
-      </w:pPr>
-      <w:r>
-        <w:rPr>
-          <w:rFonts w:ascii="Times New Roman" w:hAnsi="Times New Roman" w:cs="Times New Roman"/>
-          <w:color w:val="FF0000"/>
-          <w:sz w:val="24"/>
-          <w:szCs w:val="24"/>
-          <w:lang w:val="en-US" w:eastAsia="ru-RU"/>
-        </w:rPr>
-        <w:t>{</w:t>
-      </w:r>
-    </w:p>
-    <w:p>
-      <w:pPr>
-        <w:pStyle w:val="aa"/>
-        <w:rPr>
-          <w:rFonts w:ascii="Times New Roman" w:hAnsi="Times New Roman" w:cs="Times New Roman"/>
-          <w:color w:val="FF0000"/>
-          <w:sz w:val="24"/>
-          <w:szCs w:val="24"/>
-          <w:lang w:val="en-US" w:eastAsia="ru-RU"/>
-        </w:rPr>
-      </w:pPr>
-      <w:r>
-        <w:rPr>
-          <w:rFonts w:ascii="Times New Roman" w:hAnsi="Times New Roman" w:cs="Times New Roman"/>
-          <w:color w:val="FF0000"/>
-          <w:sz w:val="24"/>
-          <w:szCs w:val="24"/>
-          <w:lang w:val="en-US" w:eastAsia="ru-RU"/>
-        </w:rPr>
-        <w:t>public:</w:t>
-      </w:r>
-    </w:p>
-    <w:p>
-      <w:pPr>
-        <w:pStyle w:val="aa"/>
-        <w:rPr>
-          <w:rFonts w:ascii="Times New Roman" w:hAnsi="Times New Roman" w:cs="Times New Roman"/>
-          <w:color w:val="FF0000"/>
-          <w:sz w:val="24"/>
-          <w:szCs w:val="24"/>
-          <w:lang w:val="en-US" w:eastAsia="ru-RU"/>
-        </w:rPr>
-      </w:pPr>
-      <w:r>
-        <w:rPr>
-          <w:rFonts w:ascii="Times New Roman" w:hAnsi="Times New Roman" w:cs="Times New Roman"/>
-          <w:color w:val="FF0000"/>
-          <w:sz w:val="24"/>
-          <w:szCs w:val="24"/>
-          <w:lang w:val="en-US" w:eastAsia="ru-RU"/>
-        </w:rPr>
-        <w:t xml:space="preserve">    char *font = “Times New Roman”;</w:t>
-      </w:r>
-    </w:p>
-    <w:p>
-      <w:pPr>
-        <w:pStyle w:val="aa"/>
-        <w:rPr>
-          <w:rFonts w:ascii="Times New Roman" w:hAnsi="Times New Roman" w:cs="Times New Roman"/>
-          <w:color w:val="FF0000"/>
-          <w:sz w:val="24"/>
-          <w:szCs w:val="24"/>
-          <w:lang w:val="en-US" w:eastAsia="ru-RU"/>
-        </w:rPr>
-      </w:pPr>
-      <w:r>
-        <w:rPr>
-          <w:rFonts w:ascii="Times New Roman" w:hAnsi="Times New Roman" w:cs="Times New Roman"/>
-          <w:color w:val="FF0000"/>
-          <w:sz w:val="24"/>
-          <w:szCs w:val="24"/>
-          <w:lang w:val="en-US" w:eastAsia="ru-RU"/>
-        </w:rPr>
-        <w:t xml:space="preserve">    int size = 12;</w:t>
-      </w:r>
-    </w:p>
-    <w:p>
-      <w:pPr>
-        <w:pStyle w:val="aa"/>
-        <w:rPr>
-          <w:rFonts w:ascii="Times New Roman" w:hAnsi="Times New Roman" w:cs="Times New Roman"/>
-          <w:color w:val="FF0000"/>
-          <w:sz w:val="24"/>
-          <w:szCs w:val="24"/>
-          <w:lang w:val="en-US" w:eastAsia="ru-RU"/>
-        </w:rPr>
-      </w:pPr>
-      <w:r>
-        <w:rPr>
-          <w:rFonts w:ascii="Times New Roman" w:hAnsi="Times New Roman" w:cs="Times New Roman"/>
-          <w:color w:val="FF0000"/>
-          <w:sz w:val="24"/>
-          <w:szCs w:val="24"/>
-          <w:lang w:val="en-US" w:eastAsia="ru-RU"/>
-        </w:rPr>
-        <w:t xml:space="preserve">    int interval_before = 0;</w:t>
-      </w:r>
-    </w:p>
-    <w:p>
-      <w:pPr>
-        <w:pStyle w:val="aa"/>
-        <w:rPr>
-          <w:rFonts w:ascii="Times New Roman" w:hAnsi="Times New Roman" w:cs="Times New Roman"/>
-          <w:color w:val="FF0000"/>
-          <w:sz w:val="24"/>
-          <w:szCs w:val="24"/>
-          <w:lang w:val="en-US" w:eastAsia="ru-RU"/>
-        </w:rPr>
-      </w:pPr>
-      <w:r>
-        <w:rPr>
-          <w:rFonts w:ascii="Times New Roman" w:hAnsi="Times New Roman" w:cs="Times New Roman"/>
-          <w:color w:val="FF0000"/>
-          <w:sz w:val="24"/>
-          <w:szCs w:val="24"/>
-          <w:lang w:val="en-US" w:eastAsia="ru-RU"/>
-        </w:rPr>
-        <w:t xml:space="preserve">    int interval</w:t>
-      </w:r>
-      <w:r>
-        <w:rPr>
-          <w:rFonts w:ascii="Times New Roman" w:hAnsi="Times New Roman" w:cs="Times New Roman"/>
-          <w:color w:val="FF0000"/>
-          <w:sz w:val="24"/>
-          <w:szCs w:val="24"/>
-          <w:lang w:val="en-US" w:eastAsia="ru-RU"/>
-        </w:rPr>
-        <w:t>_</w:t>
-      </w:r>
-      <w:r>
-        <w:rPr>
-          <w:rFonts w:ascii="Times New Roman" w:hAnsi="Times New Roman" w:cs="Times New Roman"/>
-          <w:color w:val="FF0000"/>
-          <w:sz w:val="24"/>
-          <w:szCs w:val="24"/>
-          <w:lang w:val="en-US" w:eastAsia="ru-RU"/>
-        </w:rPr>
-        <w:t>after</w:t>
-      </w:r>
-      <w:r>
-        <w:rPr>
-          <w:rFonts w:ascii="Times New Roman" w:hAnsi="Times New Roman" w:cs="Times New Roman"/>
-          <w:color w:val="FF0000"/>
-          <w:sz w:val="24"/>
-          <w:szCs w:val="24"/>
-          <w:lang w:val="en-US" w:eastAsia="ru-RU"/>
-        </w:rPr>
-        <w:t xml:space="preserve"> = 0</w:t>
-      </w:r>
-      <w:r>
-        <w:rPr>
-          <w:rFonts w:ascii="Times New Roman" w:hAnsi="Times New Roman" w:cs="Times New Roman"/>
-          <w:color w:val="FF0000"/>
-          <w:sz w:val="24"/>
-          <w:szCs w:val="24"/>
-          <w:lang w:val="en-US" w:eastAsia="ru-RU"/>
-        </w:rPr>
-        <w:t>;</w:t>
-      </w:r>
-    </w:p>
-    <w:p>
-      <w:pPr>
-        <w:pStyle w:val="aa"/>
-        <w:rPr>
-          <w:rFonts w:ascii="Times New Roman" w:hAnsi="Times New Roman" w:cs="Times New Roman"/>
-          <w:color w:val="FF0000"/>
-          <w:sz w:val="24"/>
-          <w:szCs w:val="24"/>
-          <w:lang w:val="en-US" w:eastAsia="ru-RU"/>
-        </w:rPr>
-      </w:pPr>
-      <w:r>
-        <w:rPr>
-          <w:rFonts w:ascii="Times New Roman" w:hAnsi="Times New Roman" w:cs="Times New Roman"/>
-          <w:color w:val="FF0000"/>
-          <w:sz w:val="24"/>
-          <w:szCs w:val="24"/>
-          <w:lang w:val="en-US" w:eastAsia="ru-RU"/>
-        </w:rPr>
-        <w:t>}</w:t>
-      </w:r>
-      <w:commentRangeEnd w:id="11"/>
-      <w:r>
-        <w:rPr>
-          <w:rStyle w:val="ab"/>
-        </w:rPr>
-        <w:commentReference w:id="11"/>
-      </w:r>
-    </w:p>
-    <w:p>
-      <w:pPr>
-        <w:spacing w:after="160" w:line="259" w:lineRule="auto"/>
-        <w:rPr>
-          <w:rFonts w:ascii="Times New Roman" w:hAnsi="Times New Roman" w:cs="Times New Roman"/>
-          <w:sz w:val="24"/>
-          <w:szCs w:val="24"/>
-          <w:lang w:val="en-US" w:eastAsia="ru-RU"/>
-        </w:rPr>
-      </w:pPr>
-      <w:r>
-        <w:rPr>
-          <w:rFonts w:ascii="Times New Roman" w:hAnsi="Times New Roman" w:cs="Times New Roman"/>
-          <w:sz w:val="24"/>
-          <w:szCs w:val="24"/>
-          <w:lang w:val="en-US" w:eastAsia="ru-RU"/>
-        </w:rPr>
-        <w:br w:type="page"/>
-      </w:r>
-    </w:p>
-    <w:p>
-      <w:pPr>
-        <w:ind w:firstLine="709"/>
-        <w:jc w:val="both"/>
-        <w:rPr>
-          <w:rFonts w:ascii="Times New Roman" w:hAnsi="Times New Roman" w:cs="Times New Roman"/>
-          <w:b/>
-          <w:bCs/>
-          <w:sz w:val="24"/>
-          <w:szCs w:val="24"/>
-          <w:lang w:val="en-US" w:eastAsia="ru-RU"/>
-        </w:rPr>
-      </w:pPr>
-      <w:r>
-        <w:rPr>
-          <w:rFonts w:ascii="Times New Roman" w:hAnsi="Times New Roman" w:cs="Times New Roman"/>
-          <w:b/>
-          <w:bCs/>
-          <w:sz w:val="24"/>
-          <w:szCs w:val="24"/>
-          <w:lang w:eastAsia="ru-RU"/>
-        </w:rPr>
-        <w:lastRenderedPageBreak/>
-        <w:t>Приложение</w:t>
-      </w:r>
-      <w:r>
-        <w:rPr>
-          <w:rFonts w:ascii="Times New Roman" w:hAnsi="Times New Roman" w:cs="Times New Roman"/>
-          <w:b/>
-          <w:bCs/>
-          <w:sz w:val="24"/>
-          <w:szCs w:val="24"/>
-          <w:lang w:val="en-US" w:eastAsia="ru-RU"/>
-        </w:rPr>
-        <w:t xml:space="preserve"> </w:t>
-      </w:r>
-      <w:r>
-        <w:rPr>
-          <w:rFonts w:ascii="Times New Roman" w:hAnsi="Times New Roman" w:cs="Times New Roman"/>
-          <w:b/>
-          <w:bCs/>
-          <w:sz w:val="24"/>
-          <w:szCs w:val="24"/>
-          <w:lang w:val="en-US" w:eastAsia="ru-RU"/>
-        </w:rPr>
-        <w:t>4</w:t>
-      </w:r>
-    </w:p>
-    <w:p>
-      <w:pPr>
-        <w:pStyle w:val="aa"/>
-        <w:rPr>
-          <w:rFonts w:ascii="Times New Roman" w:hAnsi="Times New Roman" w:cs="Times New Roman"/>
-          <w:color w:val="FF0000"/>
-          <w:sz w:val="24"/>
-          <w:szCs w:val="24"/>
-          <w:lang w:val="en-US" w:eastAsia="ru-RU"/>
-        </w:rPr>
-      </w:pPr>
-      <w:commentRangeStart w:id="12"/>
-      <w:r>
-        <w:rPr>
-          <w:rFonts w:ascii="Times New Roman" w:hAnsi="Times New Roman" w:cs="Times New Roman"/>
-          <w:color w:val="FF0000"/>
-          <w:sz w:val="24"/>
-          <w:szCs w:val="24"/>
-          <w:lang w:val="en-US" w:eastAsia="ru-RU"/>
-        </w:rPr>
-        <w:t>class formatting</w:t>
-      </w:r>
-    </w:p>
-    <w:p>
-      <w:pPr>
-        <w:pStyle w:val="aa"/>
-        <w:rPr>
-          <w:rFonts w:ascii="Times New Roman" w:hAnsi="Times New Roman" w:cs="Times New Roman"/>
-          <w:color w:val="FF0000"/>
-          <w:sz w:val="24"/>
-          <w:szCs w:val="24"/>
-          <w:lang w:val="en-US" w:eastAsia="ru-RU"/>
-        </w:rPr>
-      </w:pPr>
-      <w:r>
-        <w:rPr>
-          <w:rFonts w:ascii="Times New Roman" w:hAnsi="Times New Roman" w:cs="Times New Roman"/>
-          <w:color w:val="FF0000"/>
-          <w:sz w:val="24"/>
-          <w:szCs w:val="24"/>
-          <w:lang w:val="en-US" w:eastAsia="ru-RU"/>
-        </w:rPr>
-        <w:t>{</w:t>
-      </w:r>
-    </w:p>
-    <w:p>
-      <w:pPr>
-        <w:pStyle w:val="aa"/>
-        <w:rPr>
-          <w:rFonts w:ascii="Times New Roman" w:hAnsi="Times New Roman" w:cs="Times New Roman"/>
-          <w:color w:val="FF0000"/>
-          <w:sz w:val="24"/>
-          <w:szCs w:val="24"/>
-          <w:lang w:val="en-US" w:eastAsia="ru-RU"/>
-        </w:rPr>
-      </w:pPr>
-      <w:r>
-        <w:rPr>
-          <w:rFonts w:ascii="Times New Roman" w:hAnsi="Times New Roman" w:cs="Times New Roman"/>
-          <w:color w:val="FF0000"/>
-          <w:sz w:val="24"/>
-          <w:szCs w:val="24"/>
-          <w:lang w:val="en-US" w:eastAsia="ru-RU"/>
-        </w:rPr>
-        <w:t>public:</w:t>
-      </w:r>
-    </w:p>
-    <w:p>
-      <w:pPr>
-        <w:pStyle w:val="aa"/>
-        <w:rPr>
-          <w:rFonts w:ascii="Times New Roman" w:hAnsi="Times New Roman" w:cs="Times New Roman"/>
-          <w:color w:val="FF0000"/>
-          <w:sz w:val="24"/>
-          <w:szCs w:val="24"/>
-          <w:lang w:val="en-US" w:eastAsia="ru-RU"/>
-        </w:rPr>
-      </w:pPr>
-      <w:r>
-        <w:rPr>
-          <w:rFonts w:ascii="Times New Roman" w:hAnsi="Times New Roman" w:cs="Times New Roman"/>
-          <w:color w:val="FF0000"/>
-          <w:sz w:val="24"/>
-          <w:szCs w:val="24"/>
-          <w:lang w:val="en-US" w:eastAsia="ru-RU"/>
-        </w:rPr>
-        <w:t xml:space="preserve">    char *font = “Times New Roman”;</w:t>
-      </w:r>
-    </w:p>
-    <w:p>
-      <w:pPr>
-        <w:pStyle w:val="aa"/>
-        <w:rPr>
-          <w:rFonts w:ascii="Times New Roman" w:hAnsi="Times New Roman" w:cs="Times New Roman"/>
-          <w:color w:val="FF0000"/>
-          <w:sz w:val="24"/>
-          <w:szCs w:val="24"/>
-          <w:lang w:val="en-US" w:eastAsia="ru-RU"/>
-        </w:rPr>
-      </w:pPr>
-      <w:r>
-        <w:rPr>
-          <w:rFonts w:ascii="Times New Roman" w:hAnsi="Times New Roman" w:cs="Times New Roman"/>
-          <w:color w:val="FF0000"/>
-          <w:sz w:val="24"/>
-          <w:szCs w:val="24"/>
-          <w:lang w:val="en-US" w:eastAsia="ru-RU"/>
-        </w:rPr>
-        <w:t xml:space="preserve">    int size = 12;</w:t>
-      </w:r>
-    </w:p>
-    <w:p>
-      <w:pPr>
-        <w:pStyle w:val="aa"/>
-        <w:rPr>
-          <w:rFonts w:ascii="Times New Roman" w:hAnsi="Times New Roman" w:cs="Times New Roman"/>
-          <w:color w:val="FF0000"/>
-          <w:sz w:val="24"/>
-          <w:szCs w:val="24"/>
-          <w:lang w:val="en-US" w:eastAsia="ru-RU"/>
-        </w:rPr>
-      </w:pPr>
-      <w:r>
-        <w:rPr>
-          <w:rFonts w:ascii="Times New Roman" w:hAnsi="Times New Roman" w:cs="Times New Roman"/>
-          <w:color w:val="FF0000"/>
-          <w:sz w:val="24"/>
-          <w:szCs w:val="24"/>
-          <w:lang w:val="en-US" w:eastAsia="ru-RU"/>
-        </w:rPr>
-        <w:t xml:space="preserve">    int interval_before = 0;</w:t>
-      </w:r>
-    </w:p>
-    <w:p>
-      <w:pPr>
-        <w:pStyle w:val="aa"/>
-        <w:rPr>
-          <w:rFonts w:ascii="Times New Roman" w:hAnsi="Times New Roman" w:cs="Times New Roman"/>
-          <w:color w:val="FF0000"/>
-          <w:sz w:val="24"/>
-          <w:szCs w:val="24"/>
-          <w:lang w:val="en-US" w:eastAsia="ru-RU"/>
-        </w:rPr>
-      </w:pPr>
-      <w:r>
-        <w:rPr>
-          <w:rFonts w:ascii="Times New Roman" w:hAnsi="Times New Roman" w:cs="Times New Roman"/>
-          <w:color w:val="FF0000"/>
-          <w:sz w:val="24"/>
-          <w:szCs w:val="24"/>
-          <w:lang w:val="en-US" w:eastAsia="ru-RU"/>
-        </w:rPr>
-        <w:t xml:space="preserve">    int interval</w:t>
-      </w:r>
-      <w:r>
-        <w:rPr>
-          <w:rFonts w:ascii="Times New Roman" w:hAnsi="Times New Roman" w:cs="Times New Roman"/>
-          <w:color w:val="FF0000"/>
-          <w:sz w:val="24"/>
-          <w:szCs w:val="24"/>
-          <w:lang w:val="en-US" w:eastAsia="ru-RU"/>
-        </w:rPr>
-        <w:t>_</w:t>
-      </w:r>
-      <w:r>
-        <w:rPr>
-          <w:rFonts w:ascii="Times New Roman" w:hAnsi="Times New Roman" w:cs="Times New Roman"/>
-          <w:color w:val="FF0000"/>
-          <w:sz w:val="24"/>
-          <w:szCs w:val="24"/>
-          <w:lang w:val="en-US" w:eastAsia="ru-RU"/>
-        </w:rPr>
-        <w:t>after</w:t>
-      </w:r>
-      <w:r>
-        <w:rPr>
-          <w:rFonts w:ascii="Times New Roman" w:hAnsi="Times New Roman" w:cs="Times New Roman"/>
-          <w:color w:val="FF0000"/>
-          <w:sz w:val="24"/>
-          <w:szCs w:val="24"/>
-          <w:lang w:val="en-US" w:eastAsia="ru-RU"/>
-        </w:rPr>
-        <w:t xml:space="preserve"> = 0</w:t>
-      </w:r>
-      <w:r>
-        <w:rPr>
-          <w:rFonts w:ascii="Times New Roman" w:hAnsi="Times New Roman" w:cs="Times New Roman"/>
-          <w:color w:val="FF0000"/>
-          <w:sz w:val="24"/>
-          <w:szCs w:val="24"/>
-          <w:lang w:val="en-US" w:eastAsia="ru-RU"/>
-        </w:rPr>
-        <w:t>;</w:t>
-      </w:r>
-    </w:p>
-    <w:p>
-      <w:pPr>
-        <w:pStyle w:val="aa"/>
-        <w:rPr>
-          <w:rFonts w:ascii="Times New Roman" w:hAnsi="Times New Roman" w:cs="Times New Roman"/>
-          <w:color w:val="FF0000"/>
-          <w:sz w:val="24"/>
-          <w:szCs w:val="24"/>
-          <w:lang w:val="en-US" w:eastAsia="ru-RU"/>
-        </w:rPr>
-      </w:pPr>
-      <w:r>
-        <w:rPr>
-          <w:rFonts w:ascii="Times New Roman" w:hAnsi="Times New Roman" w:cs="Times New Roman"/>
-          <w:color w:val="FF0000"/>
-          <w:sz w:val="24"/>
-          <w:szCs w:val="24"/>
-          <w:lang w:val="en-US" w:eastAsia="ru-RU"/>
-        </w:rPr>
-        <w:t>}</w:t>
-      </w:r>
-      <w:commentRangeEnd w:id="12"/>
-      <w:r>
-        <w:rPr>
-          <w:rStyle w:val="ab"/>
-        </w:rPr>
-        <w:commentReference w:id="12"/>
-      </w:r>
-    </w:p>
-    <w:p>
-      <w:pPr>
-        <w:spacing w:after="160" w:line="259" w:lineRule="auto"/>
-        <w:rPr>
-          <w:rFonts w:ascii="Times New Roman" w:hAnsi="Times New Roman" w:cs="Times New Roman"/>
-          <w:sz w:val="24"/>
-          <w:szCs w:val="24"/>
-          <w:lang w:val="en-US" w:eastAsia="ru-RU"/>
-        </w:rPr>
-      </w:pPr>
-      <w:r>
-        <w:rPr>
-          <w:rFonts w:ascii="Times New Roman" w:hAnsi="Times New Roman" w:cs="Times New Roman"/>
-          <w:sz w:val="24"/>
-          <w:szCs w:val="24"/>
-          <w:lang w:val="en-US" w:eastAsia="ru-RU"/>
-        </w:rPr>
-        <w:br w:type="page"/>
-      </w:r>
-    </w:p>
-    <w:p>
-      <w:pPr>
-        <w:ind w:firstLine="709"/>
-        <w:jc w:val="both"/>
-        <w:rPr>
-          <w:rFonts w:ascii="Times New Roman" w:hAnsi="Times New Roman" w:cs="Times New Roman"/>
-          <w:b/>
-          <w:bCs/>
-          <w:sz w:val="24"/>
-          <w:szCs w:val="24"/>
-          <w:lang w:val="en-US" w:eastAsia="ru-RU"/>
-        </w:rPr>
-      </w:pPr>
-      <w:r>
-        <w:rPr>
-          <w:rFonts w:ascii="Times New Roman" w:hAnsi="Times New Roman" w:cs="Times New Roman"/>
-          <w:b/>
-          <w:bCs/>
-          <w:sz w:val="24"/>
-          <w:szCs w:val="24"/>
-          <w:lang w:eastAsia="ru-RU"/>
-        </w:rPr>
-        <w:lastRenderedPageBreak/>
-        <w:t>Приложение</w:t>
-      </w:r>
-      <w:r>
-        <w:rPr>
-          <w:rFonts w:ascii="Times New Roman" w:hAnsi="Times New Roman" w:cs="Times New Roman"/>
-          <w:b/>
-          <w:bCs/>
-          <w:sz w:val="24"/>
-          <w:szCs w:val="24"/>
-          <w:lang w:val="en-US" w:eastAsia="ru-RU"/>
-        </w:rPr>
-        <w:t xml:space="preserve"> </w:t>
-      </w:r>
-      <w:r>
-        <w:rPr>
-          <w:rFonts w:ascii="Times New Roman" w:hAnsi="Times New Roman" w:cs="Times New Roman"/>
-          <w:b/>
-          <w:bCs/>
-          <w:sz w:val="24"/>
-          <w:szCs w:val="24"/>
-          <w:lang w:val="en-US" w:eastAsia="ru-RU"/>
-        </w:rPr>
-        <w:t>5</w:t>
-      </w:r>
-    </w:p>
-    <w:p>
-      <w:pPr>
-        <w:pStyle w:val="aa"/>
-        <w:rPr>
-          <w:rFonts w:ascii="Times New Roman" w:hAnsi="Times New Roman" w:cs="Times New Roman"/>
-          <w:color w:val="FF0000"/>
-          <w:sz w:val="24"/>
-          <w:szCs w:val="24"/>
-          <w:lang w:val="en-US" w:eastAsia="ru-RU"/>
-        </w:rPr>
-      </w:pPr>
-      <w:commentRangeStart w:id="13"/>
-      <w:r>
-        <w:rPr>
-          <w:rFonts w:ascii="Times New Roman" w:hAnsi="Times New Roman" w:cs="Times New Roman"/>
-          <w:color w:val="FF0000"/>
-          <w:sz w:val="24"/>
-          <w:szCs w:val="24"/>
-          <w:lang w:val="en-US" w:eastAsia="ru-RU"/>
-        </w:rPr>
-        <w:t>class formatting</w:t>
-      </w:r>
-    </w:p>
-    <w:p>
-      <w:pPr>
-        <w:pStyle w:val="aa"/>
-        <w:rPr>
-          <w:rFonts w:ascii="Times New Roman" w:hAnsi="Times New Roman" w:cs="Times New Roman"/>
-          <w:color w:val="FF0000"/>
-          <w:sz w:val="24"/>
-          <w:szCs w:val="24"/>
-          <w:lang w:val="en-US" w:eastAsia="ru-RU"/>
-        </w:rPr>
-      </w:pPr>
-      <w:r>
-        <w:rPr>
-          <w:rFonts w:ascii="Times New Roman" w:hAnsi="Times New Roman" w:cs="Times New Roman"/>
-          <w:color w:val="FF0000"/>
-          <w:sz w:val="24"/>
-          <w:szCs w:val="24"/>
-          <w:lang w:val="en-US" w:eastAsia="ru-RU"/>
-        </w:rPr>
-        <w:t>{</w:t>
-      </w:r>
-    </w:p>
-    <w:p>
-      <w:pPr>
-        <w:pStyle w:val="aa"/>
-        <w:rPr>
-          <w:rFonts w:ascii="Times New Roman" w:hAnsi="Times New Roman" w:cs="Times New Roman"/>
-          <w:color w:val="FF0000"/>
-          <w:sz w:val="24"/>
-          <w:szCs w:val="24"/>
-          <w:lang w:val="en-US" w:eastAsia="ru-RU"/>
-        </w:rPr>
-      </w:pPr>
-      <w:r>
-        <w:rPr>
-          <w:rFonts w:ascii="Times New Roman" w:hAnsi="Times New Roman" w:cs="Times New Roman"/>
-          <w:color w:val="FF0000"/>
-          <w:sz w:val="24"/>
-          <w:szCs w:val="24"/>
-          <w:lang w:val="en-US" w:eastAsia="ru-RU"/>
-        </w:rPr>
-        <w:t>public:</w:t>
-      </w:r>
-    </w:p>
-    <w:p>
-      <w:pPr>
-        <w:pStyle w:val="aa"/>
-        <w:rPr>
-          <w:rFonts w:ascii="Times New Roman" w:hAnsi="Times New Roman" w:cs="Times New Roman"/>
-          <w:color w:val="FF0000"/>
-          <w:sz w:val="24"/>
-          <w:szCs w:val="24"/>
-          <w:lang w:val="en-US" w:eastAsia="ru-RU"/>
-        </w:rPr>
-      </w:pPr>
-      <w:r>
-        <w:rPr>
-          <w:rFonts w:ascii="Times New Roman" w:hAnsi="Times New Roman" w:cs="Times New Roman"/>
-          <w:color w:val="FF0000"/>
-          <w:sz w:val="24"/>
-          <w:szCs w:val="24"/>
-          <w:lang w:val="en-US" w:eastAsia="ru-RU"/>
-        </w:rPr>
-        <w:t xml:space="preserve">    char *font = “Times New Roman”;</w:t>
-      </w:r>
-    </w:p>
-    <w:p>
-      <w:pPr>
-        <w:pStyle w:val="aa"/>
-        <w:rPr>
-          <w:rFonts w:ascii="Times New Roman" w:hAnsi="Times New Roman" w:cs="Times New Roman"/>
-          <w:color w:val="FF0000"/>
-          <w:sz w:val="24"/>
-          <w:szCs w:val="24"/>
-          <w:lang w:val="en-US" w:eastAsia="ru-RU"/>
-        </w:rPr>
-      </w:pPr>
-      <w:r>
-        <w:rPr>
-          <w:rFonts w:ascii="Times New Roman" w:hAnsi="Times New Roman" w:cs="Times New Roman"/>
-          <w:color w:val="FF0000"/>
-          <w:sz w:val="24"/>
-          <w:szCs w:val="24"/>
-          <w:lang w:val="en-US" w:eastAsia="ru-RU"/>
-        </w:rPr>
-        <w:t xml:space="preserve">    int size = 12;</w:t>
-      </w:r>
-    </w:p>
-    <w:p>
-      <w:pPr>
-        <w:pStyle w:val="aa"/>
-        <w:rPr>
-          <w:rFonts w:ascii="Times New Roman" w:hAnsi="Times New Roman" w:cs="Times New Roman"/>
-          <w:color w:val="FF0000"/>
-          <w:sz w:val="24"/>
-          <w:szCs w:val="24"/>
-          <w:lang w:val="en-US" w:eastAsia="ru-RU"/>
-        </w:rPr>
-      </w:pPr>
-      <w:r>
-        <w:rPr>
-          <w:rFonts w:ascii="Times New Roman" w:hAnsi="Times New Roman" w:cs="Times New Roman"/>
-          <w:color w:val="FF0000"/>
-          <w:sz w:val="24"/>
-          <w:szCs w:val="24"/>
-          <w:lang w:val="en-US" w:eastAsia="ru-RU"/>
-        </w:rPr>
-        <w:t xml:space="preserve">    int interval_before = 0;</w:t>
-      </w:r>
-    </w:p>
-    <w:p>
-      <w:pPr>
-        <w:pStyle w:val="aa"/>
-        <w:rPr>
-          <w:rFonts w:ascii="Times New Roman" w:hAnsi="Times New Roman" w:cs="Times New Roman"/>
-          <w:color w:val="FF0000"/>
-          <w:sz w:val="24"/>
-          <w:szCs w:val="24"/>
-          <w:lang w:val="en-US" w:eastAsia="ru-RU"/>
-        </w:rPr>
-      </w:pPr>
-      <w:r>
-        <w:rPr>
-          <w:rFonts w:ascii="Times New Roman" w:hAnsi="Times New Roman" w:cs="Times New Roman"/>
-          <w:color w:val="FF0000"/>
-          <w:sz w:val="24"/>
-          <w:szCs w:val="24"/>
-          <w:lang w:val="en-US" w:eastAsia="ru-RU"/>
-        </w:rPr>
-        <w:t xml:space="preserve">    int interval</w:t>
-      </w:r>
-      <w:r>
-        <w:rPr>
-          <w:rFonts w:ascii="Times New Roman" w:hAnsi="Times New Roman" w:cs="Times New Roman"/>
-          <w:color w:val="FF0000"/>
-          <w:sz w:val="24"/>
-          <w:szCs w:val="24"/>
-          <w:lang w:val="en-US" w:eastAsia="ru-RU"/>
-        </w:rPr>
-        <w:t>_</w:t>
-      </w:r>
-      <w:r>
-        <w:rPr>
-          <w:rFonts w:ascii="Times New Roman" w:hAnsi="Times New Roman" w:cs="Times New Roman"/>
-          <w:color w:val="FF0000"/>
-          <w:sz w:val="24"/>
-          <w:szCs w:val="24"/>
-          <w:lang w:val="en-US" w:eastAsia="ru-RU"/>
-        </w:rPr>
-        <w:t>after</w:t>
-      </w:r>
-      <w:r>
-        <w:rPr>
-          <w:rFonts w:ascii="Times New Roman" w:hAnsi="Times New Roman" w:cs="Times New Roman"/>
-          <w:color w:val="FF0000"/>
-          <w:sz w:val="24"/>
-          <w:szCs w:val="24"/>
-          <w:lang w:val="en-US" w:eastAsia="ru-RU"/>
-        </w:rPr>
-        <w:t xml:space="preserve"> = 0</w:t>
-      </w:r>
-      <w:r>
-        <w:rPr>
-          <w:rFonts w:ascii="Times New Roman" w:hAnsi="Times New Roman" w:cs="Times New Roman"/>
-          <w:color w:val="FF0000"/>
-          <w:sz w:val="24"/>
-          <w:szCs w:val="24"/>
-          <w:lang w:val="en-US" w:eastAsia="ru-RU"/>
-        </w:rPr>
-        <w:t>;</w:t>
-      </w:r>
-    </w:p>
-    <w:p>
-      <w:pPr>
-        <w:pStyle w:val="aa"/>
-        <w:rPr>
-          <w:rFonts w:ascii="Times New Roman" w:hAnsi="Times New Roman" w:cs="Times New Roman"/>
-          <w:color w:val="FF0000"/>
-          <w:sz w:val="24"/>
-          <w:szCs w:val="24"/>
-          <w:lang w:val="en-US" w:eastAsia="ru-RU"/>
-        </w:rPr>
-      </w:pPr>
-      <w:r>
-        <w:rPr>
-          <w:rFonts w:ascii="Times New Roman" w:hAnsi="Times New Roman" w:cs="Times New Roman"/>
-          <w:color w:val="FF0000"/>
-          <w:sz w:val="24"/>
-          <w:szCs w:val="24"/>
-          <w:lang w:val="en-US" w:eastAsia="ru-RU"/>
-        </w:rPr>
-        <w:t>}</w:t>
-      </w:r>
-      <w:commentRangeEnd w:id="13"/>
-      <w:r>
-        <w:rPr>
-          <w:rStyle w:val="ab"/>
-        </w:rPr>
-        <w:commentReference w:id="13"/>
-      </w:r>
-    </w:p>
-    <w:p>
-      <w:pPr>
-        <w:spacing w:after="160" w:line="259" w:lineRule="auto"/>
-        <w:rPr>
-          <w:rFonts w:ascii="Times New Roman" w:hAnsi="Times New Roman" w:cs="Times New Roman"/>
-          <w:sz w:val="24"/>
-          <w:szCs w:val="24"/>
-          <w:lang w:val="en-US" w:eastAsia="ru-RU"/>
-        </w:rPr>
-      </w:pPr>
-      <w:r>
-        <w:rPr>
-          <w:rFonts w:ascii="Times New Roman" w:hAnsi="Times New Roman" w:cs="Times New Roman"/>
-          <w:sz w:val="24"/>
-          <w:szCs w:val="24"/>
-          <w:lang w:val="en-US" w:eastAsia="ru-RU"/>
-        </w:rPr>
-        <w:br w:type="page"/>
-      </w:r>
-    </w:p>
-    <w:p>
-      <w:pPr>
-        <w:ind w:firstLine="709"/>
-        <w:jc w:val="both"/>
-        <w:rPr>
-          <w:rFonts w:ascii="Times New Roman" w:hAnsi="Times New Roman" w:cs="Times New Roman"/>
-          <w:b/>
-          <w:bCs/>
-          <w:sz w:val="24"/>
-          <w:szCs w:val="24"/>
-          <w:lang w:val="en-US" w:eastAsia="ru-RU"/>
-        </w:rPr>
-      </w:pPr>
-      <w:r>
-        <w:rPr>
-          <w:rFonts w:ascii="Times New Roman" w:hAnsi="Times New Roman" w:cs="Times New Roman"/>
-          <w:b/>
-          <w:bCs/>
-          <w:sz w:val="24"/>
-          <w:szCs w:val="24"/>
-          <w:lang w:eastAsia="ru-RU"/>
-        </w:rPr>
-        <w:lastRenderedPageBreak/>
-        <w:t>Приложение</w:t>
-      </w:r>
-      <w:r>
-        <w:rPr>
-          <w:rFonts w:ascii="Times New Roman" w:hAnsi="Times New Roman" w:cs="Times New Roman"/>
-          <w:b/>
-          <w:bCs/>
-          <w:sz w:val="24"/>
-          <w:szCs w:val="24"/>
-          <w:lang w:val="en-US" w:eastAsia="ru-RU"/>
-        </w:rPr>
-        <w:t xml:space="preserve"> </w:t>
-      </w:r>
-      <w:r>
-        <w:rPr>
-          <w:rFonts w:ascii="Times New Roman" w:hAnsi="Times New Roman" w:cs="Times New Roman"/>
-          <w:b/>
-          <w:bCs/>
-          <w:sz w:val="24"/>
-          <w:szCs w:val="24"/>
-          <w:lang w:val="en-US" w:eastAsia="ru-RU"/>
-        </w:rPr>
-        <w:t>6</w:t>
-      </w:r>
-    </w:p>
-    <w:p>
-      <w:pPr>
-        <w:pStyle w:val="aa"/>
-        <w:rPr>
-          <w:rFonts w:ascii="Times New Roman" w:hAnsi="Times New Roman" w:cs="Times New Roman"/>
-          <w:color w:val="FF0000"/>
-          <w:sz w:val="24"/>
-          <w:szCs w:val="24"/>
-          <w:lang w:val="en-US" w:eastAsia="ru-RU"/>
-        </w:rPr>
-      </w:pPr>
-      <w:commentRangeStart w:id="14"/>
-      <w:r>
-        <w:rPr>
-          <w:rFonts w:ascii="Times New Roman" w:hAnsi="Times New Roman" w:cs="Times New Roman"/>
-          <w:color w:val="FF0000"/>
-          <w:sz w:val="24"/>
-          <w:szCs w:val="24"/>
-          <w:lang w:val="en-US" w:eastAsia="ru-RU"/>
-        </w:rPr>
-        <w:t>class formatting</w:t>
-      </w:r>
-    </w:p>
-    <w:p>
-      <w:pPr>
-        <w:pStyle w:val="aa"/>
-        <w:rPr>
-          <w:rFonts w:ascii="Times New Roman" w:hAnsi="Times New Roman" w:cs="Times New Roman"/>
-          <w:color w:val="FF0000"/>
-          <w:sz w:val="24"/>
-          <w:szCs w:val="24"/>
-          <w:lang w:val="en-US" w:eastAsia="ru-RU"/>
-        </w:rPr>
-      </w:pPr>
-      <w:r>
-        <w:rPr>
-          <w:rFonts w:ascii="Times New Roman" w:hAnsi="Times New Roman" w:cs="Times New Roman"/>
-          <w:color w:val="FF0000"/>
-          <w:sz w:val="24"/>
-          <w:szCs w:val="24"/>
-          <w:lang w:val="en-US" w:eastAsia="ru-RU"/>
-        </w:rPr>
-        <w:t>{</w:t>
-      </w:r>
-    </w:p>
-    <w:p>
-      <w:pPr>
-        <w:pStyle w:val="aa"/>
-        <w:rPr>
-          <w:rFonts w:ascii="Times New Roman" w:hAnsi="Times New Roman" w:cs="Times New Roman"/>
-          <w:color w:val="FF0000"/>
-          <w:sz w:val="24"/>
-          <w:szCs w:val="24"/>
-          <w:lang w:val="en-US" w:eastAsia="ru-RU"/>
-        </w:rPr>
-      </w:pPr>
-      <w:r>
-        <w:rPr>
-          <w:rFonts w:ascii="Times New Roman" w:hAnsi="Times New Roman" w:cs="Times New Roman"/>
-          <w:color w:val="FF0000"/>
-          <w:sz w:val="24"/>
-          <w:szCs w:val="24"/>
-          <w:lang w:val="en-US" w:eastAsia="ru-RU"/>
-        </w:rPr>
-        <w:t>public:</w:t>
-      </w:r>
-    </w:p>
-    <w:p>
-      <w:pPr>
-        <w:pStyle w:val="aa"/>
-        <w:rPr>
-          <w:rFonts w:ascii="Times New Roman" w:hAnsi="Times New Roman" w:cs="Times New Roman"/>
-          <w:color w:val="FF0000"/>
-          <w:sz w:val="24"/>
-          <w:szCs w:val="24"/>
-          <w:lang w:val="en-US" w:eastAsia="ru-RU"/>
-        </w:rPr>
-      </w:pPr>
-      <w:r>
-        <w:rPr>
-          <w:rFonts w:ascii="Times New Roman" w:hAnsi="Times New Roman" w:cs="Times New Roman"/>
-          <w:color w:val="FF0000"/>
-          <w:sz w:val="24"/>
-          <w:szCs w:val="24"/>
-          <w:lang w:val="en-US" w:eastAsia="ru-RU"/>
-        </w:rPr>
-        <w:t xml:space="preserve">    char *font = “Times New Roman”;</w:t>
-      </w:r>
-    </w:p>
-    <w:p>
-      <w:pPr>
-        <w:pStyle w:val="aa"/>
-        <w:rPr>
-          <w:rFonts w:ascii="Times New Roman" w:hAnsi="Times New Roman" w:cs="Times New Roman"/>
-          <w:color w:val="FF0000"/>
-          <w:sz w:val="24"/>
-          <w:szCs w:val="24"/>
-          <w:lang w:val="en-US" w:eastAsia="ru-RU"/>
-        </w:rPr>
-      </w:pPr>
-      <w:r>
-        <w:rPr>
-          <w:rFonts w:ascii="Times New Roman" w:hAnsi="Times New Roman" w:cs="Times New Roman"/>
-          <w:color w:val="FF0000"/>
-          <w:sz w:val="24"/>
-          <w:szCs w:val="24"/>
-          <w:lang w:val="en-US" w:eastAsia="ru-RU"/>
-        </w:rPr>
-        <w:t xml:space="preserve">    int size = 12;</w:t>
-      </w:r>
-    </w:p>
-    <w:p>
-      <w:pPr>
-        <w:pStyle w:val="aa"/>
-        <w:rPr>
-          <w:rFonts w:ascii="Times New Roman" w:hAnsi="Times New Roman" w:cs="Times New Roman"/>
-          <w:color w:val="FF0000"/>
-          <w:sz w:val="24"/>
-          <w:szCs w:val="24"/>
-          <w:lang w:val="en-US" w:eastAsia="ru-RU"/>
-        </w:rPr>
-      </w:pPr>
-      <w:r>
-        <w:rPr>
-          <w:rFonts w:ascii="Times New Roman" w:hAnsi="Times New Roman" w:cs="Times New Roman"/>
-          <w:color w:val="FF0000"/>
-          <w:sz w:val="24"/>
-          <w:szCs w:val="24"/>
-          <w:lang w:val="en-US" w:eastAsia="ru-RU"/>
-        </w:rPr>
-        <w:t xml:space="preserve">    int interval_before = 0;</w:t>
-      </w:r>
-    </w:p>
-    <w:p>
-      <w:pPr>
-        <w:pStyle w:val="aa"/>
-        <w:rPr>
-          <w:rFonts w:ascii="Times New Roman" w:hAnsi="Times New Roman" w:cs="Times New Roman"/>
-          <w:color w:val="FF0000"/>
-          <w:sz w:val="24"/>
-          <w:szCs w:val="24"/>
-          <w:lang w:val="en-US" w:eastAsia="ru-RU"/>
-        </w:rPr>
-      </w:pPr>
-      <w:r>
-        <w:rPr>
-          <w:rFonts w:ascii="Times New Roman" w:hAnsi="Times New Roman" w:cs="Times New Roman"/>
-          <w:color w:val="FF0000"/>
-          <w:sz w:val="24"/>
-          <w:szCs w:val="24"/>
-          <w:lang w:val="en-US" w:eastAsia="ru-RU"/>
-        </w:rPr>
-        <w:t xml:space="preserve">    int interval</w:t>
-      </w:r>
-      <w:r>
-        <w:rPr>
-          <w:rFonts w:ascii="Times New Roman" w:hAnsi="Times New Roman" w:cs="Times New Roman"/>
-          <w:color w:val="FF0000"/>
-          <w:sz w:val="24"/>
-          <w:szCs w:val="24"/>
-          <w:lang w:val="en-US" w:eastAsia="ru-RU"/>
-        </w:rPr>
-        <w:t>_</w:t>
-      </w:r>
-      <w:r>
-        <w:rPr>
-          <w:rFonts w:ascii="Times New Roman" w:hAnsi="Times New Roman" w:cs="Times New Roman"/>
-          <w:color w:val="FF0000"/>
-          <w:sz w:val="24"/>
-          <w:szCs w:val="24"/>
-          <w:lang w:val="en-US" w:eastAsia="ru-RU"/>
-        </w:rPr>
-        <w:t>after</w:t>
-      </w:r>
-      <w:r>
-        <w:rPr>
-          <w:rFonts w:ascii="Times New Roman" w:hAnsi="Times New Roman" w:cs="Times New Roman"/>
-          <w:color w:val="FF0000"/>
-          <w:sz w:val="24"/>
-          <w:szCs w:val="24"/>
-          <w:lang w:val="en-US" w:eastAsia="ru-RU"/>
-        </w:rPr>
-        <w:t xml:space="preserve"> = 0</w:t>
-      </w:r>
-      <w:r>
-        <w:rPr>
-          <w:rFonts w:ascii="Times New Roman" w:hAnsi="Times New Roman" w:cs="Times New Roman"/>
-          <w:color w:val="FF0000"/>
-          <w:sz w:val="24"/>
-          <w:szCs w:val="24"/>
-          <w:lang w:val="en-US" w:eastAsia="ru-RU"/>
-        </w:rPr>
-        <w:t>;</w:t>
-      </w:r>
-    </w:p>
-    <w:p>
-      <w:pPr>
-        <w:pStyle w:val="aa"/>
-        <w:rPr>
-          <w:rFonts w:ascii="Times New Roman" w:hAnsi="Times New Roman" w:cs="Times New Roman"/>
-          <w:color w:val="FF0000"/>
-          <w:sz w:val="24"/>
-          <w:szCs w:val="24"/>
-          <w:lang w:val="en-US" w:eastAsia="ru-RU"/>
-        </w:rPr>
-      </w:pPr>
-      <w:r>
-        <w:rPr>
-          <w:rFonts w:ascii="Times New Roman" w:hAnsi="Times New Roman" w:cs="Times New Roman"/>
-          <w:color w:val="FF0000"/>
-          <w:sz w:val="24"/>
-          <w:szCs w:val="24"/>
-          <w:lang w:val="en-US" w:eastAsia="ru-RU"/>
-        </w:rPr>
-        <w:t>}</w:t>
-      </w:r>
-      <w:commentRangeEnd w:id="14"/>
-      <w:r>
-        <w:rPr>
-          <w:rStyle w:val="ab"/>
-        </w:rPr>
-        <w:commentReference w:id="14"/>
-      </w:r>
-    </w:p>
-    <w:p>
-      <w:pPr>
-        <w:spacing w:after="160" w:line="259" w:lineRule="auto"/>
-        <w:rPr>
-          <w:rFonts w:ascii="Times New Roman" w:hAnsi="Times New Roman" w:cs="Times New Roman"/>
-          <w:sz w:val="24"/>
-          <w:szCs w:val="24"/>
-          <w:lang w:val="en-US" w:eastAsia="ru-RU"/>
-        </w:rPr>
-      </w:pPr>
-      <w:r>
-        <w:rPr>
-          <w:rFonts w:ascii="Times New Roman" w:hAnsi="Times New Roman" w:cs="Times New Roman"/>
-          <w:sz w:val="24"/>
-          <w:szCs w:val="24"/>
-          <w:lang w:val="en-US" w:eastAsia="ru-RU"/>
-        </w:rPr>
-        <w:br w:type="page"/>
-      </w:r>
-    </w:p>
-    <w:p>
-      <w:pPr>
-        <w:ind w:firstLine="709"/>
-        <w:jc w:val="both"/>
-        <w:rPr>
-          <w:rFonts w:ascii="Times New Roman" w:hAnsi="Times New Roman" w:cs="Times New Roman"/>
-          <w:b/>
-          <w:bCs/>
-          <w:sz w:val="24"/>
-          <w:szCs w:val="24"/>
-          <w:lang w:val="en-US" w:eastAsia="ru-RU"/>
-        </w:rPr>
-      </w:pPr>
-      <w:r>
-        <w:rPr>
-          <w:rFonts w:ascii="Times New Roman" w:hAnsi="Times New Roman" w:cs="Times New Roman"/>
-          <w:b/>
-          <w:bCs/>
-          <w:sz w:val="24"/>
-          <w:szCs w:val="24"/>
-          <w:lang w:eastAsia="ru-RU"/>
-        </w:rPr>
-        <w:lastRenderedPageBreak/>
-        <w:t>Приложение</w:t>
-      </w:r>
-      <w:r>
-        <w:rPr>
-          <w:rFonts w:ascii="Times New Roman" w:hAnsi="Times New Roman" w:cs="Times New Roman"/>
-          <w:b/>
-          <w:bCs/>
-          <w:sz w:val="24"/>
-          <w:szCs w:val="24"/>
-          <w:lang w:val="en-US" w:eastAsia="ru-RU"/>
-        </w:rPr>
-        <w:t xml:space="preserve"> </w:t>
-      </w:r>
-      <w:r>
-        <w:rPr>
-          <w:rFonts w:ascii="Times New Roman" w:hAnsi="Times New Roman" w:cs="Times New Roman"/>
-          <w:b/>
-          <w:bCs/>
-          <w:sz w:val="24"/>
-          <w:szCs w:val="24"/>
-          <w:lang w:val="en-US" w:eastAsia="ru-RU"/>
-        </w:rPr>
-        <w:t>7</w:t>
-      </w:r>
-    </w:p>
-    <w:p>
-      <w:pPr>
-        <w:pStyle w:val="aa"/>
-        <w:rPr>
-          <w:rFonts w:ascii="Times New Roman" w:hAnsi="Times New Roman" w:cs="Times New Roman"/>
-          <w:color w:val="FF0000"/>
-          <w:sz w:val="24"/>
-          <w:szCs w:val="24"/>
-          <w:lang w:val="en-US" w:eastAsia="ru-RU"/>
-        </w:rPr>
-      </w:pPr>
-      <w:commentRangeStart w:id="15"/>
-      <w:r>
-        <w:rPr>
-          <w:rFonts w:ascii="Times New Roman" w:hAnsi="Times New Roman" w:cs="Times New Roman"/>
-          <w:color w:val="FF0000"/>
-          <w:sz w:val="24"/>
-          <w:szCs w:val="24"/>
-          <w:lang w:val="en-US" w:eastAsia="ru-RU"/>
-        </w:rPr>
-        <w:t>class formatting</w:t>
-      </w:r>
-    </w:p>
-    <w:p>
-      <w:pPr>
-        <w:pStyle w:val="aa"/>
-        <w:rPr>
-          <w:rFonts w:ascii="Times New Roman" w:hAnsi="Times New Roman" w:cs="Times New Roman"/>
-          <w:color w:val="FF0000"/>
-          <w:sz w:val="24"/>
-          <w:szCs w:val="24"/>
-          <w:lang w:val="en-US" w:eastAsia="ru-RU"/>
-        </w:rPr>
-      </w:pPr>
-      <w:r>
-        <w:rPr>
-          <w:rFonts w:ascii="Times New Roman" w:hAnsi="Times New Roman" w:cs="Times New Roman"/>
-          <w:color w:val="FF0000"/>
-          <w:sz w:val="24"/>
-          <w:szCs w:val="24"/>
-          <w:lang w:val="en-US" w:eastAsia="ru-RU"/>
-        </w:rPr>
-        <w:t>{</w:t>
-      </w:r>
-    </w:p>
-    <w:p>
-      <w:pPr>
-        <w:pStyle w:val="aa"/>
-        <w:rPr>
-          <w:rFonts w:ascii="Times New Roman" w:hAnsi="Times New Roman" w:cs="Times New Roman"/>
-          <w:color w:val="FF0000"/>
-          <w:sz w:val="24"/>
-          <w:szCs w:val="24"/>
-          <w:lang w:val="en-US" w:eastAsia="ru-RU"/>
-        </w:rPr>
-      </w:pPr>
-      <w:r>
-        <w:rPr>
-          <w:rFonts w:ascii="Times New Roman" w:hAnsi="Times New Roman" w:cs="Times New Roman"/>
-          <w:color w:val="FF0000"/>
-          <w:sz w:val="24"/>
-          <w:szCs w:val="24"/>
-          <w:lang w:val="en-US" w:eastAsia="ru-RU"/>
-        </w:rPr>
-        <w:t>public:</w:t>
-      </w:r>
-    </w:p>
-    <w:p>
-      <w:pPr>
-        <w:pStyle w:val="aa"/>
-        <w:rPr>
-          <w:rFonts w:ascii="Times New Roman" w:hAnsi="Times New Roman" w:cs="Times New Roman"/>
-          <w:color w:val="FF0000"/>
-          <w:sz w:val="24"/>
-          <w:szCs w:val="24"/>
-          <w:lang w:val="en-US" w:eastAsia="ru-RU"/>
-        </w:rPr>
-      </w:pPr>
-      <w:r>
-        <w:rPr>
-          <w:rFonts w:ascii="Times New Roman" w:hAnsi="Times New Roman" w:cs="Times New Roman"/>
-          <w:color w:val="FF0000"/>
-          <w:sz w:val="24"/>
-          <w:szCs w:val="24"/>
-          <w:lang w:val="en-US" w:eastAsia="ru-RU"/>
-        </w:rPr>
-        <w:t xml:space="preserve">    char *font = “Times New Roman”;</w:t>
-      </w:r>
-    </w:p>
-    <w:p>
-      <w:pPr>
-        <w:pStyle w:val="aa"/>
-        <w:rPr>
-          <w:rFonts w:ascii="Times New Roman" w:hAnsi="Times New Roman" w:cs="Times New Roman"/>
-          <w:color w:val="FF0000"/>
-          <w:sz w:val="24"/>
-          <w:szCs w:val="24"/>
-          <w:lang w:val="en-US" w:eastAsia="ru-RU"/>
-        </w:rPr>
-      </w:pPr>
-      <w:r>
-        <w:rPr>
-          <w:rFonts w:ascii="Times New Roman" w:hAnsi="Times New Roman" w:cs="Times New Roman"/>
-          <w:color w:val="FF0000"/>
-          <w:sz w:val="24"/>
-          <w:szCs w:val="24"/>
-          <w:lang w:val="en-US" w:eastAsia="ru-RU"/>
-        </w:rPr>
-        <w:t xml:space="preserve">    int size = 12;</w:t>
-      </w:r>
-    </w:p>
-    <w:p>
-      <w:pPr>
-        <w:pStyle w:val="aa"/>
-        <w:rPr>
-          <w:rFonts w:ascii="Times New Roman" w:hAnsi="Times New Roman" w:cs="Times New Roman"/>
-          <w:color w:val="FF0000"/>
-          <w:sz w:val="24"/>
-          <w:szCs w:val="24"/>
-          <w:lang w:val="en-US" w:eastAsia="ru-RU"/>
-        </w:rPr>
-      </w:pPr>
-      <w:r>
-        <w:rPr>
-          <w:rFonts w:ascii="Times New Roman" w:hAnsi="Times New Roman" w:cs="Times New Roman"/>
-          <w:color w:val="FF0000"/>
-          <w:sz w:val="24"/>
-          <w:szCs w:val="24"/>
-          <w:lang w:val="en-US" w:eastAsia="ru-RU"/>
-        </w:rPr>
-        <w:t xml:space="preserve">    int interval_before = 0;</w:t>
-      </w:r>
-    </w:p>
-    <w:p>
-      <w:pPr>
-        <w:pStyle w:val="aa"/>
-        <w:rPr>
-          <w:rFonts w:ascii="Times New Roman" w:hAnsi="Times New Roman" w:cs="Times New Roman"/>
-          <w:color w:val="FF0000"/>
-          <w:sz w:val="24"/>
-          <w:szCs w:val="24"/>
-          <w:lang w:val="en-US" w:eastAsia="ru-RU"/>
-        </w:rPr>
-      </w:pPr>
-      <w:r>
-        <w:rPr>
-          <w:rFonts w:ascii="Times New Roman" w:hAnsi="Times New Roman" w:cs="Times New Roman"/>
-          <w:color w:val="FF0000"/>
-          <w:sz w:val="24"/>
-          <w:szCs w:val="24"/>
-          <w:lang w:val="en-US" w:eastAsia="ru-RU"/>
-        </w:rPr>
-        <w:t xml:space="preserve">    int interval</w:t>
-      </w:r>
-      <w:r>
-        <w:rPr>
-          <w:rFonts w:ascii="Times New Roman" w:hAnsi="Times New Roman" w:cs="Times New Roman"/>
-          <w:color w:val="FF0000"/>
-          <w:sz w:val="24"/>
-          <w:szCs w:val="24"/>
-          <w:lang w:val="en-US" w:eastAsia="ru-RU"/>
-        </w:rPr>
-        <w:t>_</w:t>
-      </w:r>
-      <w:r>
-        <w:rPr>
-          <w:rFonts w:ascii="Times New Roman" w:hAnsi="Times New Roman" w:cs="Times New Roman"/>
-          <w:color w:val="FF0000"/>
-          <w:sz w:val="24"/>
-          <w:szCs w:val="24"/>
-          <w:lang w:val="en-US" w:eastAsia="ru-RU"/>
-        </w:rPr>
-        <w:t>after</w:t>
-      </w:r>
-      <w:r>
-        <w:rPr>
-          <w:rFonts w:ascii="Times New Roman" w:hAnsi="Times New Roman" w:cs="Times New Roman"/>
-          <w:color w:val="FF0000"/>
-          <w:sz w:val="24"/>
-          <w:szCs w:val="24"/>
-          <w:lang w:val="en-US" w:eastAsia="ru-RU"/>
-        </w:rPr>
-        <w:t xml:space="preserve"> = 0</w:t>
-      </w:r>
-      <w:r>
-        <w:rPr>
-          <w:rFonts w:ascii="Times New Roman" w:hAnsi="Times New Roman" w:cs="Times New Roman"/>
-          <w:color w:val="FF0000"/>
-          <w:sz w:val="24"/>
-          <w:szCs w:val="24"/>
-          <w:lang w:val="en-US" w:eastAsia="ru-RU"/>
-        </w:rPr>
-        <w:t>;</w:t>
-      </w:r>
-    </w:p>
-    <w:p>
-      <w:pPr>
-        <w:pStyle w:val="aa"/>
-        <w:rPr>
-          <w:rFonts w:ascii="Times New Roman" w:hAnsi="Times New Roman" w:cs="Times New Roman"/>
-          <w:color w:val="FF0000"/>
-          <w:sz w:val="24"/>
-          <w:szCs w:val="24"/>
-          <w:lang w:val="en-US" w:eastAsia="ru-RU"/>
-        </w:rPr>
-      </w:pPr>
-      <w:r>
-        <w:rPr>
-          <w:rFonts w:ascii="Times New Roman" w:hAnsi="Times New Roman" w:cs="Times New Roman"/>
-          <w:color w:val="FF0000"/>
-          <w:sz w:val="24"/>
-          <w:szCs w:val="24"/>
-          <w:lang w:val="en-US" w:eastAsia="ru-RU"/>
-        </w:rPr>
-        <w:t>}</w:t>
-      </w:r>
-      <w:commentRangeEnd w:id="15"/>
-      <w:r>
-        <w:rPr>
-          <w:rStyle w:val="ab"/>
-        </w:rPr>
-        <w:commentReference w:id="15"/>
-      </w:r>
-    </w:p>
-    <w:p>
-      <w:pPr>
-        <w:spacing w:after="160" w:line="259" w:lineRule="auto"/>
-        <w:rPr>
-          <w:rFonts w:ascii="Times New Roman" w:hAnsi="Times New Roman" w:cs="Times New Roman"/>
-          <w:sz w:val="24"/>
-          <w:szCs w:val="24"/>
-          <w:lang w:val="en-US" w:eastAsia="ru-RU"/>
-        </w:rPr>
-      </w:pPr>
-      <w:r>
-        <w:rPr>
-          <w:rFonts w:ascii="Times New Roman" w:hAnsi="Times New Roman" w:cs="Times New Roman"/>
-          <w:sz w:val="24"/>
-          <w:szCs w:val="24"/>
-          <w:lang w:val="en-US" w:eastAsia="ru-RU"/>
-        </w:rPr>
-        <w:br w:type="page"/>
-      </w:r>
-    </w:p>
-    <w:p>
-      <w:pPr>
-        <w:ind w:firstLine="709"/>
-        <w:jc w:val="both"/>
-        <w:rPr>
-          <w:rFonts w:ascii="Times New Roman" w:hAnsi="Times New Roman" w:cs="Times New Roman"/>
-          <w:b/>
-          <w:bCs/>
-          <w:sz w:val="24"/>
-          <w:szCs w:val="24"/>
-          <w:lang w:val="en-US" w:eastAsia="ru-RU"/>
-        </w:rPr>
-      </w:pPr>
-      <w:r>
-        <w:rPr>
-          <w:rFonts w:ascii="Times New Roman" w:hAnsi="Times New Roman" w:cs="Times New Roman"/>
-          <w:b/>
-          <w:bCs/>
-          <w:sz w:val="24"/>
-          <w:szCs w:val="24"/>
-          <w:lang w:eastAsia="ru-RU"/>
-        </w:rPr>
-        <w:lastRenderedPageBreak/>
-        <w:t>Приложение</w:t>
-      </w:r>
-      <w:r>
-        <w:rPr>
-          <w:rFonts w:ascii="Times New Roman" w:hAnsi="Times New Roman" w:cs="Times New Roman"/>
-          <w:b/>
-          <w:bCs/>
-          <w:sz w:val="24"/>
-          <w:szCs w:val="24"/>
-          <w:lang w:val="en-US" w:eastAsia="ru-RU"/>
-        </w:rPr>
-        <w:t xml:space="preserve"> </w:t>
-      </w:r>
-      <w:r>
-        <w:rPr>
-          <w:rFonts w:ascii="Times New Roman" w:hAnsi="Times New Roman" w:cs="Times New Roman"/>
-          <w:b/>
-          <w:bCs/>
-          <w:sz w:val="24"/>
-          <w:szCs w:val="24"/>
-          <w:lang w:val="en-US" w:eastAsia="ru-RU"/>
-        </w:rPr>
-        <w:t>8</w:t>
-      </w:r>
-    </w:p>
-    <w:p>
-      <w:pPr>
-        <w:pStyle w:val="aa"/>
-        <w:rPr>
-          <w:rFonts w:ascii="Times New Roman" w:hAnsi="Times New Roman" w:cs="Times New Roman"/>
-          <w:color w:val="FF0000"/>
-          <w:sz w:val="24"/>
-          <w:szCs w:val="24"/>
-          <w:lang w:val="en-US" w:eastAsia="ru-RU"/>
-        </w:rPr>
-      </w:pPr>
-      <w:commentRangeStart w:id="16"/>
-      <w:r>
-        <w:rPr>
-          <w:rFonts w:ascii="Times New Roman" w:hAnsi="Times New Roman" w:cs="Times New Roman"/>
-          <w:color w:val="FF0000"/>
-          <w:sz w:val="24"/>
-          <w:szCs w:val="24"/>
-          <w:lang w:val="en-US" w:eastAsia="ru-RU"/>
-        </w:rPr>
-        <w:t>class formatting</w:t>
-      </w:r>
-    </w:p>
-    <w:p>
-      <w:pPr>
-        <w:pStyle w:val="aa"/>
-        <w:rPr>
-          <w:rFonts w:ascii="Times New Roman" w:hAnsi="Times New Roman" w:cs="Times New Roman"/>
-          <w:color w:val="FF0000"/>
-          <w:sz w:val="24"/>
-          <w:szCs w:val="24"/>
-          <w:lang w:val="en-US" w:eastAsia="ru-RU"/>
-        </w:rPr>
-      </w:pPr>
-      <w:r>
-        <w:rPr>
-          <w:rFonts w:ascii="Times New Roman" w:hAnsi="Times New Roman" w:cs="Times New Roman"/>
-          <w:color w:val="FF0000"/>
-          <w:sz w:val="24"/>
-          <w:szCs w:val="24"/>
-          <w:lang w:val="en-US" w:eastAsia="ru-RU"/>
-        </w:rPr>
-        <w:t>{</w:t>
-      </w:r>
-    </w:p>
-    <w:p>
-      <w:pPr>
-        <w:pStyle w:val="aa"/>
-        <w:rPr>
-          <w:rFonts w:ascii="Times New Roman" w:hAnsi="Times New Roman" w:cs="Times New Roman"/>
-          <w:color w:val="FF0000"/>
-          <w:sz w:val="24"/>
-          <w:szCs w:val="24"/>
-          <w:lang w:val="en-US" w:eastAsia="ru-RU"/>
-        </w:rPr>
-      </w:pPr>
-      <w:r>
-        <w:rPr>
-          <w:rFonts w:ascii="Times New Roman" w:hAnsi="Times New Roman" w:cs="Times New Roman"/>
-          <w:color w:val="FF0000"/>
-          <w:sz w:val="24"/>
-          <w:szCs w:val="24"/>
-          <w:lang w:val="en-US" w:eastAsia="ru-RU"/>
-        </w:rPr>
-        <w:t>public:</w:t>
-      </w:r>
-    </w:p>
-    <w:p>
-      <w:pPr>
-        <w:pStyle w:val="aa"/>
-        <w:rPr>
-          <w:rFonts w:ascii="Times New Roman" w:hAnsi="Times New Roman" w:cs="Times New Roman"/>
-          <w:color w:val="FF0000"/>
-          <w:sz w:val="24"/>
-          <w:szCs w:val="24"/>
-          <w:lang w:val="en-US" w:eastAsia="ru-RU"/>
-        </w:rPr>
-      </w:pPr>
-      <w:r>
-        <w:rPr>
-          <w:rFonts w:ascii="Times New Roman" w:hAnsi="Times New Roman" w:cs="Times New Roman"/>
-          <w:color w:val="FF0000"/>
-          <w:sz w:val="24"/>
-          <w:szCs w:val="24"/>
-          <w:lang w:val="en-US" w:eastAsia="ru-RU"/>
-        </w:rPr>
-        <w:t xml:space="preserve">    char *font = “Times New Roman”;</w:t>
-      </w:r>
-    </w:p>
-    <w:p>
-      <w:pPr>
-        <w:pStyle w:val="aa"/>
-        <w:rPr>
-          <w:rFonts w:ascii="Times New Roman" w:hAnsi="Times New Roman" w:cs="Times New Roman"/>
-          <w:color w:val="FF0000"/>
-          <w:sz w:val="24"/>
-          <w:szCs w:val="24"/>
-          <w:lang w:val="en-US" w:eastAsia="ru-RU"/>
-        </w:rPr>
-      </w:pPr>
-      <w:r>
-        <w:rPr>
-          <w:rFonts w:ascii="Times New Roman" w:hAnsi="Times New Roman" w:cs="Times New Roman"/>
-          <w:color w:val="FF0000"/>
-          <w:sz w:val="24"/>
-          <w:szCs w:val="24"/>
-          <w:lang w:val="en-US" w:eastAsia="ru-RU"/>
-        </w:rPr>
-        <w:t xml:space="preserve">    int size = 12;</w:t>
-      </w:r>
-    </w:p>
-    <w:p>
-      <w:pPr>
-        <w:pStyle w:val="aa"/>
-        <w:rPr>
-          <w:rFonts w:ascii="Times New Roman" w:hAnsi="Times New Roman" w:cs="Times New Roman"/>
-          <w:color w:val="FF0000"/>
-          <w:sz w:val="24"/>
-          <w:szCs w:val="24"/>
-          <w:lang w:val="en-US" w:eastAsia="ru-RU"/>
-        </w:rPr>
-      </w:pPr>
-      <w:r>
-        <w:rPr>
-          <w:rFonts w:ascii="Times New Roman" w:hAnsi="Times New Roman" w:cs="Times New Roman"/>
-          <w:color w:val="FF0000"/>
-          <w:sz w:val="24"/>
-          <w:szCs w:val="24"/>
-          <w:lang w:val="en-US" w:eastAsia="ru-RU"/>
-        </w:rPr>
-        <w:t xml:space="preserve">    int interval_before = 0;</w:t>
-      </w:r>
-    </w:p>
-    <w:p>
-      <w:pPr>
-        <w:pStyle w:val="aa"/>
-        <w:rPr>
-          <w:rFonts w:ascii="Times New Roman" w:hAnsi="Times New Roman" w:cs="Times New Roman"/>
-          <w:color w:val="FF0000"/>
-          <w:sz w:val="24"/>
-          <w:szCs w:val="24"/>
-          <w:lang w:val="en-US" w:eastAsia="ru-RU"/>
-        </w:rPr>
-      </w:pPr>
-      <w:r>
-        <w:rPr>
-          <w:rFonts w:ascii="Times New Roman" w:hAnsi="Times New Roman" w:cs="Times New Roman"/>
-          <w:color w:val="FF0000"/>
-          <w:sz w:val="24"/>
-          <w:szCs w:val="24"/>
-          <w:lang w:val="en-US" w:eastAsia="ru-RU"/>
-        </w:rPr>
-        <w:t xml:space="preserve">    int interval</w:t>
-      </w:r>
-      <w:r>
-        <w:rPr>
-          <w:rFonts w:ascii="Times New Roman" w:hAnsi="Times New Roman" w:cs="Times New Roman"/>
-          <w:color w:val="FF0000"/>
-          <w:sz w:val="24"/>
-          <w:szCs w:val="24"/>
-          <w:lang w:val="en-US" w:eastAsia="ru-RU"/>
-        </w:rPr>
-        <w:t>_</w:t>
-      </w:r>
-      <w:r>
-        <w:rPr>
-          <w:rFonts w:ascii="Times New Roman" w:hAnsi="Times New Roman" w:cs="Times New Roman"/>
-          <w:color w:val="FF0000"/>
-          <w:sz w:val="24"/>
-          <w:szCs w:val="24"/>
-          <w:lang w:val="en-US" w:eastAsia="ru-RU"/>
-        </w:rPr>
-        <w:t>after</w:t>
-      </w:r>
-      <w:r>
-        <w:rPr>
-          <w:rFonts w:ascii="Times New Roman" w:hAnsi="Times New Roman" w:cs="Times New Roman"/>
-          <w:color w:val="FF0000"/>
-          <w:sz w:val="24"/>
-          <w:szCs w:val="24"/>
-          <w:lang w:val="en-US" w:eastAsia="ru-RU"/>
-        </w:rPr>
-        <w:t xml:space="preserve"> = 0</w:t>
-      </w:r>
-      <w:r>
-        <w:rPr>
-          <w:rFonts w:ascii="Times New Roman" w:hAnsi="Times New Roman" w:cs="Times New Roman"/>
-          <w:color w:val="FF0000"/>
-          <w:sz w:val="24"/>
-          <w:szCs w:val="24"/>
-          <w:lang w:val="en-US" w:eastAsia="ru-RU"/>
-        </w:rPr>
-        <w:t>;</w:t>
-      </w:r>
-    </w:p>
-    <w:p>
-      <w:pPr>
-        <w:pStyle w:val="aa"/>
-        <w:rPr>
-          <w:rFonts w:ascii="Times New Roman" w:hAnsi="Times New Roman" w:cs="Times New Roman"/>
-          <w:color w:val="FF0000"/>
-          <w:sz w:val="24"/>
-          <w:szCs w:val="24"/>
-          <w:lang w:val="en-US" w:eastAsia="ru-RU"/>
-        </w:rPr>
-      </w:pPr>
-      <w:r>
-        <w:rPr>
-          <w:rFonts w:ascii="Times New Roman" w:hAnsi="Times New Roman" w:cs="Times New Roman"/>
-          <w:color w:val="FF0000"/>
-          <w:sz w:val="24"/>
-          <w:szCs w:val="24"/>
-          <w:lang w:val="en-US" w:eastAsia="ru-RU"/>
-        </w:rPr>
-        <w:t>}</w:t>
-      </w:r>
-      <w:commentRangeEnd w:id="16"/>
-      <w:r>
-        <w:rPr>
-          <w:rStyle w:val="ab"/>
-        </w:rPr>
-        <w:commentReference w:id="16"/>
-      </w:r>
-    </w:p>
-    <w:p>
-      <w:pPr>
-        <w:spacing w:after="160" w:line="259" w:lineRule="auto"/>
-        <w:rPr>
-          <w:rFonts w:ascii="Times New Roman" w:hAnsi="Times New Roman" w:cs="Times New Roman"/>
-          <w:sz w:val="24"/>
-          <w:szCs w:val="24"/>
-          <w:lang w:val="en-US" w:eastAsia="ru-RU"/>
-        </w:rPr>
-      </w:pPr>
-      <w:r>
-        <w:rPr>
-          <w:rFonts w:ascii="Times New Roman" w:hAnsi="Times New Roman" w:cs="Times New Roman"/>
-          <w:sz w:val="24"/>
-          <w:szCs w:val="24"/>
-          <w:lang w:val="en-US" w:eastAsia="ru-RU"/>
-        </w:rPr>
-        <w:br w:type="page"/>
-      </w:r>
-    </w:p>
-    <w:p>
-      <w:pPr>
-        <w:ind w:firstLine="709"/>
-        <w:jc w:val="both"/>
-        <w:rPr>
-          <w:rFonts w:ascii="Times New Roman" w:hAnsi="Times New Roman" w:cs="Times New Roman"/>
-          <w:b/>
-          <w:bCs/>
-          <w:sz w:val="24"/>
-          <w:szCs w:val="24"/>
-          <w:lang w:val="en-US" w:eastAsia="ru-RU"/>
-        </w:rPr>
-      </w:pPr>
-      <w:r>
-        <w:rPr>
-          <w:rFonts w:ascii="Times New Roman" w:hAnsi="Times New Roman" w:cs="Times New Roman"/>
-          <w:b/>
-          <w:bCs/>
-          <w:sz w:val="24"/>
-          <w:szCs w:val="24"/>
-          <w:lang w:eastAsia="ru-RU"/>
-        </w:rPr>
-        <w:lastRenderedPageBreak/>
-        <w:t>Приложение</w:t>
-      </w:r>
-      <w:r>
-        <w:rPr>
-          <w:rFonts w:ascii="Times New Roman" w:hAnsi="Times New Roman" w:cs="Times New Roman"/>
-          <w:b/>
-          <w:bCs/>
-          <w:sz w:val="24"/>
-          <w:szCs w:val="24"/>
-          <w:lang w:val="en-US" w:eastAsia="ru-RU"/>
-        </w:rPr>
-        <w:t xml:space="preserve"> </w:t>
-      </w:r>
-      <w:r>
-        <w:rPr>
-          <w:rFonts w:ascii="Times New Roman" w:hAnsi="Times New Roman" w:cs="Times New Roman"/>
-          <w:b/>
-          <w:bCs/>
-          <w:sz w:val="24"/>
-          <w:szCs w:val="24"/>
-          <w:lang w:val="en-US" w:eastAsia="ru-RU"/>
-        </w:rPr>
-        <w:t>9</w:t>
-      </w:r>
-    </w:p>
-    <w:p>
-      <w:pPr>
-        <w:pStyle w:val="aa"/>
-        <w:rPr>
-          <w:rFonts w:ascii="Times New Roman" w:hAnsi="Times New Roman" w:cs="Times New Roman"/>
-          <w:color w:val="FF0000"/>
-          <w:sz w:val="24"/>
-          <w:szCs w:val="24"/>
-          <w:lang w:val="en-US" w:eastAsia="ru-RU"/>
-        </w:rPr>
-      </w:pPr>
-      <w:commentRangeStart w:id="17"/>
-      <w:r>
-        <w:rPr>
-          <w:rFonts w:ascii="Times New Roman" w:hAnsi="Times New Roman" w:cs="Times New Roman"/>
-          <w:color w:val="FF0000"/>
-          <w:sz w:val="24"/>
-          <w:szCs w:val="24"/>
-          <w:lang w:val="en-US" w:eastAsia="ru-RU"/>
-        </w:rPr>
-        <w:t>class formatting</w:t>
-      </w:r>
-    </w:p>
-    <w:p>
-      <w:pPr>
-        <w:pStyle w:val="aa"/>
-        <w:rPr>
-          <w:rFonts w:ascii="Times New Roman" w:hAnsi="Times New Roman" w:cs="Times New Roman"/>
-          <w:color w:val="FF0000"/>
-          <w:sz w:val="24"/>
-          <w:szCs w:val="24"/>
-          <w:lang w:val="en-US" w:eastAsia="ru-RU"/>
-        </w:rPr>
-      </w:pPr>
-      <w:r>
-        <w:rPr>
-          <w:rFonts w:ascii="Times New Roman" w:hAnsi="Times New Roman" w:cs="Times New Roman"/>
-          <w:color w:val="FF0000"/>
-          <w:sz w:val="24"/>
-          <w:szCs w:val="24"/>
-          <w:lang w:val="en-US" w:eastAsia="ru-RU"/>
-        </w:rPr>
-        <w:t>{</w:t>
-      </w:r>
-    </w:p>
-    <w:p>
-      <w:pPr>
-        <w:pStyle w:val="aa"/>
-        <w:rPr>
-          <w:rFonts w:ascii="Times New Roman" w:hAnsi="Times New Roman" w:cs="Times New Roman"/>
-          <w:color w:val="FF0000"/>
-          <w:sz w:val="24"/>
-          <w:szCs w:val="24"/>
-          <w:lang w:val="en-US" w:eastAsia="ru-RU"/>
-        </w:rPr>
-      </w:pPr>
-      <w:r>
-        <w:rPr>
-          <w:rFonts w:ascii="Times New Roman" w:hAnsi="Times New Roman" w:cs="Times New Roman"/>
-          <w:color w:val="FF0000"/>
-          <w:sz w:val="24"/>
-          <w:szCs w:val="24"/>
-          <w:lang w:val="en-US" w:eastAsia="ru-RU"/>
-        </w:rPr>
-        <w:t>public:</w:t>
-      </w:r>
-    </w:p>
-    <w:p>
-      <w:pPr>
-        <w:pStyle w:val="aa"/>
-        <w:rPr>
-          <w:rFonts w:ascii="Times New Roman" w:hAnsi="Times New Roman" w:cs="Times New Roman"/>
-          <w:color w:val="FF0000"/>
-          <w:sz w:val="24"/>
-          <w:szCs w:val="24"/>
-          <w:lang w:val="en-US" w:eastAsia="ru-RU"/>
-        </w:rPr>
-      </w:pPr>
-      <w:r>
-        <w:rPr>
-          <w:rFonts w:ascii="Times New Roman" w:hAnsi="Times New Roman" w:cs="Times New Roman"/>
-          <w:color w:val="FF0000"/>
-          <w:sz w:val="24"/>
-          <w:szCs w:val="24"/>
-          <w:lang w:val="en-US" w:eastAsia="ru-RU"/>
-        </w:rPr>
-        <w:t xml:space="preserve">    char *font = “Times New Roman”;</w:t>
-      </w:r>
-    </w:p>
-    <w:p>
-      <w:pPr>
-        <w:pStyle w:val="aa"/>
-        <w:rPr>
-          <w:rFonts w:ascii="Times New Roman" w:hAnsi="Times New Roman" w:cs="Times New Roman"/>
-          <w:color w:val="FF0000"/>
-          <w:sz w:val="24"/>
-          <w:szCs w:val="24"/>
-          <w:lang w:val="en-US" w:eastAsia="ru-RU"/>
-        </w:rPr>
-      </w:pPr>
-      <w:r>
-        <w:rPr>
-          <w:rFonts w:ascii="Times New Roman" w:hAnsi="Times New Roman" w:cs="Times New Roman"/>
-          <w:color w:val="FF0000"/>
-          <w:sz w:val="24"/>
-          <w:szCs w:val="24"/>
-          <w:lang w:val="en-US" w:eastAsia="ru-RU"/>
-        </w:rPr>
-        <w:t xml:space="preserve">    int size = 12;</w:t>
-      </w:r>
-    </w:p>
-    <w:p>
-      <w:pPr>
-        <w:pStyle w:val="aa"/>
-        <w:rPr>
-          <w:rFonts w:ascii="Times New Roman" w:hAnsi="Times New Roman" w:cs="Times New Roman"/>
-          <w:color w:val="FF0000"/>
-          <w:sz w:val="24"/>
-          <w:szCs w:val="24"/>
-          <w:lang w:val="en-US" w:eastAsia="ru-RU"/>
-        </w:rPr>
-      </w:pPr>
-      <w:r>
-        <w:rPr>
-          <w:rFonts w:ascii="Times New Roman" w:hAnsi="Times New Roman" w:cs="Times New Roman"/>
-          <w:color w:val="FF0000"/>
-          <w:sz w:val="24"/>
-          <w:szCs w:val="24"/>
-          <w:lang w:val="en-US" w:eastAsia="ru-RU"/>
-        </w:rPr>
-        <w:t xml:space="preserve">    int interval_before = 0;</w:t>
-      </w:r>
-    </w:p>
-    <w:p>
-      <w:pPr>
-        <w:pStyle w:val="aa"/>
-        <w:rPr>
-          <w:rFonts w:ascii="Times New Roman" w:hAnsi="Times New Roman" w:cs="Times New Roman"/>
-          <w:color w:val="FF0000"/>
-          <w:sz w:val="24"/>
-          <w:szCs w:val="24"/>
-          <w:lang w:eastAsia="ru-RU"/>
-        </w:rPr>
-      </w:pPr>
-      <w:r>
-        <w:rPr>
-          <w:rFonts w:ascii="Times New Roman" w:hAnsi="Times New Roman" w:cs="Times New Roman"/>
-          <w:color w:val="FF0000"/>
-          <w:sz w:val="24"/>
-          <w:szCs w:val="24"/>
-          <w:lang w:val="en-US" w:eastAsia="ru-RU"/>
-        </w:rPr>
-        <w:t xml:space="preserve">    int</w:t>
-      </w:r>
-      <w:r>
-        <w:rPr>
-          <w:rFonts w:ascii="Times New Roman" w:hAnsi="Times New Roman" w:cs="Times New Roman"/>
-          <w:color w:val="FF0000"/>
-          <w:sz w:val="24"/>
-          <w:szCs w:val="24"/>
-          <w:lang w:eastAsia="ru-RU"/>
-        </w:rPr>
-        <w:t xml:space="preserve"> </w:t>
-      </w:r>
-      <w:r>
-        <w:rPr>
-          <w:rFonts w:ascii="Times New Roman" w:hAnsi="Times New Roman" w:cs="Times New Roman"/>
-          <w:color w:val="FF0000"/>
-          <w:sz w:val="24"/>
-          <w:szCs w:val="24"/>
-          <w:lang w:val="en-US" w:eastAsia="ru-RU"/>
-        </w:rPr>
-        <w:t>interval</w:t>
-      </w:r>
-      <w:r>
-        <w:rPr>
-          <w:rFonts w:ascii="Times New Roman" w:hAnsi="Times New Roman" w:cs="Times New Roman"/>
-          <w:color w:val="FF0000"/>
-          <w:sz w:val="24"/>
-          <w:szCs w:val="24"/>
-          <w:lang w:eastAsia="ru-RU"/>
-        </w:rPr>
-        <w:t>_</w:t>
-      </w:r>
-      <w:r>
-        <w:rPr>
-          <w:rFonts w:ascii="Times New Roman" w:hAnsi="Times New Roman" w:cs="Times New Roman"/>
-          <w:color w:val="FF0000"/>
-          <w:sz w:val="24"/>
-          <w:szCs w:val="24"/>
-          <w:lang w:val="en-US" w:eastAsia="ru-RU"/>
-        </w:rPr>
-        <w:t>after</w:t>
-      </w:r>
-      <w:r>
-        <w:rPr>
-          <w:rFonts w:ascii="Times New Roman" w:hAnsi="Times New Roman" w:cs="Times New Roman"/>
-          <w:color w:val="FF0000"/>
-          <w:sz w:val="24"/>
-          <w:szCs w:val="24"/>
-          <w:lang w:eastAsia="ru-RU"/>
-        </w:rPr>
-        <w:t xml:space="preserve"> = 0</w:t>
-      </w:r>
-      <w:r>
-        <w:rPr>
-          <w:rFonts w:ascii="Times New Roman" w:hAnsi="Times New Roman" w:cs="Times New Roman"/>
-          <w:color w:val="FF0000"/>
-          <w:sz w:val="24"/>
-          <w:szCs w:val="24"/>
-          <w:lang w:eastAsia="ru-RU"/>
-        </w:rPr>
-        <w:t>;</w:t>
-      </w:r>
-    </w:p>
-    <w:p>
-      <w:pPr>
-        <w:pStyle w:val="aa"/>
-        <w:rPr>
-          <w:rFonts w:ascii="Times New Roman" w:hAnsi="Times New Roman" w:cs="Times New Roman"/>
-          <w:color w:val="FF0000"/>
-          <w:sz w:val="24"/>
-          <w:szCs w:val="24"/>
-          <w:lang w:eastAsia="ru-RU"/>
-        </w:rPr>
-      </w:pPr>
-      <w:r>
-        <w:rPr>
-          <w:rFonts w:ascii="Times New Roman" w:hAnsi="Times New Roman" w:cs="Times New Roman"/>
-          <w:color w:val="FF0000"/>
-          <w:sz w:val="24"/>
-          <w:szCs w:val="24"/>
-          <w:lang w:eastAsia="ru-RU"/>
-        </w:rPr>
-        <w:t>}</w:t>
-      </w:r>
-      <w:commentRangeEnd w:id="17"/>
-      <w:r>
-        <w:rPr>
-          <w:rStyle w:val="ab"/>
-        </w:rPr>
-        <w:commentReference w:id="17"/>
-      </w:r>
-    </w:p>
-    <w:p>
-      <w:pPr>
-        <w:spacing w:after="160" w:line="259" w:lineRule="auto"/>
-        <w:rPr>
-          <w:rFonts w:ascii="Times New Roman" w:hAnsi="Times New Roman" w:cs="Times New Roman"/>
-          <w:sz w:val="24"/>
-          <w:szCs w:val="24"/>
-          <w:lang w:eastAsia="ru-RU"/>
-        </w:rPr>
-        <w:sectPr>
-          <w:footerReference w:type="even" r:id="rId15"/>
-          <w:footerReference w:type="default" r:id="rId16"/>
-          <w:pgSz w:w="11906" w:h="16838" w:code="9"/>
-          <w:pgMar w:top="1134" w:right="1558" w:bottom="1134" w:left="1701" w:header="709" w:footer="709" w:gutter="0"/>
-          <w:cols w:space="708"/>
-          <w:titlePg/>
-          <w:docGrid w:linePitch="360"/>
-        </w:sectPr>
-      </w:pPr>
-      <w:r>
-        <w:rPr>
-          <w:rFonts w:ascii="Times New Roman" w:hAnsi="Times New Roman" w:cs="Times New Roman"/>
-          <w:sz w:val="24"/>
-          <w:szCs w:val="24"/>
-          <w:lang w:eastAsia="ru-RU"/>
-        </w:rPr>
-        <w:br w:type="page"/>
-      </w:r>
-    </w:p>
-    <w:p>
-      <w:pPr>
-        <w:pStyle w:val="Default"/>
-        <w:spacing w:line="360" w:lineRule="auto"/>
-      </w:pPr>
-      <w:commentRangeStart w:id="18"/>
-      <w:commentRangeEnd w:id="18"/>
-      <w:r>
-        <w:rPr>
-          <w:rStyle w:val="ab"/>
-          <w:rFonts w:asciiTheme="minorHAnsi" w:hAnsiTheme="minorHAnsi" w:cstheme="minorBidi"/>
-          <w:color w:val="auto"/>
-        </w:rPr>
-        <w:lastRenderedPageBreak/>
-        <w:commentReference w:id="18"/>
-      </w:r>
-    </w:p>
     <w:sectPr>
-      <w:headerReference w:type="even" r:id="rId17"/>
-      <w:footerReference w:type="even" r:id="rId18"/>
-      <w:footerReference w:type="default" r:id="rId19"/>
-      <w:headerReference w:type="first" r:id="rId20"/>
-      <w:footerReference w:type="first" r:id="rId21"/>
+      <w:headerReference w:type="even" r:id="rId11"/>
+      <w:footerReference w:type="even" r:id="rId12"/>
+      <w:footerReference w:type="default" r:id="rId13"/>
+      <w:headerReference w:type="first" r:id="rId14"/>
+      <w:footerReference w:type="first" r:id="rId15"/>
       <w:pgSz w:w="11906" w:h="16838" w:code="9"/>
       <w:pgMar w:top="1134" w:right="851" w:bottom="1134" w:left="1701" w:header="709" w:footer="709" w:gutter="0"/>
       <w:cols w:space="708"/>
@@ -16086,681 +10674,6 @@
 </w:document>
 </file>
 
-<file path=word/comments.xml><?xml version="1.0" encoding="utf-8"?>
-<w:comments xmlns:wpc="http://schemas.microsoft.com/office/word/2010/wordprocessingCanvas" xmlns:cx="http://schemas.microsoft.com/office/drawing/2014/chartex" xmlns:cx1="http://schemas.microsoft.com/office/drawing/2015/9/8/chartex" xmlns:cx2="http://schemas.microsoft.com/office/drawing/2015/10/21/chartex" xmlns:cx3="http://schemas.microsoft.com/office/drawing/2016/5/9/chartex" xmlns:cx4="http://schemas.microsoft.com/office/drawing/2016/5/10/chartex" xmlns:cx5="http://schemas.microsoft.com/office/drawing/2016/5/11/chartex" xmlns:cx6="http://schemas.microsoft.com/office/drawing/2016/5/12/chartex" xmlns:cx7="http://schemas.microsoft.com/office/drawing/2016/5/13/chartex" xmlns:cx8="http://schemas.microsoft.com/office/drawing/2016/5/14/chartex" xmlns:mc="http://schemas.openxmlformats.org/markup-compatibility/2006" xmlns:aink="http://schemas.microsoft.com/office/drawing/2016/ink" xmlns:am3d="http://schemas.microsoft.com/office/drawing/2017/model3d" xmlns:o="urn:schemas-microsoft-com:office:office" xmlns:r="http://schemas.openxmlformats.org/officeDocument/2006/relationships" xmlns:m="http://schemas.openxmlformats.org/officeDocument/2006/math" xmlns:v="urn:schemas-microsoft-com:vml" xmlns:wp14="http://schemas.microsoft.com/office/word/2010/wordprocessingDrawing" xmlns:wp="http://schemas.openxmlformats.org/drawingml/2006/wordprocessingDrawing" xmlns:w10="urn:schemas-microsoft-com:office:word" xmlns:w="http://schemas.openxmlformats.org/wordprocessingml/2006/main" xmlns:w14="http://schemas.microsoft.com/office/word/2010/wordml" xmlns:w15="http://schemas.microsoft.com/office/word/2012/wordml" xmlns:w16cex="http://schemas.microsoft.com/office/word/2018/wordml/cex" xmlns:w16cid="http://schemas.microsoft.com/office/word/2016/wordml/cid" xmlns:w16="http://schemas.microsoft.com/office/word/2018/wordml" xmlns:w16sdtdh="http://schemas.microsoft.com/office/word/2020/wordml/sdtdatahash" xmlns:w16se="http://schemas.microsoft.com/office/word/2015/wordml/symex" xmlns:wpg="http://schemas.microsoft.com/office/word/2010/wordprocessingGroup" xmlns:wpi="http://schemas.microsoft.com/office/word/2010/wordprocessingInk" xmlns:wne="http://schemas.microsoft.com/office/word/2006/wordml" xmlns:wps="http://schemas.microsoft.com/office/word/2010/wordprocessingShape" mc:Ignorable="w14 w15 w16se w16cid w16 w16cex w16sdtdh wp14">
-  <w:comment w:id="0" w:author="Станислав Д Гулик" w:date="2022-05-04T19:40:00Z" w:initials="СДГ">
-    <w:p>
-      <w:pPr>
-        <w:pStyle w:val="ac"/>
-      </w:pPr>
-      <w:r>
-        <w:rPr>
-          <w:rStyle w:val="ab"/>
-        </w:rPr>
-        <w:annotationRef/>
-      </w:r>
-      <w:r>
-        <w:t xml:space="preserve">Данный документ отформатирован для печати </w:t>
-      </w:r>
-      <w:r>
-        <w:t xml:space="preserve">с двух сторон </w:t>
-      </w:r>
-      <w:r>
-        <w:t>листа</w:t>
-      </w:r>
-      <w:r>
-        <w:br/>
-        <w:t>(ориентироваться по положению нумерации и отступам)</w:t>
-      </w:r>
-    </w:p>
-    <w:p>
-      <w:pPr>
-        <w:pStyle w:val="ac"/>
-      </w:pPr>
-      <w:r>
-        <w:rPr>
-          <w:noProof/>
-          <w:lang w:eastAsia="ru-RU"/>
-        </w:rPr>
-        <w:drawing>
-          <wp:inline distT="0" distB="0" distL="0" distR="0" wp14:anchorId="02808F88" wp14:editId="190EFD8B">
-            <wp:extent cx="2200000" cy="1400000"/>
-            <wp:effectExtent l="0" t="0" r="0" b="0"/>
-            <wp:docPr id="1" name="Рисунок 1"/>
-            <wp:cNvGraphicFramePr>
-              <a:graphicFrameLocks xmlns:a="http://schemas.openxmlformats.org/drawingml/2006/main" noChangeAspect="1"/>
-            </wp:cNvGraphicFramePr>
-            <a:graphic xmlns:a="http://schemas.openxmlformats.org/drawingml/2006/main">
-              <a:graphicData uri="http://schemas.openxmlformats.org/drawingml/2006/picture">
-                <pic:pic xmlns:pic="http://schemas.openxmlformats.org/drawingml/2006/picture">
-                  <pic:nvPicPr>
-                    <pic:cNvPr id="1" name=""/>
-                    <pic:cNvPicPr/>
-                  </pic:nvPicPr>
-                  <pic:blipFill>
-                    <a:blip r:embed="rId1"/>
-                    <a:stretch>
-                      <a:fillRect/>
-                    </a:stretch>
-                  </pic:blipFill>
-                  <pic:spPr>
-                    <a:xfrm>
-                      <a:off x="0" y="0"/>
-                      <a:ext cx="2200000" cy="1400000"/>
-                    </a:xfrm>
-                    <a:prstGeom prst="rect">
-                      <a:avLst/>
-                    </a:prstGeom>
-                  </pic:spPr>
-                </pic:pic>
-              </a:graphicData>
-            </a:graphic>
-          </wp:inline>
-        </w:drawing>
-      </w:r>
-    </w:p>
-    <w:p>
-      <w:pPr>
-        <w:pStyle w:val="ac"/>
-      </w:pPr>
-    </w:p>
-    <w:p>
-      <w:pPr>
-        <w:pStyle w:val="ac"/>
-      </w:pPr>
-      <w:r>
-        <w:t>Есл</w:t>
-      </w:r>
-      <w:r>
-        <w:t xml:space="preserve">и </w:t>
-      </w:r>
-      <w:r>
-        <w:t>экономи</w:t>
-      </w:r>
-      <w:r>
-        <w:t>я</w:t>
-      </w:r>
-      <w:r>
-        <w:t xml:space="preserve"> бумаг</w:t>
-      </w:r>
-      <w:r>
-        <w:t>и</w:t>
-      </w:r>
-      <w:r>
-        <w:t xml:space="preserve"> не является необходим</w:t>
-      </w:r>
-      <w:r>
-        <w:t>ой</w:t>
-      </w:r>
-      <w:r>
-        <w:t xml:space="preserve">, то для односторонней печати необходимо не забыть вернуть оформление полей и нумерацию страниц к стандартному виду </w:t>
-      </w:r>
-    </w:p>
-  </w:comment>
-  <w:comment w:id="1" w:author="Станислав Д Гулик" w:date="2022-05-04T19:28:00Z" w:initials="СДГ">
-    <w:p>
-      <w:pPr>
-        <w:pStyle w:val="ac"/>
-      </w:pPr>
-      <w:r>
-        <w:rPr>
-          <w:rStyle w:val="ab"/>
-        </w:rPr>
-        <w:annotationRef/>
-      </w:r>
-      <w:r>
-        <w:t>После печати на этом месте необходимо оставить свою роспись</w:t>
-      </w:r>
-    </w:p>
-  </w:comment>
-  <w:comment w:id="2" w:author="Станислав Д Гулик" w:date="2022-05-04T20:35:00Z" w:initials="СДГ">
-    <w:p>
-      <w:pPr>
-        <w:pStyle w:val="ac"/>
-      </w:pPr>
-      <w:r>
-        <w:rPr>
-          <w:rStyle w:val="ab"/>
-        </w:rPr>
-        <w:annotationRef/>
-      </w:r>
-      <w:r>
-        <w:t xml:space="preserve">Решения загрузить как отдельные проекты с публичным уровнем доступа в </w:t>
-      </w:r>
-      <w:r>
-        <w:t>любо</w:t>
-      </w:r>
-      <w:r>
-        <w:t>м</w:t>
-      </w:r>
-      <w:r>
-        <w:t xml:space="preserve"> </w:t>
-      </w:r>
-      <w:r>
-        <w:t>Git-хостинг</w:t>
-      </w:r>
-      <w:r>
-        <w:t xml:space="preserve">е </w:t>
-      </w:r>
-      <w:r>
-        <w:t>(</w:t>
-      </w:r>
-      <w:r>
-        <w:rPr>
-          <w:lang w:val="en-US"/>
-        </w:rPr>
-        <w:t>GitHub</w:t>
-      </w:r>
-      <w:r>
-        <w:t xml:space="preserve">, </w:t>
-      </w:r>
-      <w:r>
-        <w:rPr>
-          <w:lang w:val="en-US"/>
-        </w:rPr>
-        <w:t>GitLab</w:t>
-      </w:r>
-      <w:r>
-        <w:t>,</w:t>
-      </w:r>
-      <w:r>
-        <w:t xml:space="preserve"> </w:t>
-      </w:r>
-      <w:r>
-        <w:t>…</w:t>
-      </w:r>
-      <w:r>
-        <w:t>)</w:t>
-      </w:r>
-      <w:r>
-        <w:t xml:space="preserve"> и сохранить их до 4-ого курса</w:t>
-      </w:r>
-      <w:r>
-        <w:br/>
-      </w:r>
-      <w:r>
-        <w:t>(чтоб</w:t>
-      </w:r>
-      <w:r>
-        <w:t xml:space="preserve"> в будущем</w:t>
-      </w:r>
-      <w:r>
-        <w:t xml:space="preserve"> ни </w:t>
-      </w:r>
-      <w:r>
-        <w:t>одна</w:t>
-      </w:r>
-      <w:r>
-        <w:t xml:space="preserve"> </w:t>
-      </w:r>
-      <w:r>
-        <w:t>чрезмерно</w:t>
-      </w:r>
-      <w:r>
-        <w:t xml:space="preserve"> </w:t>
-      </w:r>
-      <w:r>
-        <w:t>дотошная комиссия не отвлекала вас во время написания диплома)</w:t>
-      </w:r>
-    </w:p>
-  </w:comment>
-  <w:comment w:id="3" w:author="Станислав Д Гулик" w:date="2022-05-04T21:47:00Z" w:initials="СДГ">
-    <w:p>
-      <w:pPr>
-        <w:pStyle w:val="ac"/>
-      </w:pPr>
-      <w:r>
-        <w:rPr>
-          <w:rStyle w:val="ab"/>
-        </w:rPr>
-        <w:annotationRef/>
-      </w:r>
-      <w:bookmarkStart w:id="4" w:name="_Hlk102593414"/>
-      <w:r>
-        <w:t>Ссылка на проект со всеми файлами решения мл2.3</w:t>
-      </w:r>
-      <w:bookmarkEnd w:id="4"/>
-    </w:p>
-  </w:comment>
-  <w:comment w:id="5" w:author="Станислав Д Гулик" w:date="2022-05-04T21:49:00Z" w:initials="СДГ">
-    <w:p>
-      <w:pPr>
-        <w:pStyle w:val="ac"/>
-      </w:pPr>
-      <w:r>
-        <w:rPr>
-          <w:rStyle w:val="ab"/>
-        </w:rPr>
-        <w:annotationRef/>
-      </w:r>
-      <w:r>
-        <w:t>Ссылка на проект со всеми файлами решения мл2.9</w:t>
-      </w:r>
-    </w:p>
-  </w:comment>
-  <w:comment w:id="6" w:author="Станислав Д Гулик" w:date="2022-05-04T21:49:00Z" w:initials="СДГ">
-    <w:p>
-      <w:pPr>
-        <w:pStyle w:val="ac"/>
-      </w:pPr>
-      <w:r>
-        <w:rPr>
-          <w:rStyle w:val="ab"/>
-        </w:rPr>
-        <w:annotationRef/>
-      </w:r>
-      <w:r>
-        <w:t>Ссылка на проект со всеми файлами решения мл2.10</w:t>
-      </w:r>
-    </w:p>
-  </w:comment>
-  <w:comment w:id="8" w:author="Станислав Д Гулик" w:date="2022-05-04T18:50:00Z" w:initials="СДГ">
-    <w:p>
-      <w:pPr>
-        <w:pStyle w:val="ac"/>
-      </w:pPr>
-      <w:r>
-        <w:rPr>
-          <w:rStyle w:val="ab"/>
-        </w:rPr>
-        <w:annotationRef/>
-      </w:r>
-      <w:r>
-        <w:t>Кратко</w:t>
-      </w:r>
-      <w:r>
-        <w:t>*</w:t>
-      </w:r>
-      <w:r>
-        <w:t xml:space="preserve">, </w:t>
-      </w:r>
-      <w:r>
-        <w:t>≈</w:t>
-      </w:r>
-      <w:r>
-        <w:t xml:space="preserve"> 3-4 абзаца</w:t>
-      </w:r>
-      <w:r>
-        <w:t xml:space="preserve"> своих умозаключений</w:t>
-      </w:r>
-    </w:p>
-    <w:p>
-      <w:pPr>
-        <w:pStyle w:val="ac"/>
-        <w:numPr>
-          <w:ilvl w:val="0"/>
-          <w:numId w:val="22"/>
-        </w:numPr>
-      </w:pPr>
-      <w:r>
-        <w:t>В</w:t>
-      </w:r>
-      <w:r>
-        <w:t xml:space="preserve"> пределах данной страницы</w:t>
-      </w:r>
-    </w:p>
-  </w:comment>
-  <w:comment w:id="9" w:author="Станислав Д Гулик" w:date="2022-05-05T12:56:00Z" w:initials="СДГ">
-    <w:p>
-      <w:pPr>
-        <w:pStyle w:val="ac"/>
-      </w:pPr>
-      <w:r>
-        <w:rPr>
-          <w:rStyle w:val="ab"/>
-        </w:rPr>
-        <w:annotationRef/>
-      </w:r>
-      <w:r>
-        <w:t>Пример (листинг программы) для п. 1.1</w:t>
-      </w:r>
-      <w:r>
-        <w:br/>
-        <w:t>(желательно привести небольшую программку, не выходящую за пределы данной страницы)</w:t>
-      </w:r>
-    </w:p>
-  </w:comment>
-  <w:comment w:id="10" w:author="Станислав Д Гулик" w:date="2022-05-05T12:56:00Z" w:initials="СДГ">
-    <w:p>
-      <w:pPr>
-        <w:pStyle w:val="ac"/>
-      </w:pPr>
-      <w:r>
-        <w:rPr>
-          <w:rStyle w:val="ab"/>
-        </w:rPr>
-        <w:annotationRef/>
-      </w:r>
-      <w:r>
-        <w:t>Пример (листинг программы) для п. 1.2</w:t>
-      </w:r>
-      <w:r>
-        <w:br/>
-        <w:t>(желательно привести небольшую программку, не выходящую за пределы данной страницы)</w:t>
-      </w:r>
-    </w:p>
-  </w:comment>
-  <w:comment w:id="11" w:author="Станислав Д Гулик" w:date="2022-05-05T12:56:00Z" w:initials="СДГ">
-    <w:p>
-      <w:pPr>
-        <w:pStyle w:val="ac"/>
-      </w:pPr>
-      <w:r>
-        <w:rPr>
-          <w:rStyle w:val="ab"/>
-        </w:rPr>
-        <w:annotationRef/>
-      </w:r>
-      <w:r>
-        <w:t>Пример (листинг программы) для п. 1.3</w:t>
-      </w:r>
-      <w:r>
-        <w:br/>
-        <w:t>(желательно привести небольшую программку, не выходящую за пределы данной страницы)</w:t>
-      </w:r>
-    </w:p>
-  </w:comment>
-  <w:comment w:id="12" w:author="Станислав Д Гулик" w:date="2022-05-05T12:56:00Z" w:initials="СДГ">
-    <w:p>
-      <w:pPr>
-        <w:pStyle w:val="ac"/>
-      </w:pPr>
-      <w:r>
-        <w:rPr>
-          <w:rStyle w:val="ab"/>
-        </w:rPr>
-        <w:annotationRef/>
-      </w:r>
-      <w:r>
-        <w:t>Любая часть кода* решения мл2.3</w:t>
-      </w:r>
-    </w:p>
-    <w:p>
-      <w:pPr>
-        <w:pStyle w:val="ac"/>
-        <w:numPr>
-          <w:ilvl w:val="0"/>
-          <w:numId w:val="25"/>
-        </w:numPr>
-      </w:pPr>
-      <w:r>
-        <w:t>Выглядящая завершён</w:t>
-      </w:r>
-      <w:r>
-        <w:t>но</w:t>
-      </w:r>
-    </w:p>
-    <w:p>
-      <w:pPr>
-        <w:pStyle w:val="ac"/>
-      </w:pPr>
-      <w:r>
-        <w:t>(желательно в пределах данной страницы)</w:t>
-      </w:r>
-    </w:p>
-  </w:comment>
-  <w:comment w:id="13" w:author="Станислав Д Гулик" w:date="2022-05-05T12:56:00Z" w:initials="СДГ">
-    <w:p>
-      <w:pPr>
-        <w:pStyle w:val="ac"/>
-      </w:pPr>
-      <w:r>
-        <w:rPr>
-          <w:rStyle w:val="ab"/>
-        </w:rPr>
-        <w:annotationRef/>
-      </w:r>
-      <w:r>
-        <w:t>Любая часть кода* решения мл2.9</w:t>
-      </w:r>
-    </w:p>
-    <w:p>
-      <w:pPr>
-        <w:pStyle w:val="ac"/>
-        <w:numPr>
-          <w:ilvl w:val="0"/>
-          <w:numId w:val="25"/>
-        </w:numPr>
-      </w:pPr>
-      <w:r>
-        <w:t>Выглядящая завершённо</w:t>
-      </w:r>
-    </w:p>
-    <w:p>
-      <w:pPr>
-        <w:pStyle w:val="ac"/>
-      </w:pPr>
-      <w:r>
-        <w:t>(желательно в пределах данной страницы)</w:t>
-      </w:r>
-    </w:p>
-  </w:comment>
-  <w:comment w:id="14" w:author="Станислав Д Гулик" w:date="2022-05-05T12:56:00Z" w:initials="СДГ">
-    <w:p>
-      <w:pPr>
-        <w:pStyle w:val="ac"/>
-      </w:pPr>
-      <w:r>
-        <w:rPr>
-          <w:rStyle w:val="ab"/>
-        </w:rPr>
-        <w:annotationRef/>
-      </w:r>
-      <w:r>
-        <w:t>Любая часть кода* решения мл2.10</w:t>
-      </w:r>
-    </w:p>
-    <w:p>
-      <w:pPr>
-        <w:pStyle w:val="ac"/>
-        <w:numPr>
-          <w:ilvl w:val="0"/>
-          <w:numId w:val="25"/>
-        </w:numPr>
-      </w:pPr>
-      <w:r>
-        <w:t>Выглядящая завершённо</w:t>
-      </w:r>
-    </w:p>
-    <w:p>
-      <w:pPr>
-        <w:pStyle w:val="ac"/>
-      </w:pPr>
-      <w:r>
-        <w:t>(желательно в пределах данной страницы)</w:t>
-      </w:r>
-    </w:p>
-  </w:comment>
-  <w:comment w:id="15" w:author="Станислав Д Гулик" w:date="2022-05-05T12:56:00Z" w:initials="СДГ">
-    <w:p>
-      <w:pPr>
-        <w:pStyle w:val="ac"/>
-      </w:pPr>
-      <w:r>
-        <w:rPr>
-          <w:rStyle w:val="ab"/>
-        </w:rPr>
-        <w:annotationRef/>
-      </w:r>
-      <w:r>
-        <w:t>Любая часть кода* решения мл3</w:t>
-      </w:r>
-    </w:p>
-    <w:p>
-      <w:pPr>
-        <w:pStyle w:val="ac"/>
-        <w:numPr>
-          <w:ilvl w:val="0"/>
-          <w:numId w:val="25"/>
-        </w:numPr>
-      </w:pPr>
-      <w:r>
-        <w:t>Выглядящая завершённо</w:t>
-      </w:r>
-    </w:p>
-    <w:p>
-      <w:pPr>
-        <w:pStyle w:val="ac"/>
-      </w:pPr>
-      <w:r>
-        <w:t>(желательно в пределах данной страницы)</w:t>
-      </w:r>
-    </w:p>
-  </w:comment>
-  <w:comment w:id="16" w:author="Станислав Д Гулик" w:date="2022-05-05T12:56:00Z" w:initials="СДГ">
-    <w:p>
-      <w:pPr>
-        <w:pStyle w:val="ac"/>
-      </w:pPr>
-      <w:r>
-        <w:rPr>
-          <w:rStyle w:val="ab"/>
-        </w:rPr>
-        <w:annotationRef/>
-      </w:r>
-      <w:r>
-        <w:t>Любая часть кода* решения мл6</w:t>
-      </w:r>
-    </w:p>
-    <w:p>
-      <w:pPr>
-        <w:pStyle w:val="ac"/>
-        <w:numPr>
-          <w:ilvl w:val="0"/>
-          <w:numId w:val="25"/>
-        </w:numPr>
-      </w:pPr>
-      <w:r>
-        <w:t>Выглядящая завершённо</w:t>
-      </w:r>
-    </w:p>
-    <w:p>
-      <w:pPr>
-        <w:pStyle w:val="ac"/>
-      </w:pPr>
-      <w:r>
-        <w:t>(желательно в пределах данной страницы)</w:t>
-      </w:r>
-    </w:p>
-  </w:comment>
-  <w:comment w:id="17" w:author="Станислав Д Гулик" w:date="2022-05-05T12:56:00Z" w:initials="СДГ">
-    <w:p>
-      <w:pPr>
-        <w:pStyle w:val="ac"/>
-      </w:pPr>
-      <w:r>
-        <w:rPr>
-          <w:rStyle w:val="ab"/>
-        </w:rPr>
-        <w:annotationRef/>
-      </w:r>
-      <w:r>
-        <w:t>Любая часть кода* решения мл5</w:t>
-      </w:r>
-    </w:p>
-    <w:p>
-      <w:pPr>
-        <w:pStyle w:val="ac"/>
-        <w:numPr>
-          <w:ilvl w:val="0"/>
-          <w:numId w:val="25"/>
-        </w:numPr>
-      </w:pPr>
-      <w:r>
-        <w:t>Выглядящая завершённо</w:t>
-      </w:r>
-    </w:p>
-    <w:p>
-      <w:pPr>
-        <w:pStyle w:val="ac"/>
-      </w:pPr>
-      <w:r>
-        <w:t>(желательно в пределах данной страницы)</w:t>
-      </w:r>
-    </w:p>
-  </w:comment>
-  <w:comment w:id="18" w:author="Станислав Д Гулик" w:date="2022-05-05T14:52:00Z" w:initials="СДГ">
-    <w:p>
-      <w:pPr>
-        <w:pStyle w:val="ac"/>
-      </w:pPr>
-      <w:r>
-        <w:rPr>
-          <w:rStyle w:val="ab"/>
-        </w:rPr>
-        <w:annotationRef/>
-      </w:r>
-      <w:r>
-        <w:t>Если в результате заполнения в документе получилось чётное количество страниц, то в случае  двусторонней печати между отчётом и дневником необходимо положить один пустой ненумерованный лист</w:t>
-      </w:r>
-    </w:p>
-  </w:comment>
-</w:comments>
-</file>
-
-<file path=word/commentsExtended.xml><?xml version="1.0" encoding="utf-8"?>
-<w15:commentsEx xmlns:wpc="http://schemas.microsoft.com/office/word/2010/wordprocessingCanvas" xmlns:cx="http://schemas.microsoft.com/office/drawing/2014/chartex" xmlns:cx1="http://schemas.microsoft.com/office/drawing/2015/9/8/chartex" xmlns:cx2="http://schemas.microsoft.com/office/drawing/2015/10/21/chartex" xmlns:cx3="http://schemas.microsoft.com/office/drawing/2016/5/9/chartex" xmlns:cx4="http://schemas.microsoft.com/office/drawing/2016/5/10/chartex" xmlns:cx5="http://schemas.microsoft.com/office/drawing/2016/5/11/chartex" xmlns:cx6="http://schemas.microsoft.com/office/drawing/2016/5/12/chartex" xmlns:cx7="http://schemas.microsoft.com/office/drawing/2016/5/13/chartex" xmlns:cx8="http://schemas.microsoft.com/office/drawing/2016/5/14/chartex" xmlns:mc="http://schemas.openxmlformats.org/markup-compatibility/2006" xmlns:aink="http://schemas.microsoft.com/office/drawing/2016/ink" xmlns:am3d="http://schemas.microsoft.com/office/drawing/2017/model3d" xmlns:o="urn:schemas-microsoft-com:office:office" xmlns:r="http://schemas.openxmlformats.org/officeDocument/2006/relationships" xmlns:m="http://schemas.openxmlformats.org/officeDocument/2006/math" xmlns:v="urn:schemas-microsoft-com:vml" xmlns:wp14="http://schemas.microsoft.com/office/word/2010/wordprocessingDrawing" xmlns:wp="http://schemas.openxmlformats.org/drawingml/2006/wordprocessingDrawing" xmlns:w10="urn:schemas-microsoft-com:office:word" xmlns:w="http://schemas.openxmlformats.org/wordprocessingml/2006/main" xmlns:w14="http://schemas.microsoft.com/office/word/2010/wordml" xmlns:w15="http://schemas.microsoft.com/office/word/2012/wordml" xmlns:w16cex="http://schemas.microsoft.com/office/word/2018/wordml/cex" xmlns:w16cid="http://schemas.microsoft.com/office/word/2016/wordml/cid" xmlns:w16="http://schemas.microsoft.com/office/word/2018/wordml" xmlns:w16sdtdh="http://schemas.microsoft.com/office/word/2020/wordml/sdtdatahash" xmlns:w16se="http://schemas.microsoft.com/office/word/2015/wordml/symex" xmlns:wpg="http://schemas.microsoft.com/office/word/2010/wordprocessingGroup" xmlns:wpi="http://schemas.microsoft.com/office/word/2010/wordprocessingInk" xmlns:wne="http://schemas.microsoft.com/office/word/2006/wordml" xmlns:wps="http://schemas.microsoft.com/office/word/2010/wordprocessingShape" mc:Ignorable="w14 w15 w16se w16cid w16 w16cex w16sdtdh wp14">
-  <w15:commentEx w15:paraId="362ADCE2" w15:done="0"/>
-  <w15:commentEx w15:paraId="3C53C9C8" w15:done="0"/>
-  <w15:commentEx w15:paraId="11D78154" w15:done="0"/>
-  <w15:commentEx w15:paraId="45EAFC4E" w15:done="0"/>
-  <w15:commentEx w15:paraId="62DE1A85" w15:done="0"/>
-  <w15:commentEx w15:paraId="7DAC4684" w15:done="0"/>
-  <w15:commentEx w15:paraId="06E38B1F" w15:done="0"/>
-  <w15:commentEx w15:paraId="2519B5D0" w15:done="0"/>
-  <w15:commentEx w15:paraId="18BA3FCB" w15:done="0"/>
-  <w15:commentEx w15:paraId="6ECBF150" w15:done="0"/>
-  <w15:commentEx w15:paraId="48CC4711" w15:done="0"/>
-  <w15:commentEx w15:paraId="13450855" w15:done="0"/>
-  <w15:commentEx w15:paraId="4EB81D72" w15:done="0"/>
-  <w15:commentEx w15:paraId="5858C159" w15:done="0"/>
-  <w15:commentEx w15:paraId="7E55E54D" w15:done="0"/>
-  <w15:commentEx w15:paraId="7D156B90" w15:done="0"/>
-  <w15:commentEx w15:paraId="66B256DA" w15:done="0"/>
-</w15:commentsEx>
-</file>
-
-<file path=word/commentsExtensible.xml><?xml version="1.0" encoding="utf-8"?>
-<w16cex:commentsExtensible xmlns:wpc="http://schemas.microsoft.com/office/word/2010/wordprocessingCanvas" xmlns:cx="http://schemas.microsoft.com/office/drawing/2014/chartex" xmlns:cx1="http://schemas.microsoft.com/office/drawing/2015/9/8/chartex" xmlns:cx2="http://schemas.microsoft.com/office/drawing/2015/10/21/chartex" xmlns:cx3="http://schemas.microsoft.com/office/drawing/2016/5/9/chartex" xmlns:cx4="http://schemas.microsoft.com/office/drawing/2016/5/10/chartex" xmlns:cx5="http://schemas.microsoft.com/office/drawing/2016/5/11/chartex" xmlns:cx6="http://schemas.microsoft.com/office/drawing/2016/5/12/chartex" xmlns:cx7="http://schemas.microsoft.com/office/drawing/2016/5/13/chartex" xmlns:cx8="http://schemas.microsoft.com/office/drawing/2016/5/14/chartex" xmlns:mc="http://schemas.openxmlformats.org/markup-compatibility/2006" xmlns:aink="http://schemas.microsoft.com/office/drawing/2016/ink" xmlns:am3d="http://schemas.microsoft.com/office/drawing/2017/model3d" xmlns:o="urn:schemas-microsoft-com:office:office" xmlns:r="http://schemas.openxmlformats.org/officeDocument/2006/relationships" xmlns:m="http://schemas.openxmlformats.org/officeDocument/2006/math" xmlns:v="urn:schemas-microsoft-com:vml" xmlns:wp14="http://schemas.microsoft.com/office/word/2010/wordprocessingDrawing" xmlns:wp="http://schemas.openxmlformats.org/drawingml/2006/wordprocessingDrawing" xmlns:w10="urn:schemas-microsoft-com:office:word" xmlns:w="http://schemas.openxmlformats.org/wordprocessingml/2006/main" xmlns:w14="http://schemas.microsoft.com/office/word/2010/wordml" xmlns:w15="http://schemas.microsoft.com/office/word/2012/wordml" xmlns:w16cex="http://schemas.microsoft.com/office/word/2018/wordml/cex" xmlns:w16cid="http://schemas.microsoft.com/office/word/2016/wordml/cid" xmlns:w16="http://schemas.microsoft.com/office/word/2018/wordml" xmlns:w16sdtdh="http://schemas.microsoft.com/office/word/2020/wordml/sdtdatahash" xmlns:w16se="http://schemas.microsoft.com/office/word/2015/wordml/symex" xmlns:wpg="http://schemas.microsoft.com/office/word/2010/wordprocessingGroup" xmlns:wpi="http://schemas.microsoft.com/office/word/2010/wordprocessingInk" xmlns:wne="http://schemas.microsoft.com/office/word/2006/wordml" xmlns:wps="http://schemas.microsoft.com/office/word/2010/wordprocessingShape" mc:Ignorable="w14 w15 w16se w16cid w16 w16cex w16sdtdh wp14">
-  <w16cex:commentExtensible w16cex:durableId="261D5525" w16cex:dateUtc="2022-05-04T17:40:00Z"/>
-  <w16cex:commentExtensible w16cex:durableId="261D524E" w16cex:dateUtc="2022-05-04T17:28:00Z"/>
-  <w16cex:commentExtensible w16cex:durableId="261D6206" w16cex:dateUtc="2022-05-04T18:35:00Z"/>
-  <w16cex:commentExtensible w16cex:durableId="261D497E" w16cex:dateUtc="2022-05-04T16:50:00Z"/>
-  <w16cex:commentExtensible w16cex:durableId="261E47E1" w16cex:dateUtc="2022-05-05T10:56:00Z"/>
-  <w16cex:commentExtensible w16cex:durableId="261E485B" w16cex:dateUtc="2022-05-05T10:56:00Z"/>
-  <w16cex:commentExtensible w16cex:durableId="261E4869" w16cex:dateUtc="2022-05-05T10:56:00Z"/>
-  <w16cex:commentExtensible w16cex:durableId="261E4891" w16cex:dateUtc="2022-05-05T10:56:00Z"/>
-  <w16cex:commentExtensible w16cex:durableId="261E4962" w16cex:dateUtc="2022-05-05T10:56:00Z"/>
-  <w16cex:commentExtensible w16cex:durableId="261E496E" w16cex:dateUtc="2022-05-05T10:56:00Z"/>
-  <w16cex:commentExtensible w16cex:durableId="261E49AD" w16cex:dateUtc="2022-05-05T10:56:00Z"/>
-  <w16cex:commentExtensible w16cex:durableId="261E49C8" w16cex:dateUtc="2022-05-05T10:56:00Z"/>
-  <w16cex:commentExtensible w16cex:durableId="261E49E3" w16cex:dateUtc="2022-05-05T10:56:00Z"/>
-  <w16cex:commentExtensible w16cex:durableId="261E6316" w16cex:dateUtc="2022-05-05T12:52:00Z"/>
-</w16cex:commentsExtensible>
-</file>
-
-<file path=word/commentsIds.xml><?xml version="1.0" encoding="utf-8"?>
-<w16cid:commentsIds xmlns:wpc="http://schemas.microsoft.com/office/word/2010/wordprocessingCanvas" xmlns:cx="http://schemas.microsoft.com/office/drawing/2014/chartex" xmlns:cx1="http://schemas.microsoft.com/office/drawing/2015/9/8/chartex" xmlns:cx2="http://schemas.microsoft.com/office/drawing/2015/10/21/chartex" xmlns:cx3="http://schemas.microsoft.com/office/drawing/2016/5/9/chartex" xmlns:cx4="http://schemas.microsoft.com/office/drawing/2016/5/10/chartex" xmlns:cx5="http://schemas.microsoft.com/office/drawing/2016/5/11/chartex" xmlns:cx6="http://schemas.microsoft.com/office/drawing/2016/5/12/chartex" xmlns:cx7="http://schemas.microsoft.com/office/drawing/2016/5/13/chartex" xmlns:cx8="http://schemas.microsoft.com/office/drawing/2016/5/14/chartex" xmlns:mc="http://schemas.openxmlformats.org/markup-compatibility/2006" xmlns:aink="http://schemas.microsoft.com/office/drawing/2016/ink" xmlns:am3d="http://schemas.microsoft.com/office/drawing/2017/model3d" xmlns:o="urn:schemas-microsoft-com:office:office" xmlns:r="http://schemas.openxmlformats.org/officeDocument/2006/relationships" xmlns:m="http://schemas.openxmlformats.org/officeDocument/2006/math" xmlns:v="urn:schemas-microsoft-com:vml" xmlns:wp14="http://schemas.microsoft.com/office/word/2010/wordprocessingDrawing" xmlns:wp="http://schemas.openxmlformats.org/drawingml/2006/wordprocessingDrawing" xmlns:w10="urn:schemas-microsoft-com:office:word" xmlns:w="http://schemas.openxmlformats.org/wordprocessingml/2006/main" xmlns:w14="http://schemas.microsoft.com/office/word/2010/wordml" xmlns:w15="http://schemas.microsoft.com/office/word/2012/wordml" xmlns:w16cex="http://schemas.microsoft.com/office/word/2018/wordml/cex" xmlns:w16cid="http://schemas.microsoft.com/office/word/2016/wordml/cid" xmlns:w16="http://schemas.microsoft.com/office/word/2018/wordml" xmlns:w16sdtdh="http://schemas.microsoft.com/office/word/2020/wordml/sdtdatahash" xmlns:w16se="http://schemas.microsoft.com/office/word/2015/wordml/symex" xmlns:wpg="http://schemas.microsoft.com/office/word/2010/wordprocessingGroup" xmlns:wpi="http://schemas.microsoft.com/office/word/2010/wordprocessingInk" xmlns:wne="http://schemas.microsoft.com/office/word/2006/wordml" xmlns:wps="http://schemas.microsoft.com/office/word/2010/wordprocessingShape" mc:Ignorable="w14 w15 w16se w16cid w16 w16cex w16sdtdh wp14">
-  <w16cid:commentId w16cid:paraId="362ADCE2" w16cid:durableId="261D5525"/>
-  <w16cid:commentId w16cid:paraId="3C53C9C8" w16cid:durableId="261D524E"/>
-  <w16cid:commentId w16cid:paraId="11D78154" w16cid:durableId="261D6206"/>
-  <w16cid:commentId w16cid:paraId="45EAFC4E" w16cid:durableId="2745D7A1"/>
-  <w16cid:commentId w16cid:paraId="62DE1A85" w16cid:durableId="2745D7A2"/>
-  <w16cid:commentId w16cid:paraId="7DAC4684" w16cid:durableId="2745D7A3"/>
-  <w16cid:commentId w16cid:paraId="06E38B1F" w16cid:durableId="261D497E"/>
-  <w16cid:commentId w16cid:paraId="2519B5D0" w16cid:durableId="261E47E1"/>
-  <w16cid:commentId w16cid:paraId="18BA3FCB" w16cid:durableId="261E485B"/>
-  <w16cid:commentId w16cid:paraId="6ECBF150" w16cid:durableId="261E4869"/>
-  <w16cid:commentId w16cid:paraId="48CC4711" w16cid:durableId="261E4891"/>
-  <w16cid:commentId w16cid:paraId="13450855" w16cid:durableId="261E4962"/>
-  <w16cid:commentId w16cid:paraId="4EB81D72" w16cid:durableId="261E496E"/>
-  <w16cid:commentId w16cid:paraId="5858C159" w16cid:durableId="261E49AD"/>
-  <w16cid:commentId w16cid:paraId="7E55E54D" w16cid:durableId="261E49C8"/>
-  <w16cid:commentId w16cid:paraId="7D156B90" w16cid:durableId="261E49E3"/>
-  <w16cid:commentId w16cid:paraId="66B256DA" w16cid:durableId="261E6316"/>
-</w16cid:commentsIds>
-</file>
-
 <file path=word/endnotes.xml><?xml version="1.0" encoding="utf-8"?>
 <w:endnotes xmlns:wpc="http://schemas.microsoft.com/office/word/2010/wordprocessingCanvas" xmlns:cx="http://schemas.microsoft.com/office/drawing/2014/chartex" xmlns:cx1="http://schemas.microsoft.com/office/drawing/2015/9/8/chartex" xmlns:cx2="http://schemas.microsoft.com/office/drawing/2015/10/21/chartex" xmlns:cx3="http://schemas.microsoft.com/office/drawing/2016/5/9/chartex" xmlns:cx4="http://schemas.microsoft.com/office/drawing/2016/5/10/chartex" xmlns:cx5="http://schemas.microsoft.com/office/drawing/2016/5/11/chartex" xmlns:cx6="http://schemas.microsoft.com/office/drawing/2016/5/12/chartex" xmlns:cx7="http://schemas.microsoft.com/office/drawing/2016/5/13/chartex" xmlns:cx8="http://schemas.microsoft.com/office/drawing/2016/5/14/chartex" xmlns:mc="http://schemas.openxmlformats.org/markup-compatibility/2006" xmlns:aink="http://schemas.microsoft.com/office/drawing/2016/ink" xmlns:am3d="http://schemas.microsoft.com/office/drawing/2017/model3d" xmlns:o="urn:schemas-microsoft-com:office:office" xmlns:r="http://schemas.openxmlformats.org/officeDocument/2006/relationships" xmlns:m="http://schemas.openxmlformats.org/officeDocument/2006/math" xmlns:v="urn:schemas-microsoft-com:vml" xmlns:wp14="http://schemas.microsoft.com/office/word/2010/wordprocessingDrawing" xmlns:wp="http://schemas.openxmlformats.org/drawingml/2006/wordprocessingDrawing" xmlns:w10="urn:schemas-microsoft-com:office:word" xmlns:w="http://schemas.openxmlformats.org/wordprocessingml/2006/main" xmlns:w14="http://schemas.microsoft.com/office/word/2010/wordml" xmlns:w15="http://schemas.microsoft.com/office/word/2012/wordml" xmlns:w16cex="http://schemas.microsoft.com/office/word/2018/wordml/cex" xmlns:w16cid="http://schemas.microsoft.com/office/word/2016/wordml/cid" xmlns:w16="http://schemas.microsoft.com/office/word/2018/wordml" xmlns:w16sdtdh="http://schemas.microsoft.com/office/word/2020/wordml/sdtdatahash" xmlns:w16se="http://schemas.microsoft.com/office/word/2015/wordml/symex" xmlns:wpg="http://schemas.microsoft.com/office/word/2010/wordprocessingGroup" xmlns:wpi="http://schemas.microsoft.com/office/word/2010/wordprocessingInk" xmlns:wne="http://schemas.microsoft.com/office/word/2006/wordml" xmlns:wps="http://schemas.microsoft.com/office/word/2010/wordprocessingShape" mc:Ignorable="w14 w15 w16se w16cid w16 w16cex w16sdtdh wp14">
   <w:endnote w:type="separator" w:id="-1">
@@ -16788,75 +10701,6 @@
 
 <file path=word/footer1.xml><?xml version="1.0" encoding="utf-8"?>
 <w:ftr xmlns:wpc="http://schemas.microsoft.com/office/word/2010/wordprocessingCanvas" xmlns:cx="http://schemas.microsoft.com/office/drawing/2014/chartex" xmlns:cx1="http://schemas.microsoft.com/office/drawing/2015/9/8/chartex" xmlns:cx2="http://schemas.microsoft.com/office/drawing/2015/10/21/chartex" xmlns:cx3="http://schemas.microsoft.com/office/drawing/2016/5/9/chartex" xmlns:cx4="http://schemas.microsoft.com/office/drawing/2016/5/10/chartex" xmlns:cx5="http://schemas.microsoft.com/office/drawing/2016/5/11/chartex" xmlns:cx6="http://schemas.microsoft.com/office/drawing/2016/5/12/chartex" xmlns:cx7="http://schemas.microsoft.com/office/drawing/2016/5/13/chartex" xmlns:cx8="http://schemas.microsoft.com/office/drawing/2016/5/14/chartex" xmlns:mc="http://schemas.openxmlformats.org/markup-compatibility/2006" xmlns:aink="http://schemas.microsoft.com/office/drawing/2016/ink" xmlns:am3d="http://schemas.microsoft.com/office/drawing/2017/model3d" xmlns:o="urn:schemas-microsoft-com:office:office" xmlns:r="http://schemas.openxmlformats.org/officeDocument/2006/relationships" xmlns:m="http://schemas.openxmlformats.org/officeDocument/2006/math" xmlns:v="urn:schemas-microsoft-com:vml" xmlns:wp14="http://schemas.microsoft.com/office/word/2010/wordprocessingDrawing" xmlns:wp="http://schemas.openxmlformats.org/drawingml/2006/wordprocessingDrawing" xmlns:w10="urn:schemas-microsoft-com:office:word" xmlns:w="http://schemas.openxmlformats.org/wordprocessingml/2006/main" xmlns:w14="http://schemas.microsoft.com/office/word/2010/wordml" xmlns:w15="http://schemas.microsoft.com/office/word/2012/wordml" xmlns:w16cex="http://schemas.microsoft.com/office/word/2018/wordml/cex" xmlns:w16cid="http://schemas.microsoft.com/office/word/2016/wordml/cid" xmlns:w16="http://schemas.microsoft.com/office/word/2018/wordml" xmlns:w16sdtdh="http://schemas.microsoft.com/office/word/2020/wordml/sdtdatahash" xmlns:w16se="http://schemas.microsoft.com/office/word/2015/wordml/symex" xmlns:wpg="http://schemas.microsoft.com/office/word/2010/wordprocessingGroup" xmlns:wpi="http://schemas.microsoft.com/office/word/2010/wordprocessingInk" xmlns:wne="http://schemas.microsoft.com/office/word/2006/wordml" xmlns:wps="http://schemas.microsoft.com/office/word/2010/wordprocessingShape" mc:Ignorable="w14 w15 w16se w16cid w16 w16cex w16sdtdh wp14">
-  <w:sdt>
-    <w:sdtPr>
-      <w:id w:val="-272479465"/>
-      <w:docPartObj>
-        <w:docPartGallery w:val="Page Numbers (Bottom of Page)"/>
-        <w:docPartUnique/>
-      </w:docPartObj>
-    </w:sdtPr>
-    <w:sdtEndPr>
-      <w:rPr>
-        <w:rFonts w:ascii="Times New Roman" w:hAnsi="Times New Roman" w:cs="Times New Roman"/>
-        <w:sz w:val="24"/>
-        <w:szCs w:val="24"/>
-      </w:rPr>
-    </w:sdtEndPr>
-    <w:sdtContent>
-      <w:p>
-        <w:pPr>
-          <w:pStyle w:val="a5"/>
-          <w:rPr>
-            <w:rFonts w:ascii="Times New Roman" w:hAnsi="Times New Roman" w:cs="Times New Roman"/>
-            <w:sz w:val="24"/>
-            <w:szCs w:val="24"/>
-          </w:rPr>
-        </w:pPr>
-        <w:r>
-          <w:rPr>
-            <w:rFonts w:ascii="Times New Roman" w:hAnsi="Times New Roman" w:cs="Times New Roman"/>
-            <w:sz w:val="24"/>
-            <w:szCs w:val="24"/>
-          </w:rPr>
-          <w:fldChar w:fldCharType="begin"/>
-        </w:r>
-        <w:r>
-          <w:rPr>
-            <w:rFonts w:ascii="Times New Roman" w:hAnsi="Times New Roman" w:cs="Times New Roman"/>
-            <w:sz w:val="24"/>
-            <w:szCs w:val="24"/>
-          </w:rPr>
-          <w:instrText>PAGE   \* MERGEFORMAT</w:instrText>
-        </w:r>
-        <w:r>
-          <w:rPr>
-            <w:rFonts w:ascii="Times New Roman" w:hAnsi="Times New Roman" w:cs="Times New Roman"/>
-            <w:sz w:val="24"/>
-            <w:szCs w:val="24"/>
-          </w:rPr>
-          <w:fldChar w:fldCharType="separate"/>
-        </w:r>
-        <w:r>
-          <w:rPr>
-            <w:rFonts w:ascii="Times New Roman" w:hAnsi="Times New Roman" w:cs="Times New Roman"/>
-            <w:noProof/>
-            <w:sz w:val="24"/>
-            <w:szCs w:val="24"/>
-          </w:rPr>
-          <w:t>18</w:t>
-        </w:r>
-        <w:r>
-          <w:rPr>
-            <w:rFonts w:ascii="Times New Roman" w:hAnsi="Times New Roman" w:cs="Times New Roman"/>
-            <w:sz w:val="24"/>
-            <w:szCs w:val="24"/>
-          </w:rPr>
-          <w:fldChar w:fldCharType="end"/>
-        </w:r>
-      </w:p>
-    </w:sdtContent>
-  </w:sdt>
   <w:p>
     <w:pPr>
       <w:pStyle w:val="a5"/>
@@ -16867,75 +10711,6 @@
 
 <file path=word/footer2.xml><?xml version="1.0" encoding="utf-8"?>
 <w:ftr xmlns:wpc="http://schemas.microsoft.com/office/word/2010/wordprocessingCanvas" xmlns:cx="http://schemas.microsoft.com/office/drawing/2014/chartex" xmlns:cx1="http://schemas.microsoft.com/office/drawing/2015/9/8/chartex" xmlns:cx2="http://schemas.microsoft.com/office/drawing/2015/10/21/chartex" xmlns:cx3="http://schemas.microsoft.com/office/drawing/2016/5/9/chartex" xmlns:cx4="http://schemas.microsoft.com/office/drawing/2016/5/10/chartex" xmlns:cx5="http://schemas.microsoft.com/office/drawing/2016/5/11/chartex" xmlns:cx6="http://schemas.microsoft.com/office/drawing/2016/5/12/chartex" xmlns:cx7="http://schemas.microsoft.com/office/drawing/2016/5/13/chartex" xmlns:cx8="http://schemas.microsoft.com/office/drawing/2016/5/14/chartex" xmlns:mc="http://schemas.openxmlformats.org/markup-compatibility/2006" xmlns:aink="http://schemas.microsoft.com/office/drawing/2016/ink" xmlns:am3d="http://schemas.microsoft.com/office/drawing/2017/model3d" xmlns:o="urn:schemas-microsoft-com:office:office" xmlns:r="http://schemas.openxmlformats.org/officeDocument/2006/relationships" xmlns:m="http://schemas.openxmlformats.org/officeDocument/2006/math" xmlns:v="urn:schemas-microsoft-com:vml" xmlns:wp14="http://schemas.microsoft.com/office/word/2010/wordprocessingDrawing" xmlns:wp="http://schemas.openxmlformats.org/drawingml/2006/wordprocessingDrawing" xmlns:w10="urn:schemas-microsoft-com:office:word" xmlns:w="http://schemas.openxmlformats.org/wordprocessingml/2006/main" xmlns:w14="http://schemas.microsoft.com/office/word/2010/wordml" xmlns:w15="http://schemas.microsoft.com/office/word/2012/wordml" xmlns:w16cex="http://schemas.microsoft.com/office/word/2018/wordml/cex" xmlns:w16cid="http://schemas.microsoft.com/office/word/2016/wordml/cid" xmlns:w16="http://schemas.microsoft.com/office/word/2018/wordml" xmlns:w16sdtdh="http://schemas.microsoft.com/office/word/2020/wordml/sdtdatahash" xmlns:w16se="http://schemas.microsoft.com/office/word/2015/wordml/symex" xmlns:wpg="http://schemas.microsoft.com/office/word/2010/wordprocessingGroup" xmlns:wpi="http://schemas.microsoft.com/office/word/2010/wordprocessingInk" xmlns:wne="http://schemas.microsoft.com/office/word/2006/wordml" xmlns:wps="http://schemas.microsoft.com/office/word/2010/wordprocessingShape" mc:Ignorable="w14 w15 w16se w16cid w16 w16cex w16sdtdh wp14">
-  <w:sdt>
-    <w:sdtPr>
-      <w:rPr>
-        <w:rFonts w:ascii="Times New Roman" w:hAnsi="Times New Roman" w:cs="Times New Roman"/>
-        <w:sz w:val="24"/>
-        <w:szCs w:val="24"/>
-      </w:rPr>
-      <w:id w:val="10877954"/>
-      <w:docPartObj>
-        <w:docPartGallery w:val="Page Numbers (Bottom of Page)"/>
-        <w:docPartUnique/>
-      </w:docPartObj>
-    </w:sdtPr>
-    <w:sdtEndPr/>
-    <w:sdtContent>
-      <w:p>
-        <w:pPr>
-          <w:pStyle w:val="a5"/>
-          <w:jc w:val="right"/>
-          <w:rPr>
-            <w:rFonts w:ascii="Times New Roman" w:hAnsi="Times New Roman" w:cs="Times New Roman"/>
-            <w:sz w:val="24"/>
-            <w:szCs w:val="24"/>
-          </w:rPr>
-        </w:pPr>
-        <w:r>
-          <w:rPr>
-            <w:rFonts w:ascii="Times New Roman" w:hAnsi="Times New Roman" w:cs="Times New Roman"/>
-            <w:sz w:val="24"/>
-            <w:szCs w:val="24"/>
-          </w:rPr>
-          <w:fldChar w:fldCharType="begin"/>
-        </w:r>
-        <w:r>
-          <w:rPr>
-            <w:rFonts w:ascii="Times New Roman" w:hAnsi="Times New Roman" w:cs="Times New Roman"/>
-            <w:sz w:val="24"/>
-            <w:szCs w:val="24"/>
-          </w:rPr>
-          <w:instrText>PAGE   \* MERGEFORMAT</w:instrText>
-        </w:r>
-        <w:r>
-          <w:rPr>
-            <w:rFonts w:ascii="Times New Roman" w:hAnsi="Times New Roman" w:cs="Times New Roman"/>
-            <w:sz w:val="24"/>
-            <w:szCs w:val="24"/>
-          </w:rPr>
-          <w:fldChar w:fldCharType="separate"/>
-        </w:r>
-        <w:r>
-          <w:rPr>
-            <w:rFonts w:ascii="Times New Roman" w:hAnsi="Times New Roman" w:cs="Times New Roman"/>
-            <w:noProof/>
-            <w:sz w:val="24"/>
-            <w:szCs w:val="24"/>
-          </w:rPr>
-          <w:t>17</w:t>
-        </w:r>
-        <w:r>
-          <w:rPr>
-            <w:rFonts w:ascii="Times New Roman" w:hAnsi="Times New Roman" w:cs="Times New Roman"/>
-            <w:sz w:val="24"/>
-            <w:szCs w:val="24"/>
-          </w:rPr>
-          <w:fldChar w:fldCharType="end"/>
-        </w:r>
-      </w:p>
-    </w:sdtContent>
-  </w:sdt>
   <w:p>
     <w:pPr>
       <w:pStyle w:val="a5"/>
@@ -16945,26 +10720,6 @@
 </file>
 
 <file path=word/footer3.xml><?xml version="1.0" encoding="utf-8"?>
-<w:ftr xmlns:wpc="http://schemas.microsoft.com/office/word/2010/wordprocessingCanvas" xmlns:cx="http://schemas.microsoft.com/office/drawing/2014/chartex" xmlns:cx1="http://schemas.microsoft.com/office/drawing/2015/9/8/chartex" xmlns:cx2="http://schemas.microsoft.com/office/drawing/2015/10/21/chartex" xmlns:cx3="http://schemas.microsoft.com/office/drawing/2016/5/9/chartex" xmlns:cx4="http://schemas.microsoft.com/office/drawing/2016/5/10/chartex" xmlns:cx5="http://schemas.microsoft.com/office/drawing/2016/5/11/chartex" xmlns:cx6="http://schemas.microsoft.com/office/drawing/2016/5/12/chartex" xmlns:cx7="http://schemas.microsoft.com/office/drawing/2016/5/13/chartex" xmlns:cx8="http://schemas.microsoft.com/office/drawing/2016/5/14/chartex" xmlns:mc="http://schemas.openxmlformats.org/markup-compatibility/2006" xmlns:aink="http://schemas.microsoft.com/office/drawing/2016/ink" xmlns:am3d="http://schemas.microsoft.com/office/drawing/2017/model3d" xmlns:o="urn:schemas-microsoft-com:office:office" xmlns:r="http://schemas.openxmlformats.org/officeDocument/2006/relationships" xmlns:m="http://schemas.openxmlformats.org/officeDocument/2006/math" xmlns:v="urn:schemas-microsoft-com:vml" xmlns:wp14="http://schemas.microsoft.com/office/word/2010/wordprocessingDrawing" xmlns:wp="http://schemas.openxmlformats.org/drawingml/2006/wordprocessingDrawing" xmlns:w10="urn:schemas-microsoft-com:office:word" xmlns:w="http://schemas.openxmlformats.org/wordprocessingml/2006/main" xmlns:w14="http://schemas.microsoft.com/office/word/2010/wordml" xmlns:w15="http://schemas.microsoft.com/office/word/2012/wordml" xmlns:w16cex="http://schemas.microsoft.com/office/word/2018/wordml/cex" xmlns:w16cid="http://schemas.microsoft.com/office/word/2016/wordml/cid" xmlns:w16="http://schemas.microsoft.com/office/word/2018/wordml" xmlns:w16sdtdh="http://schemas.microsoft.com/office/word/2020/wordml/sdtdatahash" xmlns:w16se="http://schemas.microsoft.com/office/word/2015/wordml/symex" xmlns:wpg="http://schemas.microsoft.com/office/word/2010/wordprocessingGroup" xmlns:wpi="http://schemas.microsoft.com/office/word/2010/wordprocessingInk" xmlns:wne="http://schemas.microsoft.com/office/word/2006/wordml" xmlns:wps="http://schemas.microsoft.com/office/word/2010/wordprocessingShape" mc:Ignorable="w14 w15 w16se w16cid w16 w16cex w16sdtdh wp14">
-  <w:p>
-    <w:pPr>
-      <w:pStyle w:val="a5"/>
-    </w:pPr>
-  </w:p>
-</w:ftr>
-</file>
-
-<file path=word/footer4.xml><?xml version="1.0" encoding="utf-8"?>
-<w:ftr xmlns:wpc="http://schemas.microsoft.com/office/word/2010/wordprocessingCanvas" xmlns:cx="http://schemas.microsoft.com/office/drawing/2014/chartex" xmlns:cx1="http://schemas.microsoft.com/office/drawing/2015/9/8/chartex" xmlns:cx2="http://schemas.microsoft.com/office/drawing/2015/10/21/chartex" xmlns:cx3="http://schemas.microsoft.com/office/drawing/2016/5/9/chartex" xmlns:cx4="http://schemas.microsoft.com/office/drawing/2016/5/10/chartex" xmlns:cx5="http://schemas.microsoft.com/office/drawing/2016/5/11/chartex" xmlns:cx6="http://schemas.microsoft.com/office/drawing/2016/5/12/chartex" xmlns:cx7="http://schemas.microsoft.com/office/drawing/2016/5/13/chartex" xmlns:cx8="http://schemas.microsoft.com/office/drawing/2016/5/14/chartex" xmlns:mc="http://schemas.openxmlformats.org/markup-compatibility/2006" xmlns:aink="http://schemas.microsoft.com/office/drawing/2016/ink" xmlns:am3d="http://schemas.microsoft.com/office/drawing/2017/model3d" xmlns:o="urn:schemas-microsoft-com:office:office" xmlns:r="http://schemas.openxmlformats.org/officeDocument/2006/relationships" xmlns:m="http://schemas.openxmlformats.org/officeDocument/2006/math" xmlns:v="urn:schemas-microsoft-com:vml" xmlns:wp14="http://schemas.microsoft.com/office/word/2010/wordprocessingDrawing" xmlns:wp="http://schemas.openxmlformats.org/drawingml/2006/wordprocessingDrawing" xmlns:w10="urn:schemas-microsoft-com:office:word" xmlns:w="http://schemas.openxmlformats.org/wordprocessingml/2006/main" xmlns:w14="http://schemas.microsoft.com/office/word/2010/wordml" xmlns:w15="http://schemas.microsoft.com/office/word/2012/wordml" xmlns:w16cex="http://schemas.microsoft.com/office/word/2018/wordml/cex" xmlns:w16cid="http://schemas.microsoft.com/office/word/2016/wordml/cid" xmlns:w16="http://schemas.microsoft.com/office/word/2018/wordml" xmlns:w16sdtdh="http://schemas.microsoft.com/office/word/2020/wordml/sdtdatahash" xmlns:w16se="http://schemas.microsoft.com/office/word/2015/wordml/symex" xmlns:wpg="http://schemas.microsoft.com/office/word/2010/wordprocessingGroup" xmlns:wpi="http://schemas.microsoft.com/office/word/2010/wordprocessingInk" xmlns:wne="http://schemas.microsoft.com/office/word/2006/wordml" xmlns:wps="http://schemas.microsoft.com/office/word/2010/wordprocessingShape" mc:Ignorable="w14 w15 w16se w16cid w16 w16cex w16sdtdh wp14">
-  <w:p>
-    <w:pPr>
-      <w:pStyle w:val="a5"/>
-    </w:pPr>
-  </w:p>
-</w:ftr>
-</file>
-
-<file path=word/footer5.xml><?xml version="1.0" encoding="utf-8"?>
 <w:ftr xmlns:wpc="http://schemas.microsoft.com/office/word/2010/wordprocessingCanvas" xmlns:cx="http://schemas.microsoft.com/office/drawing/2014/chartex" xmlns:cx1="http://schemas.microsoft.com/office/drawing/2015/9/8/chartex" xmlns:cx2="http://schemas.microsoft.com/office/drawing/2015/10/21/chartex" xmlns:cx3="http://schemas.microsoft.com/office/drawing/2016/5/9/chartex" xmlns:cx4="http://schemas.microsoft.com/office/drawing/2016/5/10/chartex" xmlns:cx5="http://schemas.microsoft.com/office/drawing/2016/5/11/chartex" xmlns:cx6="http://schemas.microsoft.com/office/drawing/2016/5/12/chartex" xmlns:cx7="http://schemas.microsoft.com/office/drawing/2016/5/13/chartex" xmlns:cx8="http://schemas.microsoft.com/office/drawing/2016/5/14/chartex" xmlns:mc="http://schemas.openxmlformats.org/markup-compatibility/2006" xmlns:aink="http://schemas.microsoft.com/office/drawing/2016/ink" xmlns:am3d="http://schemas.microsoft.com/office/drawing/2017/model3d" xmlns:o="urn:schemas-microsoft-com:office:office" xmlns:r="http://schemas.openxmlformats.org/officeDocument/2006/relationships" xmlns:m="http://schemas.openxmlformats.org/officeDocument/2006/math" xmlns:v="urn:schemas-microsoft-com:vml" xmlns:wp14="http://schemas.microsoft.com/office/word/2010/wordprocessingDrawing" xmlns:wp="http://schemas.openxmlformats.org/drawingml/2006/wordprocessingDrawing" xmlns:w10="urn:schemas-microsoft-com:office:word" xmlns:w="http://schemas.openxmlformats.org/wordprocessingml/2006/main" xmlns:w14="http://schemas.microsoft.com/office/word/2010/wordml" xmlns:w15="http://schemas.microsoft.com/office/word/2012/wordml" xmlns:w16cex="http://schemas.microsoft.com/office/word/2018/wordml/cex" xmlns:w16cid="http://schemas.microsoft.com/office/word/2016/wordml/cid" xmlns:w16="http://schemas.microsoft.com/office/word/2018/wordml" xmlns:w16sdtdh="http://schemas.microsoft.com/office/word/2020/wordml/sdtdatahash" xmlns:w16se="http://schemas.microsoft.com/office/word/2015/wordml/symex" xmlns:wpg="http://schemas.microsoft.com/office/word/2010/wordprocessingGroup" xmlns:wpi="http://schemas.microsoft.com/office/word/2010/wordprocessingInk" xmlns:wne="http://schemas.microsoft.com/office/word/2006/wordml" xmlns:wps="http://schemas.microsoft.com/office/word/2010/wordprocessingShape" mc:Ignorable="w14 w15 w16se w16cid w16 w16cex w16sdtdh wp14">
   <w:p>
     <w:pPr>
@@ -20160,14 +13915,6 @@
 </w:numbering>
 </file>
 
-<file path=word/people.xml><?xml version="1.0" encoding="utf-8"?>
-<w15:people xmlns:wpc="http://schemas.microsoft.com/office/word/2010/wordprocessingCanvas" xmlns:cx="http://schemas.microsoft.com/office/drawing/2014/chartex" xmlns:cx1="http://schemas.microsoft.com/office/drawing/2015/9/8/chartex" xmlns:cx2="http://schemas.microsoft.com/office/drawing/2015/10/21/chartex" xmlns:cx3="http://schemas.microsoft.com/office/drawing/2016/5/9/chartex" xmlns:cx4="http://schemas.microsoft.com/office/drawing/2016/5/10/chartex" xmlns:cx5="http://schemas.microsoft.com/office/drawing/2016/5/11/chartex" xmlns:cx6="http://schemas.microsoft.com/office/drawing/2016/5/12/chartex" xmlns:cx7="http://schemas.microsoft.com/office/drawing/2016/5/13/chartex" xmlns:cx8="http://schemas.microsoft.com/office/drawing/2016/5/14/chartex" xmlns:mc="http://schemas.openxmlformats.org/markup-compatibility/2006" xmlns:aink="http://schemas.microsoft.com/office/drawing/2016/ink" xmlns:am3d="http://schemas.microsoft.com/office/drawing/2017/model3d" xmlns:o="urn:schemas-microsoft-com:office:office" xmlns:r="http://schemas.openxmlformats.org/officeDocument/2006/relationships" xmlns:m="http://schemas.openxmlformats.org/officeDocument/2006/math" xmlns:v="urn:schemas-microsoft-com:vml" xmlns:wp14="http://schemas.microsoft.com/office/word/2010/wordprocessingDrawing" xmlns:wp="http://schemas.openxmlformats.org/drawingml/2006/wordprocessingDrawing" xmlns:w10="urn:schemas-microsoft-com:office:word" xmlns:w="http://schemas.openxmlformats.org/wordprocessingml/2006/main" xmlns:w14="http://schemas.microsoft.com/office/word/2010/wordml" xmlns:w15="http://schemas.microsoft.com/office/word/2012/wordml" xmlns:w16cex="http://schemas.microsoft.com/office/word/2018/wordml/cex" xmlns:w16cid="http://schemas.microsoft.com/office/word/2016/wordml/cid" xmlns:w16="http://schemas.microsoft.com/office/word/2018/wordml" xmlns:w16sdtdh="http://schemas.microsoft.com/office/word/2020/wordml/sdtdatahash" xmlns:w16se="http://schemas.microsoft.com/office/word/2015/wordml/symex" xmlns:wpg="http://schemas.microsoft.com/office/word/2010/wordprocessingGroup" xmlns:wpi="http://schemas.microsoft.com/office/word/2010/wordprocessingInk" xmlns:wne="http://schemas.microsoft.com/office/word/2006/wordml" xmlns:wps="http://schemas.microsoft.com/office/word/2010/wordprocessingShape" mc:Ignorable="w14 w15 w16se w16cid w16 w16cex w16sdtdh wp14">
-  <w15:person w15:author="Станислав Д Гулик">
-    <w15:presenceInfo w15:providerId="None" w15:userId="Станислав Д Гулик"/>
-  </w15:person>
-</w15:people>
-</file>
-
 <file path=word/styles.xml><?xml version="1.0" encoding="utf-8"?>
 <w:styles xmlns:mc="http://schemas.openxmlformats.org/markup-compatibility/2006" xmlns:r="http://schemas.openxmlformats.org/officeDocument/2006/relationships" xmlns:w="http://schemas.openxmlformats.org/wordprocessingml/2006/main" xmlns:w14="http://schemas.microsoft.com/office/word/2010/wordml" xmlns:w15="http://schemas.microsoft.com/office/word/2012/wordml" xmlns:w16cex="http://schemas.microsoft.com/office/word/2018/wordml/cex" xmlns:w16cid="http://schemas.microsoft.com/office/word/2016/wordml/cid" xmlns:w16="http://schemas.microsoft.com/office/word/2018/wordml" xmlns:w16sdtdh="http://schemas.microsoft.com/office/word/2020/wordml/sdtdatahash" xmlns:w16se="http://schemas.microsoft.com/office/word/2015/wordml/symex" mc:Ignorable="w14 w15 w16se w16cid w16 w16cex w16sdtdh">
   <w:docDefaults>
@@ -20291,6 +14038,7 @@
     <w:lsdException w:name="HTML Sample" w:semiHidden="1" w:unhideWhenUsed="1"/>
     <w:lsdException w:name="HTML Typewriter" w:semiHidden="1" w:unhideWhenUsed="1"/>
     <w:lsdException w:name="HTML Variable" w:semiHidden="1" w:unhideWhenUsed="1"/>
+    <w:lsdException w:name="Normal Table" w:semiHidden="1" w:unhideWhenUsed="1"/>
     <w:lsdException w:name="annotation subject" w:semiHidden="1" w:unhideWhenUsed="1"/>
     <w:lsdException w:name="No List" w:semiHidden="1" w:unhideWhenUsed="1"/>
     <w:lsdException w:name="Outline List 1" w:semiHidden="1" w:unhideWhenUsed="1"/>
@@ -20333,8 +14081,11 @@
     <w:lsdException w:name="Table Contemporary" w:semiHidden="1" w:unhideWhenUsed="1"/>
     <w:lsdException w:name="Table Elegant" w:semiHidden="1" w:unhideWhenUsed="1"/>
     <w:lsdException w:name="Table Professional" w:semiHidden="1" w:unhideWhenUsed="1"/>
+    <w:lsdException w:name="Table Subtle 1" w:semiHidden="1" w:unhideWhenUsed="1"/>
     <w:lsdException w:name="Table Subtle 2" w:semiHidden="1" w:unhideWhenUsed="1"/>
     <w:lsdException w:name="Table Web 1" w:semiHidden="1" w:unhideWhenUsed="1"/>
+    <w:lsdException w:name="Table Web 2" w:semiHidden="1" w:unhideWhenUsed="1"/>
+    <w:lsdException w:name="Table Web 3" w:semiHidden="1" w:unhideWhenUsed="1"/>
     <w:lsdException w:name="Balloon Text" w:semiHidden="1" w:unhideWhenUsed="1"/>
     <w:lsdException w:name="Table Grid" w:uiPriority="39"/>
     <w:lsdException w:name="Table Theme" w:semiHidden="1" w:unhideWhenUsed="1"/>
